--- a/frontend/templates/template_purna.docx
+++ b/frontend/templates/template_purna.docx
@@ -101,7 +101,7 @@
           <w:szCs w:val="20"/>
           <w:lang w:val="en-US"/>
         </w:rPr>
-        <w:t>{{ tgl_call_memo }}</w:t>
+        <w:t>{{tgl_call_memo}}</w:t>
       </w:r>
     </w:p>
     <w:p>
@@ -161,7 +161,7 @@
           <w:szCs w:val="20"/>
           <w:lang w:val="en-US"/>
         </w:rPr>
-        <w:t>{{ nama_pemohon }}</w:t>
+        <w:t>{{nama_pemohon}}</w:t>
       </w:r>
       <w:r>
         <w:rPr>
@@ -244,7 +244,7 @@
           <w:szCs w:val="20"/>
           <w:lang w:val="en-US"/>
         </w:rPr>
-        <w:t>{{ no_telepon }}</w:t>
+        <w:t>{{no_telepon}}</w:t>
       </w:r>
       <w:r>
         <w:rPr>
@@ -361,16 +361,16 @@
           <w:szCs w:val="20"/>
           <w:lang w:val="en-US"/>
         </w:rPr>
-        <w:t>{{ alamat_ktp }}</w:t>
-      </w:r>
-      <w:r>
-        <w:rPr>
-          <w:rFonts w:hint="default" w:ascii="Kalinga" w:hAnsi="Kalinga"/>
-          <w:color w:val="auto"/>
-          <w:sz w:val="20"/>
-          <w:szCs w:val="20"/>
-        </w:rPr>
-        <w:t>.</w:t>
+        <w:t>{{alamat_ktp}}</w:t>
+      </w:r>
+      <w:r>
+        <w:rPr>
+          <w:rFonts w:hint="default" w:ascii="Kalinga" w:hAnsi="Kalinga"/>
+          <w:color w:val="auto"/>
+          <w:sz w:val="20"/>
+          <w:szCs w:val="20"/>
+        </w:rPr>
+        <w:t>.{{#domisili_berbeda}}</w:t>
       </w:r>
     </w:p>
     <w:p>
@@ -397,17 +397,17 @@
           <w:sz w:val="20"/>
           <w:szCs w:val="20"/>
         </w:rPr>
-        <w:t>Alamat Domisili di {{ alamat_domisili }}</w:t>
-      </w:r>
-      <w:r>
-        <w:rPr>
-          <w:rFonts w:hint="default" w:ascii="Kalinga" w:hAnsi="Kalinga"/>
-          <w:color w:val="auto"/>
-          <w:sz w:val="20"/>
-          <w:szCs w:val="20"/>
-          <w:lang w:val="en-US"/>
-        </w:rPr>
-        <w:t>.</w:t>
+        <w:t>Alamat Domisili di {{alamat_domisili}}</w:t>
+      </w:r>
+      <w:r>
+        <w:rPr>
+          <w:rFonts w:hint="default" w:ascii="Kalinga" w:hAnsi="Kalinga"/>
+          <w:color w:val="auto"/>
+          <w:sz w:val="20"/>
+          <w:szCs w:val="20"/>
+          <w:lang w:val="en-US"/>
+        </w:rPr>
+        <w:t>.{{/domisili_berbeda}}</w:t>
       </w:r>
     </w:p>
     <w:p>
@@ -434,7 +434,7 @@
           <w:sz w:val="20"/>
           <w:szCs w:val="20"/>
         </w:rPr>
-        <w:t>Status Rumah saat ini adalah {{ status_rumah }} dengan lama tinggal ± {{ lama_tinggal }}.</w:t>
+        <w:t>Status Rumah saat ini adalah {{status_rumah}} dengan lama tinggal ± {{lama_tinggal}}.</w:t>
       </w:r>
     </w:p>
     <w:p>
@@ -480,17 +480,17 @@
           <w:sz w:val="20"/>
           <w:szCs w:val="20"/>
         </w:rPr>
-        <w:t xml:space="preserve">±  Tahun ({{ tgl_lahir }}) Cfm. KTP Nomor {{ no_ktp }} tanggal </w:t>
-      </w:r>
-      <w:r>
-        <w:rPr>
-          <w:rFonts w:hint="default" w:ascii="Kalinga" w:hAnsi="Kalinga"/>
-          <w:color w:val="auto"/>
-          <w:sz w:val="20"/>
-          <w:szCs w:val="20"/>
-          <w:lang w:val="en-US"/>
-        </w:rPr>
-        <w:t>.</w:t>
+        <w:t>± {{usia_pemohon}} Tahun ({{tgl_lahir}}) Cfm. KTP Nomor {{no_ktp}} tanggal</w:t>
+      </w:r>
+      <w:r>
+        <w:rPr>
+          <w:rFonts w:hint="default" w:ascii="Kalinga" w:hAnsi="Kalinga"/>
+          <w:color w:val="auto"/>
+          <w:sz w:val="20"/>
+          <w:szCs w:val="20"/>
+          <w:lang w:val="en-US"/>
+        </w:rPr>
+        <w:t xml:space="preserve"> {{tgl_terbit_ktp}}.</w:t>
       </w:r>
     </w:p>
     <w:p>
@@ -518,7 +518,7 @@
           <w:sz w:val="20"/>
           <w:szCs w:val="20"/>
         </w:rPr>
-        <w:t>Status Pemohon {{ status_perkawinan }} Cfm. Kutipan Akta Menikah terlampir</w:t>
+        <w:t>Status Pemohon {{status_perkawinan}}</w:t>
       </w:r>
       <w:r>
         <w:rPr>
@@ -529,6 +529,148 @@
           <w:lang w:val="en-US"/>
         </w:rPr>
         <w:t>.</w:t>
+      </w:r>
+      <w:r>
+        <w:rPr>
+          <w:rFonts w:hint="default" w:ascii="Kalinga" w:hAnsi="Kalinga"/>
+          <w:color w:val="auto"/>
+          <w:sz w:val="20"/>
+          <w:szCs w:val="20"/>
+        </w:rPr>
+        <w:t>{{#is_menikah}}</w:t>
+      </w:r>
+      <w:r>
+        <w:rPr>
+          <w:rFonts w:hint="default" w:ascii="Kalinga" w:hAnsi="Kalinga"/>
+          <w:color w:val="auto"/>
+          <w:sz w:val="20"/>
+          <w:szCs w:val="20"/>
+          <w:lang w:val="en-US"/>
+        </w:rPr>
+        <w:t xml:space="preserve"> </w:t>
+      </w:r>
+      <w:r>
+        <w:rPr>
+          <w:rFonts w:hint="default" w:ascii="Kalinga" w:hAnsi="Kalinga"/>
+          <w:color w:val="auto"/>
+          <w:sz w:val="20"/>
+          <w:szCs w:val="20"/>
+        </w:rPr>
+        <w:t>Cfm. Kutipan Akta Menikah terlampir.{{/is_menikah}}{{#is_belum_menikah}}</w:t>
+      </w:r>
+      <w:r>
+        <w:rPr>
+          <w:rFonts w:hint="default" w:ascii="Kalinga" w:hAnsi="Kalinga"/>
+          <w:color w:val="auto"/>
+          <w:sz w:val="20"/>
+          <w:szCs w:val="20"/>
+          <w:lang w:val="en-US"/>
+        </w:rPr>
+        <w:t xml:space="preserve"> </w:t>
+      </w:r>
+      <w:r>
+        <w:rPr>
+          <w:rFonts w:hint="default" w:ascii="Kalinga" w:hAnsi="Kalinga"/>
+          <w:color w:val="auto"/>
+          <w:sz w:val="20"/>
+          <w:szCs w:val="20"/>
+        </w:rPr>
+        <w:t>Cfm. Surat Keterangan Belum Menikah terlampir</w:t>
+      </w:r>
+      <w:r>
+        <w:rPr>
+          <w:rFonts w:hint="default" w:ascii="Kalinga" w:hAnsi="Kalinga"/>
+          <w:color w:val="auto"/>
+          <w:sz w:val="20"/>
+          <w:szCs w:val="20"/>
+          <w:lang w:val="en-US"/>
+        </w:rPr>
+        <w:t>.</w:t>
+      </w:r>
+      <w:r>
+        <w:rPr>
+          <w:rFonts w:hint="default" w:ascii="Kalinga" w:hAnsi="Kalinga"/>
+          <w:color w:val="auto"/>
+          <w:sz w:val="20"/>
+          <w:szCs w:val="20"/>
+        </w:rPr>
+        <w:t>{{/is_belum_menikah}}{{#is_cerai_hidup}}</w:t>
+      </w:r>
+      <w:r>
+        <w:rPr>
+          <w:rFonts w:hint="default" w:ascii="Kalinga" w:hAnsi="Kalinga"/>
+          <w:color w:val="auto"/>
+          <w:sz w:val="20"/>
+          <w:szCs w:val="20"/>
+          <w:lang w:val="en-US"/>
+        </w:rPr>
+        <w:t xml:space="preserve"> </w:t>
+      </w:r>
+      <w:r>
+        <w:rPr>
+          <w:rFonts w:hint="default" w:ascii="Kalinga" w:hAnsi="Kalinga"/>
+          <w:color w:val="auto"/>
+          <w:sz w:val="20"/>
+          <w:szCs w:val="20"/>
+        </w:rPr>
+        <w:t>Cfm. Kutipan Akta Cerai terlampir</w:t>
+      </w:r>
+      <w:r>
+        <w:rPr>
+          <w:rFonts w:hint="default" w:ascii="Kalinga" w:hAnsi="Kalinga"/>
+          <w:color w:val="auto"/>
+          <w:sz w:val="20"/>
+          <w:szCs w:val="20"/>
+          <w:lang w:val="en-US"/>
+        </w:rPr>
+        <w:t>.</w:t>
+      </w:r>
+      <w:r>
+        <w:rPr>
+          <w:rFonts w:hint="default" w:ascii="Kalinga" w:hAnsi="Kalinga"/>
+          <w:color w:val="auto"/>
+          <w:sz w:val="20"/>
+          <w:szCs w:val="20"/>
+        </w:rPr>
+        <w:t>{{/is_cerai_hidup}}{{#is_cerai_mati}}</w:t>
+      </w:r>
+      <w:r>
+        <w:rPr>
+          <w:rFonts w:hint="default" w:ascii="Kalinga" w:hAnsi="Kalinga"/>
+          <w:color w:val="auto"/>
+          <w:sz w:val="20"/>
+          <w:szCs w:val="20"/>
+          <w:lang w:val="en-US"/>
+        </w:rPr>
+        <w:t xml:space="preserve"> </w:t>
+      </w:r>
+      <w:r>
+        <w:rPr>
+          <w:rFonts w:hint="default" w:ascii="Kalinga" w:hAnsi="Kalinga"/>
+          <w:color w:val="auto"/>
+          <w:sz w:val="20"/>
+          <w:szCs w:val="20"/>
+        </w:rPr>
+        <w:t>Cfm. Akta Kematian Pasangan terlampir</w:t>
+      </w:r>
+      <w:r>
+        <w:rPr>
+          <w:rFonts w:hint="default" w:ascii="Kalinga" w:hAnsi="Kalinga"/>
+          <w:color w:val="auto"/>
+          <w:sz w:val="20"/>
+          <w:szCs w:val="20"/>
+          <w:lang w:val="en-US"/>
+        </w:rPr>
+        <w:t>.</w:t>
+      </w:r>
+      <w:r>
+        <w:rPr>
+          <w:rFonts w:hint="default" w:ascii="Kalinga" w:hAnsi="Kalinga"/>
+          <w:color w:val="auto"/>
+          <w:sz w:val="20"/>
+          <w:szCs w:val="20"/>
+        </w:rPr>
+        <w:t>{{/is_cerai_mati}}</w:t>
       </w:r>
     </w:p>
     <w:p>
@@ -565,6 +707,25 @@
           <w:szCs w:val="20"/>
           <w:lang w:val="en-US"/>
         </w:rPr>
+        <w:t xml:space="preserve"> Pensiunan {{pensiunan}} di {{instansi}}. </w:t>
+      </w:r>
+      <w:r>
+        <w:rPr>
+          <w:rFonts w:hint="default" w:ascii="Kalinga" w:hAnsi="Kalinga"/>
+          <w:color w:val="auto"/>
+          <w:sz w:val="20"/>
+          <w:szCs w:val="20"/>
+        </w:rPr>
+        <w:t>Cfm</w:t>
+      </w:r>
+      <w:r>
+        <w:rPr>
+          <w:rFonts w:hint="default" w:ascii="Kalinga" w:hAnsi="Kalinga"/>
+          <w:color w:val="auto"/>
+          <w:sz w:val="20"/>
+          <w:szCs w:val="20"/>
+          <w:lang w:val="en-US"/>
+        </w:rPr>
         <w:t xml:space="preserve"> </w:t>
       </w:r>
       <w:r>
@@ -574,26 +735,7 @@
           <w:sz w:val="20"/>
           <w:szCs w:val="20"/>
         </w:rPr>
-        <w:t xml:space="preserve"> Cfm</w:t>
-      </w:r>
-      <w:r>
-        <w:rPr>
-          <w:rFonts w:hint="default" w:ascii="Kalinga" w:hAnsi="Kalinga"/>
-          <w:color w:val="auto"/>
-          <w:sz w:val="20"/>
-          <w:szCs w:val="20"/>
-          <w:lang w:val="en-US"/>
-        </w:rPr>
-        <w:t xml:space="preserve"> </w:t>
-      </w:r>
-      <w:r>
-        <w:rPr>
-          <w:rFonts w:hint="default" w:ascii="Kalinga" w:hAnsi="Kalinga"/>
-          <w:color w:val="auto"/>
-          <w:sz w:val="20"/>
-          <w:szCs w:val="20"/>
-        </w:rPr>
-        <w:t>{{ no_sk_pensiun }} tanggal {{ tgl_sk_pensiun }}.</w:t>
+        <w:t>{{no_sk_pensiun}} tanggal {{tgl_sk_pensiun}}.</w:t>
       </w:r>
     </w:p>
     <w:p>
@@ -677,7 +819,7 @@
           <w:sz w:val="20"/>
           <w:szCs w:val="20"/>
         </w:rPr>
-        <w:t xml:space="preserve"> sebesar Rp. {{ plafon }} Jangka Waktu {{ tenor }} Bulan.</w:t>
+        <w:t>sebesar Rp. {{plafon}} Jangka Waktu {{tenor}} Bulan.</w:t>
       </w:r>
     </w:p>
     <w:p>
@@ -705,7 +847,7 @@
           <w:sz w:val="20"/>
           <w:szCs w:val="20"/>
         </w:rPr>
-        <w:t>Tujuan Penggunaan Kredit untuk {{ tujuan_kredit }}</w:t>
+        <w:t>Tujuan Penggunaan Kredit untuk {{tujuan_kredit}}</w:t>
       </w:r>
     </w:p>
     <w:p>
@@ -747,7 +889,7 @@
           <w:sz w:val="20"/>
           <w:szCs w:val="20"/>
         </w:rPr>
-        <w:t>Cfm. Info SLIK Ideb posisi terakhir Tanggal {{ tgl_slik }} Pemohon memiliki Fasilitas Kredit sebagai berikut :</w:t>
+        <w:t>Cfm. Info SLIK Ideb posisi terakhir Tanggal {{tgl_slik}} Pemohon memiliki Fasilitas Kredit sebagai berikut :{{#slik_nihil}}</w:t>
       </w:r>
     </w:p>
     <w:p>
@@ -774,7 +916,7 @@
           <w:sz w:val="20"/>
           <w:szCs w:val="20"/>
         </w:rPr>
-        <w:t>{{ fasilitas_nihil }}</w:t>
+        <w:t>{{fasilitas_nihil}}{{/slik_nihil}}{{#slik_ada_fasilitas}}</w:t>
       </w:r>
     </w:p>
     <w:p>
@@ -807,38 +949,43 @@
           <w:sz w:val="20"/>
           <w:szCs w:val="20"/>
         </w:rPr>
-        <w:t>Fasilitas Kredit {{ slik_bank_1_jenis }} di {{ slik_bank_1_nama }} maks Rp. {{ slik_bank_1_maks }} outs Rp. {{ slik_bank_1_outs }} Coll {{ slik_bank_1_coll }}</w:t>
-      </w:r>
-      <w:r>
-        <w:rPr>
-          <w:rFonts w:hint="default" w:ascii="Kalinga" w:hAnsi="Kalinga"/>
-          <w:color w:val="auto"/>
-          <w:sz w:val="20"/>
-          <w:szCs w:val="20"/>
-          <w:lang w:val="en-US"/>
-        </w:rPr>
-        <w:t>. {{ slik_bank_1_takeover }}</w:t>
-      </w:r>
-    </w:p>
-    <w:p>
-      <w:pPr>
-        <w:numPr>
-          <w:ilvl w:val="0"/>
-          <w:numId w:val="0"/>
-        </w:numPr>
+        <w:t>Fasilitas Kredit {{slik_bank_1_jenis}} di {{slik_bank_1_nama}} maks Rp. {{slik_bank_1_maks}} outs Rp. {{slik_bank_1_outs}} Coll {{slik_bank_1_coll}}</w:t>
+      </w:r>
+      <w:r>
+        <w:rPr>
+          <w:rFonts w:hint="default" w:ascii="Kalinga" w:hAnsi="Kalinga"/>
+          <w:color w:val="auto"/>
+          <w:sz w:val="20"/>
+          <w:szCs w:val="20"/>
+          <w:lang w:val="en-US"/>
+        </w:rPr>
+        <w:t>.</w:t>
+      </w:r>
+      <w:bookmarkStart w:id="17" w:name="_GoBack"/>
+      <w:bookmarkEnd w:id="17"/>
+      <w:r>
+        <w:rPr>
+          <w:rFonts w:hint="default" w:ascii="Kalinga" w:hAnsi="Kalinga"/>
+          <w:color w:val="auto"/>
+          <w:sz w:val="20"/>
+          <w:szCs w:val="20"/>
+          <w:lang w:val="en-US"/>
+        </w:rPr>
+        <w:t>{{/slik_ada_fasilitas}}</w:t>
+      </w:r>
+    </w:p>
+    <w:p>
+      <w:pPr>
         <w:spacing w:after="0" w:line="240" w:lineRule="auto"/>
-        <w:ind w:leftChars="90"/>
-        <w:jc w:val="both"/>
-        <w:rPr>
-          <w:rFonts w:hint="default" w:ascii="Kalinga" w:hAnsi="Kalinga" w:cs="Kalinga"/>
-          <w:b w:val="0"/>
-          <w:bCs w:val="0"/>
-          <w:i/>
-          <w:iCs/>
-          <w:color w:val="auto"/>
-          <w:sz w:val="20"/>
-          <w:szCs w:val="20"/>
-          <w:lang w:val="en-US"/>
+        <w:ind w:left="440"/>
+        <w:jc w:val="both"/>
+        <w:rPr>
+          <w:rFonts w:ascii="Kalinga" w:hAnsi="Kalinga" w:cs="Kalinga"/>
+          <w:b/>
+          <w:bCs/>
+          <w:color w:val="auto"/>
+          <w:sz w:val="20"/>
+          <w:szCs w:val="20"/>
         </w:rPr>
       </w:pPr>
       <w:r>
@@ -854,23 +1001,8 @@
           <w:u w:val="single"/>
           <w:lang w:val="en-US"/>
         </w:rPr>
-        <w:t>Mitigasi Risiko Cfm. Surat No. DNS/5.4/5645 Tanggal 09 Juli 2025 Perihal Penyampaian Program Relaksasi SLIK untuk Pemrosesan BNI Fleksi Pensiun Semester II Tahun 2025.</w:t>
-      </w:r>
-    </w:p>
-    <w:p>
-      <w:pPr>
-        <w:spacing w:after="0" w:line="240" w:lineRule="auto"/>
-        <w:ind w:left="440"/>
-        <w:jc w:val="both"/>
-        <w:rPr>
-          <w:rFonts w:ascii="Kalinga" w:hAnsi="Kalinga" w:cs="Kalinga"/>
-          <w:b/>
-          <w:bCs/>
-          <w:color w:val="auto"/>
-          <w:sz w:val="20"/>
-          <w:szCs w:val="20"/>
-        </w:rPr>
-      </w:pPr>
+        <w:t>{{slik_mitigasi_risiko}}</w:t>
+      </w:r>
     </w:p>
     <w:p>
       <w:pPr>
@@ -942,17 +1074,17 @@
           <w:sz w:val="20"/>
           <w:szCs w:val="20"/>
         </w:rPr>
-        <w:t xml:space="preserve">Penghasilan Pemohon Cfm. Rekening Koran Gaji Bank {{ payroll_bank }} nomor {{ payroll_no_rek }} atas nama </w:t>
-      </w:r>
-      <w:r>
-        <w:rPr>
-          <w:rFonts w:hint="default" w:ascii="Kalinga" w:hAnsi="Kalinga"/>
-          <w:color w:val="auto"/>
-          <w:sz w:val="20"/>
-          <w:szCs w:val="20"/>
-          <w:lang w:val="en-US"/>
-        </w:rPr>
-        <w:t>{{ nama_pemohon }}</w:t>
+        <w:t xml:space="preserve">Penghasilan Pemohon Cfm. Rekening Koran Gaji Bank {{payroll_bank}} nomor {{payroll_no_rek}} atas nama </w:t>
+      </w:r>
+      <w:r>
+        <w:rPr>
+          <w:rFonts w:hint="default" w:ascii="Kalinga" w:hAnsi="Kalinga"/>
+          <w:color w:val="auto"/>
+          <w:sz w:val="20"/>
+          <w:szCs w:val="20"/>
+          <w:lang w:val="en-US"/>
+        </w:rPr>
+        <w:t>{{nama_pemohon}}</w:t>
       </w:r>
       <w:r>
         <w:rPr>
@@ -989,7 +1121,7 @@
           <w:sz w:val="20"/>
           <w:szCs w:val="20"/>
         </w:rPr>
-        <w:t xml:space="preserve">Gaji Pensiun Bulan {{ pensiun_bulan_1_nama }} </w:t>
+        <w:t xml:space="preserve">Gaji Pensiun Bulan {{pensiun_bulan_1_nama}} </w:t>
       </w:r>
       <w:r>
         <w:rPr>
@@ -1026,7 +1158,7 @@
           <w:sz w:val="20"/>
           <w:szCs w:val="20"/>
         </w:rPr>
-        <w:t>Rp. {{ pensiun_bulan_1 }},-</w:t>
+        <w:t>Rp. {{pensiun_bulan_1}},-</w:t>
       </w:r>
     </w:p>
     <w:p>
@@ -1053,7 +1185,7 @@
           <w:sz w:val="20"/>
           <w:szCs w:val="20"/>
         </w:rPr>
-        <w:t>Gaji Pensiun Bulan {{ pensiun_bulan_</w:t>
+        <w:t>Gaji Pensiun Bulan {{pensiun_bulan_</w:t>
       </w:r>
       <w:r>
         <w:rPr>
@@ -1072,7 +1204,7 @@
           <w:sz w:val="20"/>
           <w:szCs w:val="20"/>
         </w:rPr>
-        <w:t xml:space="preserve">_nama }} </w:t>
+        <w:t xml:space="preserve">_nama}} </w:t>
       </w:r>
       <w:r>
         <w:rPr>
@@ -1109,7 +1241,7 @@
           <w:sz w:val="20"/>
           <w:szCs w:val="20"/>
         </w:rPr>
-        <w:t>Rp. {{ pensiun_bulan_</w:t>
+        <w:t>Rp. {{pensiun_bulan_</w:t>
       </w:r>
       <w:r>
         <w:rPr>
@@ -1128,7 +1260,7 @@
           <w:sz w:val="20"/>
           <w:szCs w:val="20"/>
         </w:rPr>
-        <w:t xml:space="preserve"> }},-</w:t>
+        <w:t>}},-</w:t>
       </w:r>
     </w:p>
     <w:p>
@@ -1157,7 +1289,7 @@
           <w:sz w:val="20"/>
           <w:szCs w:val="20"/>
         </w:rPr>
-        <w:t>Gaji Pensiun Bulan {{ pensiun_bulan_</w:t>
+        <w:t>Gaji Pensiun Bulan {{pensiun_bulan_</w:t>
       </w:r>
       <w:r>
         <w:rPr>
@@ -1176,7 +1308,7 @@
           <w:sz w:val="20"/>
           <w:szCs w:val="20"/>
         </w:rPr>
-        <w:t xml:space="preserve">_nama }} </w:t>
+        <w:t xml:space="preserve">_nama}} </w:t>
       </w:r>
       <w:r>
         <w:rPr>
@@ -1213,7 +1345,7 @@
           <w:sz w:val="20"/>
           <w:szCs w:val="20"/>
         </w:rPr>
-        <w:t>Rp. {{ pensiun_bulan_</w:t>
+        <w:t>Rp. {{pensiun_bulan_</w:t>
       </w:r>
       <w:r>
         <w:rPr>
@@ -1232,7 +1364,7 @@
           <w:sz w:val="20"/>
           <w:szCs w:val="20"/>
         </w:rPr>
-        <w:t xml:space="preserve"> }},-</w:t>
+        <w:t>}},-</w:t>
       </w:r>
     </w:p>
     <w:p>
@@ -1334,7 +1466,7 @@
           <w:szCs w:val="20"/>
           <w:lang w:val="en-US"/>
         </w:rPr>
-        <w:t>{{ tgl_call_memo }}</w:t>
+        <w:t>{{tgl_call_memo}}</w:t>
       </w:r>
     </w:p>
     <w:p>
@@ -1382,7 +1514,7 @@
           <w:sz w:val="20"/>
           <w:szCs w:val="20"/>
         </w:rPr>
-        <w:t>: {{ nama_kerabat }} ({{ hubungan_kerabat }})</w:t>
+        <w:t>: {{nama_kerabat}} ({{hubungan_kerabat}})</w:t>
       </w:r>
     </w:p>
     <w:p>
@@ -1442,7 +1574,7 @@
           <w:sz w:val="20"/>
           <w:szCs w:val="20"/>
         </w:rPr>
-        <w:t>: Wawancara via Telepon ({{ no_telepon_kerabat }}</w:t>
+        <w:t>: Wawancara via Telepon ({{no_telepon_kerabat}}</w:t>
       </w:r>
       <w:r>
         <w:rPr>
@@ -1618,7 +1750,7 @@
           <w:sz w:val="20"/>
           <w:szCs w:val="20"/>
         </w:rPr>
-        <w:t xml:space="preserve"> di {{ instansi }}</w:t>
+        <w:t xml:space="preserve"> di {{instansi}}</w:t>
       </w:r>
       <w:r>
         <w:rPr>
@@ -1664,7 +1796,7 @@
           <w:sz w:val="20"/>
           <w:szCs w:val="20"/>
         </w:rPr>
-        <w:t>enurut Ybs. rumah yang di tempati Pemohon saat ini adalah rumah {{ status_rumah }}.</w:t>
+        <w:t>enurut Ybs. rumah yang di tempati Pemohon saat ini adalah rumah {{status_rumah}}.</w:t>
       </w:r>
     </w:p>
     <w:p>
@@ -1840,17 +1972,17 @@
           <w:sz w:val="20"/>
           <w:szCs w:val="20"/>
         </w:rPr>
-        <w:t xml:space="preserve"> {{ payroll_bank }} nomor {{ payroll_no_rek }} atas nama </w:t>
-      </w:r>
-      <w:r>
-        <w:rPr>
-          <w:rFonts w:hint="default" w:ascii="Kalinga" w:hAnsi="Kalinga"/>
-          <w:color w:val="auto"/>
-          <w:sz w:val="20"/>
-          <w:szCs w:val="20"/>
-          <w:lang w:val="en-US"/>
-        </w:rPr>
-        <w:t>{{ nama_pemohon }}</w:t>
+        <w:t xml:space="preserve"> {{payroll_bank}} nomor {{payroll_no_rek}} atas nama </w:t>
+      </w:r>
+      <w:r>
+        <w:rPr>
+          <w:rFonts w:hint="default" w:ascii="Kalinga" w:hAnsi="Kalinga"/>
+          <w:color w:val="auto"/>
+          <w:sz w:val="20"/>
+          <w:szCs w:val="20"/>
+          <w:lang w:val="en-US"/>
+        </w:rPr>
+        <w:t>{{nama_pemohon}}</w:t>
       </w:r>
       <w:r>
         <w:rPr>
@@ -1906,7 +2038,7 @@
           <w:szCs w:val="20"/>
           <w:lang w:val="en-US"/>
         </w:rPr>
-        <w:t>Gaji Pensiun {{ pensiun_bulan_3_nama }}</w:t>
+        <w:t>Gaji Pensiun {{pensiun_bulan_3_nama}}</w:t>
       </w:r>
       <w:r>
         <w:rPr>
@@ -1965,7 +2097,7 @@
           <w:szCs w:val="20"/>
           <w:u w:val="single"/>
         </w:rPr>
-        <w:t>Rp. {{ pensiun_bulan_3 }},-</w:t>
+        <w:t>Rp. {{pensiun_bulan_3}},-</w:t>
       </w:r>
       <w:r>
         <w:rPr>
@@ -2067,7 +2199,7 @@
           <w:szCs w:val="20"/>
           <w:u w:val="single"/>
         </w:rPr>
-        <w:t>Rp. {{ rpc_penghasilan }},-</w:t>
+        <w:t>Rp. {{rpc_penghasilan}},-</w:t>
       </w:r>
       <w:r>
         <w:rPr>
@@ -2169,7 +2301,7 @@
           <w:sz w:val="20"/>
           <w:szCs w:val="20"/>
         </w:rPr>
-        <w:t>:  Rp. {{ rpc_dsc_90 }},-</w:t>
+        <w:t>:  Rp. {{rpc_dsc_90}},-</w:t>
       </w:r>
       <w:r>
         <w:rPr>
@@ -2266,7 +2398,7 @@
           <w:szCs w:val="20"/>
           <w:u w:val="single"/>
         </w:rPr>
-        <w:t>Angsuran Eksisting Pemohon Cfm SLIK tanggal {{ tgl_slik }} dengan data sebagai berikut</w:t>
+        <w:t>Angsuran Eksisting Pemohon Cfm SLIK tanggal {{tgl_slik}} dengan data sebagai berikut</w:t>
       </w:r>
       <w:r>
         <w:rPr>
@@ -2318,7 +2450,7 @@
           <w:sz w:val="20"/>
           <w:szCs w:val="20"/>
         </w:rPr>
-        <w:t>{{ fasilitas_nihil }}</w:t>
+        <w:t>{{fasilitas_nihil}}</w:t>
       </w:r>
     </w:p>
     <w:p>
@@ -2345,7 +2477,7 @@
           <w:sz w:val="20"/>
           <w:szCs w:val="20"/>
         </w:rPr>
-        <w:t>Fasilitas Kredit {{ slik_bank_1_jenis }} di {{ slik_bank_1_nama }} maks Rp. {{ slik_bank_1_maks }} outs Rp. {{ slik_bank_1_outs }} Coll {{ slik_bank_1_coll }}. {{ slik_bank_1_takeover }}</w:t>
+        <w:t>Fasilitas Kredit {{slik_bank_1_jenis}} di {{slik_bank_1_nama}} maks Rp. {{slik_bank_1_maks}} outs Rp. {{slik_bank_1_outs}} Coll {{slik_bank_1_coll}}. {{slik_bank_1_takeover}}</w:t>
       </w:r>
     </w:p>
     <w:p>
@@ -2457,7 +2589,7 @@
           <w:sz w:val="20"/>
           <w:szCs w:val="20"/>
         </w:rPr>
-        <w:t>{{ rpc_total_angsuran_eksisting }}</w:t>
+        <w:t>{{rpc_total_angsuran_eksisting}}</w:t>
       </w:r>
       <w:r>
         <w:rPr>
@@ -2548,7 +2680,7 @@
           <w:sz w:val="20"/>
           <w:szCs w:val="20"/>
         </w:rPr>
-        <w:t>{{ rpc_maksimal_angsuran }}</w:t>
+        <w:t>{{rpc_maksimal_angsuran}}</w:t>
       </w:r>
       <w:r>
         <w:rPr>
@@ -2670,7 +2802,7 @@
           <w:sz w:val="20"/>
           <w:szCs w:val="20"/>
         </w:rPr>
-        <w:t>{{ rpc_angsuran_diusulkan }}</w:t>
+        <w:t>{{rpc_angsuran_diusulkan}}</w:t>
       </w:r>
       <w:r>
         <w:rPr>
@@ -2768,7 +2900,7 @@
           <w:sz w:val="20"/>
           <w:szCs w:val="20"/>
         </w:rPr>
-        <w:t>{{ rpc_total_angsuran_baru }}</w:t>
+        <w:t>{{rpc_total_angsuran_baru}}</w:t>
       </w:r>
       <w:r>
         <w:rPr>
@@ -2843,7 +2975,7 @@
           <w:sz w:val="20"/>
           <w:szCs w:val="20"/>
         </w:rPr>
-        <w:t>{{ rpc_dsr }}%</w:t>
+        <w:t>{{rpc_dsr}}%</w:t>
       </w:r>
     </w:p>
     <w:p>
@@ -2928,14 +3060,14 @@
       <w:bookmarkStart w:id="3" w:name="OLE_LINK19"/>
       <w:bookmarkStart w:id="4" w:name="OLE_LINK17"/>
       <w:bookmarkStart w:id="5" w:name="OLE_LINK8"/>
-      <w:bookmarkStart w:id="6" w:name="OLE_LINK32"/>
-      <w:bookmarkStart w:id="7" w:name="OLE_LINK41"/>
+      <w:bookmarkStart w:id="6" w:name="OLE_LINK10"/>
+      <w:bookmarkStart w:id="7" w:name="OLE_LINK32"/>
       <w:bookmarkStart w:id="8" w:name="OLE_LINK33"/>
-      <w:bookmarkStart w:id="9" w:name="OLE_LINK10"/>
-      <w:bookmarkStart w:id="10" w:name="OLE_LINK3"/>
+      <w:bookmarkStart w:id="9" w:name="OLE_LINK41"/>
+      <w:bookmarkStart w:id="10" w:name="OLE_LINK23"/>
       <w:bookmarkStart w:id="11" w:name="OLE_LINK24"/>
       <w:bookmarkStart w:id="12" w:name="OLE_LINK27"/>
-      <w:bookmarkStart w:id="13" w:name="OLE_LINK23"/>
+      <w:bookmarkStart w:id="13" w:name="OLE_LINK3"/>
       <w:r>
         <w:rPr>
           <w:rFonts w:ascii="Kalinga" w:hAnsi="Kalinga" w:cs="Kalinga"/>
@@ -2979,7 +3111,7 @@
           <w:sz w:val="20"/>
           <w:szCs w:val="20"/>
         </w:rPr>
-        <w:t>{{ rpc_dsr }}</w:t>
+        <w:t>{{rpc_dsr}}</w:t>
       </w:r>
       <w:r>
         <w:rPr>
@@ -3113,7 +3245,7 @@
           <w:sz w:val="20"/>
           <w:szCs w:val="20"/>
         </w:rPr>
-        <w:t xml:space="preserve">: Rp. {{ usulan_plafon }},- </w:t>
+        <w:t xml:space="preserve">: Rp. {{usulan_plafon}},- </w:t>
       </w:r>
     </w:p>
     <w:p>
@@ -3174,7 +3306,7 @@
           <w:sz w:val="20"/>
           <w:szCs w:val="20"/>
         </w:rPr>
-        <w:t xml:space="preserve">: {{ usulan_jangka_waktu }} Bulan </w:t>
+        <w:t xml:space="preserve">: {{usulan_jangka_waktu}} Bulan </w:t>
       </w:r>
     </w:p>
     <w:p>
@@ -3235,7 +3367,7 @@
           <w:sz w:val="20"/>
           <w:szCs w:val="20"/>
         </w:rPr>
-        <w:t>: {{ bunga_persen }}% p.a Efektif Anuitas</w:t>
+        <w:t>: {{bunga_persen}}% p.a Efektif Anuitas</w:t>
       </w:r>
     </w:p>
     <w:p>
@@ -3333,8 +3465,8 @@
       </w:r>
       <w:bookmarkEnd w:id="4"/>
       <w:bookmarkEnd w:id="5"/>
-      <w:bookmarkStart w:id="14" w:name="OLE_LINK34"/>
-      <w:bookmarkStart w:id="15" w:name="OLE_LINK16"/>
+      <w:bookmarkStart w:id="14" w:name="OLE_LINK16"/>
+      <w:bookmarkStart w:id="15" w:name="OLE_LINK34"/>
       <w:r>
         <w:rPr>
           <w:rFonts w:hint="default" w:ascii="Kalinga" w:hAnsi="Kalinga"/>
@@ -3407,7 +3539,7 @@
           <w:sz w:val="20"/>
           <w:szCs w:val="20"/>
         </w:rPr>
-        <w:t xml:space="preserve">% dari Maksimum Kredit atau sebesar Rp. {{ biaya_provisi }},- Biaya Tata Laksana </w:t>
+        <w:t xml:space="preserve">% dari Maksimum Kredit atau sebesar Rp. {{biaya_provisi}},- Biaya Tata Laksana </w:t>
       </w:r>
       <w:r>
         <w:rPr>
@@ -3426,7 +3558,7 @@
           <w:sz w:val="20"/>
           <w:szCs w:val="20"/>
         </w:rPr>
-        <w:t>% dari maksimum kredit atau sebesar Rp. {{ biaya_tatalaksana }} dan Bebas Biaya Administrasi</w:t>
+        <w:t>% dari maksimum kredit atau sebesar Rp. {{biaya_tatalaksana}} dan Bebas Biaya Administrasi</w:t>
       </w:r>
       <w:r>
         <w:rPr>
@@ -3472,7 +3604,7 @@
           <w:sz w:val="20"/>
           <w:szCs w:val="20"/>
         </w:rPr>
-        <w:t>Rekening BNI Taplus nomor {{ payroll_no_rek }} atas nama {{ nama_pemohon }} yang menjadi Rekening Payroll Gaji Pensiun akan dijadikan sebagai Rekening Afiliasi Kredit.</w:t>
+        <w:t>Rekening BNI Taplus nomor {{payroll_no_rek}} atas nama {{nama_pemohon}} yang menjadi Rekening Payroll Gaji Pensiun akan dijadikan sebagai Rekening Afiliasi Kredit.</w:t>
       </w:r>
     </w:p>
     <w:p>
@@ -3717,7 +3849,7 @@
           <w:szCs w:val="20"/>
           <w:lang w:val="en-US"/>
         </w:rPr>
-        <w:t>{{ nama_pemohon }}</w:t>
+        <w:t>{{nama_pemohon}}</w:t>
       </w:r>
       <w:r>
         <w:rPr>
@@ -3780,7 +3912,7 @@
           <w:sz w:val="20"/>
           <w:szCs w:val="20"/>
         </w:rPr>
-        <w:t>Biaya pelunasan sebelum jatuh tempo (PSJT ) sebesar {{ biaya_psjt_persen | default('0', true) }}% dari outstanding  kredit.</w:t>
+        <w:t>Biaya pelunasan sebelum jatuh tempo (PSJT ) sebesar {{biaya_psjt_persen | default('0', true)}}% dari outstanding  kredit.</w:t>
       </w:r>
     </w:p>
     <w:p>
@@ -4036,7 +4168,7 @@
           <w:sz w:val="20"/>
           <w:szCs w:val="20"/>
         </w:rPr>
-        <w:t xml:space="preserve">Rekening BNI Taplus nomor {{ payroll_no_rek }} atas nama {{ nama_pemohon }} yang </w:t>
+        <w:t xml:space="preserve">Rekening BNI Taplus nomor {{payroll_no_rek}} atas nama {{nama_pemohon}} yang </w:t>
       </w:r>
       <w:r>
         <w:rPr>
@@ -4157,7 +4289,7 @@
           <w:szCs w:val="20"/>
           <w:lang w:val="en-US"/>
         </w:rPr>
-        <w:t xml:space="preserve">{{ usulan_plafon }},- </w:t>
+        <w:t xml:space="preserve">{{usulan_plafon}},- </w:t>
       </w:r>
       <w:r>
         <w:rPr>
@@ -4205,8 +4337,6 @@
         </w:rPr>
         <w:t>Sisa Pencairan dapat dilakukan setelah Bukti Lunas / Surat Keterangan Lunas Fasilitas Kredit dari Bank  dan Asli SK Pensiun atas nama Pemohon telah diterima Pihak BNI dan Proses Flagging  di BNI atas nama Pemohon telah dijalankan serta setelah semua persyaratan kredit telah terpenuhi.</w:t>
       </w:r>
-      <w:bookmarkStart w:id="17" w:name="_GoBack"/>
-      <w:bookmarkEnd w:id="17"/>
     </w:p>
     <w:p>
       <w:pPr>

--- a/frontend/templates/template_purna.docx
+++ b/frontend/templates/template_purna.docx
@@ -16,8 +16,8 @@
           <w:u w:val="single"/>
         </w:rPr>
       </w:pPr>
-      <w:bookmarkStart w:id="0" w:name="OLE_LINK2"/>
-      <w:bookmarkStart w:id="1" w:name="OLE_LINK30"/>
+      <w:bookmarkStart w:id="0" w:name="OLE_LINK30"/>
+      <w:bookmarkStart w:id="1" w:name="OLE_LINK2"/>
       <w:r>
         <w:rPr>
           <w:rFonts w:ascii="Kalinga" w:hAnsi="Kalinga" w:cs="Kalinga"/>
@@ -865,33 +865,618 @@
     </w:p>
     <w:p>
       <w:pPr>
-        <w:pStyle w:val="6"/>
-        <w:numPr>
-          <w:ilvl w:val="0"/>
-          <w:numId w:val="0"/>
-        </w:numPr>
-        <w:spacing w:line="240" w:lineRule="auto"/>
-        <w:ind w:left="80" w:leftChars="0" w:right="160" w:rightChars="0"/>
-        <w:jc w:val="both"/>
-        <w:rPr>
-          <w:rFonts w:hint="default" w:ascii="Kalinga" w:hAnsi="Kalinga"/>
-          <w:color w:val="auto"/>
-          <w:sz w:val="20"/>
-          <w:szCs w:val="20"/>
-        </w:rPr>
-      </w:pPr>
-      <w:r>
-        <w:rPr>
-          <w:rFonts w:hint="default" w:ascii="Kalinga" w:hAnsi="Kalinga"/>
-          <w:b/>
-          <w:bCs/>
-          <w:color w:val="auto"/>
-          <w:sz w:val="20"/>
-          <w:szCs w:val="20"/>
-        </w:rPr>
-        <w:t>Cfm. Info SLIK Ideb posisi terakhir Tanggal {{tgl_slik}} Pemohon memiliki Fasilitas Kredit sebagai berikut :{{#slik_nihil}}</w:t>
-      </w:r>
-    </w:p>
+        <w:spacing w:after="0" w:line="240" w:lineRule="auto"/>
+        <w:ind w:left="0" w:leftChars="0" w:firstLine="0" w:firstLineChars="0"/>
+        <w:jc w:val="both"/>
+        <w:rPr>
+          <w:rFonts w:hint="default" w:ascii="Kalinga" w:hAnsi="Kalinga"/>
+          <w:b w:val="0"/>
+          <w:bCs w:val="0"/>
+          <w:color w:val="auto"/>
+          <w:sz w:val="20"/>
+          <w:szCs w:val="20"/>
+        </w:rPr>
+      </w:pPr>
+      <w:r>
+        <w:rPr>
+          <w:rFonts w:hint="default" w:ascii="Kalinga" w:hAnsi="Kalinga"/>
+          <w:b/>
+          <w:bCs/>
+          <w:color w:val="auto"/>
+          <w:sz w:val="20"/>
+          <w:szCs w:val="20"/>
+        </w:rPr>
+        <w:t>Cfm. Info SLIK Ideb posisi terakhir Tanggal {{tgl_slik}} Pemohon memiliki Fasilitas Kredit sebagai berikut :</w:t>
+      </w:r>
+      <w:r>
+        <w:rPr>
+          <w:rFonts w:hint="default" w:ascii="Kalinga" w:hAnsi="Kalinga"/>
+          <w:b w:val="0"/>
+          <w:bCs w:val="0"/>
+          <w:color w:val="auto"/>
+          <w:sz w:val="20"/>
+          <w:szCs w:val="20"/>
+        </w:rPr>
+        <w:t>{{#slik_nihil}}</w:t>
+      </w:r>
+    </w:p>
+    <w:p>
+      <w:pPr>
+        <w:spacing w:after="0" w:line="240" w:lineRule="auto"/>
+        <w:ind w:left="0" w:leftChars="0" w:firstLine="0" w:firstLineChars="0"/>
+        <w:jc w:val="both"/>
+        <w:rPr>
+          <w:rFonts w:hint="default" w:ascii="Kalinga" w:hAnsi="Kalinga"/>
+          <w:b w:val="0"/>
+          <w:bCs w:val="0"/>
+          <w:color w:val="auto"/>
+          <w:sz w:val="20"/>
+          <w:szCs w:val="20"/>
+        </w:rPr>
+      </w:pPr>
+      <w:r>
+        <w:rPr>
+          <w:rFonts w:hint="default" w:ascii="Kalinga" w:hAnsi="Kalinga"/>
+          <w:b w:val="0"/>
+          <w:bCs w:val="0"/>
+          <w:color w:val="auto"/>
+          <w:sz w:val="20"/>
+          <w:szCs w:val="20"/>
+        </w:rPr>
+        <w:t>-{{fasilitas_nihil}}{{/slik_nihil}}{{#slik_ada_fasilitas}}</w:t>
+      </w:r>
+    </w:p>
+    <w:p>
+      <w:pPr>
+        <w:spacing w:after="0" w:line="240" w:lineRule="auto"/>
+        <w:ind w:left="0" w:leftChars="0" w:firstLine="0" w:firstLineChars="0"/>
+        <w:jc w:val="both"/>
+        <w:rPr>
+          <w:rFonts w:hint="default" w:ascii="Kalinga" w:hAnsi="Kalinga"/>
+          <w:b w:val="0"/>
+          <w:bCs w:val="0"/>
+          <w:color w:val="auto"/>
+          <w:sz w:val="20"/>
+          <w:szCs w:val="20"/>
+        </w:rPr>
+      </w:pPr>
+      <w:r>
+        <w:rPr>
+          <w:rFonts w:hint="default" w:ascii="Kalinga" w:hAnsi="Kalinga"/>
+          <w:b w:val="0"/>
+          <w:bCs w:val="0"/>
+          <w:color w:val="auto"/>
+          <w:sz w:val="20"/>
+          <w:szCs w:val="20"/>
+        </w:rPr>
+        <w:t>{{#slik_bank_1_ada}}-Fasilitas Kredit {{slik_bank_1_jenis}} di {{slik_bank_1_nama}} maks Rp. {{slik_bank_1_maks}} outs Rp. {{slik_bank_1_outs}} angsuran Rp. {{slik_bank_1_angsuran}} Coll {{slik_bank_1_coll}}. {{slik_bank_1_alasan}}</w:t>
+      </w:r>
+    </w:p>
+    <w:p>
+      <w:pPr>
+        <w:spacing w:after="0" w:line="240" w:lineRule="auto"/>
+        <w:ind w:left="0" w:leftChars="0" w:firstLine="0" w:firstLineChars="0"/>
+        <w:jc w:val="both"/>
+        <w:rPr>
+          <w:rFonts w:hint="default" w:ascii="Kalinga" w:hAnsi="Kalinga"/>
+          <w:b w:val="0"/>
+          <w:bCs w:val="0"/>
+          <w:color w:val="auto"/>
+          <w:sz w:val="20"/>
+          <w:szCs w:val="20"/>
+        </w:rPr>
+      </w:pPr>
+      <w:r>
+        <w:rPr>
+          <w:rFonts w:hint="default" w:ascii="Kalinga" w:hAnsi="Kalinga"/>
+          <w:b w:val="0"/>
+          <w:bCs w:val="0"/>
+          <w:color w:val="auto"/>
+          <w:sz w:val="20"/>
+          <w:szCs w:val="20"/>
+        </w:rPr>
+        <w:t>{{/slik_bank_1_ada}}{{#slik_bank_2_ada}}-Fasilitas Kredit {{slik_bank_2_jenis}} di {{slik_bank_2_nama}} maks Rp. {{slik_bank_2_maks}} outs Rp. {{slik_bank_2_outs}} angsuran Rp. {{slik_bank_2_angsuran}} Coll {{slik_bank_2_coll}}. {{slik_bank_2_alasan}}</w:t>
+      </w:r>
+    </w:p>
+    <w:p>
+      <w:pPr>
+        <w:spacing w:after="0" w:line="240" w:lineRule="auto"/>
+        <w:ind w:left="0" w:leftChars="0" w:firstLine="0" w:firstLineChars="0"/>
+        <w:jc w:val="both"/>
+        <w:rPr>
+          <w:rFonts w:hint="default" w:ascii="Kalinga" w:hAnsi="Kalinga"/>
+          <w:b w:val="0"/>
+          <w:bCs w:val="0"/>
+          <w:color w:val="auto"/>
+          <w:sz w:val="20"/>
+          <w:szCs w:val="20"/>
+        </w:rPr>
+      </w:pPr>
+      <w:r>
+        <w:rPr>
+          <w:rFonts w:hint="default" w:ascii="Kalinga" w:hAnsi="Kalinga"/>
+          <w:b w:val="0"/>
+          <w:bCs w:val="0"/>
+          <w:color w:val="auto"/>
+          <w:sz w:val="20"/>
+          <w:szCs w:val="20"/>
+        </w:rPr>
+        <w:t>{{/slik_bank_2_ada}}{{#slik_bank_3_ada}}-Fasilitas Kredit {{slik_bank_3_jenis}} di {{slik_bank_3_nama}} maks Rp. {{slik_bank_3_maks}} outs Rp. {{slik_bank_3_outs}} angsuran Rp. {{slik_bank_3_angsuran}} Coll {{slik_bank_3_coll}}. {{slik_bank_3_alasan}}</w:t>
+      </w:r>
+    </w:p>
+    <w:p>
+      <w:pPr>
+        <w:spacing w:after="0" w:line="240" w:lineRule="auto"/>
+        <w:ind w:left="0" w:leftChars="0" w:firstLine="0" w:firstLineChars="0"/>
+        <w:jc w:val="both"/>
+        <w:rPr>
+          <w:rFonts w:hint="default" w:ascii="Kalinga" w:hAnsi="Kalinga"/>
+          <w:b w:val="0"/>
+          <w:bCs w:val="0"/>
+          <w:color w:val="auto"/>
+          <w:sz w:val="20"/>
+          <w:szCs w:val="20"/>
+        </w:rPr>
+      </w:pPr>
+      <w:r>
+        <w:rPr>
+          <w:rFonts w:hint="default" w:ascii="Kalinga" w:hAnsi="Kalinga"/>
+          <w:b w:val="0"/>
+          <w:bCs w:val="0"/>
+          <w:color w:val="auto"/>
+          <w:sz w:val="20"/>
+          <w:szCs w:val="20"/>
+        </w:rPr>
+        <w:t>{{/slik_bank_3_ada}}{{#slik_bank_4_ada}}-Fasilitas Kredit {{slik_bank_4_jenis}} di {{slik_bank_4_nama}} maks Rp. {{slik_bank_4_maks}} outs Rp. {{slik_bank_4_outs}} angsuran Rp. {{slik_bank_4_angsuran}} Coll {{slik_bank_4_coll}}. {{slik_bank_4_alasan}}</w:t>
+      </w:r>
+    </w:p>
+    <w:p>
+      <w:pPr>
+        <w:spacing w:after="0" w:line="240" w:lineRule="auto"/>
+        <w:ind w:left="0" w:leftChars="0" w:firstLine="0" w:firstLineChars="0"/>
+        <w:jc w:val="both"/>
+        <w:rPr>
+          <w:rFonts w:hint="default" w:ascii="Kalinga" w:hAnsi="Kalinga"/>
+          <w:b w:val="0"/>
+          <w:bCs w:val="0"/>
+          <w:color w:val="auto"/>
+          <w:sz w:val="20"/>
+          <w:szCs w:val="20"/>
+        </w:rPr>
+      </w:pPr>
+      <w:r>
+        <w:rPr>
+          <w:rFonts w:hint="default" w:ascii="Kalinga" w:hAnsi="Kalinga"/>
+          <w:b w:val="0"/>
+          <w:bCs w:val="0"/>
+          <w:color w:val="auto"/>
+          <w:sz w:val="20"/>
+          <w:szCs w:val="20"/>
+        </w:rPr>
+        <w:t>{{/slik_bank_4_ada}}{{#slik_bank_5_ada}}-Fasilitas Kredit {{slik_bank_5_jenis}} di {{slik_bank_5_nama}} maks Rp. {{slik_bank_5_maks}} outs Rp. {{slik_bank_5_outs}} angsuran Rp. {{slik_bank_5_angsuran}} Coll {{slik_bank_5_coll}}. {{slik_bank_5_alasan}}</w:t>
+      </w:r>
+    </w:p>
+    <w:p>
+      <w:pPr>
+        <w:spacing w:after="0" w:line="240" w:lineRule="auto"/>
+        <w:ind w:left="0" w:leftChars="0" w:firstLine="0" w:firstLineChars="0"/>
+        <w:jc w:val="both"/>
+        <w:rPr>
+          <w:rFonts w:hint="default" w:ascii="Kalinga" w:hAnsi="Kalinga"/>
+          <w:b w:val="0"/>
+          <w:bCs w:val="0"/>
+          <w:color w:val="auto"/>
+          <w:sz w:val="20"/>
+          <w:szCs w:val="20"/>
+        </w:rPr>
+      </w:pPr>
+      <w:r>
+        <w:rPr>
+          <w:rFonts w:hint="default" w:ascii="Kalinga" w:hAnsi="Kalinga"/>
+          <w:b w:val="0"/>
+          <w:bCs w:val="0"/>
+          <w:color w:val="auto"/>
+          <w:sz w:val="20"/>
+          <w:szCs w:val="20"/>
+        </w:rPr>
+        <w:t>{{/slik_bank_5_ada}}{{#slik_bank_6_ada}}-Fasilitas Kredit {{slik_bank_6_jenis}} di {{slik_bank_6_nama}} maks Rp. {{slik_bank_6_maks}} outs Rp. {{slik_bank_6_outs}} angsuran Rp. {{slik_bank_6_angsuran}} Coll {{slik_bank_6_coll}}. {{slik_bank_6_alasan}}</w:t>
+      </w:r>
+    </w:p>
+    <w:p>
+      <w:pPr>
+        <w:spacing w:after="0" w:line="240" w:lineRule="auto"/>
+        <w:ind w:left="0" w:leftChars="0" w:firstLine="0" w:firstLineChars="0"/>
+        <w:jc w:val="both"/>
+        <w:rPr>
+          <w:rFonts w:hint="default" w:ascii="Kalinga" w:hAnsi="Kalinga"/>
+          <w:b w:val="0"/>
+          <w:bCs w:val="0"/>
+          <w:color w:val="auto"/>
+          <w:sz w:val="20"/>
+          <w:szCs w:val="20"/>
+        </w:rPr>
+      </w:pPr>
+      <w:r>
+        <w:rPr>
+          <w:rFonts w:hint="default" w:ascii="Kalinga" w:hAnsi="Kalinga"/>
+          <w:b w:val="0"/>
+          <w:bCs w:val="0"/>
+          <w:color w:val="auto"/>
+          <w:sz w:val="20"/>
+          <w:szCs w:val="20"/>
+        </w:rPr>
+        <w:t>{{/slik_bank_6_ada}}{{#slik_bank_7_ada}}-Fasilitas Kredit {{slik_bank_7_jenis}} di {{slik_bank_7_nama}} maks Rp. {{slik_bank_7_maks}} outs Rp. {{slik_bank_7_outs}} angsuran Rp. {{slik_bank_7_angsuran}} Coll {{slik_bank_7_coll}}. {{slik_bank_7_alasan}}</w:t>
+      </w:r>
+    </w:p>
+    <w:p>
+      <w:pPr>
+        <w:spacing w:after="0" w:line="240" w:lineRule="auto"/>
+        <w:ind w:left="0" w:leftChars="0" w:firstLine="0" w:firstLineChars="0"/>
+        <w:jc w:val="both"/>
+        <w:rPr>
+          <w:rFonts w:hint="default" w:ascii="Kalinga" w:hAnsi="Kalinga"/>
+          <w:b w:val="0"/>
+          <w:bCs w:val="0"/>
+          <w:color w:val="auto"/>
+          <w:sz w:val="20"/>
+          <w:szCs w:val="20"/>
+        </w:rPr>
+      </w:pPr>
+      <w:r>
+        <w:rPr>
+          <w:rFonts w:hint="default" w:ascii="Kalinga" w:hAnsi="Kalinga"/>
+          <w:b w:val="0"/>
+          <w:bCs w:val="0"/>
+          <w:color w:val="auto"/>
+          <w:sz w:val="20"/>
+          <w:szCs w:val="20"/>
+        </w:rPr>
+        <w:t>{{/slik_bank_7_ada}}{{#slik_bank_8_ada}}-Fasilitas Kredit {{slik_bank_8_jenis}} di {{slik_bank_8_nama}} maks Rp. {{slik_bank_8_maks}} outs Rp. {{slik_bank_8_outs}} angsuran Rp. {{slik_bank_8_angsuran}} Coll {{slik_bank_8_coll}}. {{slik_bank_8_alasan}}</w:t>
+      </w:r>
+    </w:p>
+    <w:p>
+      <w:pPr>
+        <w:spacing w:after="0" w:line="240" w:lineRule="auto"/>
+        <w:ind w:left="0" w:leftChars="0" w:firstLine="0" w:firstLineChars="0"/>
+        <w:jc w:val="both"/>
+        <w:rPr>
+          <w:rFonts w:hint="default" w:ascii="Kalinga" w:hAnsi="Kalinga"/>
+          <w:b w:val="0"/>
+          <w:bCs w:val="0"/>
+          <w:color w:val="auto"/>
+          <w:sz w:val="20"/>
+          <w:szCs w:val="20"/>
+        </w:rPr>
+      </w:pPr>
+      <w:r>
+        <w:rPr>
+          <w:rFonts w:hint="default" w:ascii="Kalinga" w:hAnsi="Kalinga"/>
+          <w:b w:val="0"/>
+          <w:bCs w:val="0"/>
+          <w:color w:val="auto"/>
+          <w:sz w:val="20"/>
+          <w:szCs w:val="20"/>
+        </w:rPr>
+        <w:t>{{/slik_bank_8_ada}}{{#slik_bank_9_ada}}-Fasilitas Kredit {{slik_bank_9_jenis}} di {{slik_bank_9_nama}} maks Rp. {{slik_bank_9_maks}} outs Rp. {{slik_bank_9_outs}} angsuran Rp. {{slik_bank_9_angsuran}} Coll {{slik_bank_9_coll}}. {{slik_bank_9_alasan}}</w:t>
+      </w:r>
+    </w:p>
+    <w:p>
+      <w:pPr>
+        <w:spacing w:after="0" w:line="240" w:lineRule="auto"/>
+        <w:ind w:left="0" w:leftChars="0" w:firstLine="0" w:firstLineChars="0"/>
+        <w:jc w:val="both"/>
+        <w:rPr>
+          <w:rFonts w:hint="default" w:ascii="Kalinga" w:hAnsi="Kalinga"/>
+          <w:b w:val="0"/>
+          <w:bCs w:val="0"/>
+          <w:color w:val="auto"/>
+          <w:sz w:val="20"/>
+          <w:szCs w:val="20"/>
+        </w:rPr>
+      </w:pPr>
+      <w:r>
+        <w:rPr>
+          <w:rFonts w:hint="default" w:ascii="Kalinga" w:hAnsi="Kalinga"/>
+          <w:b w:val="0"/>
+          <w:bCs w:val="0"/>
+          <w:color w:val="auto"/>
+          <w:sz w:val="20"/>
+          <w:szCs w:val="20"/>
+        </w:rPr>
+        <w:t>{{/slik_bank_9_ada}}{{#slik_bank_10_ada}}-Fasilitas Kredit {{slik_bank_10_jenis}} di {{slik_bank_10_nama}} maks Rp. {{slik_bank_10_maks}} outs Rp. {{slik_bank_10_outs}} angsuran Rp. {{slik_bank_10_angsuran}} Coll {{slik_bank_10_coll}}. {{slik_bank_10_alasan}}</w:t>
+      </w:r>
+    </w:p>
+    <w:p>
+      <w:pPr>
+        <w:spacing w:after="0" w:line="240" w:lineRule="auto"/>
+        <w:ind w:left="0" w:leftChars="0" w:firstLine="0" w:firstLineChars="0"/>
+        <w:jc w:val="both"/>
+        <w:rPr>
+          <w:rFonts w:hint="default" w:ascii="Kalinga" w:hAnsi="Kalinga"/>
+          <w:b w:val="0"/>
+          <w:bCs w:val="0"/>
+          <w:color w:val="auto"/>
+          <w:sz w:val="20"/>
+          <w:szCs w:val="20"/>
+        </w:rPr>
+      </w:pPr>
+      <w:r>
+        <w:rPr>
+          <w:rFonts w:hint="default" w:ascii="Kalinga" w:hAnsi="Kalinga"/>
+          <w:b w:val="0"/>
+          <w:bCs w:val="0"/>
+          <w:color w:val="auto"/>
+          <w:sz w:val="20"/>
+          <w:szCs w:val="20"/>
+        </w:rPr>
+        <w:t>{{/slik_bank_10_ada}}{{#slik_bank_11_ada}}-Fasilitas Kredit {{slik_bank_11_jenis}} di {{slik_bank_11_nama}} maks Rp. {{slik_bank_11_maks}} outs Rp. {{slik_bank_11_outs}} angsuran Rp. {{slik_bank_11_angsuran}} Coll {{slik_bank_11_coll}}. {{slik_bank_11_alasan}}</w:t>
+      </w:r>
+    </w:p>
+    <w:p>
+      <w:pPr>
+        <w:spacing w:after="0" w:line="240" w:lineRule="auto"/>
+        <w:ind w:left="0" w:leftChars="0" w:firstLine="0" w:firstLineChars="0"/>
+        <w:jc w:val="both"/>
+        <w:rPr>
+          <w:rFonts w:hint="default" w:ascii="Kalinga" w:hAnsi="Kalinga"/>
+          <w:b w:val="0"/>
+          <w:bCs w:val="0"/>
+          <w:color w:val="auto"/>
+          <w:sz w:val="20"/>
+          <w:szCs w:val="20"/>
+        </w:rPr>
+      </w:pPr>
+      <w:r>
+        <w:rPr>
+          <w:rFonts w:hint="default" w:ascii="Kalinga" w:hAnsi="Kalinga"/>
+          <w:b w:val="0"/>
+          <w:bCs w:val="0"/>
+          <w:color w:val="auto"/>
+          <w:sz w:val="20"/>
+          <w:szCs w:val="20"/>
+        </w:rPr>
+        <w:t>{{/slik_bank_11_ada}}{{#slik_bank_12_ada}}-Fasilitas Kredit {{slik_bank_12_jenis}} di {{slik_bank_12_nama}} maks Rp. {{slik_bank_12_maks}} outs Rp. {{slik_bank_12_outs}} angsuran Rp. {{slik_bank_12_angsuran}} Coll {{slik_bank_12_coll}}. {{slik_bank_12_alasan}}</w:t>
+      </w:r>
+    </w:p>
+    <w:p>
+      <w:pPr>
+        <w:spacing w:after="0" w:line="240" w:lineRule="auto"/>
+        <w:ind w:left="0" w:leftChars="0" w:firstLine="0" w:firstLineChars="0"/>
+        <w:jc w:val="both"/>
+        <w:rPr>
+          <w:rFonts w:hint="default" w:ascii="Kalinga" w:hAnsi="Kalinga"/>
+          <w:b w:val="0"/>
+          <w:bCs w:val="0"/>
+          <w:color w:val="auto"/>
+          <w:sz w:val="20"/>
+          <w:szCs w:val="20"/>
+        </w:rPr>
+      </w:pPr>
+      <w:r>
+        <w:rPr>
+          <w:rFonts w:hint="default" w:ascii="Kalinga" w:hAnsi="Kalinga"/>
+          <w:b w:val="0"/>
+          <w:bCs w:val="0"/>
+          <w:color w:val="auto"/>
+          <w:sz w:val="20"/>
+          <w:szCs w:val="20"/>
+        </w:rPr>
+        <w:t>{{/slik_bank_12_ada}}{{#slik_bank_13_ada}}-Fasilitas Kredit {{slik_bank_13_jenis}} di {{slik_bank_13_nama}} maks Rp. {{slik_bank_13_maks}} outs Rp. {{slik_bank_13_outs}} angsuran Rp. {{slik_bank_13_angsuran}} Coll {{slik_bank_13_coll}}. {{slik_bank_13_alasan}}</w:t>
+      </w:r>
+    </w:p>
+    <w:p>
+      <w:pPr>
+        <w:spacing w:after="0" w:line="240" w:lineRule="auto"/>
+        <w:ind w:left="0" w:leftChars="0" w:firstLine="0" w:firstLineChars="0"/>
+        <w:jc w:val="both"/>
+        <w:rPr>
+          <w:rFonts w:hint="default" w:ascii="Kalinga" w:hAnsi="Kalinga"/>
+          <w:b w:val="0"/>
+          <w:bCs w:val="0"/>
+          <w:color w:val="auto"/>
+          <w:sz w:val="20"/>
+          <w:szCs w:val="20"/>
+        </w:rPr>
+      </w:pPr>
+      <w:r>
+        <w:rPr>
+          <w:rFonts w:hint="default" w:ascii="Kalinga" w:hAnsi="Kalinga"/>
+          <w:b w:val="0"/>
+          <w:bCs w:val="0"/>
+          <w:color w:val="auto"/>
+          <w:sz w:val="20"/>
+          <w:szCs w:val="20"/>
+        </w:rPr>
+        <w:t>{{/slik_bank_13_ada}}{{#slik_bank_14_ada}}-Fasilitas Kredit {{slik_bank_14_jenis}} di {{slik_bank_14_nama}} maks Rp. {{slik_bank_14_maks}} outs Rp. {{slik_bank_14_outs}} angsuran Rp. {{slik_bank_14_angsuran}} Coll {{slik_bank_14_coll}}. {{slik_bank_14_alasan}}</w:t>
+      </w:r>
+    </w:p>
+    <w:p>
+      <w:pPr>
+        <w:spacing w:after="0" w:line="240" w:lineRule="auto"/>
+        <w:ind w:left="0" w:leftChars="0" w:firstLine="0" w:firstLineChars="0"/>
+        <w:jc w:val="both"/>
+        <w:rPr>
+          <w:rFonts w:hint="default" w:ascii="Kalinga" w:hAnsi="Kalinga"/>
+          <w:b w:val="0"/>
+          <w:bCs w:val="0"/>
+          <w:color w:val="auto"/>
+          <w:sz w:val="20"/>
+          <w:szCs w:val="20"/>
+        </w:rPr>
+      </w:pPr>
+      <w:r>
+        <w:rPr>
+          <w:rFonts w:hint="default" w:ascii="Kalinga" w:hAnsi="Kalinga"/>
+          <w:b w:val="0"/>
+          <w:bCs w:val="0"/>
+          <w:color w:val="auto"/>
+          <w:sz w:val="20"/>
+          <w:szCs w:val="20"/>
+        </w:rPr>
+        <w:t>{{/slik_bank_14_ada}}{{#slik_bank_15_ada}}-Fasilitas Kredit {{slik_bank_15_jenis}} di {{slik_bank_15_nama}} maks Rp. {{slik_bank_15_maks}} outs Rp. {{slik_bank_15_outs}} angsuran Rp. {{slik_bank_15_angsuran}} Coll {{slik_bank_15_coll}}. {{slik_bank_15_alasan}}</w:t>
+      </w:r>
+    </w:p>
+    <w:p>
+      <w:pPr>
+        <w:spacing w:after="0" w:line="240" w:lineRule="auto"/>
+        <w:ind w:left="0" w:leftChars="0" w:firstLine="0" w:firstLineChars="0"/>
+        <w:jc w:val="both"/>
+        <w:rPr>
+          <w:rFonts w:ascii="Kalinga" w:hAnsi="Kalinga" w:cs="Kalinga"/>
+          <w:b/>
+          <w:bCs/>
+          <w:color w:val="auto"/>
+          <w:sz w:val="20"/>
+          <w:szCs w:val="20"/>
+          <w:u w:val="single"/>
+        </w:rPr>
+      </w:pPr>
+      <w:r>
+        <w:rPr>
+          <w:rFonts w:hint="default" w:ascii="Kalinga" w:hAnsi="Kalinga"/>
+          <w:b w:val="0"/>
+          <w:bCs w:val="0"/>
+          <w:color w:val="auto"/>
+          <w:sz w:val="20"/>
+          <w:szCs w:val="20"/>
+        </w:rPr>
+        <w:t>{{/slik_bank_15_ada}}</w:t>
+      </w:r>
+      <w:r>
+        <w:rPr>
+          <w:rFonts w:hint="default" w:ascii="Kalinga" w:hAnsi="Kalinga"/>
+          <w:b/>
+          <w:bCs/>
+          <w:i/>
+          <w:iCs/>
+          <w:color w:val="FF0000"/>
+          <w:sz w:val="20"/>
+          <w:szCs w:val="20"/>
+          <w:u w:val="single"/>
+        </w:rPr>
+        <w:t>{{slik_mitigasi_risiko}}</w:t>
+      </w:r>
+      <w:r>
+        <w:rPr>
+          <w:rFonts w:hint="default" w:ascii="Kalinga" w:hAnsi="Kalinga"/>
+          <w:b w:val="0"/>
+          <w:bCs w:val="0"/>
+          <w:color w:val="auto"/>
+          <w:sz w:val="20"/>
+          <w:szCs w:val="20"/>
+        </w:rPr>
+        <w:t>{{/slik_ada_fasilitas}}</w:t>
+      </w:r>
+    </w:p>
+    <w:p>
+      <w:pPr>
+        <w:spacing w:after="0" w:line="240" w:lineRule="auto"/>
+        <w:ind w:left="0" w:leftChars="0" w:firstLine="0" w:firstLineChars="0"/>
+        <w:jc w:val="both"/>
+        <w:rPr>
+          <w:rFonts w:ascii="Kalinga" w:hAnsi="Kalinga" w:cs="Kalinga"/>
+          <w:b/>
+          <w:bCs/>
+          <w:color w:val="auto"/>
+          <w:sz w:val="20"/>
+          <w:szCs w:val="20"/>
+          <w:u w:val="single"/>
+        </w:rPr>
+      </w:pPr>
+    </w:p>
+    <w:p>
+      <w:pPr>
+        <w:spacing w:after="0" w:line="240" w:lineRule="auto"/>
+        <w:ind w:left="0" w:leftChars="0" w:firstLine="0" w:firstLineChars="0"/>
+        <w:jc w:val="both"/>
+        <w:rPr>
+          <w:rFonts w:ascii="Kalinga" w:hAnsi="Kalinga" w:cs="Kalinga"/>
+          <w:color w:val="auto"/>
+          <w:sz w:val="20"/>
+          <w:szCs w:val="20"/>
+        </w:rPr>
+      </w:pPr>
+      <w:r>
+        <w:rPr>
+          <w:rFonts w:ascii="Kalinga" w:hAnsi="Kalinga" w:cs="Kalinga"/>
+          <w:b/>
+          <w:bCs/>
+          <w:color w:val="auto"/>
+          <w:sz w:val="20"/>
+          <w:szCs w:val="20"/>
+          <w:u w:val="single"/>
+        </w:rPr>
+        <w:t>VERI</w:t>
+      </w:r>
+      <w:r>
+        <w:rPr>
+          <w:rFonts w:hint="default" w:ascii="Kalinga" w:hAnsi="Kalinga" w:cs="Kalinga"/>
+          <w:b/>
+          <w:bCs/>
+          <w:color w:val="auto"/>
+          <w:sz w:val="20"/>
+          <w:szCs w:val="20"/>
+          <w:u w:val="single"/>
+          <w:lang w:val="en-US"/>
+        </w:rPr>
+        <w:t>FI</w:t>
+      </w:r>
+      <w:r>
+        <w:rPr>
+          <w:rFonts w:ascii="Kalinga" w:hAnsi="Kalinga" w:cs="Kalinga"/>
+          <w:b/>
+          <w:bCs/>
+          <w:color w:val="auto"/>
+          <w:sz w:val="20"/>
+          <w:szCs w:val="20"/>
+          <w:u w:val="single"/>
+        </w:rPr>
+        <w:t xml:space="preserve">KASI PENGHASILAN PEMOHON </w:t>
+      </w:r>
+      <w:bookmarkStart w:id="2" w:name="OLE_LINK25"/>
+    </w:p>
+    <w:p>
+      <w:pPr>
+        <w:spacing w:after="0" w:line="240" w:lineRule="auto"/>
+        <w:ind w:left="0" w:leftChars="0" w:firstLine="0" w:firstLineChars="0"/>
+        <w:jc w:val="both"/>
+        <w:rPr>
+          <w:rFonts w:ascii="Kalinga" w:hAnsi="Kalinga" w:cs="Kalinga"/>
+          <w:color w:val="auto"/>
+          <w:sz w:val="6"/>
+          <w:szCs w:val="6"/>
+        </w:rPr>
+      </w:pPr>
+      <w:r>
+        <w:rPr>
+          <w:rFonts w:hint="default" w:ascii="Kalinga" w:hAnsi="Kalinga"/>
+          <w:color w:val="auto"/>
+          <w:sz w:val="20"/>
+          <w:szCs w:val="20"/>
+        </w:rPr>
+        <w:t xml:space="preserve">Penghasilan Pemohon Cfm. Rekening Koran Gaji Bank {{payroll_bank}} nomor {{payroll_no_rek}} atas nama </w:t>
+      </w:r>
+      <w:r>
+        <w:rPr>
+          <w:rFonts w:hint="default" w:ascii="Kalinga" w:hAnsi="Kalinga"/>
+          <w:color w:val="auto"/>
+          <w:sz w:val="20"/>
+          <w:szCs w:val="20"/>
+          <w:lang w:val="en-US"/>
+        </w:rPr>
+        <w:t>{{nama_pemohon}}</w:t>
+      </w:r>
+      <w:r>
+        <w:rPr>
+          <w:rFonts w:hint="default" w:ascii="Kalinga" w:hAnsi="Kalinga"/>
+          <w:color w:val="auto"/>
+          <w:sz w:val="20"/>
+          <w:szCs w:val="20"/>
+        </w:rPr>
+        <w:t xml:space="preserve"> dengan data sebagai berikut :</w:t>
+      </w:r>
+    </w:p>
+    <w:bookmarkEnd w:id="2"/>
     <w:p>
       <w:pPr>
         <w:pStyle w:val="6"/>
@@ -916,7 +1501,44 @@
           <w:sz w:val="20"/>
           <w:szCs w:val="20"/>
         </w:rPr>
-        <w:t>{{fasilitas_nihil}}{{/slik_nihil}}{{#slik_ada_fasilitas}}</w:t>
+        <w:t xml:space="preserve">Gaji Pensiun Bulan {{pensiun_bulan_1_nama}} </w:t>
+      </w:r>
+      <w:r>
+        <w:rPr>
+          <w:rFonts w:hint="default" w:ascii="Kalinga" w:hAnsi="Kalinga"/>
+          <w:color w:val="auto"/>
+          <w:sz w:val="20"/>
+          <w:szCs w:val="20"/>
+        </w:rPr>
+        <w:tab/>
+      </w:r>
+      <w:r>
+        <w:rPr>
+          <w:rFonts w:hint="default" w:ascii="Kalinga" w:hAnsi="Kalinga"/>
+          <w:color w:val="auto"/>
+          <w:sz w:val="20"/>
+          <w:szCs w:val="20"/>
+        </w:rPr>
+        <w:t>:</w:t>
+      </w:r>
+      <w:r>
+        <w:rPr>
+          <w:rFonts w:hint="default" w:ascii="Kalinga" w:hAnsi="Kalinga"/>
+          <w:color w:val="auto"/>
+          <w:sz w:val="20"/>
+          <w:szCs w:val="20"/>
+          <w:lang w:val="en-US"/>
+        </w:rPr>
+        <w:tab/>
+      </w:r>
+      <w:r>
+        <w:rPr>
+          <w:rFonts w:hint="default" w:ascii="Kalinga" w:hAnsi="Kalinga"/>
+          <w:color w:val="auto"/>
+          <w:sz w:val="20"/>
+          <w:szCs w:val="20"/>
+        </w:rPr>
+        <w:t>Rp. {{pensiun_bulan_1}},-</w:t>
       </w:r>
     </w:p>
     <w:p>
@@ -931,172 +1553,96 @@
         <w:jc w:val="both"/>
         <w:rPr>
           <w:rFonts w:hint="default" w:ascii="Kalinga" w:hAnsi="Kalinga"/>
-          <w:b/>
-          <w:bCs/>
-          <w:i/>
-          <w:iCs/>
-          <w:color w:val="FF0000"/>
-          <w:sz w:val="20"/>
-          <w:szCs w:val="20"/>
-          <w:u w:val="single"/>
-          <w:lang w:val="en-US"/>
-        </w:rPr>
-      </w:pPr>
-      <w:r>
-        <w:rPr>
-          <w:rFonts w:hint="default" w:ascii="Kalinga" w:hAnsi="Kalinga"/>
-          <w:color w:val="auto"/>
-          <w:sz w:val="20"/>
-          <w:szCs w:val="20"/>
-        </w:rPr>
-        <w:t>Fasilitas Kredit {{slik_bank_1_jenis}} di {{slik_bank_1_nama}} maks Rp. {{slik_bank_1_maks}} outs Rp. {{slik_bank_1_outs}} Coll {{slik_bank_1_coll}}</w:t>
-      </w:r>
-      <w:r>
-        <w:rPr>
-          <w:rFonts w:hint="default" w:ascii="Kalinga" w:hAnsi="Kalinga"/>
-          <w:color w:val="auto"/>
-          <w:sz w:val="20"/>
-          <w:szCs w:val="20"/>
-          <w:lang w:val="en-US"/>
-        </w:rPr>
-        <w:t>.</w:t>
-      </w:r>
-      <w:bookmarkStart w:id="17" w:name="_GoBack"/>
-      <w:bookmarkEnd w:id="17"/>
-      <w:r>
-        <w:rPr>
-          <w:rFonts w:hint="default" w:ascii="Kalinga" w:hAnsi="Kalinga"/>
-          <w:color w:val="auto"/>
-          <w:sz w:val="20"/>
-          <w:szCs w:val="20"/>
-          <w:lang w:val="en-US"/>
-        </w:rPr>
-        <w:t>{{/slik_ada_fasilitas}}</w:t>
-      </w:r>
-    </w:p>
-    <w:p>
-      <w:pPr>
-        <w:spacing w:after="0" w:line="240" w:lineRule="auto"/>
-        <w:ind w:left="440"/>
-        <w:jc w:val="both"/>
-        <w:rPr>
-          <w:rFonts w:ascii="Kalinga" w:hAnsi="Kalinga" w:cs="Kalinga"/>
-          <w:b/>
-          <w:bCs/>
-          <w:color w:val="auto"/>
-          <w:sz w:val="20"/>
-          <w:szCs w:val="20"/>
-        </w:rPr>
-      </w:pPr>
-      <w:r>
-        <w:rPr>
-          <w:rFonts w:hint="default" w:ascii="Kalinga" w:hAnsi="Kalinga"/>
-          <w:b/>
-          <w:bCs/>
-          <w:i/>
-          <w:iCs/>
-          <w:color w:val="FF0000"/>
-          <w:sz w:val="20"/>
-          <w:szCs w:val="20"/>
-          <w:u w:val="single"/>
-          <w:lang w:val="en-US"/>
-        </w:rPr>
-        <w:t>{{slik_mitigasi_risiko}}</w:t>
-      </w:r>
-    </w:p>
-    <w:p>
-      <w:pPr>
-        <w:spacing w:after="0" w:line="240" w:lineRule="auto"/>
-        <w:ind w:left="0" w:leftChars="0" w:firstLine="0" w:firstLineChars="0"/>
-        <w:jc w:val="both"/>
-        <w:rPr>
-          <w:rFonts w:ascii="Kalinga" w:hAnsi="Kalinga" w:cs="Kalinga"/>
-          <w:color w:val="auto"/>
-          <w:sz w:val="20"/>
-          <w:szCs w:val="20"/>
-        </w:rPr>
-      </w:pPr>
-      <w:r>
-        <w:rPr>
-          <w:rFonts w:ascii="Kalinga" w:hAnsi="Kalinga" w:cs="Kalinga"/>
-          <w:b/>
-          <w:bCs/>
-          <w:color w:val="auto"/>
-          <w:sz w:val="20"/>
-          <w:szCs w:val="20"/>
-          <w:u w:val="single"/>
-        </w:rPr>
-        <w:t>VERI</w:t>
-      </w:r>
-      <w:r>
-        <w:rPr>
-          <w:rFonts w:hint="default" w:ascii="Kalinga" w:hAnsi="Kalinga" w:cs="Kalinga"/>
-          <w:b/>
-          <w:bCs/>
-          <w:color w:val="auto"/>
-          <w:sz w:val="20"/>
-          <w:szCs w:val="20"/>
-          <w:u w:val="single"/>
-          <w:lang w:val="en-US"/>
-        </w:rPr>
-        <w:t>FI</w:t>
-      </w:r>
-      <w:r>
-        <w:rPr>
-          <w:rFonts w:ascii="Kalinga" w:hAnsi="Kalinga" w:cs="Kalinga"/>
-          <w:b/>
-          <w:bCs/>
-          <w:color w:val="auto"/>
-          <w:sz w:val="20"/>
-          <w:szCs w:val="20"/>
-          <w:u w:val="single"/>
-        </w:rPr>
-        <w:t xml:space="preserve">KASI PENGHASILAN PEMOHON </w:t>
-      </w:r>
-      <w:bookmarkStart w:id="2" w:name="OLE_LINK25"/>
-    </w:p>
-    <w:p>
-      <w:pPr>
-        <w:spacing w:after="0" w:line="240" w:lineRule="auto"/>
-        <w:ind w:left="0" w:leftChars="0" w:firstLine="0" w:firstLineChars="0"/>
-        <w:jc w:val="both"/>
-        <w:rPr>
-          <w:rFonts w:ascii="Kalinga" w:hAnsi="Kalinga" w:cs="Kalinga"/>
-          <w:color w:val="auto"/>
-          <w:sz w:val="6"/>
-          <w:szCs w:val="6"/>
-        </w:rPr>
-      </w:pPr>
-      <w:r>
-        <w:rPr>
-          <w:rFonts w:hint="default" w:ascii="Kalinga" w:hAnsi="Kalinga"/>
-          <w:color w:val="auto"/>
-          <w:sz w:val="20"/>
-          <w:szCs w:val="20"/>
-        </w:rPr>
-        <w:t xml:space="preserve">Penghasilan Pemohon Cfm. Rekening Koran Gaji Bank {{payroll_bank}} nomor {{payroll_no_rek}} atas nama </w:t>
-      </w:r>
-      <w:r>
-        <w:rPr>
-          <w:rFonts w:hint="default" w:ascii="Kalinga" w:hAnsi="Kalinga"/>
-          <w:color w:val="auto"/>
-          <w:sz w:val="20"/>
-          <w:szCs w:val="20"/>
-          <w:lang w:val="en-US"/>
-        </w:rPr>
-        <w:t>{{nama_pemohon}}</w:t>
-      </w:r>
-      <w:r>
-        <w:rPr>
-          <w:rFonts w:hint="default" w:ascii="Kalinga" w:hAnsi="Kalinga"/>
-          <w:color w:val="auto"/>
-          <w:sz w:val="20"/>
-          <w:szCs w:val="20"/>
-        </w:rPr>
-        <w:t xml:space="preserve"> dengan data sebagai berikut :</w:t>
-      </w:r>
-    </w:p>
-    <w:bookmarkEnd w:id="2"/>
+          <w:color w:val="auto"/>
+          <w:sz w:val="20"/>
+          <w:szCs w:val="20"/>
+        </w:rPr>
+      </w:pPr>
+      <w:r>
+        <w:rPr>
+          <w:rFonts w:hint="default" w:ascii="Kalinga" w:hAnsi="Kalinga"/>
+          <w:color w:val="auto"/>
+          <w:sz w:val="20"/>
+          <w:szCs w:val="20"/>
+        </w:rPr>
+        <w:t>Gaji Pensiun Bulan {{pensiun_bulan_</w:t>
+      </w:r>
+      <w:r>
+        <w:rPr>
+          <w:rFonts w:hint="default" w:ascii="Kalinga" w:hAnsi="Kalinga"/>
+          <w:color w:val="auto"/>
+          <w:sz w:val="20"/>
+          <w:szCs w:val="20"/>
+          <w:lang w:val="en-US"/>
+        </w:rPr>
+        <w:t>2</w:t>
+      </w:r>
+      <w:r>
+        <w:rPr>
+          <w:rFonts w:hint="default" w:ascii="Kalinga" w:hAnsi="Kalinga"/>
+          <w:color w:val="auto"/>
+          <w:sz w:val="20"/>
+          <w:szCs w:val="20"/>
+        </w:rPr>
+        <w:t xml:space="preserve">_nama}} </w:t>
+      </w:r>
+      <w:r>
+        <w:rPr>
+          <w:rFonts w:hint="default" w:ascii="Kalinga" w:hAnsi="Kalinga"/>
+          <w:color w:val="auto"/>
+          <w:sz w:val="20"/>
+          <w:szCs w:val="20"/>
+        </w:rPr>
+        <w:tab/>
+      </w:r>
+      <w:r>
+        <w:rPr>
+          <w:rFonts w:hint="default" w:ascii="Kalinga" w:hAnsi="Kalinga"/>
+          <w:color w:val="auto"/>
+          <w:sz w:val="20"/>
+          <w:szCs w:val="20"/>
+        </w:rPr>
+        <w:t>:</w:t>
+      </w:r>
+      <w:r>
+        <w:rPr>
+          <w:rFonts w:hint="default" w:ascii="Kalinga" w:hAnsi="Kalinga"/>
+          <w:color w:val="auto"/>
+          <w:sz w:val="20"/>
+          <w:szCs w:val="20"/>
+          <w:lang w:val="en-US"/>
+        </w:rPr>
+        <w:tab/>
+      </w:r>
+      <w:r>
+        <w:rPr>
+          <w:rFonts w:hint="default" w:ascii="Kalinga" w:hAnsi="Kalinga"/>
+          <w:color w:val="auto"/>
+          <w:sz w:val="20"/>
+          <w:szCs w:val="20"/>
+        </w:rPr>
+        <w:t>Rp. {{pensiun_bulan_</w:t>
+      </w:r>
+      <w:r>
+        <w:rPr>
+          <w:rFonts w:hint="default" w:ascii="Kalinga" w:hAnsi="Kalinga"/>
+          <w:color w:val="auto"/>
+          <w:sz w:val="20"/>
+          <w:szCs w:val="20"/>
+          <w:lang w:val="en-US"/>
+        </w:rPr>
+        <w:t>2</w:t>
+      </w:r>
+      <w:r>
+        <w:rPr>
+          <w:rFonts w:hint="default" w:ascii="Kalinga" w:hAnsi="Kalinga"/>
+          <w:color w:val="auto"/>
+          <w:sz w:val="20"/>
+          <w:szCs w:val="20"/>
+        </w:rPr>
+        <w:t>}},-</w:t>
+      </w:r>
+    </w:p>
     <w:p>
       <w:pPr>
         <w:pStyle w:val="6"/>
@@ -1108,20 +1654,41 @@
         <w:ind w:left="360" w:leftChars="0" w:right="160" w:rightChars="0" w:hanging="280" w:firstLineChars="0"/>
         <w:jc w:val="both"/>
         <w:rPr>
-          <w:rFonts w:hint="default" w:ascii="Kalinga" w:hAnsi="Kalinga"/>
-          <w:color w:val="auto"/>
-          <w:sz w:val="20"/>
-          <w:szCs w:val="20"/>
-        </w:rPr>
-      </w:pPr>
-      <w:r>
-        <w:rPr>
-          <w:rFonts w:hint="default" w:ascii="Kalinga" w:hAnsi="Kalinga"/>
-          <w:color w:val="auto"/>
-          <w:sz w:val="20"/>
-          <w:szCs w:val="20"/>
-        </w:rPr>
-        <w:t xml:space="preserve">Gaji Pensiun Bulan {{pensiun_bulan_1_nama}} </w:t>
+          <w:rFonts w:ascii="Kalinga" w:hAnsi="Kalinga" w:cs="Kalinga"/>
+          <w:b/>
+          <w:bCs/>
+          <w:color w:val="auto"/>
+          <w:sz w:val="20"/>
+          <w:szCs w:val="20"/>
+        </w:rPr>
+      </w:pPr>
+      <w:r>
+        <w:rPr>
+          <w:rFonts w:hint="default" w:ascii="Kalinga" w:hAnsi="Kalinga"/>
+          <w:color w:val="auto"/>
+          <w:sz w:val="20"/>
+          <w:szCs w:val="20"/>
+        </w:rPr>
+        <w:t>Gaji Pensiun Bulan {{pensiun_bulan_</w:t>
+      </w:r>
+      <w:r>
+        <w:rPr>
+          <w:rFonts w:hint="default" w:ascii="Kalinga" w:hAnsi="Kalinga"/>
+          <w:color w:val="auto"/>
+          <w:sz w:val="20"/>
+          <w:szCs w:val="20"/>
+          <w:lang w:val="en-US"/>
+        </w:rPr>
+        <w:t>3</w:t>
+      </w:r>
+      <w:r>
+        <w:rPr>
+          <w:rFonts w:hint="default" w:ascii="Kalinga" w:hAnsi="Kalinga"/>
+          <w:color w:val="auto"/>
+          <w:sz w:val="20"/>
+          <w:szCs w:val="20"/>
+        </w:rPr>
+        <w:t xml:space="preserve">_nama}} </w:t>
       </w:r>
       <w:r>
         <w:rPr>
@@ -1158,7 +1725,366 @@
           <w:sz w:val="20"/>
           <w:szCs w:val="20"/>
         </w:rPr>
-        <w:t>Rp. {{pensiun_bulan_1}},-</w:t>
+        <w:t>Rp. {{pensiun_bulan_</w:t>
+      </w:r>
+      <w:r>
+        <w:rPr>
+          <w:rFonts w:hint="default" w:ascii="Kalinga" w:hAnsi="Kalinga"/>
+          <w:color w:val="auto"/>
+          <w:sz w:val="20"/>
+          <w:szCs w:val="20"/>
+          <w:lang w:val="en-US"/>
+        </w:rPr>
+        <w:t>3</w:t>
+      </w:r>
+      <w:r>
+        <w:rPr>
+          <w:rFonts w:hint="default" w:ascii="Kalinga" w:hAnsi="Kalinga"/>
+          <w:color w:val="auto"/>
+          <w:sz w:val="20"/>
+          <w:szCs w:val="20"/>
+        </w:rPr>
+        <w:t>}},-</w:t>
+      </w:r>
+    </w:p>
+    <w:p>
+      <w:pPr>
+        <w:spacing w:after="0" w:line="240" w:lineRule="auto"/>
+        <w:ind w:left="0" w:leftChars="0" w:firstLine="0" w:firstLineChars="0"/>
+        <w:rPr>
+          <w:rFonts w:ascii="Kalinga" w:hAnsi="Kalinga" w:cs="Kalinga"/>
+          <w:b/>
+          <w:bCs/>
+          <w:color w:val="auto"/>
+          <w:sz w:val="20"/>
+          <w:szCs w:val="20"/>
+          <w:u w:val="single"/>
+        </w:rPr>
+      </w:pPr>
+    </w:p>
+    <w:p>
+      <w:pPr>
+        <w:spacing w:after="0" w:line="240" w:lineRule="auto"/>
+        <w:ind w:left="0" w:leftChars="0" w:firstLine="0" w:firstLineChars="0"/>
+        <w:rPr>
+          <w:rFonts w:ascii="Kalinga" w:hAnsi="Kalinga" w:cs="Kalinga"/>
+          <w:b/>
+          <w:bCs/>
+          <w:color w:val="auto"/>
+          <w:sz w:val="20"/>
+          <w:szCs w:val="20"/>
+        </w:rPr>
+      </w:pPr>
+      <w:r>
+        <w:rPr>
+          <w:rFonts w:ascii="Kalinga" w:hAnsi="Kalinga" w:cs="Kalinga"/>
+          <w:b/>
+          <w:bCs/>
+          <w:color w:val="auto"/>
+          <w:sz w:val="20"/>
+          <w:szCs w:val="20"/>
+          <w:u w:val="single"/>
+        </w:rPr>
+        <w:t>CALL MEMO</w:t>
+      </w:r>
+    </w:p>
+    <w:p>
+      <w:pPr>
+        <w:spacing w:after="0" w:line="240" w:lineRule="auto"/>
+        <w:ind w:left="0" w:leftChars="0" w:firstLine="0" w:firstLineChars="0"/>
+        <w:rPr>
+          <w:rFonts w:hint="default" w:ascii="Kalinga" w:hAnsi="Kalinga"/>
+          <w:b/>
+          <w:bCs/>
+          <w:color w:val="auto"/>
+          <w:sz w:val="20"/>
+          <w:szCs w:val="20"/>
+          <w:lang w:val="en-US"/>
+        </w:rPr>
+      </w:pPr>
+      <w:r>
+        <w:rPr>
+          <w:rFonts w:hint="default" w:ascii="Kalinga" w:hAnsi="Kalinga"/>
+          <w:b/>
+          <w:bCs/>
+          <w:color w:val="auto"/>
+          <w:sz w:val="20"/>
+          <w:szCs w:val="20"/>
+        </w:rPr>
+        <w:t xml:space="preserve">Tgl. Call Memo   </w:t>
+      </w:r>
+      <w:r>
+        <w:rPr>
+          <w:rFonts w:hint="default" w:ascii="Kalinga" w:hAnsi="Kalinga"/>
+          <w:b/>
+          <w:bCs/>
+          <w:color w:val="auto"/>
+          <w:sz w:val="20"/>
+          <w:szCs w:val="20"/>
+          <w:lang w:val="en-US"/>
+        </w:rPr>
+        <w:tab/>
+      </w:r>
+      <w:r>
+        <w:rPr>
+          <w:rFonts w:hint="default" w:ascii="Kalinga" w:hAnsi="Kalinga"/>
+          <w:b/>
+          <w:bCs/>
+          <w:color w:val="auto"/>
+          <w:sz w:val="20"/>
+          <w:szCs w:val="20"/>
+        </w:rPr>
+        <w:t xml:space="preserve">: </w:t>
+      </w:r>
+      <w:r>
+        <w:rPr>
+          <w:rFonts w:hint="default" w:ascii="Kalinga" w:hAnsi="Kalinga"/>
+          <w:b/>
+          <w:bCs/>
+          <w:color w:val="auto"/>
+          <w:sz w:val="20"/>
+          <w:szCs w:val="20"/>
+          <w:lang w:val="en-US"/>
+        </w:rPr>
+        <w:t>{{tgl_call_memo}}</w:t>
+      </w:r>
+    </w:p>
+    <w:p>
+      <w:pPr>
+        <w:spacing w:after="0" w:line="240" w:lineRule="auto"/>
+        <w:ind w:left="0" w:leftChars="0" w:firstLine="0" w:firstLineChars="0"/>
+        <w:rPr>
+          <w:rFonts w:hint="default" w:ascii="Kalinga" w:hAnsi="Kalinga"/>
+          <w:b/>
+          <w:bCs/>
+          <w:color w:val="auto"/>
+          <w:sz w:val="20"/>
+          <w:szCs w:val="20"/>
+        </w:rPr>
+      </w:pPr>
+      <w:r>
+        <w:rPr>
+          <w:rFonts w:hint="default" w:ascii="Kalinga" w:hAnsi="Kalinga"/>
+          <w:b/>
+          <w:bCs/>
+          <w:color w:val="auto"/>
+          <w:sz w:val="20"/>
+          <w:szCs w:val="20"/>
+        </w:rPr>
+        <w:t xml:space="preserve">Yang diverifikasi   </w:t>
+      </w:r>
+      <w:r>
+        <w:rPr>
+          <w:rFonts w:hint="default" w:ascii="Kalinga" w:hAnsi="Kalinga"/>
+          <w:b/>
+          <w:bCs/>
+          <w:color w:val="auto"/>
+          <w:sz w:val="20"/>
+          <w:szCs w:val="20"/>
+          <w:lang w:val="en-US"/>
+        </w:rPr>
+        <w:tab/>
+      </w:r>
+      <w:r>
+        <w:rPr>
+          <w:rFonts w:hint="default" w:ascii="Kalinga" w:hAnsi="Kalinga"/>
+          <w:b/>
+          <w:bCs/>
+          <w:color w:val="auto"/>
+          <w:sz w:val="20"/>
+          <w:szCs w:val="20"/>
+        </w:rPr>
+        <w:t>: {{nama_kerabat}} ({{hubungan_kerabat}})</w:t>
+      </w:r>
+    </w:p>
+    <w:p>
+      <w:pPr>
+        <w:spacing w:after="0" w:line="240" w:lineRule="auto"/>
+        <w:ind w:left="0" w:leftChars="0" w:firstLine="0" w:firstLineChars="0"/>
+        <w:rPr>
+          <w:rFonts w:hint="default" w:ascii="Kalinga" w:hAnsi="Kalinga"/>
+          <w:b/>
+          <w:bCs/>
+          <w:color w:val="auto"/>
+          <w:sz w:val="20"/>
+          <w:szCs w:val="20"/>
+        </w:rPr>
+      </w:pPr>
+      <w:r>
+        <w:rPr>
+          <w:rFonts w:hint="default" w:ascii="Kalinga" w:hAnsi="Kalinga"/>
+          <w:b/>
+          <w:bCs/>
+          <w:color w:val="auto"/>
+          <w:sz w:val="20"/>
+          <w:szCs w:val="20"/>
+        </w:rPr>
+        <w:t xml:space="preserve">Bentuk Call   </w:t>
+      </w:r>
+      <w:r>
+        <w:rPr>
+          <w:rFonts w:hint="default" w:ascii="Kalinga" w:hAnsi="Kalinga"/>
+          <w:b/>
+          <w:bCs/>
+          <w:color w:val="auto"/>
+          <w:sz w:val="20"/>
+          <w:szCs w:val="20"/>
+          <w:lang w:val="en-US"/>
+        </w:rPr>
+        <w:tab/>
+      </w:r>
+      <w:r>
+        <w:rPr>
+          <w:rFonts w:hint="default" w:ascii="Kalinga" w:hAnsi="Kalinga"/>
+          <w:b/>
+          <w:bCs/>
+          <w:color w:val="auto"/>
+          <w:sz w:val="20"/>
+          <w:szCs w:val="20"/>
+          <w:lang w:val="en-US"/>
+        </w:rPr>
+        <w:tab/>
+      </w:r>
+      <w:r>
+        <w:rPr>
+          <w:rFonts w:hint="default" w:ascii="Kalinga" w:hAnsi="Kalinga"/>
+          <w:b/>
+          <w:bCs/>
+          <w:color w:val="auto"/>
+          <w:sz w:val="20"/>
+          <w:szCs w:val="20"/>
+        </w:rPr>
+        <w:t>: Wawancara via Telepon ({{no_telepon_kerabat}}</w:t>
+      </w:r>
+      <w:r>
+        <w:rPr>
+          <w:rFonts w:hint="default" w:ascii="Kalinga" w:hAnsi="Kalinga"/>
+          <w:b/>
+          <w:bCs/>
+          <w:color w:val="auto"/>
+          <w:sz w:val="20"/>
+          <w:szCs w:val="20"/>
+          <w:lang w:val="en-US"/>
+        </w:rPr>
+        <w:tab/>
+      </w:r>
+      <w:r>
+        <w:rPr>
+          <w:rFonts w:hint="default" w:ascii="Kalinga" w:hAnsi="Kalinga"/>
+          <w:b/>
+          <w:bCs/>
+          <w:color w:val="auto"/>
+          <w:sz w:val="20"/>
+          <w:szCs w:val="20"/>
+        </w:rPr>
+        <w:t>)</w:t>
+      </w:r>
+    </w:p>
+    <w:p>
+      <w:pPr>
+        <w:spacing w:after="0" w:line="240" w:lineRule="auto"/>
+        <w:ind w:left="0" w:leftChars="0" w:firstLine="0" w:firstLineChars="0"/>
+        <w:rPr>
+          <w:rFonts w:hint="default" w:ascii="Kalinga" w:hAnsi="Kalinga"/>
+          <w:b/>
+          <w:bCs/>
+          <w:color w:val="auto"/>
+          <w:sz w:val="20"/>
+          <w:szCs w:val="20"/>
+        </w:rPr>
+      </w:pPr>
+      <w:r>
+        <w:rPr>
+          <w:rFonts w:hint="default" w:ascii="Kalinga" w:hAnsi="Kalinga"/>
+          <w:b/>
+          <w:bCs/>
+          <w:color w:val="auto"/>
+          <w:sz w:val="20"/>
+          <w:szCs w:val="20"/>
+        </w:rPr>
+        <w:t xml:space="preserve">Tujuan Call   </w:t>
+      </w:r>
+      <w:r>
+        <w:rPr>
+          <w:rFonts w:hint="default" w:ascii="Kalinga" w:hAnsi="Kalinga"/>
+          <w:b/>
+          <w:bCs/>
+          <w:color w:val="auto"/>
+          <w:sz w:val="20"/>
+          <w:szCs w:val="20"/>
+          <w:lang w:val="en-US"/>
+        </w:rPr>
+        <w:tab/>
+      </w:r>
+      <w:r>
+        <w:rPr>
+          <w:rFonts w:hint="default" w:ascii="Kalinga" w:hAnsi="Kalinga"/>
+          <w:b/>
+          <w:bCs/>
+          <w:color w:val="auto"/>
+          <w:sz w:val="20"/>
+          <w:szCs w:val="20"/>
+          <w:lang w:val="en-US"/>
+        </w:rPr>
+        <w:tab/>
+      </w:r>
+      <w:r>
+        <w:rPr>
+          <w:rFonts w:hint="default" w:ascii="Kalinga" w:hAnsi="Kalinga"/>
+          <w:b/>
+          <w:bCs/>
+          <w:color w:val="auto"/>
+          <w:sz w:val="20"/>
+          <w:szCs w:val="20"/>
+        </w:rPr>
+        <w:t>: Konfirmasi Kerabat</w:t>
+      </w:r>
+    </w:p>
+    <w:p>
+      <w:pPr>
+        <w:spacing w:after="0" w:line="240" w:lineRule="auto"/>
+        <w:ind w:left="0" w:leftChars="0" w:firstLine="0" w:firstLineChars="0"/>
+        <w:rPr>
+          <w:rFonts w:ascii="Kalinga" w:hAnsi="Kalinga" w:cs="Kalinga"/>
+          <w:b/>
+          <w:bCs/>
+          <w:color w:val="auto"/>
+          <w:sz w:val="20"/>
+          <w:szCs w:val="20"/>
+        </w:rPr>
+      </w:pPr>
+      <w:r>
+        <w:rPr>
+          <w:rFonts w:ascii="Kalinga" w:hAnsi="Kalinga" w:cs="Kalinga"/>
+          <w:b/>
+          <w:bCs/>
+          <w:color w:val="auto"/>
+          <w:sz w:val="20"/>
+          <w:szCs w:val="20"/>
+        </w:rPr>
+        <w:t xml:space="preserve">Informasi didapat </w:t>
+      </w:r>
+      <w:r>
+        <w:rPr>
+          <w:rFonts w:ascii="Kalinga" w:hAnsi="Kalinga" w:cs="Kalinga"/>
+          <w:b/>
+          <w:bCs/>
+          <w:color w:val="auto"/>
+          <w:sz w:val="20"/>
+          <w:szCs w:val="20"/>
+        </w:rPr>
+        <w:tab/>
+      </w:r>
+      <w:r>
+        <w:rPr>
+          <w:rFonts w:ascii="Kalinga" w:hAnsi="Kalinga" w:cs="Kalinga"/>
+          <w:b/>
+          <w:bCs/>
+          <w:color w:val="auto"/>
+          <w:sz w:val="20"/>
+          <w:szCs w:val="20"/>
+        </w:rPr>
+        <w:t>:</w:t>
       </w:r>
     </w:p>
     <w:p>
@@ -1185,82 +2111,36 @@
           <w:sz w:val="20"/>
           <w:szCs w:val="20"/>
         </w:rPr>
-        <w:t>Gaji Pensiun Bulan {{pensiun_bulan_</w:t>
-      </w:r>
-      <w:r>
-        <w:rPr>
-          <w:rFonts w:hint="default" w:ascii="Kalinga" w:hAnsi="Kalinga"/>
-          <w:color w:val="auto"/>
-          <w:sz w:val="20"/>
-          <w:szCs w:val="20"/>
-          <w:lang w:val="en-US"/>
-        </w:rPr>
-        <w:t>2</w:t>
-      </w:r>
-      <w:r>
-        <w:rPr>
-          <w:rFonts w:hint="default" w:ascii="Kalinga" w:hAnsi="Kalinga"/>
-          <w:color w:val="auto"/>
-          <w:sz w:val="20"/>
-          <w:szCs w:val="20"/>
-        </w:rPr>
-        <w:t xml:space="preserve">_nama}} </w:t>
-      </w:r>
-      <w:r>
-        <w:rPr>
-          <w:rFonts w:hint="default" w:ascii="Kalinga" w:hAnsi="Kalinga"/>
-          <w:color w:val="auto"/>
-          <w:sz w:val="20"/>
-          <w:szCs w:val="20"/>
-        </w:rPr>
-        <w:tab/>
-      </w:r>
-      <w:r>
-        <w:rPr>
-          <w:rFonts w:hint="default" w:ascii="Kalinga" w:hAnsi="Kalinga"/>
-          <w:color w:val="auto"/>
-          <w:sz w:val="20"/>
-          <w:szCs w:val="20"/>
-        </w:rPr>
-        <w:t>:</w:t>
-      </w:r>
-      <w:r>
-        <w:rPr>
-          <w:rFonts w:hint="default" w:ascii="Kalinga" w:hAnsi="Kalinga"/>
-          <w:color w:val="auto"/>
-          <w:sz w:val="20"/>
-          <w:szCs w:val="20"/>
-          <w:lang w:val="en-US"/>
-        </w:rPr>
-        <w:tab/>
-      </w:r>
-      <w:r>
-        <w:rPr>
-          <w:rFonts w:hint="default" w:ascii="Kalinga" w:hAnsi="Kalinga"/>
-          <w:color w:val="auto"/>
-          <w:sz w:val="20"/>
-          <w:szCs w:val="20"/>
-        </w:rPr>
-        <w:t>Rp. {{pensiun_bulan_</w:t>
-      </w:r>
-      <w:r>
-        <w:rPr>
-          <w:rFonts w:hint="default" w:ascii="Kalinga" w:hAnsi="Kalinga"/>
-          <w:color w:val="auto"/>
-          <w:sz w:val="20"/>
-          <w:szCs w:val="20"/>
-          <w:lang w:val="en-US"/>
-        </w:rPr>
-        <w:t>2</w:t>
-      </w:r>
-      <w:r>
-        <w:rPr>
-          <w:rFonts w:hint="default" w:ascii="Kalinga" w:hAnsi="Kalinga"/>
-          <w:color w:val="auto"/>
-          <w:sz w:val="20"/>
-          <w:szCs w:val="20"/>
-        </w:rPr>
-        <w:t>}},-</w:t>
+        <w:t>Memang benar Pemohon merupakan</w:t>
+      </w:r>
+      <w:r>
+        <w:rPr>
+          <w:rFonts w:hint="default" w:ascii="Kalinga" w:hAnsi="Kalinga"/>
+          <w:color w:val="auto"/>
+          <w:sz w:val="20"/>
+          <w:szCs w:val="20"/>
+          <w:lang w:val="en-US"/>
+        </w:rPr>
+        <w:t xml:space="preserve"> Pensiun {{pensiunan}}</w:t>
+      </w:r>
+      <w:r>
+        <w:rPr>
+          <w:rFonts w:hint="default" w:ascii="Kalinga" w:hAnsi="Kalinga"/>
+          <w:color w:val="auto"/>
+          <w:sz w:val="20"/>
+          <w:szCs w:val="20"/>
+        </w:rPr>
+        <w:t xml:space="preserve"> di {{instansi}}</w:t>
+      </w:r>
+      <w:r>
+        <w:rPr>
+          <w:rFonts w:hint="default" w:ascii="Kalinga" w:hAnsi="Kalinga"/>
+          <w:color w:val="auto"/>
+          <w:sz w:val="20"/>
+          <w:szCs w:val="20"/>
+          <w:lang w:val="en-US"/>
+        </w:rPr>
+        <w:t>.</w:t>
       </w:r>
     </w:p>
     <w:p>
@@ -1274,437 +2154,29 @@
         <w:ind w:left="360" w:leftChars="0" w:right="160" w:rightChars="0" w:hanging="280" w:firstLineChars="0"/>
         <w:jc w:val="both"/>
         <w:rPr>
+          <w:rFonts w:hint="default" w:ascii="Kalinga" w:hAnsi="Kalinga"/>
+          <w:color w:val="auto"/>
+          <w:sz w:val="20"/>
+          <w:szCs w:val="20"/>
+        </w:rPr>
+      </w:pPr>
+      <w:r>
+        <w:rPr>
           <w:rFonts w:ascii="Kalinga" w:hAnsi="Kalinga" w:cs="Kalinga"/>
-          <w:b/>
-          <w:bCs/>
-          <w:color w:val="auto"/>
-          <w:sz w:val="20"/>
-          <w:szCs w:val="20"/>
-        </w:rPr>
-      </w:pPr>
-      <w:r>
-        <w:rPr>
-          <w:rFonts w:hint="default" w:ascii="Kalinga" w:hAnsi="Kalinga"/>
-          <w:color w:val="auto"/>
-          <w:sz w:val="20"/>
-          <w:szCs w:val="20"/>
-        </w:rPr>
-        <w:t>Gaji Pensiun Bulan {{pensiun_bulan_</w:t>
-      </w:r>
-      <w:r>
-        <w:rPr>
-          <w:rFonts w:hint="default" w:ascii="Kalinga" w:hAnsi="Kalinga"/>
-          <w:color w:val="auto"/>
-          <w:sz w:val="20"/>
-          <w:szCs w:val="20"/>
-          <w:lang w:val="en-US"/>
-        </w:rPr>
-        <w:t>3</w:t>
-      </w:r>
-      <w:r>
-        <w:rPr>
-          <w:rFonts w:hint="default" w:ascii="Kalinga" w:hAnsi="Kalinga"/>
-          <w:color w:val="auto"/>
-          <w:sz w:val="20"/>
-          <w:szCs w:val="20"/>
-        </w:rPr>
-        <w:t xml:space="preserve">_nama}} </w:t>
-      </w:r>
-      <w:r>
-        <w:rPr>
-          <w:rFonts w:hint="default" w:ascii="Kalinga" w:hAnsi="Kalinga"/>
-          <w:color w:val="auto"/>
-          <w:sz w:val="20"/>
-          <w:szCs w:val="20"/>
-        </w:rPr>
-        <w:tab/>
-      </w:r>
-      <w:r>
-        <w:rPr>
-          <w:rFonts w:hint="default" w:ascii="Kalinga" w:hAnsi="Kalinga"/>
-          <w:color w:val="auto"/>
-          <w:sz w:val="20"/>
-          <w:szCs w:val="20"/>
-        </w:rPr>
-        <w:t>:</w:t>
-      </w:r>
-      <w:r>
-        <w:rPr>
-          <w:rFonts w:hint="default" w:ascii="Kalinga" w:hAnsi="Kalinga"/>
-          <w:color w:val="auto"/>
-          <w:sz w:val="20"/>
-          <w:szCs w:val="20"/>
-          <w:lang w:val="en-US"/>
-        </w:rPr>
-        <w:tab/>
-      </w:r>
-      <w:r>
-        <w:rPr>
-          <w:rFonts w:hint="default" w:ascii="Kalinga" w:hAnsi="Kalinga"/>
-          <w:color w:val="auto"/>
-          <w:sz w:val="20"/>
-          <w:szCs w:val="20"/>
-        </w:rPr>
-        <w:t>Rp. {{pensiun_bulan_</w:t>
-      </w:r>
-      <w:r>
-        <w:rPr>
-          <w:rFonts w:hint="default" w:ascii="Kalinga" w:hAnsi="Kalinga"/>
-          <w:color w:val="auto"/>
-          <w:sz w:val="20"/>
-          <w:szCs w:val="20"/>
-          <w:lang w:val="en-US"/>
-        </w:rPr>
-        <w:t>3</w:t>
-      </w:r>
-      <w:r>
-        <w:rPr>
-          <w:rFonts w:hint="default" w:ascii="Kalinga" w:hAnsi="Kalinga"/>
-          <w:color w:val="auto"/>
-          <w:sz w:val="20"/>
-          <w:szCs w:val="20"/>
-        </w:rPr>
-        <w:t>}},-</w:t>
-      </w:r>
-    </w:p>
-    <w:p>
-      <w:pPr>
-        <w:spacing w:after="0" w:line="240" w:lineRule="auto"/>
-        <w:ind w:left="0" w:leftChars="0" w:firstLine="0" w:firstLineChars="0"/>
-        <w:rPr>
-          <w:rFonts w:ascii="Kalinga" w:hAnsi="Kalinga" w:cs="Kalinga"/>
-          <w:b/>
-          <w:bCs/>
-          <w:color w:val="auto"/>
-          <w:sz w:val="20"/>
-          <w:szCs w:val="20"/>
-          <w:u w:val="single"/>
-        </w:rPr>
-      </w:pPr>
-    </w:p>
-    <w:p>
-      <w:pPr>
-        <w:spacing w:after="0" w:line="240" w:lineRule="auto"/>
-        <w:ind w:left="0" w:leftChars="0" w:firstLine="0" w:firstLineChars="0"/>
-        <w:rPr>
-          <w:rFonts w:ascii="Kalinga" w:hAnsi="Kalinga" w:cs="Kalinga"/>
-          <w:b/>
-          <w:bCs/>
-          <w:color w:val="auto"/>
-          <w:sz w:val="20"/>
-          <w:szCs w:val="20"/>
-        </w:rPr>
-      </w:pPr>
-      <w:r>
-        <w:rPr>
-          <w:rFonts w:ascii="Kalinga" w:hAnsi="Kalinga" w:cs="Kalinga"/>
-          <w:b/>
-          <w:bCs/>
-          <w:color w:val="auto"/>
-          <w:sz w:val="20"/>
-          <w:szCs w:val="20"/>
-          <w:u w:val="single"/>
-        </w:rPr>
-        <w:t>CALL MEMO</w:t>
-      </w:r>
-    </w:p>
-    <w:p>
-      <w:pPr>
-        <w:spacing w:after="0" w:line="240" w:lineRule="auto"/>
-        <w:ind w:left="0" w:leftChars="0" w:firstLine="0" w:firstLineChars="0"/>
-        <w:rPr>
-          <w:rFonts w:hint="default" w:ascii="Kalinga" w:hAnsi="Kalinga"/>
-          <w:b/>
-          <w:bCs/>
-          <w:color w:val="auto"/>
-          <w:sz w:val="20"/>
-          <w:szCs w:val="20"/>
-          <w:lang w:val="en-US"/>
-        </w:rPr>
-      </w:pPr>
-      <w:r>
-        <w:rPr>
-          <w:rFonts w:hint="default" w:ascii="Kalinga" w:hAnsi="Kalinga"/>
-          <w:b/>
-          <w:bCs/>
-          <w:color w:val="auto"/>
-          <w:sz w:val="20"/>
-          <w:szCs w:val="20"/>
-        </w:rPr>
-        <w:t xml:space="preserve">Tgl. Call Memo   </w:t>
-      </w:r>
-      <w:r>
-        <w:rPr>
-          <w:rFonts w:hint="default" w:ascii="Kalinga" w:hAnsi="Kalinga"/>
-          <w:b/>
-          <w:bCs/>
-          <w:color w:val="auto"/>
-          <w:sz w:val="20"/>
-          <w:szCs w:val="20"/>
-          <w:lang w:val="en-US"/>
-        </w:rPr>
-        <w:tab/>
-      </w:r>
-      <w:r>
-        <w:rPr>
-          <w:rFonts w:hint="default" w:ascii="Kalinga" w:hAnsi="Kalinga"/>
-          <w:b/>
-          <w:bCs/>
-          <w:color w:val="auto"/>
-          <w:sz w:val="20"/>
-          <w:szCs w:val="20"/>
-        </w:rPr>
-        <w:t xml:space="preserve">: </w:t>
-      </w:r>
-      <w:r>
-        <w:rPr>
-          <w:rFonts w:hint="default" w:ascii="Kalinga" w:hAnsi="Kalinga"/>
-          <w:b/>
-          <w:bCs/>
-          <w:color w:val="auto"/>
-          <w:sz w:val="20"/>
-          <w:szCs w:val="20"/>
-          <w:lang w:val="en-US"/>
-        </w:rPr>
-        <w:t>{{tgl_call_memo}}</w:t>
-      </w:r>
-    </w:p>
-    <w:p>
-      <w:pPr>
-        <w:spacing w:after="0" w:line="240" w:lineRule="auto"/>
-        <w:ind w:left="0" w:leftChars="0" w:firstLine="0" w:firstLineChars="0"/>
-        <w:rPr>
-          <w:rFonts w:hint="default" w:ascii="Kalinga" w:hAnsi="Kalinga"/>
-          <w:b/>
-          <w:bCs/>
-          <w:color w:val="auto"/>
-          <w:sz w:val="20"/>
-          <w:szCs w:val="20"/>
-        </w:rPr>
-      </w:pPr>
-      <w:r>
-        <w:rPr>
-          <w:rFonts w:hint="default" w:ascii="Kalinga" w:hAnsi="Kalinga"/>
-          <w:b/>
-          <w:bCs/>
-          <w:color w:val="auto"/>
-          <w:sz w:val="20"/>
-          <w:szCs w:val="20"/>
-        </w:rPr>
-        <w:t xml:space="preserve">Yang diverifikasi   </w:t>
-      </w:r>
-      <w:r>
-        <w:rPr>
-          <w:rFonts w:hint="default" w:ascii="Kalinga" w:hAnsi="Kalinga"/>
-          <w:b/>
-          <w:bCs/>
-          <w:color w:val="auto"/>
-          <w:sz w:val="20"/>
-          <w:szCs w:val="20"/>
-          <w:lang w:val="en-US"/>
-        </w:rPr>
-        <w:tab/>
-      </w:r>
-      <w:r>
-        <w:rPr>
-          <w:rFonts w:hint="default" w:ascii="Kalinga" w:hAnsi="Kalinga"/>
-          <w:b/>
-          <w:bCs/>
-          <w:color w:val="auto"/>
-          <w:sz w:val="20"/>
-          <w:szCs w:val="20"/>
-        </w:rPr>
-        <w:t>: {{nama_kerabat}} ({{hubungan_kerabat}})</w:t>
-      </w:r>
-    </w:p>
-    <w:p>
-      <w:pPr>
-        <w:spacing w:after="0" w:line="240" w:lineRule="auto"/>
-        <w:ind w:left="0" w:leftChars="0" w:firstLine="0" w:firstLineChars="0"/>
-        <w:rPr>
-          <w:rFonts w:hint="default" w:ascii="Kalinga" w:hAnsi="Kalinga"/>
-          <w:b/>
-          <w:bCs/>
-          <w:color w:val="auto"/>
-          <w:sz w:val="20"/>
-          <w:szCs w:val="20"/>
-        </w:rPr>
-      </w:pPr>
-      <w:r>
-        <w:rPr>
-          <w:rFonts w:hint="default" w:ascii="Kalinga" w:hAnsi="Kalinga"/>
-          <w:b/>
-          <w:bCs/>
-          <w:color w:val="auto"/>
-          <w:sz w:val="20"/>
-          <w:szCs w:val="20"/>
-        </w:rPr>
-        <w:t xml:space="preserve">Bentuk Call   </w:t>
-      </w:r>
-      <w:r>
-        <w:rPr>
-          <w:rFonts w:hint="default" w:ascii="Kalinga" w:hAnsi="Kalinga"/>
-          <w:b/>
-          <w:bCs/>
-          <w:color w:val="auto"/>
-          <w:sz w:val="20"/>
-          <w:szCs w:val="20"/>
-          <w:lang w:val="en-US"/>
-        </w:rPr>
-        <w:tab/>
-      </w:r>
-      <w:r>
-        <w:rPr>
-          <w:rFonts w:hint="default" w:ascii="Kalinga" w:hAnsi="Kalinga"/>
-          <w:b/>
-          <w:bCs/>
-          <w:color w:val="auto"/>
-          <w:sz w:val="20"/>
-          <w:szCs w:val="20"/>
-          <w:lang w:val="en-US"/>
-        </w:rPr>
-        <w:tab/>
-      </w:r>
-      <w:r>
-        <w:rPr>
-          <w:rFonts w:hint="default" w:ascii="Kalinga" w:hAnsi="Kalinga"/>
-          <w:b/>
-          <w:bCs/>
-          <w:color w:val="auto"/>
-          <w:sz w:val="20"/>
-          <w:szCs w:val="20"/>
-        </w:rPr>
-        <w:t>: Wawancara via Telepon ({{no_telepon_kerabat}}</w:t>
-      </w:r>
-      <w:r>
-        <w:rPr>
-          <w:rFonts w:hint="default" w:ascii="Kalinga" w:hAnsi="Kalinga"/>
-          <w:b/>
-          <w:bCs/>
-          <w:color w:val="auto"/>
-          <w:sz w:val="20"/>
-          <w:szCs w:val="20"/>
-          <w:lang w:val="en-US"/>
-        </w:rPr>
-        <w:tab/>
-      </w:r>
-      <w:r>
-        <w:rPr>
-          <w:rFonts w:hint="default" w:ascii="Kalinga" w:hAnsi="Kalinga"/>
-          <w:b/>
-          <w:bCs/>
-          <w:color w:val="auto"/>
-          <w:sz w:val="20"/>
-          <w:szCs w:val="20"/>
-        </w:rPr>
-        <w:t>)</w:t>
-      </w:r>
-    </w:p>
-    <w:p>
-      <w:pPr>
-        <w:spacing w:after="0" w:line="240" w:lineRule="auto"/>
-        <w:ind w:left="0" w:leftChars="0" w:firstLine="0" w:firstLineChars="0"/>
-        <w:rPr>
-          <w:rFonts w:hint="default" w:ascii="Kalinga" w:hAnsi="Kalinga"/>
-          <w:b/>
-          <w:bCs/>
-          <w:color w:val="auto"/>
-          <w:sz w:val="20"/>
-          <w:szCs w:val="20"/>
-        </w:rPr>
-      </w:pPr>
-      <w:r>
-        <w:rPr>
-          <w:rFonts w:hint="default" w:ascii="Kalinga" w:hAnsi="Kalinga"/>
-          <w:b/>
-          <w:bCs/>
-          <w:color w:val="auto"/>
-          <w:sz w:val="20"/>
-          <w:szCs w:val="20"/>
-        </w:rPr>
-        <w:t xml:space="preserve">Tujuan Call   </w:t>
-      </w:r>
-      <w:r>
-        <w:rPr>
-          <w:rFonts w:hint="default" w:ascii="Kalinga" w:hAnsi="Kalinga"/>
-          <w:b/>
-          <w:bCs/>
-          <w:color w:val="auto"/>
-          <w:sz w:val="20"/>
-          <w:szCs w:val="20"/>
-          <w:lang w:val="en-US"/>
-        </w:rPr>
-        <w:tab/>
-      </w:r>
-      <w:r>
-        <w:rPr>
-          <w:rFonts w:hint="default" w:ascii="Kalinga" w:hAnsi="Kalinga"/>
-          <w:b/>
-          <w:bCs/>
-          <w:color w:val="auto"/>
-          <w:sz w:val="20"/>
-          <w:szCs w:val="20"/>
-          <w:lang w:val="en-US"/>
-        </w:rPr>
-        <w:tab/>
-      </w:r>
-      <w:r>
-        <w:rPr>
-          <w:rFonts w:hint="default" w:ascii="Kalinga" w:hAnsi="Kalinga"/>
-          <w:b/>
-          <w:bCs/>
-          <w:color w:val="auto"/>
-          <w:sz w:val="20"/>
-          <w:szCs w:val="20"/>
-        </w:rPr>
-        <w:t>: Konfirmasi Kerabat</w:t>
-      </w:r>
-    </w:p>
-    <w:p>
-      <w:pPr>
-        <w:spacing w:after="0" w:line="240" w:lineRule="auto"/>
-        <w:ind w:left="0" w:leftChars="0" w:firstLine="0" w:firstLineChars="0"/>
-        <w:rPr>
-          <w:rFonts w:ascii="Kalinga" w:hAnsi="Kalinga" w:cs="Kalinga"/>
-          <w:b/>
-          <w:bCs/>
-          <w:color w:val="auto"/>
-          <w:sz w:val="20"/>
-          <w:szCs w:val="20"/>
-        </w:rPr>
-      </w:pPr>
-      <w:r>
-        <w:rPr>
-          <w:rFonts w:ascii="Kalinga" w:hAnsi="Kalinga" w:cs="Kalinga"/>
-          <w:b/>
-          <w:bCs/>
-          <w:color w:val="auto"/>
-          <w:sz w:val="20"/>
-          <w:szCs w:val="20"/>
-        </w:rPr>
-        <w:t xml:space="preserve">Informasi didapat </w:t>
-      </w:r>
-      <w:r>
-        <w:rPr>
-          <w:rFonts w:ascii="Kalinga" w:hAnsi="Kalinga" w:cs="Kalinga"/>
-          <w:b/>
-          <w:bCs/>
-          <w:color w:val="auto"/>
-          <w:sz w:val="20"/>
-          <w:szCs w:val="20"/>
-        </w:rPr>
-        <w:tab/>
-      </w:r>
-      <w:r>
-        <w:rPr>
-          <w:rFonts w:ascii="Kalinga" w:hAnsi="Kalinga" w:cs="Kalinga"/>
-          <w:b/>
-          <w:bCs/>
-          <w:color w:val="auto"/>
-          <w:sz w:val="20"/>
-          <w:szCs w:val="20"/>
-        </w:rPr>
-        <w:t>:</w:t>
+          <w:color w:val="auto"/>
+          <w:sz w:val="20"/>
+          <w:szCs w:val="20"/>
+        </w:rPr>
+        <w:t>M</w:t>
+      </w:r>
+      <w:r>
+        <w:rPr>
+          <w:rFonts w:hint="default" w:ascii="Kalinga" w:hAnsi="Kalinga"/>
+          <w:color w:val="auto"/>
+          <w:sz w:val="20"/>
+          <w:szCs w:val="20"/>
+        </w:rPr>
+        <w:t>enurut Ybs. rumah yang di tempati Pemohon saat ini adalah rumah {{status_rumah}}.</w:t>
       </w:r>
     </w:p>
     <w:p>
@@ -1731,36 +2203,7 @@
           <w:sz w:val="20"/>
           <w:szCs w:val="20"/>
         </w:rPr>
-        <w:t>Memang benar Pemohon merupakan</w:t>
-      </w:r>
-      <w:r>
-        <w:rPr>
-          <w:rFonts w:hint="default" w:ascii="Kalinga" w:hAnsi="Kalinga"/>
-          <w:color w:val="auto"/>
-          <w:sz w:val="20"/>
-          <w:szCs w:val="20"/>
-          <w:lang w:val="en-US"/>
-        </w:rPr>
-        <w:t xml:space="preserve"> </w:t>
-      </w:r>
-      <w:r>
-        <w:rPr>
-          <w:rFonts w:hint="default" w:ascii="Kalinga" w:hAnsi="Kalinga"/>
-          <w:color w:val="auto"/>
-          <w:sz w:val="20"/>
-          <w:szCs w:val="20"/>
-        </w:rPr>
-        <w:t xml:space="preserve"> di {{instansi}}</w:t>
-      </w:r>
-      <w:r>
-        <w:rPr>
-          <w:rFonts w:hint="default" w:ascii="Kalinga" w:hAnsi="Kalinga"/>
-          <w:color w:val="auto"/>
-          <w:sz w:val="20"/>
-          <w:szCs w:val="20"/>
-          <w:lang w:val="en-US"/>
-        </w:rPr>
-        <w:t>.</w:t>
+        <w:t xml:space="preserve">Ybs. menyampaikan bahwa Pemohon memiliki kemampuan untuk menyetor angsuran atas kredit yang  dimohon, dan </w:t>
       </w:r>
     </w:p>
     <w:p>
@@ -1782,21 +2225,12 @@
       </w:pPr>
       <w:r>
         <w:rPr>
-          <w:rFonts w:ascii="Kalinga" w:hAnsi="Kalinga" w:cs="Kalinga"/>
-          <w:color w:val="auto"/>
-          <w:sz w:val="20"/>
-          <w:szCs w:val="20"/>
-        </w:rPr>
-        <w:t>M</w:t>
-      </w:r>
-      <w:r>
-        <w:rPr>
-          <w:rFonts w:hint="default" w:ascii="Kalinga" w:hAnsi="Kalinga"/>
-          <w:color w:val="auto"/>
-          <w:sz w:val="20"/>
-          <w:szCs w:val="20"/>
-        </w:rPr>
-        <w:t>enurut Ybs. rumah yang di tempati Pemohon saat ini adalah rumah {{status_rumah}}.</w:t>
+          <w:rFonts w:hint="default" w:ascii="Kalinga" w:hAnsi="Kalinga"/>
+          <w:color w:val="auto"/>
+          <w:sz w:val="20"/>
+          <w:szCs w:val="20"/>
+        </w:rPr>
+        <w:t>Ybs. bersedia untuk mengingatkan Pemohon untuk kewajiban angsuran perbulan.</w:t>
       </w:r>
     </w:p>
     <w:p>
@@ -1810,20 +2244,1990 @@
         <w:ind w:left="360" w:leftChars="0" w:right="160" w:rightChars="0" w:hanging="280" w:firstLineChars="0"/>
         <w:jc w:val="both"/>
         <w:rPr>
-          <w:rFonts w:hint="default" w:ascii="Kalinga" w:hAnsi="Kalinga"/>
-          <w:color w:val="auto"/>
-          <w:sz w:val="20"/>
-          <w:szCs w:val="20"/>
-        </w:rPr>
-      </w:pPr>
-      <w:r>
-        <w:rPr>
-          <w:rFonts w:hint="default" w:ascii="Kalinga" w:hAnsi="Kalinga"/>
-          <w:color w:val="auto"/>
-          <w:sz w:val="20"/>
-          <w:szCs w:val="20"/>
-        </w:rPr>
-        <w:t xml:space="preserve">Ybs. menyampaikan bahwa Pemohon memiliki kemampuan untuk menyetor angsuran atas kredit yang  dimohon, dan </w:t>
+          <w:rFonts w:ascii="Kalinga" w:hAnsi="Kalinga" w:cs="Kalinga"/>
+          <w:color w:val="auto"/>
+          <w:sz w:val="20"/>
+          <w:szCs w:val="20"/>
+        </w:rPr>
+      </w:pPr>
+      <w:r>
+        <w:rPr>
+          <w:rFonts w:hint="default" w:ascii="Kalinga" w:hAnsi="Kalinga"/>
+          <w:color w:val="auto"/>
+          <w:sz w:val="20"/>
+          <w:szCs w:val="20"/>
+        </w:rPr>
+        <w:t>Pemohon dikenal baik dan bertanggung jawab.</w:t>
+      </w:r>
+    </w:p>
+    <w:p>
+      <w:pPr>
+        <w:spacing w:after="0" w:line="240" w:lineRule="auto"/>
+        <w:rPr>
+          <w:rFonts w:ascii="Kalinga" w:hAnsi="Kalinga" w:cs="Kalinga"/>
+          <w:b/>
+          <w:bCs/>
+          <w:color w:val="auto"/>
+          <w:sz w:val="20"/>
+          <w:szCs w:val="20"/>
+        </w:rPr>
+      </w:pPr>
+    </w:p>
+    <w:p>
+      <w:pPr>
+        <w:numPr>
+          <w:ilvl w:val="0"/>
+          <w:numId w:val="0"/>
+        </w:numPr>
+        <w:spacing w:after="0" w:line="240" w:lineRule="auto"/>
+        <w:jc w:val="both"/>
+        <w:rPr>
+          <w:rFonts w:hint="default" w:ascii="Kalinga" w:hAnsi="Kalinga"/>
+          <w:color w:val="auto"/>
+          <w:sz w:val="20"/>
+          <w:szCs w:val="20"/>
+        </w:rPr>
+      </w:pPr>
+      <w:r>
+        <w:rPr>
+          <w:rFonts w:hint="default" w:ascii="Kalinga" w:hAnsi="Kalinga"/>
+          <w:b/>
+          <w:bCs/>
+          <w:color w:val="auto"/>
+          <w:sz w:val="20"/>
+          <w:szCs w:val="20"/>
+          <w:u w:val="single"/>
+          <w:lang w:val="en-US"/>
+        </w:rPr>
+        <w:t>PERHITUNGAN REPAYMENT CAPACITY</w:t>
+      </w:r>
+      <w:r>
+        <w:rPr>
+          <w:rFonts w:hint="default" w:ascii="Kalinga" w:hAnsi="Kalinga"/>
+          <w:color w:val="auto"/>
+          <w:sz w:val="20"/>
+          <w:szCs w:val="20"/>
+        </w:rPr>
+        <w:t xml:space="preserve"> :</w:t>
+      </w:r>
+    </w:p>
+    <w:p>
+      <w:pPr>
+        <w:numPr>
+          <w:ilvl w:val="0"/>
+          <w:numId w:val="0"/>
+        </w:numPr>
+        <w:spacing w:after="0" w:line="240" w:lineRule="auto"/>
+        <w:jc w:val="both"/>
+        <w:rPr>
+          <w:rFonts w:hint="default" w:ascii="Kalinga" w:hAnsi="Kalinga"/>
+          <w:color w:val="auto"/>
+          <w:sz w:val="20"/>
+          <w:szCs w:val="20"/>
+        </w:rPr>
+      </w:pPr>
+      <w:r>
+        <w:rPr>
+          <w:rFonts w:hint="default" w:ascii="Kalinga" w:hAnsi="Kalinga"/>
+          <w:color w:val="auto"/>
+          <w:sz w:val="20"/>
+          <w:szCs w:val="20"/>
+        </w:rPr>
+        <w:t xml:space="preserve">Penghasilan Pemohon Cfm. </w:t>
+      </w:r>
+      <w:r>
+        <w:rPr>
+          <w:rFonts w:hint="default" w:ascii="Kalinga" w:hAnsi="Kalinga"/>
+          <w:color w:val="auto"/>
+          <w:sz w:val="20"/>
+          <w:szCs w:val="20"/>
+          <w:lang w:val="en-US"/>
+        </w:rPr>
+        <w:t>Rekening Koran Gaji di</w:t>
+      </w:r>
+      <w:r>
+        <w:rPr>
+          <w:rFonts w:hint="default" w:ascii="Kalinga" w:hAnsi="Kalinga"/>
+          <w:color w:val="auto"/>
+          <w:sz w:val="20"/>
+          <w:szCs w:val="20"/>
+        </w:rPr>
+        <w:t xml:space="preserve"> {{payroll_bank}} nomor {{payroll_no_rek}} atas nama </w:t>
+      </w:r>
+      <w:r>
+        <w:rPr>
+          <w:rFonts w:hint="default" w:ascii="Kalinga" w:hAnsi="Kalinga"/>
+          <w:color w:val="auto"/>
+          <w:sz w:val="20"/>
+          <w:szCs w:val="20"/>
+          <w:lang w:val="en-US"/>
+        </w:rPr>
+        <w:t>{{nama_pemohon}}</w:t>
+      </w:r>
+      <w:r>
+        <w:rPr>
+          <w:rFonts w:hint="default" w:ascii="Kalinga" w:hAnsi="Kalinga"/>
+          <w:color w:val="auto"/>
+          <w:sz w:val="20"/>
+          <w:szCs w:val="20"/>
+        </w:rPr>
+        <w:t xml:space="preserve"> dengan data sebagai berikut :</w:t>
+      </w:r>
+    </w:p>
+    <w:p>
+      <w:pPr>
+        <w:numPr>
+          <w:ilvl w:val="0"/>
+          <w:numId w:val="0"/>
+        </w:numPr>
+        <w:spacing w:after="0" w:line="240" w:lineRule="auto"/>
+        <w:jc w:val="both"/>
+        <w:rPr>
+          <w:rFonts w:hint="default" w:ascii="Kalinga" w:hAnsi="Kalinga"/>
+          <w:color w:val="auto"/>
+          <w:sz w:val="20"/>
+          <w:szCs w:val="20"/>
+        </w:rPr>
+      </w:pPr>
+    </w:p>
+    <w:p>
+      <w:pPr>
+        <w:numPr>
+          <w:ilvl w:val="0"/>
+          <w:numId w:val="0"/>
+        </w:numPr>
+        <w:spacing w:after="0" w:line="240" w:lineRule="auto"/>
+        <w:jc w:val="both"/>
+        <w:rPr>
+          <w:rFonts w:hint="default" w:ascii="Kalinga" w:hAnsi="Kalinga"/>
+          <w:b/>
+          <w:bCs/>
+          <w:color w:val="auto"/>
+          <w:sz w:val="20"/>
+          <w:szCs w:val="20"/>
+          <w:lang w:val="en-US"/>
+        </w:rPr>
+      </w:pPr>
+      <w:r>
+        <w:rPr>
+          <w:rFonts w:hint="default" w:ascii="Kalinga" w:hAnsi="Kalinga"/>
+          <w:b/>
+          <w:bCs/>
+          <w:color w:val="auto"/>
+          <w:sz w:val="20"/>
+          <w:szCs w:val="20"/>
+          <w:lang w:val="en-US"/>
+        </w:rPr>
+        <w:t>Gaji Pensiun {{pensiun_bulan_3_nama}}</w:t>
+      </w:r>
+      <w:r>
+        <w:rPr>
+          <w:rFonts w:hint="default" w:ascii="Kalinga" w:hAnsi="Kalinga"/>
+          <w:b/>
+          <w:bCs/>
+          <w:color w:val="auto"/>
+          <w:sz w:val="20"/>
+          <w:szCs w:val="20"/>
+          <w:lang w:val="en-US"/>
+        </w:rPr>
+        <w:tab/>
+      </w:r>
+      <w:r>
+        <w:rPr>
+          <w:rFonts w:hint="default" w:ascii="Kalinga" w:hAnsi="Kalinga"/>
+          <w:b/>
+          <w:bCs/>
+          <w:color w:val="auto"/>
+          <w:sz w:val="20"/>
+          <w:szCs w:val="20"/>
+          <w:lang w:val="en-US"/>
+        </w:rPr>
+        <w:tab/>
+      </w:r>
+      <w:r>
+        <w:rPr>
+          <w:rFonts w:hint="default" w:ascii="Kalinga" w:hAnsi="Kalinga"/>
+          <w:b/>
+          <w:bCs/>
+          <w:color w:val="auto"/>
+          <w:sz w:val="20"/>
+          <w:szCs w:val="20"/>
+          <w:lang w:val="en-US"/>
+        </w:rPr>
+        <w:tab/>
+      </w:r>
+      <w:r>
+        <w:rPr>
+          <w:rFonts w:hint="default" w:ascii="Kalinga" w:hAnsi="Kalinga"/>
+          <w:b/>
+          <w:bCs/>
+          <w:color w:val="auto"/>
+          <w:sz w:val="20"/>
+          <w:szCs w:val="20"/>
+        </w:rPr>
+        <w:t xml:space="preserve">:  </w:t>
+      </w:r>
+      <w:r>
+        <w:rPr>
+          <w:rFonts w:hint="default" w:ascii="Kalinga" w:hAnsi="Kalinga"/>
+          <w:b/>
+          <w:bCs/>
+          <w:color w:val="auto"/>
+          <w:sz w:val="20"/>
+          <w:szCs w:val="20"/>
+          <w:u w:val="single"/>
+        </w:rPr>
+        <w:t>Rp. {{pensiun_bulan_3}},-</w:t>
+      </w:r>
+      <w:r>
+        <w:rPr>
+          <w:rFonts w:hint="default" w:ascii="Kalinga" w:hAnsi="Kalinga"/>
+          <w:b/>
+          <w:bCs/>
+          <w:color w:val="auto"/>
+          <w:sz w:val="20"/>
+          <w:szCs w:val="20"/>
+          <w:u w:val="single"/>
+          <w:lang w:val="en-US"/>
+        </w:rPr>
+        <w:t>.</w:t>
+      </w:r>
+    </w:p>
+    <w:p>
+      <w:pPr>
+        <w:numPr>
+          <w:ilvl w:val="0"/>
+          <w:numId w:val="0"/>
+        </w:numPr>
+        <w:spacing w:after="0" w:line="240" w:lineRule="auto"/>
+        <w:jc w:val="both"/>
+        <w:rPr>
+          <w:rFonts w:hint="default" w:ascii="Kalinga" w:hAnsi="Kalinga"/>
+          <w:b/>
+          <w:bCs/>
+          <w:color w:val="auto"/>
+          <w:sz w:val="20"/>
+          <w:szCs w:val="20"/>
+          <w:lang w:val="en-US"/>
+        </w:rPr>
+      </w:pPr>
+      <w:r>
+        <w:rPr>
+          <w:rFonts w:hint="default" w:ascii="Kalinga" w:hAnsi="Kalinga"/>
+          <w:b/>
+          <w:bCs/>
+          <w:color w:val="auto"/>
+          <w:sz w:val="20"/>
+          <w:szCs w:val="20"/>
+        </w:rPr>
+        <w:t>Penghasilan Pemohon</w:t>
+      </w:r>
+      <w:r>
+        <w:rPr>
+          <w:rFonts w:hint="default" w:ascii="Kalinga" w:hAnsi="Kalinga"/>
+          <w:b/>
+          <w:bCs/>
+          <w:color w:val="auto"/>
+          <w:sz w:val="20"/>
+          <w:szCs w:val="20"/>
+          <w:lang w:val="en-US"/>
+        </w:rPr>
+        <w:tab/>
+      </w:r>
+      <w:r>
+        <w:rPr>
+          <w:rFonts w:hint="default" w:ascii="Kalinga" w:hAnsi="Kalinga"/>
+          <w:b/>
+          <w:bCs/>
+          <w:color w:val="auto"/>
+          <w:sz w:val="20"/>
+          <w:szCs w:val="20"/>
+          <w:lang w:val="en-US"/>
+        </w:rPr>
+        <w:tab/>
+      </w:r>
+      <w:r>
+        <w:rPr>
+          <w:rFonts w:hint="default" w:ascii="Kalinga" w:hAnsi="Kalinga"/>
+          <w:b/>
+          <w:bCs/>
+          <w:color w:val="auto"/>
+          <w:sz w:val="20"/>
+          <w:szCs w:val="20"/>
+          <w:lang w:val="en-US"/>
+        </w:rPr>
+        <w:tab/>
+      </w:r>
+      <w:r>
+        <w:rPr>
+          <w:rFonts w:hint="default" w:ascii="Kalinga" w:hAnsi="Kalinga"/>
+          <w:b/>
+          <w:bCs/>
+          <w:color w:val="auto"/>
+          <w:sz w:val="20"/>
+          <w:szCs w:val="20"/>
+        </w:rPr>
+        <w:t xml:space="preserve">:  </w:t>
+      </w:r>
+      <w:r>
+        <w:rPr>
+          <w:rFonts w:hint="default" w:ascii="Kalinga" w:hAnsi="Kalinga"/>
+          <w:b/>
+          <w:bCs/>
+          <w:color w:val="auto"/>
+          <w:sz w:val="20"/>
+          <w:szCs w:val="20"/>
+          <w:u w:val="single"/>
+        </w:rPr>
+        <w:t>Rp. {{rpc_penghasilan}},-</w:t>
+      </w:r>
+      <w:r>
+        <w:rPr>
+          <w:rFonts w:hint="default" w:ascii="Kalinga" w:hAnsi="Kalinga"/>
+          <w:b/>
+          <w:bCs/>
+          <w:color w:val="auto"/>
+          <w:sz w:val="20"/>
+          <w:szCs w:val="20"/>
+          <w:u w:val="single"/>
+          <w:lang w:val="en-US"/>
+        </w:rPr>
+        <w:t>.</w:t>
+      </w:r>
+    </w:p>
+    <w:p>
+      <w:pPr>
+        <w:numPr>
+          <w:ilvl w:val="0"/>
+          <w:numId w:val="0"/>
+        </w:numPr>
+        <w:spacing w:after="0" w:line="240" w:lineRule="auto"/>
+        <w:jc w:val="both"/>
+        <w:rPr>
+          <w:rFonts w:hint="default" w:ascii="Kalinga" w:hAnsi="Kalinga"/>
+          <w:b/>
+          <w:bCs/>
+          <w:color w:val="auto"/>
+          <w:sz w:val="20"/>
+          <w:szCs w:val="20"/>
+          <w:lang w:val="en-US"/>
+        </w:rPr>
+      </w:pPr>
+      <w:r>
+        <w:rPr>
+          <w:rFonts w:hint="default" w:ascii="Kalinga" w:hAnsi="Kalinga"/>
+          <w:b/>
+          <w:bCs/>
+          <w:color w:val="auto"/>
+          <w:sz w:val="20"/>
+          <w:szCs w:val="20"/>
+        </w:rPr>
+        <w:t>DSC 90 %</w:t>
+      </w:r>
+      <w:r>
+        <w:rPr>
+          <w:rFonts w:hint="default" w:ascii="Kalinga" w:hAnsi="Kalinga"/>
+          <w:b/>
+          <w:bCs/>
+          <w:color w:val="auto"/>
+          <w:sz w:val="20"/>
+          <w:szCs w:val="20"/>
+          <w:lang w:val="en-US"/>
+        </w:rPr>
+        <w:tab/>
+      </w:r>
+      <w:r>
+        <w:rPr>
+          <w:rFonts w:hint="default" w:ascii="Kalinga" w:hAnsi="Kalinga"/>
+          <w:b/>
+          <w:bCs/>
+          <w:color w:val="auto"/>
+          <w:sz w:val="20"/>
+          <w:szCs w:val="20"/>
+          <w:lang w:val="en-US"/>
+        </w:rPr>
+        <w:tab/>
+      </w:r>
+      <w:r>
+        <w:rPr>
+          <w:rFonts w:hint="default" w:ascii="Kalinga" w:hAnsi="Kalinga"/>
+          <w:b/>
+          <w:bCs/>
+          <w:color w:val="auto"/>
+          <w:sz w:val="20"/>
+          <w:szCs w:val="20"/>
+          <w:lang w:val="en-US"/>
+        </w:rPr>
+        <w:tab/>
+      </w:r>
+      <w:r>
+        <w:rPr>
+          <w:rFonts w:hint="default" w:ascii="Kalinga" w:hAnsi="Kalinga"/>
+          <w:b/>
+          <w:bCs/>
+          <w:color w:val="auto"/>
+          <w:sz w:val="20"/>
+          <w:szCs w:val="20"/>
+          <w:lang w:val="en-US"/>
+        </w:rPr>
+        <w:tab/>
+      </w:r>
+      <w:r>
+        <w:rPr>
+          <w:rFonts w:hint="default" w:ascii="Kalinga" w:hAnsi="Kalinga"/>
+          <w:b/>
+          <w:bCs/>
+          <w:color w:val="auto"/>
+          <w:sz w:val="20"/>
+          <w:szCs w:val="20"/>
+        </w:rPr>
+        <w:t>:  Rp. {{rpc_dsc_90}},-</w:t>
+      </w:r>
+      <w:r>
+        <w:rPr>
+          <w:rFonts w:hint="default" w:ascii="Kalinga" w:hAnsi="Kalinga"/>
+          <w:b/>
+          <w:bCs/>
+          <w:color w:val="auto"/>
+          <w:sz w:val="20"/>
+          <w:szCs w:val="20"/>
+          <w:lang w:val="en-US"/>
+        </w:rPr>
+        <w:t>.</w:t>
+      </w:r>
+    </w:p>
+    <w:p>
+      <w:pPr>
+        <w:numPr>
+          <w:ilvl w:val="0"/>
+          <w:numId w:val="0"/>
+        </w:numPr>
+        <w:spacing w:after="0" w:line="240" w:lineRule="auto"/>
+        <w:jc w:val="both"/>
+        <w:rPr>
+          <w:rFonts w:hint="default" w:ascii="Kalinga" w:hAnsi="Kalinga"/>
+          <w:color w:val="auto"/>
+          <w:sz w:val="20"/>
+          <w:szCs w:val="20"/>
+        </w:rPr>
+      </w:pPr>
+    </w:p>
+    <w:p>
+      <w:pPr>
+        <w:numPr>
+          <w:ilvl w:val="0"/>
+          <w:numId w:val="0"/>
+        </w:numPr>
+        <w:spacing w:after="0" w:line="240" w:lineRule="auto"/>
+        <w:jc w:val="both"/>
+        <w:rPr>
+          <w:rFonts w:hint="default" w:ascii="Kalinga" w:hAnsi="Kalinga"/>
+          <w:color w:val="auto"/>
+          <w:sz w:val="20"/>
+          <w:szCs w:val="20"/>
+        </w:rPr>
+      </w:pPr>
+      <w:r>
+        <w:rPr>
+          <w:rFonts w:hint="default" w:ascii="Kalinga" w:hAnsi="Kalinga"/>
+          <w:color w:val="auto"/>
+          <w:sz w:val="20"/>
+          <w:szCs w:val="20"/>
+        </w:rPr>
+        <w:t>Cfm. E-PP Kredit CR, Buku IV, Nama Bab BNI Fleksi, Nama Sub Bab Ketentuan Umum, Bab I Sub Sub 01, Halaman 18, Tanggal 18-05-2018 pada poin 3. Untuk Pensiunan dan Calon Pensiunan Maksimal DSR = 90% dari total Pendapatan Tetap (yang akan diterima) per bulan Tanpa Memperhitungkan Kewajiban Ybs. di Bank/Lembaga Keuangan Non Bank Lainnya.</w:t>
+      </w:r>
+    </w:p>
+    <w:p>
+      <w:pPr>
+        <w:numPr>
+          <w:ilvl w:val="0"/>
+          <w:numId w:val="0"/>
+        </w:numPr>
+        <w:spacing w:after="0" w:line="240" w:lineRule="auto"/>
+        <w:jc w:val="both"/>
+        <w:rPr>
+          <w:rFonts w:hint="default" w:ascii="Kalinga" w:hAnsi="Kalinga"/>
+          <w:color w:val="auto"/>
+          <w:sz w:val="20"/>
+          <w:szCs w:val="20"/>
+        </w:rPr>
+      </w:pPr>
+    </w:p>
+    <w:p>
+      <w:pPr>
+        <w:spacing w:after="0" w:line="240" w:lineRule="auto"/>
+        <w:ind w:left="0" w:leftChars="0" w:firstLine="0" w:firstLineChars="0"/>
+        <w:jc w:val="both"/>
+        <w:rPr>
+          <w:rFonts w:hint="default" w:ascii="Kalinga" w:hAnsi="Kalinga"/>
+          <w:b w:val="0"/>
+          <w:bCs w:val="0"/>
+          <w:color w:val="auto"/>
+          <w:sz w:val="20"/>
+          <w:szCs w:val="20"/>
+        </w:rPr>
+      </w:pPr>
+      <w:r>
+        <w:rPr>
+          <w:rFonts w:hint="default" w:ascii="Kalinga" w:hAnsi="Kalinga"/>
+          <w:b/>
+          <w:bCs/>
+          <w:color w:val="auto"/>
+          <w:sz w:val="20"/>
+          <w:szCs w:val="20"/>
+          <w:u w:val="single"/>
+        </w:rPr>
+        <w:t>Angsuran Eksisting Pemohon Cfm SLIK tanggal {{tgl_slik}} dengan data sebagai berikut</w:t>
+      </w:r>
+      <w:r>
+        <w:rPr>
+          <w:rFonts w:hint="default" w:ascii="Kalinga" w:hAnsi="Kalinga"/>
+          <w:b/>
+          <w:bCs/>
+          <w:color w:val="auto"/>
+          <w:sz w:val="20"/>
+          <w:szCs w:val="20"/>
+          <w:u w:val="single"/>
+          <w:lang w:val="en-US"/>
+        </w:rPr>
+        <w:t xml:space="preserve"> </w:t>
+      </w:r>
+      <w:r>
+        <w:rPr>
+          <w:rFonts w:hint="default" w:ascii="Kalinga" w:hAnsi="Kalinga"/>
+          <w:b/>
+          <w:bCs/>
+          <w:color w:val="auto"/>
+          <w:sz w:val="20"/>
+          <w:szCs w:val="20"/>
+          <w:u w:val="single"/>
+        </w:rPr>
+        <w:t>:</w:t>
+      </w:r>
+      <w:r>
+        <w:rPr>
+          <w:rFonts w:hint="default" w:ascii="Kalinga" w:hAnsi="Kalinga"/>
+          <w:b w:val="0"/>
+          <w:bCs w:val="0"/>
+          <w:color w:val="auto"/>
+          <w:sz w:val="20"/>
+          <w:szCs w:val="20"/>
+        </w:rPr>
+        <w:t>{{#slik_nihil}}</w:t>
+      </w:r>
+    </w:p>
+    <w:p>
+      <w:pPr>
+        <w:spacing w:after="0" w:line="240" w:lineRule="auto"/>
+        <w:ind w:left="0" w:leftChars="0" w:firstLine="0" w:firstLineChars="0"/>
+        <w:jc w:val="both"/>
+        <w:rPr>
+          <w:rFonts w:hint="default" w:ascii="Kalinga" w:hAnsi="Kalinga"/>
+          <w:b w:val="0"/>
+          <w:bCs w:val="0"/>
+          <w:color w:val="auto"/>
+          <w:sz w:val="20"/>
+          <w:szCs w:val="20"/>
+        </w:rPr>
+      </w:pPr>
+      <w:r>
+        <w:rPr>
+          <w:rFonts w:hint="default" w:ascii="Kalinga" w:hAnsi="Kalinga"/>
+          <w:b w:val="0"/>
+          <w:bCs w:val="0"/>
+          <w:color w:val="auto"/>
+          <w:sz w:val="20"/>
+          <w:szCs w:val="20"/>
+        </w:rPr>
+        <w:t>-{{fasilitas_nihil}}{{/slik_nihil}}{{#slik_ada_fasilitas}}</w:t>
+      </w:r>
+    </w:p>
+    <w:p>
+      <w:pPr>
+        <w:spacing w:after="0" w:line="240" w:lineRule="auto"/>
+        <w:ind w:left="0" w:leftChars="0" w:firstLine="0" w:firstLineChars="0"/>
+        <w:jc w:val="both"/>
+        <w:rPr>
+          <w:rFonts w:hint="default" w:ascii="Kalinga" w:hAnsi="Kalinga"/>
+          <w:b w:val="0"/>
+          <w:bCs w:val="0"/>
+          <w:color w:val="auto"/>
+          <w:sz w:val="20"/>
+          <w:szCs w:val="20"/>
+        </w:rPr>
+      </w:pPr>
+      <w:r>
+        <w:rPr>
+          <w:rFonts w:hint="default" w:ascii="Kalinga" w:hAnsi="Kalinga"/>
+          <w:b w:val="0"/>
+          <w:bCs w:val="0"/>
+          <w:color w:val="auto"/>
+          <w:sz w:val="20"/>
+          <w:szCs w:val="20"/>
+        </w:rPr>
+        <w:t>{{#slik_bank_1_ada}}-Fasilitas Kredit {{slik_bank_1_jenis}} di {{slik_bank_1_nama}} maks Rp. {{slik_bank_1_maks}} outs Rp. {{slik_bank_1_outs}} angsuran Rp. {{slik_bank_1_angsuran}} Coll {{slik_bank_1_coll}}. {{slik_bank_1_alasan}}</w:t>
+      </w:r>
+    </w:p>
+    <w:p>
+      <w:pPr>
+        <w:spacing w:after="0" w:line="240" w:lineRule="auto"/>
+        <w:ind w:left="0" w:leftChars="0" w:firstLine="0" w:firstLineChars="0"/>
+        <w:jc w:val="both"/>
+        <w:rPr>
+          <w:rFonts w:hint="default" w:ascii="Kalinga" w:hAnsi="Kalinga"/>
+          <w:b w:val="0"/>
+          <w:bCs w:val="0"/>
+          <w:color w:val="auto"/>
+          <w:sz w:val="20"/>
+          <w:szCs w:val="20"/>
+        </w:rPr>
+      </w:pPr>
+      <w:r>
+        <w:rPr>
+          <w:rFonts w:hint="default" w:ascii="Kalinga" w:hAnsi="Kalinga"/>
+          <w:b w:val="0"/>
+          <w:bCs w:val="0"/>
+          <w:color w:val="auto"/>
+          <w:sz w:val="20"/>
+          <w:szCs w:val="20"/>
+        </w:rPr>
+        <w:t>{{/slik_bank_1_ada}}{{#slik_bank_2_ada}}-Fasilitas Kredit {{slik_bank_2_jenis}} di {{slik_bank_2_nama}} maks Rp. {{slik_bank_2_maks}} outs Rp. {{slik_bank_2_outs}} angsuran Rp. {{slik_bank_2_angsuran}} Coll {{slik_bank_2_coll}}. {{slik_bank_2_alasan}}</w:t>
+      </w:r>
+    </w:p>
+    <w:p>
+      <w:pPr>
+        <w:spacing w:after="0" w:line="240" w:lineRule="auto"/>
+        <w:ind w:left="0" w:leftChars="0" w:firstLine="0" w:firstLineChars="0"/>
+        <w:jc w:val="both"/>
+        <w:rPr>
+          <w:rFonts w:hint="default" w:ascii="Kalinga" w:hAnsi="Kalinga"/>
+          <w:b w:val="0"/>
+          <w:bCs w:val="0"/>
+          <w:color w:val="auto"/>
+          <w:sz w:val="20"/>
+          <w:szCs w:val="20"/>
+        </w:rPr>
+      </w:pPr>
+      <w:r>
+        <w:rPr>
+          <w:rFonts w:hint="default" w:ascii="Kalinga" w:hAnsi="Kalinga"/>
+          <w:b w:val="0"/>
+          <w:bCs w:val="0"/>
+          <w:color w:val="auto"/>
+          <w:sz w:val="20"/>
+          <w:szCs w:val="20"/>
+        </w:rPr>
+        <w:t>{{/slik_bank_2_ada}}{{#slik_bank_3_ada}}-Fasilitas Kredit {{slik_bank_3_jenis}} di {{slik_bank_3_nama}} maks Rp. {{slik_bank_3_maks}} outs Rp. {{slik_bank_3_outs}} angsuran Rp. {{slik_bank_3_angsuran}} Coll {{slik_bank_3_coll}}. {{slik_bank_3_alasan}}</w:t>
+      </w:r>
+    </w:p>
+    <w:p>
+      <w:pPr>
+        <w:spacing w:after="0" w:line="240" w:lineRule="auto"/>
+        <w:ind w:left="0" w:leftChars="0" w:firstLine="0" w:firstLineChars="0"/>
+        <w:jc w:val="both"/>
+        <w:rPr>
+          <w:rFonts w:hint="default" w:ascii="Kalinga" w:hAnsi="Kalinga"/>
+          <w:b w:val="0"/>
+          <w:bCs w:val="0"/>
+          <w:color w:val="auto"/>
+          <w:sz w:val="20"/>
+          <w:szCs w:val="20"/>
+        </w:rPr>
+      </w:pPr>
+      <w:r>
+        <w:rPr>
+          <w:rFonts w:hint="default" w:ascii="Kalinga" w:hAnsi="Kalinga"/>
+          <w:b w:val="0"/>
+          <w:bCs w:val="0"/>
+          <w:color w:val="auto"/>
+          <w:sz w:val="20"/>
+          <w:szCs w:val="20"/>
+        </w:rPr>
+        <w:t>{{/slik_bank_3_ada}}{{#slik_bank_4_ada}}-Fasilitas Kredit {{slik_bank_4_jenis}} di {{slik_bank_4_nama}} maks Rp. {{slik_bank_4_maks}} outs Rp. {{slik_bank_4_outs}} angsuran Rp. {{slik_bank_4_angsuran}} Coll {{slik_bank_4_coll}}. {{slik_bank_4_alasan}}</w:t>
+      </w:r>
+    </w:p>
+    <w:p>
+      <w:pPr>
+        <w:spacing w:after="0" w:line="240" w:lineRule="auto"/>
+        <w:ind w:left="0" w:leftChars="0" w:firstLine="0" w:firstLineChars="0"/>
+        <w:jc w:val="both"/>
+        <w:rPr>
+          <w:rFonts w:hint="default" w:ascii="Kalinga" w:hAnsi="Kalinga"/>
+          <w:b w:val="0"/>
+          <w:bCs w:val="0"/>
+          <w:color w:val="auto"/>
+          <w:sz w:val="20"/>
+          <w:szCs w:val="20"/>
+        </w:rPr>
+      </w:pPr>
+      <w:r>
+        <w:rPr>
+          <w:rFonts w:hint="default" w:ascii="Kalinga" w:hAnsi="Kalinga"/>
+          <w:b w:val="0"/>
+          <w:bCs w:val="0"/>
+          <w:color w:val="auto"/>
+          <w:sz w:val="20"/>
+          <w:szCs w:val="20"/>
+        </w:rPr>
+        <w:t>{{/slik_bank_4_ada}}{{#slik_bank_5_ada}}-Fasilitas Kredit {{slik_bank_5_jenis}} di {{slik_bank_5_nama}} maks Rp. {{slik_bank_5_maks}} outs Rp. {{slik_bank_5_outs}} angsuran Rp. {{slik_bank_5_angsuran}} Coll {{slik_bank_5_coll}}. {{slik_bank_5_alasan}}</w:t>
+      </w:r>
+    </w:p>
+    <w:p>
+      <w:pPr>
+        <w:spacing w:after="0" w:line="240" w:lineRule="auto"/>
+        <w:ind w:left="0" w:leftChars="0" w:firstLine="0" w:firstLineChars="0"/>
+        <w:jc w:val="both"/>
+        <w:rPr>
+          <w:rFonts w:hint="default" w:ascii="Kalinga" w:hAnsi="Kalinga"/>
+          <w:b w:val="0"/>
+          <w:bCs w:val="0"/>
+          <w:color w:val="auto"/>
+          <w:sz w:val="20"/>
+          <w:szCs w:val="20"/>
+        </w:rPr>
+      </w:pPr>
+      <w:r>
+        <w:rPr>
+          <w:rFonts w:hint="default" w:ascii="Kalinga" w:hAnsi="Kalinga"/>
+          <w:b w:val="0"/>
+          <w:bCs w:val="0"/>
+          <w:color w:val="auto"/>
+          <w:sz w:val="20"/>
+          <w:szCs w:val="20"/>
+        </w:rPr>
+        <w:t>{{/slik_bank_5_ada}}{{#slik_bank_6_ada}}-Fasilitas Kredit {{slik_bank_6_jenis}} di {{slik_bank_6_nama}} maks Rp. {{slik_bank_6_maks}} outs Rp. {{slik_bank_6_outs}} angsuran Rp. {{slik_bank_6_angsuran}} Coll {{slik_bank_6_coll}}. {{slik_bank_6_alasan}}</w:t>
+      </w:r>
+    </w:p>
+    <w:p>
+      <w:pPr>
+        <w:spacing w:after="0" w:line="240" w:lineRule="auto"/>
+        <w:ind w:left="0" w:leftChars="0" w:firstLine="0" w:firstLineChars="0"/>
+        <w:jc w:val="both"/>
+        <w:rPr>
+          <w:rFonts w:hint="default" w:ascii="Kalinga" w:hAnsi="Kalinga"/>
+          <w:b w:val="0"/>
+          <w:bCs w:val="0"/>
+          <w:color w:val="auto"/>
+          <w:sz w:val="20"/>
+          <w:szCs w:val="20"/>
+        </w:rPr>
+      </w:pPr>
+      <w:r>
+        <w:rPr>
+          <w:rFonts w:hint="default" w:ascii="Kalinga" w:hAnsi="Kalinga"/>
+          <w:b w:val="0"/>
+          <w:bCs w:val="0"/>
+          <w:color w:val="auto"/>
+          <w:sz w:val="20"/>
+          <w:szCs w:val="20"/>
+        </w:rPr>
+        <w:t>{{/slik_bank_6_ada}}{{#slik_bank_7_ada}}-Fasilitas Kredit {{slik_bank_7_jenis}} di {{slik_bank_7_nama}} maks Rp. {{slik_bank_7_maks}} outs Rp. {{slik_bank_7_outs}} angsuran Rp. {{slik_bank_7_angsuran}} Coll {{slik_bank_7_coll}}. {{slik_bank_7_alasan}}</w:t>
+      </w:r>
+    </w:p>
+    <w:p>
+      <w:pPr>
+        <w:spacing w:after="0" w:line="240" w:lineRule="auto"/>
+        <w:ind w:left="0" w:leftChars="0" w:firstLine="0" w:firstLineChars="0"/>
+        <w:jc w:val="both"/>
+        <w:rPr>
+          <w:rFonts w:hint="default" w:ascii="Kalinga" w:hAnsi="Kalinga"/>
+          <w:b w:val="0"/>
+          <w:bCs w:val="0"/>
+          <w:color w:val="auto"/>
+          <w:sz w:val="20"/>
+          <w:szCs w:val="20"/>
+        </w:rPr>
+      </w:pPr>
+      <w:r>
+        <w:rPr>
+          <w:rFonts w:hint="default" w:ascii="Kalinga" w:hAnsi="Kalinga"/>
+          <w:b w:val="0"/>
+          <w:bCs w:val="0"/>
+          <w:color w:val="auto"/>
+          <w:sz w:val="20"/>
+          <w:szCs w:val="20"/>
+        </w:rPr>
+        <w:t>{{/slik_bank_7_ada}}{{#slik_bank_8_ada}}-Fasilitas Kredit {{slik_bank_8_jenis}} di {{slik_bank_8_nama}} maks Rp. {{slik_bank_8_maks}} outs Rp. {{slik_bank_8_outs}} angsuran Rp. {{slik_bank_8_angsuran}} Coll {{slik_bank_8_coll}}. {{slik_bank_8_alasan}}</w:t>
+      </w:r>
+    </w:p>
+    <w:p>
+      <w:pPr>
+        <w:spacing w:after="0" w:line="240" w:lineRule="auto"/>
+        <w:ind w:left="0" w:leftChars="0" w:firstLine="0" w:firstLineChars="0"/>
+        <w:jc w:val="both"/>
+        <w:rPr>
+          <w:rFonts w:hint="default" w:ascii="Kalinga" w:hAnsi="Kalinga"/>
+          <w:b w:val="0"/>
+          <w:bCs w:val="0"/>
+          <w:color w:val="auto"/>
+          <w:sz w:val="20"/>
+          <w:szCs w:val="20"/>
+        </w:rPr>
+      </w:pPr>
+      <w:r>
+        <w:rPr>
+          <w:rFonts w:hint="default" w:ascii="Kalinga" w:hAnsi="Kalinga"/>
+          <w:b w:val="0"/>
+          <w:bCs w:val="0"/>
+          <w:color w:val="auto"/>
+          <w:sz w:val="20"/>
+          <w:szCs w:val="20"/>
+        </w:rPr>
+        <w:t>{{/slik_bank_8_ada}}{{#slik_bank_9_ada}}-Fasilitas Kredit {{slik_bank_9_jenis}} di {{slik_bank_9_nama}} maks Rp. {{slik_bank_9_maks}} outs Rp. {{slik_bank_9_outs}} angsuran Rp. {{slik_bank_9_angsuran}} Coll {{slik_bank_9_coll}}. {{slik_bank_9_alasan}}</w:t>
+      </w:r>
+    </w:p>
+    <w:p>
+      <w:pPr>
+        <w:spacing w:after="0" w:line="240" w:lineRule="auto"/>
+        <w:ind w:left="0" w:leftChars="0" w:firstLine="0" w:firstLineChars="0"/>
+        <w:jc w:val="both"/>
+        <w:rPr>
+          <w:rFonts w:hint="default" w:ascii="Kalinga" w:hAnsi="Kalinga"/>
+          <w:b w:val="0"/>
+          <w:bCs w:val="0"/>
+          <w:color w:val="auto"/>
+          <w:sz w:val="20"/>
+          <w:szCs w:val="20"/>
+        </w:rPr>
+      </w:pPr>
+      <w:r>
+        <w:rPr>
+          <w:rFonts w:hint="default" w:ascii="Kalinga" w:hAnsi="Kalinga"/>
+          <w:b w:val="0"/>
+          <w:bCs w:val="0"/>
+          <w:color w:val="auto"/>
+          <w:sz w:val="20"/>
+          <w:szCs w:val="20"/>
+        </w:rPr>
+        <w:t>{{/slik_bank_9_ada}}{{#slik_bank_10_ada}}-Fasilitas Kredit {{slik_bank_10_jenis}} di {{slik_bank_10_nama}} maks Rp. {{slik_bank_10_maks}} outs Rp. {{slik_bank_10_outs}} angsuran Rp. {{slik_bank_10_angsuran}} Coll {{slik_bank_10_coll}}. {{slik_bank_10_alasan}}</w:t>
+      </w:r>
+    </w:p>
+    <w:p>
+      <w:pPr>
+        <w:spacing w:after="0" w:line="240" w:lineRule="auto"/>
+        <w:ind w:left="0" w:leftChars="0" w:firstLine="0" w:firstLineChars="0"/>
+        <w:jc w:val="both"/>
+        <w:rPr>
+          <w:rFonts w:hint="default" w:ascii="Kalinga" w:hAnsi="Kalinga"/>
+          <w:b w:val="0"/>
+          <w:bCs w:val="0"/>
+          <w:color w:val="auto"/>
+          <w:sz w:val="20"/>
+          <w:szCs w:val="20"/>
+        </w:rPr>
+      </w:pPr>
+      <w:r>
+        <w:rPr>
+          <w:rFonts w:hint="default" w:ascii="Kalinga" w:hAnsi="Kalinga"/>
+          <w:b w:val="0"/>
+          <w:bCs w:val="0"/>
+          <w:color w:val="auto"/>
+          <w:sz w:val="20"/>
+          <w:szCs w:val="20"/>
+        </w:rPr>
+        <w:t>{{/slik_bank_10_ada}}{{#slik_bank_11_ada}}-Fasilitas Kredit {{slik_bank_11_jenis}} di {{slik_bank_11_nama}} maks Rp. {{slik_bank_11_maks}} outs Rp. {{slik_bank_11_outs}} angsuran Rp. {{slik_bank_11_angsuran}} Coll {{slik_bank_11_coll}}. {{slik_bank_11_alasan}}</w:t>
+      </w:r>
+    </w:p>
+    <w:p>
+      <w:pPr>
+        <w:spacing w:after="0" w:line="240" w:lineRule="auto"/>
+        <w:ind w:left="0" w:leftChars="0" w:firstLine="0" w:firstLineChars="0"/>
+        <w:jc w:val="both"/>
+        <w:rPr>
+          <w:rFonts w:hint="default" w:ascii="Kalinga" w:hAnsi="Kalinga"/>
+          <w:b w:val="0"/>
+          <w:bCs w:val="0"/>
+          <w:color w:val="auto"/>
+          <w:sz w:val="20"/>
+          <w:szCs w:val="20"/>
+        </w:rPr>
+      </w:pPr>
+      <w:r>
+        <w:rPr>
+          <w:rFonts w:hint="default" w:ascii="Kalinga" w:hAnsi="Kalinga"/>
+          <w:b w:val="0"/>
+          <w:bCs w:val="0"/>
+          <w:color w:val="auto"/>
+          <w:sz w:val="20"/>
+          <w:szCs w:val="20"/>
+        </w:rPr>
+        <w:t>{{/slik_bank_11_ada}}{{#slik_bank_12_ada}}-Fasilitas Kredit {{slik_bank_12_jenis}} di {{slik_bank_12_nama}} maks Rp. {{slik_bank_12_maks}} outs Rp. {{slik_bank_12_outs}} angsuran Rp. {{slik_bank_12_angsuran}} Coll {{slik_bank_12_coll}}. {{slik_bank_12_alasan}}</w:t>
+      </w:r>
+    </w:p>
+    <w:p>
+      <w:pPr>
+        <w:spacing w:after="0" w:line="240" w:lineRule="auto"/>
+        <w:ind w:left="0" w:leftChars="0" w:firstLine="0" w:firstLineChars="0"/>
+        <w:jc w:val="both"/>
+        <w:rPr>
+          <w:rFonts w:hint="default" w:ascii="Kalinga" w:hAnsi="Kalinga"/>
+          <w:b w:val="0"/>
+          <w:bCs w:val="0"/>
+          <w:color w:val="auto"/>
+          <w:sz w:val="20"/>
+          <w:szCs w:val="20"/>
+        </w:rPr>
+      </w:pPr>
+      <w:r>
+        <w:rPr>
+          <w:rFonts w:hint="default" w:ascii="Kalinga" w:hAnsi="Kalinga"/>
+          <w:b w:val="0"/>
+          <w:bCs w:val="0"/>
+          <w:color w:val="auto"/>
+          <w:sz w:val="20"/>
+          <w:szCs w:val="20"/>
+        </w:rPr>
+        <w:t>{{/slik_bank_12_ada}}{{#slik_bank_13_ada}}-Fasilitas Kredit {{slik_bank_13_jenis}} di {{slik_bank_13_nama}} maks Rp. {{slik_bank_13_maks}} outs Rp. {{slik_bank_13_outs}} angsuran Rp. {{slik_bank_13_angsuran}} Coll {{slik_bank_13_coll}}. {{slik_bank_13_alasan}}</w:t>
+      </w:r>
+    </w:p>
+    <w:p>
+      <w:pPr>
+        <w:spacing w:after="0" w:line="240" w:lineRule="auto"/>
+        <w:ind w:left="0" w:leftChars="0" w:firstLine="0" w:firstLineChars="0"/>
+        <w:jc w:val="both"/>
+        <w:rPr>
+          <w:rFonts w:hint="default" w:ascii="Kalinga" w:hAnsi="Kalinga"/>
+          <w:b w:val="0"/>
+          <w:bCs w:val="0"/>
+          <w:color w:val="auto"/>
+          <w:sz w:val="20"/>
+          <w:szCs w:val="20"/>
+        </w:rPr>
+      </w:pPr>
+      <w:r>
+        <w:rPr>
+          <w:rFonts w:hint="default" w:ascii="Kalinga" w:hAnsi="Kalinga"/>
+          <w:b w:val="0"/>
+          <w:bCs w:val="0"/>
+          <w:color w:val="auto"/>
+          <w:sz w:val="20"/>
+          <w:szCs w:val="20"/>
+        </w:rPr>
+        <w:t>{{/slik_bank_13_ada}}{{#slik_bank_14_ada}}-Fasilitas Kredit {{slik_bank_14_jenis}} di {{slik_bank_14_nama}} maks Rp. {{slik_bank_14_maks}} outs Rp. {{slik_bank_14_outs}} angsuran Rp. {{slik_bank_14_angsuran}} Coll {{slik_bank_14_coll}}. {{slik_bank_14_alasan}}</w:t>
+      </w:r>
+    </w:p>
+    <w:p>
+      <w:pPr>
+        <w:spacing w:after="0" w:line="240" w:lineRule="auto"/>
+        <w:ind w:left="0" w:leftChars="0" w:firstLine="0" w:firstLineChars="0"/>
+        <w:jc w:val="both"/>
+        <w:rPr>
+          <w:rFonts w:hint="default" w:ascii="Kalinga" w:hAnsi="Kalinga"/>
+          <w:b w:val="0"/>
+          <w:bCs w:val="0"/>
+          <w:color w:val="auto"/>
+          <w:sz w:val="20"/>
+          <w:szCs w:val="20"/>
+        </w:rPr>
+      </w:pPr>
+      <w:r>
+        <w:rPr>
+          <w:rFonts w:hint="default" w:ascii="Kalinga" w:hAnsi="Kalinga"/>
+          <w:b w:val="0"/>
+          <w:bCs w:val="0"/>
+          <w:color w:val="auto"/>
+          <w:sz w:val="20"/>
+          <w:szCs w:val="20"/>
+        </w:rPr>
+        <w:t>{{/slik_bank_14_ada}}{{#slik_bank_15_ada}}-Fasilitas Kredit {{slik_bank_15_jenis}} di {{slik_bank_15_nama}} maks Rp. {{slik_bank_15_maks}} outs Rp. {{slik_bank_15_outs}} angsuran Rp. {{slik_bank_15_angsuran}} Coll {{slik_bank_15_coll}}. {{slik_bank_15_alasan}}</w:t>
+      </w:r>
+    </w:p>
+    <w:p>
+      <w:pPr>
+        <w:spacing w:after="0" w:line="240" w:lineRule="auto"/>
+        <w:ind w:left="0" w:leftChars="0" w:firstLine="0" w:firstLineChars="0"/>
+        <w:jc w:val="both"/>
+        <w:rPr>
+          <w:rFonts w:ascii="Kalinga" w:hAnsi="Kalinga" w:cs="Kalinga"/>
+          <w:b/>
+          <w:bCs/>
+          <w:color w:val="auto"/>
+          <w:sz w:val="20"/>
+          <w:szCs w:val="20"/>
+          <w:u w:val="single"/>
+        </w:rPr>
+      </w:pPr>
+      <w:r>
+        <w:rPr>
+          <w:rFonts w:hint="default" w:ascii="Kalinga" w:hAnsi="Kalinga"/>
+          <w:b w:val="0"/>
+          <w:bCs w:val="0"/>
+          <w:color w:val="auto"/>
+          <w:sz w:val="20"/>
+          <w:szCs w:val="20"/>
+        </w:rPr>
+        <w:t>{{/slik_bank_15_ada}}</w:t>
+      </w:r>
+      <w:r>
+        <w:rPr>
+          <w:rFonts w:hint="default" w:ascii="Kalinga" w:hAnsi="Kalinga"/>
+          <w:b/>
+          <w:bCs/>
+          <w:i/>
+          <w:iCs/>
+          <w:color w:val="FF0000"/>
+          <w:sz w:val="20"/>
+          <w:szCs w:val="20"/>
+          <w:u w:val="single"/>
+        </w:rPr>
+        <w:t>{{slik_mitigasi_risiko}}</w:t>
+      </w:r>
+      <w:r>
+        <w:rPr>
+          <w:rFonts w:hint="default" w:ascii="Kalinga" w:hAnsi="Kalinga"/>
+          <w:b w:val="0"/>
+          <w:bCs w:val="0"/>
+          <w:color w:val="auto"/>
+          <w:sz w:val="20"/>
+          <w:szCs w:val="20"/>
+        </w:rPr>
+        <w:t>{{/slik_ada_fasilitas}}</w:t>
+      </w:r>
+    </w:p>
+    <w:p>
+      <w:pPr>
+        <w:spacing w:after="0" w:line="240" w:lineRule="auto"/>
+        <w:ind w:left="0" w:leftChars="0" w:firstLine="0" w:firstLineChars="0"/>
+        <w:jc w:val="both"/>
+        <w:rPr>
+          <w:rFonts w:hint="default" w:ascii="Kalinga" w:hAnsi="Kalinga"/>
+          <w:b w:val="0"/>
+          <w:bCs w:val="0"/>
+          <w:color w:val="auto"/>
+          <w:sz w:val="20"/>
+          <w:szCs w:val="20"/>
+        </w:rPr>
+      </w:pPr>
+      <w:bookmarkStart w:id="17" w:name="_GoBack"/>
+      <w:bookmarkEnd w:id="17"/>
+    </w:p>
+    <w:p>
+      <w:pPr>
+        <w:numPr>
+          <w:ilvl w:val="0"/>
+          <w:numId w:val="0"/>
+        </w:numPr>
+        <w:spacing w:after="0" w:line="240" w:lineRule="auto"/>
+        <w:jc w:val="both"/>
+        <w:rPr>
+          <w:rFonts w:hint="default" w:ascii="Kalinga" w:hAnsi="Kalinga"/>
+          <w:color w:val="auto"/>
+          <w:sz w:val="20"/>
+          <w:szCs w:val="20"/>
+          <w:lang w:val="en-US"/>
+        </w:rPr>
+      </w:pPr>
+      <w:r>
+        <w:rPr>
+          <w:rFonts w:hint="default" w:ascii="Kalinga" w:hAnsi="Kalinga"/>
+          <w:b/>
+          <w:bCs/>
+          <w:color w:val="auto"/>
+          <w:sz w:val="20"/>
+          <w:szCs w:val="20"/>
+        </w:rPr>
+        <w:t>Total Angsuran Pemohon</w:t>
+      </w:r>
+      <w:r>
+        <w:rPr>
+          <w:rFonts w:hint="default" w:ascii="Kalinga" w:hAnsi="Kalinga"/>
+          <w:b/>
+          <w:bCs/>
+          <w:color w:val="auto"/>
+          <w:sz w:val="20"/>
+          <w:szCs w:val="20"/>
+          <w:lang w:val="en-US"/>
+        </w:rPr>
+        <w:tab/>
+      </w:r>
+      <w:r>
+        <w:rPr>
+          <w:rFonts w:hint="default" w:ascii="Kalinga" w:hAnsi="Kalinga"/>
+          <w:b/>
+          <w:bCs/>
+          <w:color w:val="auto"/>
+          <w:sz w:val="20"/>
+          <w:szCs w:val="20"/>
+          <w:lang w:val="en-US"/>
+        </w:rPr>
+        <w:tab/>
+      </w:r>
+      <w:r>
+        <w:rPr>
+          <w:rFonts w:hint="default" w:ascii="Kalinga" w:hAnsi="Kalinga"/>
+          <w:b/>
+          <w:bCs/>
+          <w:color w:val="auto"/>
+          <w:sz w:val="20"/>
+          <w:szCs w:val="20"/>
+          <w:lang w:val="en-US"/>
+        </w:rPr>
+        <w:tab/>
+      </w:r>
+      <w:r>
+        <w:rPr>
+          <w:rFonts w:hint="default" w:ascii="Kalinga" w:hAnsi="Kalinga"/>
+          <w:b/>
+          <w:bCs/>
+          <w:color w:val="auto"/>
+          <w:sz w:val="20"/>
+          <w:szCs w:val="20"/>
+        </w:rPr>
+        <w:t xml:space="preserve">: </w:t>
+      </w:r>
+      <w:r>
+        <w:rPr>
+          <w:rFonts w:hint="default" w:ascii="Kalinga" w:hAnsi="Kalinga"/>
+          <w:color w:val="auto"/>
+          <w:sz w:val="20"/>
+          <w:szCs w:val="20"/>
+        </w:rPr>
+        <w:tab/>
+      </w:r>
+      <w:r>
+        <w:rPr>
+          <w:rFonts w:hint="default" w:ascii="Kalinga" w:hAnsi="Kalinga"/>
+          <w:color w:val="auto"/>
+          <w:sz w:val="20"/>
+          <w:szCs w:val="20"/>
+        </w:rPr>
+        <w:t>Rp</w:t>
+      </w:r>
+      <w:r>
+        <w:rPr>
+          <w:rFonts w:hint="default" w:ascii="Kalinga" w:hAnsi="Kalinga"/>
+          <w:color w:val="auto"/>
+          <w:sz w:val="20"/>
+          <w:szCs w:val="20"/>
+          <w:lang w:val="en-US"/>
+        </w:rPr>
+        <w:t xml:space="preserve">. </w:t>
+      </w:r>
+      <w:r>
+        <w:rPr>
+          <w:rFonts w:hint="default" w:ascii="Kalinga" w:hAnsi="Kalinga"/>
+          <w:color w:val="auto"/>
+          <w:sz w:val="20"/>
+          <w:szCs w:val="20"/>
+        </w:rPr>
+        <w:t>{{rpc_total_angsuran_eksisting}}</w:t>
+      </w:r>
+      <w:r>
+        <w:rPr>
+          <w:rFonts w:hint="default" w:ascii="Kalinga" w:hAnsi="Kalinga"/>
+          <w:color w:val="auto"/>
+          <w:sz w:val="20"/>
+          <w:szCs w:val="20"/>
+          <w:lang w:val="en-US"/>
+        </w:rPr>
+        <w:t>,-</w:t>
+      </w:r>
+    </w:p>
+    <w:p>
+      <w:pPr>
+        <w:numPr>
+          <w:ilvl w:val="0"/>
+          <w:numId w:val="0"/>
+        </w:numPr>
+        <w:spacing w:after="0" w:line="240" w:lineRule="auto"/>
+        <w:jc w:val="both"/>
+        <w:rPr>
+          <w:rFonts w:hint="default" w:ascii="Kalinga" w:hAnsi="Kalinga"/>
+          <w:color w:val="auto"/>
+          <w:sz w:val="20"/>
+          <w:szCs w:val="20"/>
+        </w:rPr>
+      </w:pPr>
+    </w:p>
+    <w:p>
+      <w:pPr>
+        <w:numPr>
+          <w:ilvl w:val="0"/>
+          <w:numId w:val="0"/>
+        </w:numPr>
+        <w:spacing w:after="0" w:line="240" w:lineRule="auto"/>
+        <w:jc w:val="both"/>
+        <w:rPr>
+          <w:rFonts w:hint="default" w:ascii="Kalinga" w:hAnsi="Kalinga"/>
+          <w:color w:val="auto"/>
+          <w:sz w:val="20"/>
+          <w:szCs w:val="20"/>
+          <w:lang w:val="en-US"/>
+        </w:rPr>
+      </w:pPr>
+      <w:r>
+        <w:rPr>
+          <w:rFonts w:hint="default" w:ascii="Kalinga" w:hAnsi="Kalinga"/>
+          <w:b/>
+          <w:bCs/>
+          <w:color w:val="auto"/>
+          <w:sz w:val="20"/>
+          <w:szCs w:val="20"/>
+        </w:rPr>
+        <w:t xml:space="preserve">Maksimal Angsuran Kredit yang dapat diberikan sampai dengan : </w:t>
+      </w:r>
+      <w:r>
+        <w:rPr>
+          <w:rFonts w:hint="default" w:ascii="Kalinga" w:hAnsi="Kalinga"/>
+          <w:color w:val="auto"/>
+          <w:sz w:val="20"/>
+          <w:szCs w:val="20"/>
+        </w:rPr>
+        <w:tab/>
+      </w:r>
+      <w:r>
+        <w:rPr>
+          <w:rFonts w:hint="default" w:ascii="Kalinga" w:hAnsi="Kalinga"/>
+          <w:color w:val="auto"/>
+          <w:sz w:val="20"/>
+          <w:szCs w:val="20"/>
+        </w:rPr>
+        <w:t>Rp</w:t>
+      </w:r>
+      <w:r>
+        <w:rPr>
+          <w:rFonts w:hint="default" w:ascii="Kalinga" w:hAnsi="Kalinga"/>
+          <w:color w:val="auto"/>
+          <w:sz w:val="20"/>
+          <w:szCs w:val="20"/>
+          <w:lang w:val="en-US"/>
+        </w:rPr>
+        <w:t xml:space="preserve">. </w:t>
+      </w:r>
+      <w:r>
+        <w:rPr>
+          <w:rFonts w:hint="default" w:ascii="Kalinga" w:hAnsi="Kalinga"/>
+          <w:color w:val="auto"/>
+          <w:sz w:val="20"/>
+          <w:szCs w:val="20"/>
+        </w:rPr>
+        <w:t>{{rpc_maksimal_angsuran}}</w:t>
+      </w:r>
+      <w:r>
+        <w:rPr>
+          <w:rFonts w:hint="default" w:ascii="Kalinga" w:hAnsi="Kalinga"/>
+          <w:color w:val="auto"/>
+          <w:sz w:val="20"/>
+          <w:szCs w:val="20"/>
+          <w:lang w:val="en-US"/>
+        </w:rPr>
+        <w:t>,-</w:t>
+      </w:r>
+    </w:p>
+    <w:p>
+      <w:pPr>
+        <w:numPr>
+          <w:ilvl w:val="0"/>
+          <w:numId w:val="0"/>
+        </w:numPr>
+        <w:spacing w:after="0" w:line="240" w:lineRule="auto"/>
+        <w:jc w:val="both"/>
+        <w:rPr>
+          <w:rFonts w:hint="default" w:ascii="Kalinga" w:hAnsi="Kalinga"/>
+          <w:color w:val="auto"/>
+          <w:sz w:val="20"/>
+          <w:szCs w:val="20"/>
+          <w:lang w:val="en-US"/>
+        </w:rPr>
+      </w:pPr>
+      <w:r>
+        <w:rPr>
+          <w:rFonts w:hint="default" w:ascii="Kalinga" w:hAnsi="Kalinga"/>
+          <w:b/>
+          <w:bCs/>
+          <w:color w:val="auto"/>
+          <w:sz w:val="20"/>
+          <w:szCs w:val="20"/>
+        </w:rPr>
+        <w:t xml:space="preserve">Angsuran Kredit yang dapat diusulkan       </w:t>
+      </w:r>
+      <w:r>
+        <w:rPr>
+          <w:rFonts w:hint="default" w:ascii="Kalinga" w:hAnsi="Kalinga"/>
+          <w:b/>
+          <w:bCs/>
+          <w:color w:val="auto"/>
+          <w:sz w:val="20"/>
+          <w:szCs w:val="20"/>
+          <w:lang w:val="en-US"/>
+        </w:rPr>
+        <w:tab/>
+      </w:r>
+      <w:r>
+        <w:rPr>
+          <w:rFonts w:hint="default" w:ascii="Kalinga" w:hAnsi="Kalinga"/>
+          <w:b/>
+          <w:bCs/>
+          <w:color w:val="auto"/>
+          <w:sz w:val="20"/>
+          <w:szCs w:val="20"/>
+          <w:lang w:val="en-US"/>
+        </w:rPr>
+        <w:tab/>
+      </w:r>
+      <w:r>
+        <w:rPr>
+          <w:rFonts w:hint="default" w:ascii="Kalinga" w:hAnsi="Kalinga"/>
+          <w:b/>
+          <w:bCs/>
+          <w:color w:val="auto"/>
+          <w:sz w:val="20"/>
+          <w:szCs w:val="20"/>
+          <w:lang w:val="en-US"/>
+        </w:rPr>
+        <w:tab/>
+      </w:r>
+      <w:r>
+        <w:rPr>
+          <w:rFonts w:hint="default" w:ascii="Kalinga" w:hAnsi="Kalinga"/>
+          <w:b/>
+          <w:bCs/>
+          <w:color w:val="auto"/>
+          <w:sz w:val="20"/>
+          <w:szCs w:val="20"/>
+        </w:rPr>
+        <w:t xml:space="preserve">: </w:t>
+      </w:r>
+      <w:r>
+        <w:rPr>
+          <w:rFonts w:hint="default" w:ascii="Kalinga" w:hAnsi="Kalinga"/>
+          <w:color w:val="auto"/>
+          <w:sz w:val="20"/>
+          <w:szCs w:val="20"/>
+        </w:rPr>
+        <w:tab/>
+      </w:r>
+      <w:r>
+        <w:rPr>
+          <w:rFonts w:hint="default" w:ascii="Kalinga" w:hAnsi="Kalinga"/>
+          <w:color w:val="auto"/>
+          <w:sz w:val="20"/>
+          <w:szCs w:val="20"/>
+        </w:rPr>
+        <w:t>Rp</w:t>
+      </w:r>
+      <w:r>
+        <w:rPr>
+          <w:rFonts w:hint="default" w:ascii="Kalinga" w:hAnsi="Kalinga"/>
+          <w:color w:val="auto"/>
+          <w:sz w:val="20"/>
+          <w:szCs w:val="20"/>
+          <w:lang w:val="en-US"/>
+        </w:rPr>
+        <w:t xml:space="preserve">. </w:t>
+      </w:r>
+      <w:r>
+        <w:rPr>
+          <w:rFonts w:hint="default" w:ascii="Kalinga" w:hAnsi="Kalinga"/>
+          <w:color w:val="auto"/>
+          <w:sz w:val="20"/>
+          <w:szCs w:val="20"/>
+        </w:rPr>
+        <w:t>{{rpc_angsuran_diusulkan}}</w:t>
+      </w:r>
+      <w:r>
+        <w:rPr>
+          <w:rFonts w:hint="default" w:ascii="Kalinga" w:hAnsi="Kalinga"/>
+          <w:color w:val="auto"/>
+          <w:sz w:val="20"/>
+          <w:szCs w:val="20"/>
+          <w:lang w:val="en-US"/>
+        </w:rPr>
+        <w:t>,-</w:t>
+      </w:r>
+    </w:p>
+    <w:p>
+      <w:pPr>
+        <w:numPr>
+          <w:ilvl w:val="0"/>
+          <w:numId w:val="0"/>
+        </w:numPr>
+        <w:spacing w:after="0" w:line="240" w:lineRule="auto"/>
+        <w:jc w:val="both"/>
+        <w:rPr>
+          <w:rFonts w:hint="default" w:ascii="Kalinga" w:hAnsi="Kalinga"/>
+          <w:color w:val="auto"/>
+          <w:sz w:val="20"/>
+          <w:szCs w:val="20"/>
+          <w:lang w:val="en-US"/>
+        </w:rPr>
+      </w:pPr>
+      <w:r>
+        <w:rPr>
+          <w:rFonts w:hint="default" w:ascii="Kalinga" w:hAnsi="Kalinga"/>
+          <w:b/>
+          <w:bCs/>
+          <w:color w:val="auto"/>
+          <w:sz w:val="20"/>
+          <w:szCs w:val="20"/>
+        </w:rPr>
+        <w:t xml:space="preserve">Total Angsuran Kredit Eksisting &amp; Angsuran yang diusul   </w:t>
+      </w:r>
+      <w:r>
+        <w:rPr>
+          <w:rFonts w:hint="default" w:ascii="Kalinga" w:hAnsi="Kalinga"/>
+          <w:b/>
+          <w:bCs/>
+          <w:color w:val="auto"/>
+          <w:sz w:val="20"/>
+          <w:szCs w:val="20"/>
+          <w:lang w:val="en-US"/>
+        </w:rPr>
+        <w:tab/>
+      </w:r>
+      <w:r>
+        <w:rPr>
+          <w:rFonts w:hint="default" w:ascii="Kalinga" w:hAnsi="Kalinga"/>
+          <w:b/>
+          <w:bCs/>
+          <w:color w:val="auto"/>
+          <w:sz w:val="20"/>
+          <w:szCs w:val="20"/>
+        </w:rPr>
+        <w:t xml:space="preserve">: </w:t>
+      </w:r>
+      <w:r>
+        <w:rPr>
+          <w:rFonts w:hint="default" w:ascii="Kalinga" w:hAnsi="Kalinga"/>
+          <w:color w:val="auto"/>
+          <w:sz w:val="20"/>
+          <w:szCs w:val="20"/>
+        </w:rPr>
+        <w:tab/>
+      </w:r>
+      <w:r>
+        <w:rPr>
+          <w:rFonts w:hint="default" w:ascii="Kalinga" w:hAnsi="Kalinga"/>
+          <w:color w:val="auto"/>
+          <w:sz w:val="20"/>
+          <w:szCs w:val="20"/>
+        </w:rPr>
+        <w:t>Rp</w:t>
+      </w:r>
+      <w:r>
+        <w:rPr>
+          <w:rFonts w:hint="default" w:ascii="Kalinga" w:hAnsi="Kalinga"/>
+          <w:color w:val="auto"/>
+          <w:sz w:val="20"/>
+          <w:szCs w:val="20"/>
+          <w:lang w:val="en-US"/>
+        </w:rPr>
+        <w:t xml:space="preserve">. </w:t>
+      </w:r>
+      <w:r>
+        <w:rPr>
+          <w:rFonts w:hint="default" w:ascii="Kalinga" w:hAnsi="Kalinga"/>
+          <w:color w:val="auto"/>
+          <w:sz w:val="20"/>
+          <w:szCs w:val="20"/>
+        </w:rPr>
+        <w:t>{{rpc_total_angsuran_baru}}</w:t>
+      </w:r>
+      <w:r>
+        <w:rPr>
+          <w:rFonts w:hint="default" w:ascii="Kalinga" w:hAnsi="Kalinga"/>
+          <w:color w:val="auto"/>
+          <w:sz w:val="20"/>
+          <w:szCs w:val="20"/>
+          <w:lang w:val="en-US"/>
+        </w:rPr>
+        <w:t>,-</w:t>
+      </w:r>
+    </w:p>
+    <w:p>
+      <w:pPr>
+        <w:numPr>
+          <w:ilvl w:val="0"/>
+          <w:numId w:val="0"/>
+        </w:numPr>
+        <w:spacing w:after="0" w:line="240" w:lineRule="auto"/>
+        <w:jc w:val="both"/>
+        <w:rPr>
+          <w:rFonts w:hint="default" w:ascii="Kalinga" w:hAnsi="Kalinga"/>
+          <w:color w:val="auto"/>
+          <w:sz w:val="20"/>
+          <w:szCs w:val="20"/>
+        </w:rPr>
+      </w:pPr>
+    </w:p>
+    <w:p>
+      <w:pPr>
+        <w:numPr>
+          <w:ilvl w:val="0"/>
+          <w:numId w:val="0"/>
+        </w:numPr>
+        <w:spacing w:after="0" w:line="240" w:lineRule="auto"/>
+        <w:jc w:val="both"/>
+        <w:rPr>
+          <w:rFonts w:hint="default" w:ascii="Kalinga" w:hAnsi="Kalinga"/>
+          <w:color w:val="auto"/>
+          <w:sz w:val="20"/>
+          <w:szCs w:val="20"/>
+        </w:rPr>
+      </w:pPr>
+      <w:r>
+        <w:rPr>
+          <w:rFonts w:hint="default" w:ascii="Kalinga" w:hAnsi="Kalinga"/>
+          <w:b/>
+          <w:bCs/>
+          <w:color w:val="auto"/>
+          <w:sz w:val="20"/>
+          <w:szCs w:val="20"/>
+        </w:rPr>
+        <w:t xml:space="preserve">DSR  : </w:t>
+      </w:r>
+      <w:r>
+        <w:rPr>
+          <w:rFonts w:hint="default" w:ascii="Kalinga" w:hAnsi="Kalinga"/>
+          <w:b/>
+          <w:bCs/>
+          <w:color w:val="auto"/>
+          <w:sz w:val="20"/>
+          <w:szCs w:val="20"/>
+        </w:rPr>
+        <w:tab/>
+      </w:r>
+      <w:r>
+        <w:rPr>
+          <w:rFonts w:hint="default" w:ascii="Kalinga" w:hAnsi="Kalinga"/>
+          <w:b/>
+          <w:bCs/>
+          <w:color w:val="auto"/>
+          <w:sz w:val="20"/>
+          <w:szCs w:val="20"/>
+        </w:rPr>
+        <w:t>{{rpc_dsr}}%</w:t>
+      </w:r>
+    </w:p>
+    <w:p>
+      <w:pPr>
+        <w:spacing w:after="0" w:line="240" w:lineRule="auto"/>
+        <w:rPr>
+          <w:rFonts w:ascii="Kalinga" w:hAnsi="Kalinga" w:cs="Kalinga"/>
+          <w:b/>
+          <w:bCs/>
+          <w:color w:val="auto"/>
+          <w:sz w:val="20"/>
+          <w:szCs w:val="20"/>
+        </w:rPr>
+      </w:pPr>
+      <w:r>
+        <w:rPr>
+          <w:rFonts w:hint="default" w:ascii="Kalinga" w:hAnsi="Kalinga"/>
+          <w:i/>
+          <w:iCs/>
+          <w:color w:val="auto"/>
+          <w:sz w:val="20"/>
+          <w:szCs w:val="20"/>
+          <w:u w:val="single"/>
+        </w:rPr>
+        <w:t>Penghasilan per bulan &lt; atau sama dengan Rp. 20 juta, maksimal DSR = 90% (Cfm. Memo PDM/9.3/5176 Tanggal 01-10-2019)</w:t>
+      </w:r>
+    </w:p>
+    <w:p>
+      <w:pPr>
+        <w:spacing w:after="0" w:line="240" w:lineRule="auto"/>
+        <w:rPr>
+          <w:rFonts w:ascii="Kalinga" w:hAnsi="Kalinga" w:cs="Kalinga"/>
+          <w:b/>
+          <w:bCs/>
+          <w:color w:val="auto"/>
+          <w:sz w:val="20"/>
+          <w:szCs w:val="20"/>
+        </w:rPr>
+      </w:pPr>
+    </w:p>
+    <w:p>
+      <w:pPr>
+        <w:spacing w:after="0" w:line="240" w:lineRule="auto"/>
+        <w:ind w:left="0" w:leftChars="0" w:firstLine="0" w:firstLineChars="0"/>
+        <w:rPr>
+          <w:rFonts w:ascii="Kalinga" w:hAnsi="Kalinga" w:cs="Kalinga"/>
+          <w:b/>
+          <w:bCs/>
+          <w:color w:val="auto"/>
+          <w:sz w:val="20"/>
+          <w:szCs w:val="20"/>
+        </w:rPr>
+      </w:pPr>
+      <w:r>
+        <w:rPr>
+          <w:rFonts w:ascii="Kalinga" w:hAnsi="Kalinga" w:cs="Kalinga"/>
+          <w:b/>
+          <w:bCs/>
+          <w:color w:val="auto"/>
+          <w:sz w:val="20"/>
+          <w:szCs w:val="20"/>
+        </w:rPr>
+        <w:t>USULAN ASISTEN KREDIT KONSUMER</w:t>
+      </w:r>
+    </w:p>
+    <w:bookmarkEnd w:id="0"/>
+    <w:bookmarkEnd w:id="1"/>
+    <w:p>
+      <w:pPr>
+        <w:spacing w:after="0" w:line="240" w:lineRule="auto"/>
+        <w:ind w:left="0" w:leftChars="0" w:firstLine="0" w:firstLineChars="0"/>
+        <w:jc w:val="both"/>
+        <w:rPr>
+          <w:rFonts w:ascii="Kalinga" w:hAnsi="Kalinga" w:cs="Kalinga"/>
+          <w:b/>
+          <w:bCs/>
+          <w:color w:val="auto"/>
+          <w:sz w:val="20"/>
+          <w:szCs w:val="20"/>
+        </w:rPr>
+      </w:pPr>
+      <w:bookmarkStart w:id="3" w:name="OLE_LINK19"/>
+      <w:bookmarkStart w:id="4" w:name="OLE_LINK8"/>
+      <w:bookmarkStart w:id="5" w:name="OLE_LINK17"/>
+      <w:bookmarkStart w:id="6" w:name="OLE_LINK10"/>
+      <w:bookmarkStart w:id="7" w:name="OLE_LINK27"/>
+      <w:bookmarkStart w:id="8" w:name="OLE_LINK24"/>
+      <w:bookmarkStart w:id="9" w:name="OLE_LINK41"/>
+      <w:bookmarkStart w:id="10" w:name="OLE_LINK23"/>
+      <w:bookmarkStart w:id="11" w:name="OLE_LINK3"/>
+      <w:bookmarkStart w:id="12" w:name="OLE_LINK33"/>
+      <w:bookmarkStart w:id="13" w:name="OLE_LINK32"/>
+      <w:r>
+        <w:rPr>
+          <w:rFonts w:ascii="Kalinga" w:hAnsi="Kalinga" w:cs="Kalinga"/>
+          <w:b/>
+          <w:bCs/>
+          <w:color w:val="auto"/>
+          <w:sz w:val="20"/>
+          <w:szCs w:val="20"/>
+        </w:rPr>
+        <w:t>Repayment Capacity dapat mengcover angsuran yang akan diberikan, DSR sebesar :</w:t>
+      </w:r>
+      <w:r>
+        <w:rPr>
+          <w:rFonts w:hint="default" w:ascii="Kalinga" w:hAnsi="Kalinga" w:cs="Kalinga"/>
+          <w:b/>
+          <w:bCs/>
+          <w:color w:val="auto"/>
+          <w:sz w:val="20"/>
+          <w:szCs w:val="20"/>
+          <w:lang w:val="en-US"/>
+        </w:rPr>
+        <w:t xml:space="preserve"> </w:t>
+      </w:r>
+      <w:r>
+        <w:rPr>
+          <w:rFonts w:hint="default" w:ascii="Kalinga" w:hAnsi="Kalinga"/>
+          <w:b/>
+          <w:bCs/>
+          <w:color w:val="auto"/>
+          <w:sz w:val="20"/>
+          <w:szCs w:val="20"/>
+        </w:rPr>
+        <w:tab/>
+      </w:r>
+      <w:r>
+        <w:rPr>
+          <w:rFonts w:hint="default" w:ascii="Kalinga" w:hAnsi="Kalinga"/>
+          <w:b/>
+          <w:bCs/>
+          <w:color w:val="auto"/>
+          <w:sz w:val="20"/>
+          <w:szCs w:val="20"/>
+        </w:rPr>
+        <w:t>{{rpc_dsr}}</w:t>
+      </w:r>
+      <w:r>
+        <w:rPr>
+          <w:rFonts w:ascii="Kalinga" w:hAnsi="Kalinga" w:cs="Kalinga"/>
+          <w:b/>
+          <w:bCs/>
+          <w:color w:val="auto"/>
+          <w:sz w:val="20"/>
+          <w:szCs w:val="20"/>
+        </w:rPr>
+        <w:t xml:space="preserve">% Penghasilan per bulan &gt; atau sama dengan Rp. 20 juta, Maksimal DSR = 90% (Cfm. Memo PDM/9.3/5176 Tanggal 01-10-2019). Hasil </w:t>
+      </w:r>
+      <w:r>
+        <w:rPr>
+          <w:rFonts w:ascii="Kalinga" w:hAnsi="Kalinga" w:cs="Kalinga"/>
+          <w:b/>
+          <w:bCs/>
+          <w:i/>
+          <w:iCs/>
+          <w:color w:val="auto"/>
+          <w:sz w:val="20"/>
+          <w:szCs w:val="20"/>
+        </w:rPr>
+        <w:t>scoring accept,</w:t>
+      </w:r>
+      <w:r>
+        <w:rPr>
+          <w:rFonts w:ascii="Kalinga" w:hAnsi="Kalinga" w:cs="Kalinga"/>
+          <w:b/>
+          <w:bCs/>
+          <w:color w:val="auto"/>
+          <w:sz w:val="20"/>
+          <w:szCs w:val="20"/>
+        </w:rPr>
+        <w:t xml:space="preserve"> RPC mencukupi. Permohonan Kredit </w:t>
+      </w:r>
+      <w:r>
+        <w:rPr>
+          <w:rFonts w:ascii="Kalinga" w:hAnsi="Kalinga" w:eastAsia="SimSun" w:cs="Kalinga"/>
+          <w:b/>
+          <w:bCs/>
+          <w:color w:val="auto"/>
+          <w:sz w:val="20"/>
+          <w:szCs w:val="20"/>
+        </w:rPr>
+        <w:t xml:space="preserve">Program </w:t>
+      </w:r>
+      <w:r>
+        <w:rPr>
+          <w:rFonts w:ascii="Kalinga" w:hAnsi="Kalinga" w:cs="Kalinga"/>
+          <w:b/>
+          <w:bCs/>
+          <w:color w:val="auto"/>
+          <w:sz w:val="20"/>
+          <w:szCs w:val="20"/>
+        </w:rPr>
+        <w:t>, dapat diusulkan sebagai berikut :</w:t>
+      </w:r>
+      <w:bookmarkEnd w:id="3"/>
+    </w:p>
+    <w:p>
+      <w:pPr>
+        <w:spacing w:after="0" w:line="240" w:lineRule="auto"/>
+        <w:ind w:left="0" w:leftChars="0" w:firstLine="0" w:firstLineChars="0"/>
+        <w:jc w:val="both"/>
+        <w:rPr>
+          <w:rFonts w:ascii="Kalinga" w:hAnsi="Kalinga" w:cs="Kalinga"/>
+          <w:b/>
+          <w:bCs/>
+          <w:color w:val="auto"/>
+          <w:sz w:val="20"/>
+          <w:szCs w:val="20"/>
+        </w:rPr>
+      </w:pPr>
+    </w:p>
+    <w:p>
+      <w:pPr>
+        <w:spacing w:after="0" w:line="240" w:lineRule="auto"/>
+        <w:ind w:left="0" w:leftChars="0" w:firstLine="0" w:firstLineChars="0"/>
+        <w:jc w:val="both"/>
+        <w:rPr>
+          <w:rFonts w:hint="default" w:ascii="Kalinga" w:hAnsi="Kalinga"/>
+          <w:b/>
+          <w:bCs/>
+          <w:color w:val="auto"/>
+          <w:sz w:val="20"/>
+          <w:szCs w:val="20"/>
+        </w:rPr>
+      </w:pPr>
+      <w:r>
+        <w:rPr>
+          <w:rFonts w:hint="default" w:ascii="Kalinga" w:hAnsi="Kalinga"/>
+          <w:b/>
+          <w:bCs/>
+          <w:color w:val="auto"/>
+          <w:sz w:val="20"/>
+          <w:szCs w:val="20"/>
+        </w:rPr>
+        <w:t xml:space="preserve">Maksimum Kredit   </w:t>
+      </w:r>
+      <w:r>
+        <w:rPr>
+          <w:rFonts w:hint="default" w:ascii="Kalinga" w:hAnsi="Kalinga"/>
+          <w:b/>
+          <w:bCs/>
+          <w:color w:val="auto"/>
+          <w:sz w:val="20"/>
+          <w:szCs w:val="20"/>
+          <w:lang w:val="en-US"/>
+        </w:rPr>
+        <w:tab/>
+      </w:r>
+      <w:r>
+        <w:rPr>
+          <w:rFonts w:hint="default" w:ascii="Kalinga" w:hAnsi="Kalinga"/>
+          <w:b/>
+          <w:bCs/>
+          <w:color w:val="auto"/>
+          <w:sz w:val="20"/>
+          <w:szCs w:val="20"/>
+          <w:lang w:val="en-US"/>
+        </w:rPr>
+        <w:tab/>
+      </w:r>
+      <w:r>
+        <w:rPr>
+          <w:rFonts w:hint="default" w:ascii="Kalinga" w:hAnsi="Kalinga"/>
+          <w:b/>
+          <w:bCs/>
+          <w:color w:val="auto"/>
+          <w:sz w:val="20"/>
+          <w:szCs w:val="20"/>
+        </w:rPr>
+        <w:t xml:space="preserve">: Rp. {{usulan_plafon}},- </w:t>
+      </w:r>
+    </w:p>
+    <w:p>
+      <w:pPr>
+        <w:spacing w:after="0" w:line="240" w:lineRule="auto"/>
+        <w:ind w:left="0" w:leftChars="0" w:firstLine="0" w:firstLineChars="0"/>
+        <w:jc w:val="both"/>
+        <w:rPr>
+          <w:rFonts w:hint="default" w:ascii="Kalinga" w:hAnsi="Kalinga"/>
+          <w:b/>
+          <w:bCs/>
+          <w:color w:val="auto"/>
+          <w:sz w:val="20"/>
+          <w:szCs w:val="20"/>
+        </w:rPr>
+      </w:pPr>
+      <w:r>
+        <w:rPr>
+          <w:rFonts w:hint="default" w:ascii="Kalinga" w:hAnsi="Kalinga"/>
+          <w:b/>
+          <w:bCs/>
+          <w:color w:val="auto"/>
+          <w:sz w:val="20"/>
+          <w:szCs w:val="20"/>
+        </w:rPr>
+        <w:t xml:space="preserve">Jangka waktu Kredit  </w:t>
+      </w:r>
+      <w:r>
+        <w:rPr>
+          <w:rFonts w:hint="default" w:ascii="Kalinga" w:hAnsi="Kalinga"/>
+          <w:b/>
+          <w:bCs/>
+          <w:color w:val="auto"/>
+          <w:sz w:val="20"/>
+          <w:szCs w:val="20"/>
+          <w:lang w:val="en-US"/>
+        </w:rPr>
+        <w:tab/>
+      </w:r>
+      <w:r>
+        <w:rPr>
+          <w:rFonts w:hint="default" w:ascii="Kalinga" w:hAnsi="Kalinga"/>
+          <w:b/>
+          <w:bCs/>
+          <w:color w:val="auto"/>
+          <w:sz w:val="20"/>
+          <w:szCs w:val="20"/>
+          <w:lang w:val="en-US"/>
+        </w:rPr>
+        <w:tab/>
+      </w:r>
+      <w:r>
+        <w:rPr>
+          <w:rFonts w:hint="default" w:ascii="Kalinga" w:hAnsi="Kalinga"/>
+          <w:b/>
+          <w:bCs/>
+          <w:color w:val="auto"/>
+          <w:sz w:val="20"/>
+          <w:szCs w:val="20"/>
+        </w:rPr>
+        <w:t xml:space="preserve">: {{usulan_jangka_waktu}} Bulan </w:t>
+      </w:r>
+    </w:p>
+    <w:p>
+      <w:pPr>
+        <w:spacing w:after="0" w:line="240" w:lineRule="auto"/>
+        <w:ind w:left="0" w:leftChars="0" w:firstLine="0" w:firstLineChars="0"/>
+        <w:jc w:val="both"/>
+        <w:rPr>
+          <w:rFonts w:ascii="Kalinga" w:hAnsi="Kalinga" w:cs="Kalinga"/>
+          <w:b/>
+          <w:bCs/>
+          <w:color w:val="auto"/>
+          <w:sz w:val="20"/>
+          <w:szCs w:val="20"/>
+        </w:rPr>
+      </w:pPr>
+      <w:r>
+        <w:rPr>
+          <w:rFonts w:hint="default" w:ascii="Kalinga" w:hAnsi="Kalinga"/>
+          <w:b/>
+          <w:bCs/>
+          <w:color w:val="auto"/>
+          <w:sz w:val="20"/>
+          <w:szCs w:val="20"/>
+        </w:rPr>
+        <w:t xml:space="preserve">Bunga Kredit Sebesar  </w:t>
+      </w:r>
+      <w:r>
+        <w:rPr>
+          <w:rFonts w:hint="default" w:ascii="Kalinga" w:hAnsi="Kalinga"/>
+          <w:b/>
+          <w:bCs/>
+          <w:color w:val="auto"/>
+          <w:sz w:val="20"/>
+          <w:szCs w:val="20"/>
+          <w:lang w:val="en-US"/>
+        </w:rPr>
+        <w:tab/>
+      </w:r>
+      <w:r>
+        <w:rPr>
+          <w:rFonts w:hint="default" w:ascii="Kalinga" w:hAnsi="Kalinga"/>
+          <w:b/>
+          <w:bCs/>
+          <w:color w:val="auto"/>
+          <w:sz w:val="20"/>
+          <w:szCs w:val="20"/>
+          <w:lang w:val="en-US"/>
+        </w:rPr>
+        <w:tab/>
+      </w:r>
+      <w:r>
+        <w:rPr>
+          <w:rFonts w:hint="default" w:ascii="Kalinga" w:hAnsi="Kalinga"/>
+          <w:b/>
+          <w:bCs/>
+          <w:color w:val="auto"/>
+          <w:sz w:val="20"/>
+          <w:szCs w:val="20"/>
+        </w:rPr>
+        <w:t>: {{bunga_persen}}% p.a Efektif Anuitas</w:t>
+      </w:r>
+    </w:p>
+    <w:p>
+      <w:pPr>
+        <w:spacing w:after="0" w:line="240" w:lineRule="auto"/>
+        <w:ind w:left="0" w:leftChars="0" w:firstLine="0" w:firstLineChars="0"/>
+        <w:jc w:val="both"/>
+        <w:rPr>
+          <w:rFonts w:ascii="Kalinga" w:hAnsi="Kalinga" w:cs="Kalinga"/>
+          <w:b/>
+          <w:bCs/>
+          <w:color w:val="auto"/>
+          <w:sz w:val="20"/>
+          <w:szCs w:val="20"/>
+        </w:rPr>
+      </w:pPr>
+    </w:p>
+    <w:p>
+      <w:pPr>
+        <w:spacing w:after="0" w:line="240" w:lineRule="auto"/>
+        <w:ind w:left="0" w:leftChars="0" w:firstLine="0" w:firstLineChars="0"/>
+        <w:jc w:val="both"/>
+        <w:rPr>
+          <w:rFonts w:ascii="Kalinga" w:hAnsi="Kalinga" w:cs="Kalinga"/>
+          <w:color w:val="auto"/>
+          <w:sz w:val="20"/>
+          <w:szCs w:val="20"/>
+        </w:rPr>
+      </w:pPr>
+      <w:r>
+        <w:rPr>
+          <w:rFonts w:ascii="Kalinga" w:hAnsi="Kalinga" w:cs="Kalinga"/>
+          <w:b/>
+          <w:bCs/>
+          <w:color w:val="auto"/>
+          <w:sz w:val="20"/>
+          <w:szCs w:val="20"/>
+        </w:rPr>
+        <w:t>Syarat Penandatanganan :</w:t>
       </w:r>
     </w:p>
     <w:p>
@@ -1849,8 +4253,9 @@
           <w:color w:val="auto"/>
           <w:sz w:val="20"/>
           <w:szCs w:val="20"/>
-        </w:rPr>
-        <w:t>Ybs. bersedia untuk mengingatkan Pemohon untuk kewajiban angsuran perbulan.</w:t>
+          <w:lang w:val="en-US"/>
+        </w:rPr>
+        <w:t>Aplikasi permohonan kredit telah di tanda tangani oleh Pemohon.</w:t>
       </w:r>
     </w:p>
     <w:p>
@@ -1864,1590 +4269,6 @@
         <w:ind w:left="360" w:leftChars="0" w:right="160" w:rightChars="0" w:hanging="280" w:firstLineChars="0"/>
         <w:jc w:val="both"/>
         <w:rPr>
-          <w:rFonts w:ascii="Kalinga" w:hAnsi="Kalinga" w:cs="Kalinga"/>
-          <w:color w:val="auto"/>
-          <w:sz w:val="20"/>
-          <w:szCs w:val="20"/>
-        </w:rPr>
-      </w:pPr>
-      <w:r>
-        <w:rPr>
-          <w:rFonts w:hint="default" w:ascii="Kalinga" w:hAnsi="Kalinga"/>
-          <w:color w:val="auto"/>
-          <w:sz w:val="20"/>
-          <w:szCs w:val="20"/>
-        </w:rPr>
-        <w:t>Pemohon dikenal baik dan bertanggung jawab.</w:t>
-      </w:r>
-    </w:p>
-    <w:p>
-      <w:pPr>
-        <w:spacing w:after="0" w:line="240" w:lineRule="auto"/>
-        <w:rPr>
-          <w:rFonts w:ascii="Kalinga" w:hAnsi="Kalinga" w:cs="Kalinga"/>
-          <w:b/>
-          <w:bCs/>
-          <w:color w:val="auto"/>
-          <w:sz w:val="20"/>
-          <w:szCs w:val="20"/>
-        </w:rPr>
-      </w:pPr>
-    </w:p>
-    <w:p>
-      <w:pPr>
-        <w:numPr>
-          <w:ilvl w:val="0"/>
-          <w:numId w:val="0"/>
-        </w:numPr>
-        <w:spacing w:after="0" w:line="240" w:lineRule="auto"/>
-        <w:jc w:val="both"/>
-        <w:rPr>
-          <w:rFonts w:hint="default" w:ascii="Kalinga" w:hAnsi="Kalinga"/>
-          <w:color w:val="auto"/>
-          <w:sz w:val="20"/>
-          <w:szCs w:val="20"/>
-        </w:rPr>
-      </w:pPr>
-      <w:r>
-        <w:rPr>
-          <w:rFonts w:hint="default" w:ascii="Kalinga" w:hAnsi="Kalinga"/>
-          <w:b/>
-          <w:bCs/>
-          <w:color w:val="auto"/>
-          <w:sz w:val="20"/>
-          <w:szCs w:val="20"/>
-          <w:u w:val="single"/>
-          <w:lang w:val="en-US"/>
-        </w:rPr>
-        <w:t>PERHITUNGAN REPAYMENT CAPACITY</w:t>
-      </w:r>
-      <w:r>
-        <w:rPr>
-          <w:rFonts w:hint="default" w:ascii="Kalinga" w:hAnsi="Kalinga"/>
-          <w:color w:val="auto"/>
-          <w:sz w:val="20"/>
-          <w:szCs w:val="20"/>
-        </w:rPr>
-        <w:t xml:space="preserve"> :</w:t>
-      </w:r>
-    </w:p>
-    <w:p>
-      <w:pPr>
-        <w:numPr>
-          <w:ilvl w:val="0"/>
-          <w:numId w:val="0"/>
-        </w:numPr>
-        <w:spacing w:after="0" w:line="240" w:lineRule="auto"/>
-        <w:jc w:val="both"/>
-        <w:rPr>
-          <w:rFonts w:hint="default" w:ascii="Kalinga" w:hAnsi="Kalinga"/>
-          <w:color w:val="auto"/>
-          <w:sz w:val="20"/>
-          <w:szCs w:val="20"/>
-        </w:rPr>
-      </w:pPr>
-      <w:r>
-        <w:rPr>
-          <w:rFonts w:hint="default" w:ascii="Kalinga" w:hAnsi="Kalinga"/>
-          <w:color w:val="auto"/>
-          <w:sz w:val="20"/>
-          <w:szCs w:val="20"/>
-        </w:rPr>
-        <w:t xml:space="preserve">Penghasilan Pemohon Cfm. </w:t>
-      </w:r>
-      <w:r>
-        <w:rPr>
-          <w:rFonts w:hint="default" w:ascii="Kalinga" w:hAnsi="Kalinga"/>
-          <w:color w:val="auto"/>
-          <w:sz w:val="20"/>
-          <w:szCs w:val="20"/>
-          <w:lang w:val="en-US"/>
-        </w:rPr>
-        <w:t>Rekening Koran Gaji di</w:t>
-      </w:r>
-      <w:r>
-        <w:rPr>
-          <w:rFonts w:hint="default" w:ascii="Kalinga" w:hAnsi="Kalinga"/>
-          <w:color w:val="auto"/>
-          <w:sz w:val="20"/>
-          <w:szCs w:val="20"/>
-        </w:rPr>
-        <w:t xml:space="preserve"> {{payroll_bank}} nomor {{payroll_no_rek}} atas nama </w:t>
-      </w:r>
-      <w:r>
-        <w:rPr>
-          <w:rFonts w:hint="default" w:ascii="Kalinga" w:hAnsi="Kalinga"/>
-          <w:color w:val="auto"/>
-          <w:sz w:val="20"/>
-          <w:szCs w:val="20"/>
-          <w:lang w:val="en-US"/>
-        </w:rPr>
-        <w:t>{{nama_pemohon}}</w:t>
-      </w:r>
-      <w:r>
-        <w:rPr>
-          <w:rFonts w:hint="default" w:ascii="Kalinga" w:hAnsi="Kalinga"/>
-          <w:color w:val="auto"/>
-          <w:sz w:val="20"/>
-          <w:szCs w:val="20"/>
-        </w:rPr>
-        <w:t xml:space="preserve"> dengan data sebagai berikut :</w:t>
-      </w:r>
-    </w:p>
-    <w:p>
-      <w:pPr>
-        <w:numPr>
-          <w:ilvl w:val="0"/>
-          <w:numId w:val="0"/>
-        </w:numPr>
-        <w:spacing w:after="0" w:line="240" w:lineRule="auto"/>
-        <w:jc w:val="both"/>
-        <w:rPr>
-          <w:rFonts w:hint="default" w:ascii="Kalinga" w:hAnsi="Kalinga"/>
-          <w:color w:val="auto"/>
-          <w:sz w:val="20"/>
-          <w:szCs w:val="20"/>
-        </w:rPr>
-      </w:pPr>
-    </w:p>
-    <w:p>
-      <w:pPr>
-        <w:numPr>
-          <w:ilvl w:val="0"/>
-          <w:numId w:val="0"/>
-        </w:numPr>
-        <w:spacing w:after="0" w:line="240" w:lineRule="auto"/>
-        <w:jc w:val="both"/>
-        <w:rPr>
-          <w:rFonts w:hint="default" w:ascii="Kalinga" w:hAnsi="Kalinga"/>
-          <w:b/>
-          <w:bCs/>
-          <w:color w:val="auto"/>
-          <w:sz w:val="20"/>
-          <w:szCs w:val="20"/>
-          <w:lang w:val="en-US"/>
-        </w:rPr>
-      </w:pPr>
-      <w:r>
-        <w:rPr>
-          <w:rFonts w:hint="default" w:ascii="Kalinga" w:hAnsi="Kalinga"/>
-          <w:b/>
-          <w:bCs/>
-          <w:color w:val="auto"/>
-          <w:sz w:val="20"/>
-          <w:szCs w:val="20"/>
-          <w:lang w:val="en-US"/>
-        </w:rPr>
-        <w:t>Gaji Pensiun {{pensiun_bulan_3_nama}}</w:t>
-      </w:r>
-      <w:r>
-        <w:rPr>
-          <w:rFonts w:hint="default" w:ascii="Kalinga" w:hAnsi="Kalinga"/>
-          <w:b/>
-          <w:bCs/>
-          <w:color w:val="auto"/>
-          <w:sz w:val="20"/>
-          <w:szCs w:val="20"/>
-          <w:lang w:val="en-US"/>
-        </w:rPr>
-        <w:tab/>
-      </w:r>
-      <w:r>
-        <w:rPr>
-          <w:rFonts w:hint="default" w:ascii="Kalinga" w:hAnsi="Kalinga"/>
-          <w:b/>
-          <w:bCs/>
-          <w:color w:val="auto"/>
-          <w:sz w:val="20"/>
-          <w:szCs w:val="20"/>
-          <w:lang w:val="en-US"/>
-        </w:rPr>
-        <w:tab/>
-      </w:r>
-      <w:r>
-        <w:rPr>
-          <w:rFonts w:hint="default" w:ascii="Kalinga" w:hAnsi="Kalinga"/>
-          <w:b/>
-          <w:bCs/>
-          <w:color w:val="auto"/>
-          <w:sz w:val="20"/>
-          <w:szCs w:val="20"/>
-          <w:lang w:val="en-US"/>
-        </w:rPr>
-        <w:tab/>
-      </w:r>
-      <w:r>
-        <w:rPr>
-          <w:rFonts w:hint="default" w:ascii="Kalinga" w:hAnsi="Kalinga"/>
-          <w:b/>
-          <w:bCs/>
-          <w:color w:val="auto"/>
-          <w:sz w:val="20"/>
-          <w:szCs w:val="20"/>
-        </w:rPr>
-        <w:t xml:space="preserve">:  </w:t>
-      </w:r>
-      <w:r>
-        <w:rPr>
-          <w:rFonts w:hint="default" w:ascii="Kalinga" w:hAnsi="Kalinga"/>
-          <w:b/>
-          <w:bCs/>
-          <w:color w:val="auto"/>
-          <w:sz w:val="20"/>
-          <w:szCs w:val="20"/>
-          <w:u w:val="single"/>
-        </w:rPr>
-        <w:t>Rp. {{pensiun_bulan_3}},-</w:t>
-      </w:r>
-      <w:r>
-        <w:rPr>
-          <w:rFonts w:hint="default" w:ascii="Kalinga" w:hAnsi="Kalinga"/>
-          <w:b/>
-          <w:bCs/>
-          <w:color w:val="auto"/>
-          <w:sz w:val="20"/>
-          <w:szCs w:val="20"/>
-          <w:u w:val="single"/>
-          <w:lang w:val="en-US"/>
-        </w:rPr>
-        <w:t>.</w:t>
-      </w:r>
-    </w:p>
-    <w:p>
-      <w:pPr>
-        <w:numPr>
-          <w:ilvl w:val="0"/>
-          <w:numId w:val="0"/>
-        </w:numPr>
-        <w:spacing w:after="0" w:line="240" w:lineRule="auto"/>
-        <w:jc w:val="both"/>
-        <w:rPr>
-          <w:rFonts w:hint="default" w:ascii="Kalinga" w:hAnsi="Kalinga"/>
-          <w:b/>
-          <w:bCs/>
-          <w:color w:val="auto"/>
-          <w:sz w:val="20"/>
-          <w:szCs w:val="20"/>
-          <w:lang w:val="en-US"/>
-        </w:rPr>
-      </w:pPr>
-      <w:r>
-        <w:rPr>
-          <w:rFonts w:hint="default" w:ascii="Kalinga" w:hAnsi="Kalinga"/>
-          <w:b/>
-          <w:bCs/>
-          <w:color w:val="auto"/>
-          <w:sz w:val="20"/>
-          <w:szCs w:val="20"/>
-        </w:rPr>
-        <w:t>Penghasilan Pemohon</w:t>
-      </w:r>
-      <w:r>
-        <w:rPr>
-          <w:rFonts w:hint="default" w:ascii="Kalinga" w:hAnsi="Kalinga"/>
-          <w:b/>
-          <w:bCs/>
-          <w:color w:val="auto"/>
-          <w:sz w:val="20"/>
-          <w:szCs w:val="20"/>
-          <w:lang w:val="en-US"/>
-        </w:rPr>
-        <w:tab/>
-      </w:r>
-      <w:r>
-        <w:rPr>
-          <w:rFonts w:hint="default" w:ascii="Kalinga" w:hAnsi="Kalinga"/>
-          <w:b/>
-          <w:bCs/>
-          <w:color w:val="auto"/>
-          <w:sz w:val="20"/>
-          <w:szCs w:val="20"/>
-          <w:lang w:val="en-US"/>
-        </w:rPr>
-        <w:tab/>
-      </w:r>
-      <w:r>
-        <w:rPr>
-          <w:rFonts w:hint="default" w:ascii="Kalinga" w:hAnsi="Kalinga"/>
-          <w:b/>
-          <w:bCs/>
-          <w:color w:val="auto"/>
-          <w:sz w:val="20"/>
-          <w:szCs w:val="20"/>
-          <w:lang w:val="en-US"/>
-        </w:rPr>
-        <w:tab/>
-      </w:r>
-      <w:r>
-        <w:rPr>
-          <w:rFonts w:hint="default" w:ascii="Kalinga" w:hAnsi="Kalinga"/>
-          <w:b/>
-          <w:bCs/>
-          <w:color w:val="auto"/>
-          <w:sz w:val="20"/>
-          <w:szCs w:val="20"/>
-        </w:rPr>
-        <w:t xml:space="preserve">:  </w:t>
-      </w:r>
-      <w:r>
-        <w:rPr>
-          <w:rFonts w:hint="default" w:ascii="Kalinga" w:hAnsi="Kalinga"/>
-          <w:b/>
-          <w:bCs/>
-          <w:color w:val="auto"/>
-          <w:sz w:val="20"/>
-          <w:szCs w:val="20"/>
-          <w:u w:val="single"/>
-        </w:rPr>
-        <w:t>Rp. {{rpc_penghasilan}},-</w:t>
-      </w:r>
-      <w:r>
-        <w:rPr>
-          <w:rFonts w:hint="default" w:ascii="Kalinga" w:hAnsi="Kalinga"/>
-          <w:b/>
-          <w:bCs/>
-          <w:color w:val="auto"/>
-          <w:sz w:val="20"/>
-          <w:szCs w:val="20"/>
-          <w:u w:val="single"/>
-          <w:lang w:val="en-US"/>
-        </w:rPr>
-        <w:t>.</w:t>
-      </w:r>
-    </w:p>
-    <w:p>
-      <w:pPr>
-        <w:numPr>
-          <w:ilvl w:val="0"/>
-          <w:numId w:val="0"/>
-        </w:numPr>
-        <w:spacing w:after="0" w:line="240" w:lineRule="auto"/>
-        <w:jc w:val="both"/>
-        <w:rPr>
-          <w:rFonts w:hint="default" w:ascii="Kalinga" w:hAnsi="Kalinga"/>
-          <w:b/>
-          <w:bCs/>
-          <w:color w:val="auto"/>
-          <w:sz w:val="20"/>
-          <w:szCs w:val="20"/>
-          <w:lang w:val="en-US"/>
-        </w:rPr>
-      </w:pPr>
-      <w:r>
-        <w:rPr>
-          <w:rFonts w:hint="default" w:ascii="Kalinga" w:hAnsi="Kalinga"/>
-          <w:b/>
-          <w:bCs/>
-          <w:color w:val="auto"/>
-          <w:sz w:val="20"/>
-          <w:szCs w:val="20"/>
-        </w:rPr>
-        <w:t>DSC 90 %</w:t>
-      </w:r>
-      <w:r>
-        <w:rPr>
-          <w:rFonts w:hint="default" w:ascii="Kalinga" w:hAnsi="Kalinga"/>
-          <w:b/>
-          <w:bCs/>
-          <w:color w:val="auto"/>
-          <w:sz w:val="20"/>
-          <w:szCs w:val="20"/>
-          <w:lang w:val="en-US"/>
-        </w:rPr>
-        <w:tab/>
-      </w:r>
-      <w:r>
-        <w:rPr>
-          <w:rFonts w:hint="default" w:ascii="Kalinga" w:hAnsi="Kalinga"/>
-          <w:b/>
-          <w:bCs/>
-          <w:color w:val="auto"/>
-          <w:sz w:val="20"/>
-          <w:szCs w:val="20"/>
-          <w:lang w:val="en-US"/>
-        </w:rPr>
-        <w:tab/>
-      </w:r>
-      <w:r>
-        <w:rPr>
-          <w:rFonts w:hint="default" w:ascii="Kalinga" w:hAnsi="Kalinga"/>
-          <w:b/>
-          <w:bCs/>
-          <w:color w:val="auto"/>
-          <w:sz w:val="20"/>
-          <w:szCs w:val="20"/>
-          <w:lang w:val="en-US"/>
-        </w:rPr>
-        <w:tab/>
-      </w:r>
-      <w:r>
-        <w:rPr>
-          <w:rFonts w:hint="default" w:ascii="Kalinga" w:hAnsi="Kalinga"/>
-          <w:b/>
-          <w:bCs/>
-          <w:color w:val="auto"/>
-          <w:sz w:val="20"/>
-          <w:szCs w:val="20"/>
-          <w:lang w:val="en-US"/>
-        </w:rPr>
-        <w:tab/>
-      </w:r>
-      <w:r>
-        <w:rPr>
-          <w:rFonts w:hint="default" w:ascii="Kalinga" w:hAnsi="Kalinga"/>
-          <w:b/>
-          <w:bCs/>
-          <w:color w:val="auto"/>
-          <w:sz w:val="20"/>
-          <w:szCs w:val="20"/>
-        </w:rPr>
-        <w:t>:  Rp. {{rpc_dsc_90}},-</w:t>
-      </w:r>
-      <w:r>
-        <w:rPr>
-          <w:rFonts w:hint="default" w:ascii="Kalinga" w:hAnsi="Kalinga"/>
-          <w:b/>
-          <w:bCs/>
-          <w:color w:val="auto"/>
-          <w:sz w:val="20"/>
-          <w:szCs w:val="20"/>
-          <w:lang w:val="en-US"/>
-        </w:rPr>
-        <w:t>.</w:t>
-      </w:r>
-    </w:p>
-    <w:p>
-      <w:pPr>
-        <w:numPr>
-          <w:ilvl w:val="0"/>
-          <w:numId w:val="0"/>
-        </w:numPr>
-        <w:spacing w:after="0" w:line="240" w:lineRule="auto"/>
-        <w:jc w:val="both"/>
-        <w:rPr>
-          <w:rFonts w:hint="default" w:ascii="Kalinga" w:hAnsi="Kalinga"/>
-          <w:color w:val="auto"/>
-          <w:sz w:val="20"/>
-          <w:szCs w:val="20"/>
-        </w:rPr>
-      </w:pPr>
-    </w:p>
-    <w:p>
-      <w:pPr>
-        <w:numPr>
-          <w:ilvl w:val="0"/>
-          <w:numId w:val="0"/>
-        </w:numPr>
-        <w:spacing w:after="0" w:line="240" w:lineRule="auto"/>
-        <w:jc w:val="both"/>
-        <w:rPr>
-          <w:rFonts w:hint="default" w:ascii="Kalinga" w:hAnsi="Kalinga"/>
-          <w:color w:val="auto"/>
-          <w:sz w:val="20"/>
-          <w:szCs w:val="20"/>
-        </w:rPr>
-      </w:pPr>
-      <w:r>
-        <w:rPr>
-          <w:rFonts w:hint="default" w:ascii="Kalinga" w:hAnsi="Kalinga"/>
-          <w:color w:val="auto"/>
-          <w:sz w:val="20"/>
-          <w:szCs w:val="20"/>
-        </w:rPr>
-        <w:t>Cfm. E-PP Kredit CR, Buku IV, Nama Bab BNI Fleksi, Nama Sub Bab Ketentuan Umum, Bab I Sub Sub 01, Halaman 18, Tanggal 18-05-2018 pada poin 3. Untuk Pensiunan dan Calon Pensiunan Maksimal DSR = 90% dari total Pendapatan Tetap (yang akan diterima) per bulan Tanpa Memperhitungkan Kewajiban Ybs. di Bank/Lembaga Keuangan Non Bank Lainnya.</w:t>
-      </w:r>
-    </w:p>
-    <w:p>
-      <w:pPr>
-        <w:numPr>
-          <w:ilvl w:val="0"/>
-          <w:numId w:val="0"/>
-        </w:numPr>
-        <w:spacing w:after="0" w:line="240" w:lineRule="auto"/>
-        <w:jc w:val="both"/>
-        <w:rPr>
-          <w:rFonts w:hint="default" w:ascii="Kalinga" w:hAnsi="Kalinga"/>
-          <w:color w:val="auto"/>
-          <w:sz w:val="20"/>
-          <w:szCs w:val="20"/>
-        </w:rPr>
-      </w:pPr>
-    </w:p>
-    <w:p>
-      <w:pPr>
-        <w:numPr>
-          <w:ilvl w:val="0"/>
-          <w:numId w:val="0"/>
-        </w:numPr>
-        <w:spacing w:after="0" w:line="240" w:lineRule="auto"/>
-        <w:jc w:val="both"/>
-        <w:rPr>
-          <w:rFonts w:hint="default" w:ascii="Kalinga" w:hAnsi="Kalinga"/>
-          <w:color w:val="auto"/>
-          <w:sz w:val="20"/>
-          <w:szCs w:val="20"/>
-        </w:rPr>
-      </w:pPr>
-      <w:r>
-        <w:rPr>
-          <w:rFonts w:hint="default" w:ascii="Kalinga" w:hAnsi="Kalinga"/>
-          <w:b/>
-          <w:bCs/>
-          <w:color w:val="auto"/>
-          <w:sz w:val="20"/>
-          <w:szCs w:val="20"/>
-          <w:u w:val="single"/>
-        </w:rPr>
-        <w:t>Angsuran Eksisting Pemohon Cfm SLIK tanggal {{tgl_slik}} dengan data sebagai berikut</w:t>
-      </w:r>
-      <w:r>
-        <w:rPr>
-          <w:rFonts w:hint="default" w:ascii="Kalinga" w:hAnsi="Kalinga"/>
-          <w:b/>
-          <w:bCs/>
-          <w:color w:val="auto"/>
-          <w:sz w:val="20"/>
-          <w:szCs w:val="20"/>
-          <w:u w:val="single"/>
-          <w:lang w:val="en-US"/>
-        </w:rPr>
-        <w:t xml:space="preserve"> </w:t>
-      </w:r>
-      <w:r>
-        <w:rPr>
-          <w:rFonts w:hint="default" w:ascii="Kalinga" w:hAnsi="Kalinga"/>
-          <w:b/>
-          <w:bCs/>
-          <w:color w:val="auto"/>
-          <w:sz w:val="20"/>
-          <w:szCs w:val="20"/>
-          <w:u w:val="single"/>
-        </w:rPr>
-        <w:t>:</w:t>
-      </w:r>
-    </w:p>
-    <w:p>
-      <w:pPr>
-        <w:pStyle w:val="6"/>
-        <w:numPr>
-          <w:ilvl w:val="0"/>
-          <w:numId w:val="1"/>
-        </w:numPr>
-        <w:spacing w:line="240" w:lineRule="auto"/>
-        <w:ind w:left="360" w:leftChars="0" w:right="160" w:rightChars="0" w:hanging="280" w:firstLineChars="0"/>
-        <w:jc w:val="both"/>
-        <w:rPr>
-          <w:rFonts w:hint="default" w:ascii="Kalinga" w:hAnsi="Kalinga"/>
-          <w:color w:val="auto"/>
-          <w:sz w:val="20"/>
-          <w:szCs w:val="20"/>
-        </w:rPr>
-      </w:pPr>
-      <w:r>
-        <w:rPr>
-          <w:rFonts w:hint="default" w:ascii="Kalinga" w:hAnsi="Kalinga"/>
-          <w:color w:val="auto"/>
-          <w:sz w:val="20"/>
-          <w:szCs w:val="20"/>
-        </w:rPr>
-        <w:t>{{fasilitas_nihil}}</w:t>
-      </w:r>
-    </w:p>
-    <w:p>
-      <w:pPr>
-        <w:pStyle w:val="6"/>
-        <w:numPr>
-          <w:ilvl w:val="0"/>
-          <w:numId w:val="1"/>
-        </w:numPr>
-        <w:spacing w:line="240" w:lineRule="auto"/>
-        <w:ind w:left="360" w:leftChars="0" w:right="160" w:rightChars="0" w:hanging="280" w:firstLineChars="0"/>
-        <w:jc w:val="both"/>
-        <w:rPr>
-          <w:rFonts w:hint="default" w:ascii="Kalinga" w:hAnsi="Kalinga"/>
-          <w:color w:val="auto"/>
-          <w:sz w:val="20"/>
-          <w:szCs w:val="20"/>
-        </w:rPr>
-      </w:pPr>
-      <w:r>
-        <w:rPr>
-          <w:rFonts w:hint="default" w:ascii="Kalinga" w:hAnsi="Kalinga"/>
-          <w:color w:val="auto"/>
-          <w:sz w:val="20"/>
-          <w:szCs w:val="20"/>
-        </w:rPr>
-        <w:t>Fasilitas Kredit {{slik_bank_1_jenis}} di {{slik_bank_1_nama}} maks Rp. {{slik_bank_1_maks}} outs Rp. {{slik_bank_1_outs}} Coll {{slik_bank_1_coll}}. {{slik_bank_1_takeover}}</w:t>
-      </w:r>
-    </w:p>
-    <w:p>
-      <w:pPr>
-        <w:numPr>
-          <w:ilvl w:val="0"/>
-          <w:numId w:val="0"/>
-        </w:numPr>
-        <w:spacing w:after="0" w:line="240" w:lineRule="auto"/>
-        <w:jc w:val="both"/>
-        <w:rPr>
-          <w:rFonts w:hint="default" w:ascii="Kalinga" w:hAnsi="Kalinga"/>
-          <w:color w:val="auto"/>
-          <w:sz w:val="20"/>
-          <w:szCs w:val="20"/>
-          <w:lang w:val="en-US"/>
-        </w:rPr>
-      </w:pPr>
-      <w:r>
-        <w:rPr>
-          <w:rFonts w:hint="default" w:ascii="Kalinga" w:hAnsi="Kalinga"/>
-          <w:b/>
-          <w:bCs/>
-          <w:color w:val="auto"/>
-          <w:sz w:val="20"/>
-          <w:szCs w:val="20"/>
-        </w:rPr>
-        <w:t>Total Angsuran Pemohon</w:t>
-      </w:r>
-      <w:r>
-        <w:rPr>
-          <w:rFonts w:hint="default" w:ascii="Kalinga" w:hAnsi="Kalinga"/>
-          <w:b/>
-          <w:bCs/>
-          <w:color w:val="auto"/>
-          <w:sz w:val="20"/>
-          <w:szCs w:val="20"/>
-          <w:lang w:val="en-US"/>
-        </w:rPr>
-        <w:tab/>
-      </w:r>
-      <w:r>
-        <w:rPr>
-          <w:rFonts w:hint="default" w:ascii="Kalinga" w:hAnsi="Kalinga"/>
-          <w:b/>
-          <w:bCs/>
-          <w:color w:val="auto"/>
-          <w:sz w:val="20"/>
-          <w:szCs w:val="20"/>
-          <w:lang w:val="en-US"/>
-        </w:rPr>
-        <w:tab/>
-      </w:r>
-      <w:r>
-        <w:rPr>
-          <w:rFonts w:hint="default" w:ascii="Kalinga" w:hAnsi="Kalinga"/>
-          <w:b/>
-          <w:bCs/>
-          <w:color w:val="auto"/>
-          <w:sz w:val="20"/>
-          <w:szCs w:val="20"/>
-          <w:lang w:val="en-US"/>
-        </w:rPr>
-        <w:tab/>
-      </w:r>
-      <w:r>
-        <w:rPr>
-          <w:rFonts w:hint="default" w:ascii="Kalinga" w:hAnsi="Kalinga"/>
-          <w:b/>
-          <w:bCs/>
-          <w:color w:val="auto"/>
-          <w:sz w:val="20"/>
-          <w:szCs w:val="20"/>
-        </w:rPr>
-        <w:t xml:space="preserve">: </w:t>
-      </w:r>
-      <w:r>
-        <w:rPr>
-          <w:rFonts w:hint="default" w:ascii="Kalinga" w:hAnsi="Kalinga"/>
-          <w:color w:val="auto"/>
-          <w:sz w:val="20"/>
-          <w:szCs w:val="20"/>
-        </w:rPr>
-        <w:tab/>
-      </w:r>
-      <w:r>
-        <w:rPr>
-          <w:rFonts w:hint="default" w:ascii="Kalinga" w:hAnsi="Kalinga"/>
-          <w:color w:val="auto"/>
-          <w:sz w:val="20"/>
-          <w:szCs w:val="20"/>
-        </w:rPr>
-        <w:t>Rp</w:t>
-      </w:r>
-      <w:r>
-        <w:rPr>
-          <w:rFonts w:hint="default" w:ascii="Kalinga" w:hAnsi="Kalinga"/>
-          <w:color w:val="auto"/>
-          <w:sz w:val="20"/>
-          <w:szCs w:val="20"/>
-          <w:lang w:val="en-US"/>
-        </w:rPr>
-        <w:t xml:space="preserve">. </w:t>
-      </w:r>
-      <w:r>
-        <w:rPr>
-          <w:rFonts w:hint="default" w:ascii="Kalinga" w:hAnsi="Kalinga"/>
-          <w:color w:val="auto"/>
-          <w:sz w:val="20"/>
-          <w:szCs w:val="20"/>
-        </w:rPr>
-        <w:t>{{rpc_total_angsuran_eksisting}}</w:t>
-      </w:r>
-      <w:r>
-        <w:rPr>
-          <w:rFonts w:hint="default" w:ascii="Kalinga" w:hAnsi="Kalinga"/>
-          <w:color w:val="auto"/>
-          <w:sz w:val="20"/>
-          <w:szCs w:val="20"/>
-          <w:lang w:val="en-US"/>
-        </w:rPr>
-        <w:t>,-</w:t>
-      </w:r>
-    </w:p>
-    <w:p>
-      <w:pPr>
-        <w:numPr>
-          <w:ilvl w:val="0"/>
-          <w:numId w:val="0"/>
-        </w:numPr>
-        <w:spacing w:after="0" w:line="240" w:lineRule="auto"/>
-        <w:jc w:val="both"/>
-        <w:rPr>
-          <w:rFonts w:hint="default" w:ascii="Kalinga" w:hAnsi="Kalinga"/>
-          <w:color w:val="auto"/>
-          <w:sz w:val="20"/>
-          <w:szCs w:val="20"/>
-        </w:rPr>
-      </w:pPr>
-    </w:p>
-    <w:p>
-      <w:pPr>
-        <w:numPr>
-          <w:ilvl w:val="0"/>
-          <w:numId w:val="0"/>
-        </w:numPr>
-        <w:spacing w:after="0" w:line="240" w:lineRule="auto"/>
-        <w:jc w:val="both"/>
-        <w:rPr>
-          <w:rFonts w:hint="default" w:ascii="Kalinga" w:hAnsi="Kalinga"/>
-          <w:color w:val="auto"/>
-          <w:sz w:val="20"/>
-          <w:szCs w:val="20"/>
-          <w:lang w:val="en-US"/>
-        </w:rPr>
-      </w:pPr>
-      <w:r>
-        <w:rPr>
-          <w:rFonts w:hint="default" w:ascii="Kalinga" w:hAnsi="Kalinga"/>
-          <w:b/>
-          <w:bCs/>
-          <w:color w:val="auto"/>
-          <w:sz w:val="20"/>
-          <w:szCs w:val="20"/>
-        </w:rPr>
-        <w:t xml:space="preserve">Maksimal Angsuran Kredit yang dapat diberikan sampai dengan : </w:t>
-      </w:r>
-      <w:r>
-        <w:rPr>
-          <w:rFonts w:hint="default" w:ascii="Kalinga" w:hAnsi="Kalinga"/>
-          <w:color w:val="auto"/>
-          <w:sz w:val="20"/>
-          <w:szCs w:val="20"/>
-        </w:rPr>
-        <w:tab/>
-      </w:r>
-      <w:r>
-        <w:rPr>
-          <w:rFonts w:hint="default" w:ascii="Kalinga" w:hAnsi="Kalinga"/>
-          <w:color w:val="auto"/>
-          <w:sz w:val="20"/>
-          <w:szCs w:val="20"/>
-        </w:rPr>
-        <w:t>Rp</w:t>
-      </w:r>
-      <w:r>
-        <w:rPr>
-          <w:rFonts w:hint="default" w:ascii="Kalinga" w:hAnsi="Kalinga"/>
-          <w:color w:val="auto"/>
-          <w:sz w:val="20"/>
-          <w:szCs w:val="20"/>
-          <w:lang w:val="en-US"/>
-        </w:rPr>
-        <w:t xml:space="preserve">. </w:t>
-      </w:r>
-      <w:r>
-        <w:rPr>
-          <w:rFonts w:hint="default" w:ascii="Kalinga" w:hAnsi="Kalinga"/>
-          <w:color w:val="auto"/>
-          <w:sz w:val="20"/>
-          <w:szCs w:val="20"/>
-        </w:rPr>
-        <w:t>{{rpc_maksimal_angsuran}}</w:t>
-      </w:r>
-      <w:r>
-        <w:rPr>
-          <w:rFonts w:hint="default" w:ascii="Kalinga" w:hAnsi="Kalinga"/>
-          <w:color w:val="auto"/>
-          <w:sz w:val="20"/>
-          <w:szCs w:val="20"/>
-          <w:lang w:val="en-US"/>
-        </w:rPr>
-        <w:t>,-</w:t>
-      </w:r>
-    </w:p>
-    <w:p>
-      <w:pPr>
-        <w:numPr>
-          <w:ilvl w:val="0"/>
-          <w:numId w:val="0"/>
-        </w:numPr>
-        <w:spacing w:after="0" w:line="240" w:lineRule="auto"/>
-        <w:jc w:val="both"/>
-        <w:rPr>
-          <w:rFonts w:hint="default" w:ascii="Kalinga" w:hAnsi="Kalinga"/>
-          <w:color w:val="auto"/>
-          <w:sz w:val="20"/>
-          <w:szCs w:val="20"/>
-          <w:lang w:val="en-US"/>
-        </w:rPr>
-      </w:pPr>
-      <w:r>
-        <w:rPr>
-          <w:rFonts w:hint="default" w:ascii="Kalinga" w:hAnsi="Kalinga"/>
-          <w:b/>
-          <w:bCs/>
-          <w:color w:val="auto"/>
-          <w:sz w:val="20"/>
-          <w:szCs w:val="20"/>
-        </w:rPr>
-        <w:t xml:space="preserve">Angsuran Kredit yang dapat diusulkan       </w:t>
-      </w:r>
-      <w:r>
-        <w:rPr>
-          <w:rFonts w:hint="default" w:ascii="Kalinga" w:hAnsi="Kalinga"/>
-          <w:b/>
-          <w:bCs/>
-          <w:color w:val="auto"/>
-          <w:sz w:val="20"/>
-          <w:szCs w:val="20"/>
-          <w:lang w:val="en-US"/>
-        </w:rPr>
-        <w:tab/>
-      </w:r>
-      <w:r>
-        <w:rPr>
-          <w:rFonts w:hint="default" w:ascii="Kalinga" w:hAnsi="Kalinga"/>
-          <w:b/>
-          <w:bCs/>
-          <w:color w:val="auto"/>
-          <w:sz w:val="20"/>
-          <w:szCs w:val="20"/>
-          <w:lang w:val="en-US"/>
-        </w:rPr>
-        <w:tab/>
-      </w:r>
-      <w:r>
-        <w:rPr>
-          <w:rFonts w:hint="default" w:ascii="Kalinga" w:hAnsi="Kalinga"/>
-          <w:b/>
-          <w:bCs/>
-          <w:color w:val="auto"/>
-          <w:sz w:val="20"/>
-          <w:szCs w:val="20"/>
-          <w:lang w:val="en-US"/>
-        </w:rPr>
-        <w:tab/>
-      </w:r>
-      <w:r>
-        <w:rPr>
-          <w:rFonts w:hint="default" w:ascii="Kalinga" w:hAnsi="Kalinga"/>
-          <w:b/>
-          <w:bCs/>
-          <w:color w:val="auto"/>
-          <w:sz w:val="20"/>
-          <w:szCs w:val="20"/>
-        </w:rPr>
-        <w:t xml:space="preserve">: </w:t>
-      </w:r>
-      <w:r>
-        <w:rPr>
-          <w:rFonts w:hint="default" w:ascii="Kalinga" w:hAnsi="Kalinga"/>
-          <w:color w:val="auto"/>
-          <w:sz w:val="20"/>
-          <w:szCs w:val="20"/>
-        </w:rPr>
-        <w:tab/>
-      </w:r>
-      <w:r>
-        <w:rPr>
-          <w:rFonts w:hint="default" w:ascii="Kalinga" w:hAnsi="Kalinga"/>
-          <w:color w:val="auto"/>
-          <w:sz w:val="20"/>
-          <w:szCs w:val="20"/>
-        </w:rPr>
-        <w:t>Rp</w:t>
-      </w:r>
-      <w:r>
-        <w:rPr>
-          <w:rFonts w:hint="default" w:ascii="Kalinga" w:hAnsi="Kalinga"/>
-          <w:color w:val="auto"/>
-          <w:sz w:val="20"/>
-          <w:szCs w:val="20"/>
-          <w:lang w:val="en-US"/>
-        </w:rPr>
-        <w:t xml:space="preserve">. </w:t>
-      </w:r>
-      <w:r>
-        <w:rPr>
-          <w:rFonts w:hint="default" w:ascii="Kalinga" w:hAnsi="Kalinga"/>
-          <w:color w:val="auto"/>
-          <w:sz w:val="20"/>
-          <w:szCs w:val="20"/>
-        </w:rPr>
-        <w:t>{{rpc_angsuran_diusulkan}}</w:t>
-      </w:r>
-      <w:r>
-        <w:rPr>
-          <w:rFonts w:hint="default" w:ascii="Kalinga" w:hAnsi="Kalinga"/>
-          <w:color w:val="auto"/>
-          <w:sz w:val="20"/>
-          <w:szCs w:val="20"/>
-          <w:lang w:val="en-US"/>
-        </w:rPr>
-        <w:t>,-</w:t>
-      </w:r>
-    </w:p>
-    <w:p>
-      <w:pPr>
-        <w:numPr>
-          <w:ilvl w:val="0"/>
-          <w:numId w:val="0"/>
-        </w:numPr>
-        <w:spacing w:after="0" w:line="240" w:lineRule="auto"/>
-        <w:jc w:val="both"/>
-        <w:rPr>
-          <w:rFonts w:hint="default" w:ascii="Kalinga" w:hAnsi="Kalinga"/>
-          <w:color w:val="auto"/>
-          <w:sz w:val="20"/>
-          <w:szCs w:val="20"/>
-          <w:lang w:val="en-US"/>
-        </w:rPr>
-      </w:pPr>
-      <w:r>
-        <w:rPr>
-          <w:rFonts w:hint="default" w:ascii="Kalinga" w:hAnsi="Kalinga"/>
-          <w:b/>
-          <w:bCs/>
-          <w:color w:val="auto"/>
-          <w:sz w:val="20"/>
-          <w:szCs w:val="20"/>
-        </w:rPr>
-        <w:t xml:space="preserve">Total Angsuran Kredit Eksisting &amp; Angsuran yang diusul   </w:t>
-      </w:r>
-      <w:r>
-        <w:rPr>
-          <w:rFonts w:hint="default" w:ascii="Kalinga" w:hAnsi="Kalinga"/>
-          <w:b/>
-          <w:bCs/>
-          <w:color w:val="auto"/>
-          <w:sz w:val="20"/>
-          <w:szCs w:val="20"/>
-          <w:lang w:val="en-US"/>
-        </w:rPr>
-        <w:tab/>
-      </w:r>
-      <w:r>
-        <w:rPr>
-          <w:rFonts w:hint="default" w:ascii="Kalinga" w:hAnsi="Kalinga"/>
-          <w:b/>
-          <w:bCs/>
-          <w:color w:val="auto"/>
-          <w:sz w:val="20"/>
-          <w:szCs w:val="20"/>
-        </w:rPr>
-        <w:t xml:space="preserve">: </w:t>
-      </w:r>
-      <w:r>
-        <w:rPr>
-          <w:rFonts w:hint="default" w:ascii="Kalinga" w:hAnsi="Kalinga"/>
-          <w:color w:val="auto"/>
-          <w:sz w:val="20"/>
-          <w:szCs w:val="20"/>
-        </w:rPr>
-        <w:tab/>
-      </w:r>
-      <w:r>
-        <w:rPr>
-          <w:rFonts w:hint="default" w:ascii="Kalinga" w:hAnsi="Kalinga"/>
-          <w:color w:val="auto"/>
-          <w:sz w:val="20"/>
-          <w:szCs w:val="20"/>
-        </w:rPr>
-        <w:t>Rp</w:t>
-      </w:r>
-      <w:r>
-        <w:rPr>
-          <w:rFonts w:hint="default" w:ascii="Kalinga" w:hAnsi="Kalinga"/>
-          <w:color w:val="auto"/>
-          <w:sz w:val="20"/>
-          <w:szCs w:val="20"/>
-          <w:lang w:val="en-US"/>
-        </w:rPr>
-        <w:t xml:space="preserve">. </w:t>
-      </w:r>
-      <w:r>
-        <w:rPr>
-          <w:rFonts w:hint="default" w:ascii="Kalinga" w:hAnsi="Kalinga"/>
-          <w:color w:val="auto"/>
-          <w:sz w:val="20"/>
-          <w:szCs w:val="20"/>
-        </w:rPr>
-        <w:t>{{rpc_total_angsuran_baru}}</w:t>
-      </w:r>
-      <w:r>
-        <w:rPr>
-          <w:rFonts w:hint="default" w:ascii="Kalinga" w:hAnsi="Kalinga"/>
-          <w:color w:val="auto"/>
-          <w:sz w:val="20"/>
-          <w:szCs w:val="20"/>
-          <w:lang w:val="en-US"/>
-        </w:rPr>
-        <w:t>,-</w:t>
-      </w:r>
-    </w:p>
-    <w:p>
-      <w:pPr>
-        <w:numPr>
-          <w:ilvl w:val="0"/>
-          <w:numId w:val="0"/>
-        </w:numPr>
-        <w:spacing w:after="0" w:line="240" w:lineRule="auto"/>
-        <w:jc w:val="both"/>
-        <w:rPr>
-          <w:rFonts w:hint="default" w:ascii="Kalinga" w:hAnsi="Kalinga"/>
-          <w:color w:val="auto"/>
-          <w:sz w:val="20"/>
-          <w:szCs w:val="20"/>
-        </w:rPr>
-      </w:pPr>
-    </w:p>
-    <w:p>
-      <w:pPr>
-        <w:numPr>
-          <w:ilvl w:val="0"/>
-          <w:numId w:val="0"/>
-        </w:numPr>
-        <w:spacing w:after="0" w:line="240" w:lineRule="auto"/>
-        <w:jc w:val="both"/>
-        <w:rPr>
-          <w:rFonts w:hint="default" w:ascii="Kalinga" w:hAnsi="Kalinga"/>
-          <w:color w:val="auto"/>
-          <w:sz w:val="20"/>
-          <w:szCs w:val="20"/>
-        </w:rPr>
-      </w:pPr>
-      <w:r>
-        <w:rPr>
-          <w:rFonts w:hint="default" w:ascii="Kalinga" w:hAnsi="Kalinga"/>
-          <w:b/>
-          <w:bCs/>
-          <w:color w:val="auto"/>
-          <w:sz w:val="20"/>
-          <w:szCs w:val="20"/>
-        </w:rPr>
-        <w:t xml:space="preserve">DSR  : </w:t>
-      </w:r>
-      <w:r>
-        <w:rPr>
-          <w:rFonts w:hint="default" w:ascii="Kalinga" w:hAnsi="Kalinga"/>
-          <w:b/>
-          <w:bCs/>
-          <w:color w:val="auto"/>
-          <w:sz w:val="20"/>
-          <w:szCs w:val="20"/>
-        </w:rPr>
-        <w:tab/>
-      </w:r>
-      <w:r>
-        <w:rPr>
-          <w:rFonts w:hint="default" w:ascii="Kalinga" w:hAnsi="Kalinga"/>
-          <w:b/>
-          <w:bCs/>
-          <w:color w:val="auto"/>
-          <w:sz w:val="20"/>
-          <w:szCs w:val="20"/>
-        </w:rPr>
-        <w:t>{{rpc_dsr}}%</w:t>
-      </w:r>
-    </w:p>
-    <w:p>
-      <w:pPr>
-        <w:spacing w:after="0" w:line="240" w:lineRule="auto"/>
-        <w:rPr>
-          <w:rFonts w:ascii="Kalinga" w:hAnsi="Kalinga" w:cs="Kalinga"/>
-          <w:b/>
-          <w:bCs/>
-          <w:color w:val="auto"/>
-          <w:sz w:val="20"/>
-          <w:szCs w:val="20"/>
-        </w:rPr>
-      </w:pPr>
-      <w:r>
-        <w:rPr>
-          <w:rFonts w:hint="default" w:ascii="Kalinga" w:hAnsi="Kalinga"/>
-          <w:i/>
-          <w:iCs/>
-          <w:color w:val="auto"/>
-          <w:sz w:val="20"/>
-          <w:szCs w:val="20"/>
-          <w:u w:val="single"/>
-        </w:rPr>
-        <w:t>Penghasilan per bulan &lt; atau sama dengan Rp. 20 juta, maksimal DSR = 90% (Cfm. Memo PDM/9.3/5176 Tanggal 01-10-2019)</w:t>
-      </w:r>
-    </w:p>
-    <w:p>
-      <w:pPr>
-        <w:spacing w:after="0" w:line="240" w:lineRule="auto"/>
-        <w:rPr>
-          <w:rFonts w:ascii="Kalinga" w:hAnsi="Kalinga" w:cs="Kalinga"/>
-          <w:b/>
-          <w:bCs/>
-          <w:color w:val="auto"/>
-          <w:sz w:val="20"/>
-          <w:szCs w:val="20"/>
-        </w:rPr>
-      </w:pPr>
-    </w:p>
-    <w:p>
-      <w:pPr>
-        <w:spacing w:after="0" w:line="240" w:lineRule="auto"/>
-        <w:ind w:left="0" w:leftChars="0" w:firstLine="0" w:firstLineChars="0"/>
-        <w:rPr>
-          <w:rFonts w:ascii="Kalinga" w:hAnsi="Kalinga" w:cs="Kalinga"/>
-          <w:b/>
-          <w:bCs/>
-          <w:color w:val="auto"/>
-          <w:sz w:val="20"/>
-          <w:szCs w:val="20"/>
-        </w:rPr>
-      </w:pPr>
-      <w:r>
-        <w:rPr>
-          <w:rFonts w:ascii="Kalinga" w:hAnsi="Kalinga" w:cs="Kalinga"/>
-          <w:b/>
-          <w:bCs/>
-          <w:color w:val="auto"/>
-          <w:sz w:val="20"/>
-          <w:szCs w:val="20"/>
-        </w:rPr>
-        <w:t>USULAN ASISTEN KREDIT KONSUMER</w:t>
-      </w:r>
-    </w:p>
-    <w:bookmarkEnd w:id="0"/>
-    <w:bookmarkEnd w:id="1"/>
-    <w:p>
-      <w:pPr>
-        <w:spacing w:after="0" w:line="240" w:lineRule="auto"/>
-        <w:ind w:left="0" w:leftChars="0" w:firstLine="0" w:firstLineChars="0"/>
-        <w:jc w:val="both"/>
-        <w:rPr>
-          <w:rFonts w:ascii="Kalinga" w:hAnsi="Kalinga" w:cs="Kalinga"/>
-          <w:b/>
-          <w:bCs/>
-          <w:color w:val="auto"/>
-          <w:sz w:val="20"/>
-          <w:szCs w:val="20"/>
-        </w:rPr>
-      </w:pPr>
-      <w:bookmarkStart w:id="3" w:name="OLE_LINK19"/>
-      <w:bookmarkStart w:id="4" w:name="OLE_LINK17"/>
-      <w:bookmarkStart w:id="5" w:name="OLE_LINK8"/>
-      <w:bookmarkStart w:id="6" w:name="OLE_LINK10"/>
-      <w:bookmarkStart w:id="7" w:name="OLE_LINK32"/>
-      <w:bookmarkStart w:id="8" w:name="OLE_LINK33"/>
-      <w:bookmarkStart w:id="9" w:name="OLE_LINK41"/>
-      <w:bookmarkStart w:id="10" w:name="OLE_LINK23"/>
-      <w:bookmarkStart w:id="11" w:name="OLE_LINK24"/>
-      <w:bookmarkStart w:id="12" w:name="OLE_LINK27"/>
-      <w:bookmarkStart w:id="13" w:name="OLE_LINK3"/>
-      <w:r>
-        <w:rPr>
-          <w:rFonts w:ascii="Kalinga" w:hAnsi="Kalinga" w:cs="Kalinga"/>
-          <w:b/>
-          <w:bCs/>
-          <w:color w:val="auto"/>
-          <w:sz w:val="20"/>
-          <w:szCs w:val="20"/>
-        </w:rPr>
-        <w:t>Repayment Capacity dapat mengcover angsuran yang akan diberikan, DSR sebesar :</w:t>
-      </w:r>
-      <w:r>
-        <w:rPr>
-          <w:rFonts w:hint="default" w:ascii="Kalinga" w:hAnsi="Kalinga" w:cs="Kalinga"/>
-          <w:b/>
-          <w:bCs/>
-          <w:color w:val="auto"/>
-          <w:sz w:val="20"/>
-          <w:szCs w:val="20"/>
-          <w:lang w:val="en-US"/>
-        </w:rPr>
-        <w:t xml:space="preserve"> </w:t>
-      </w:r>
-      <w:r>
-        <w:rPr>
-          <w:rFonts w:hint="default" w:ascii="Kalinga" w:hAnsi="Kalinga"/>
-          <w:b/>
-          <w:bCs/>
-          <w:color w:val="auto"/>
-          <w:sz w:val="20"/>
-          <w:szCs w:val="20"/>
-        </w:rPr>
-        <w:tab/>
-      </w:r>
-      <w:r>
-        <w:rPr>
-          <w:rFonts w:hint="default" w:ascii="Kalinga" w:hAnsi="Kalinga"/>
-          <w:b/>
-          <w:bCs/>
-          <w:color w:val="auto"/>
-          <w:sz w:val="20"/>
-          <w:szCs w:val="20"/>
-        </w:rPr>
-        <w:t>{{rpc_dsr}}</w:t>
-      </w:r>
-      <w:r>
-        <w:rPr>
-          <w:rFonts w:ascii="Kalinga" w:hAnsi="Kalinga" w:cs="Kalinga"/>
-          <w:b/>
-          <w:bCs/>
-          <w:color w:val="auto"/>
-          <w:sz w:val="20"/>
-          <w:szCs w:val="20"/>
-        </w:rPr>
-        <w:t xml:space="preserve">% Penghasilan per bulan &gt; atau sama dengan Rp. 20 juta, Maksimal DSR = 90% (Cfm. Memo PDM/9.3/5176 Tanggal 01-10-2019). Hasil </w:t>
-      </w:r>
-      <w:r>
-        <w:rPr>
-          <w:rFonts w:ascii="Kalinga" w:hAnsi="Kalinga" w:cs="Kalinga"/>
-          <w:b/>
-          <w:bCs/>
-          <w:i/>
-          <w:iCs/>
-          <w:color w:val="auto"/>
-          <w:sz w:val="20"/>
-          <w:szCs w:val="20"/>
-        </w:rPr>
-        <w:t>scoring accept,</w:t>
-      </w:r>
-      <w:r>
-        <w:rPr>
-          <w:rFonts w:ascii="Kalinga" w:hAnsi="Kalinga" w:cs="Kalinga"/>
-          <w:b/>
-          <w:bCs/>
-          <w:color w:val="auto"/>
-          <w:sz w:val="20"/>
-          <w:szCs w:val="20"/>
-        </w:rPr>
-        <w:t xml:space="preserve"> RPC mencukupi. Permohonan Kredit </w:t>
-      </w:r>
-      <w:r>
-        <w:rPr>
-          <w:rFonts w:ascii="Kalinga" w:hAnsi="Kalinga" w:eastAsia="SimSun" w:cs="Kalinga"/>
-          <w:b/>
-          <w:bCs/>
-          <w:color w:val="auto"/>
-          <w:sz w:val="20"/>
-          <w:szCs w:val="20"/>
-        </w:rPr>
-        <w:t xml:space="preserve">Program </w:t>
-      </w:r>
-      <w:r>
-        <w:rPr>
-          <w:rFonts w:ascii="Kalinga" w:hAnsi="Kalinga" w:cs="Kalinga"/>
-          <w:b/>
-          <w:bCs/>
-          <w:color w:val="auto"/>
-          <w:sz w:val="20"/>
-          <w:szCs w:val="20"/>
-        </w:rPr>
-        <w:t>, dapat diusulkan sebagai berikut :</w:t>
-      </w:r>
-      <w:bookmarkEnd w:id="3"/>
-    </w:p>
-    <w:p>
-      <w:pPr>
-        <w:spacing w:after="0" w:line="240" w:lineRule="auto"/>
-        <w:ind w:left="0" w:leftChars="0" w:firstLine="0" w:firstLineChars="0"/>
-        <w:jc w:val="both"/>
-        <w:rPr>
-          <w:rFonts w:ascii="Kalinga" w:hAnsi="Kalinga" w:cs="Kalinga"/>
-          <w:b/>
-          <w:bCs/>
-          <w:color w:val="auto"/>
-          <w:sz w:val="20"/>
-          <w:szCs w:val="20"/>
-        </w:rPr>
-      </w:pPr>
-    </w:p>
-    <w:p>
-      <w:pPr>
-        <w:spacing w:after="0" w:line="240" w:lineRule="auto"/>
-        <w:ind w:left="0" w:leftChars="0" w:firstLine="0" w:firstLineChars="0"/>
-        <w:jc w:val="both"/>
-        <w:rPr>
-          <w:rFonts w:hint="default" w:ascii="Kalinga" w:hAnsi="Kalinga"/>
-          <w:b/>
-          <w:bCs/>
-          <w:color w:val="auto"/>
-          <w:sz w:val="20"/>
-          <w:szCs w:val="20"/>
-        </w:rPr>
-      </w:pPr>
-      <w:r>
-        <w:rPr>
-          <w:rFonts w:hint="default" w:ascii="Kalinga" w:hAnsi="Kalinga"/>
-          <w:b/>
-          <w:bCs/>
-          <w:color w:val="auto"/>
-          <w:sz w:val="20"/>
-          <w:szCs w:val="20"/>
-        </w:rPr>
-        <w:t xml:space="preserve">Maksimum Kredit   </w:t>
-      </w:r>
-      <w:r>
-        <w:rPr>
-          <w:rFonts w:hint="default" w:ascii="Kalinga" w:hAnsi="Kalinga"/>
-          <w:b/>
-          <w:bCs/>
-          <w:color w:val="auto"/>
-          <w:sz w:val="20"/>
-          <w:szCs w:val="20"/>
-          <w:lang w:val="en-US"/>
-        </w:rPr>
-        <w:tab/>
-      </w:r>
-      <w:r>
-        <w:rPr>
-          <w:rFonts w:hint="default" w:ascii="Kalinga" w:hAnsi="Kalinga"/>
-          <w:b/>
-          <w:bCs/>
-          <w:color w:val="auto"/>
-          <w:sz w:val="20"/>
-          <w:szCs w:val="20"/>
-          <w:lang w:val="en-US"/>
-        </w:rPr>
-        <w:tab/>
-      </w:r>
-      <w:r>
-        <w:rPr>
-          <w:rFonts w:hint="default" w:ascii="Kalinga" w:hAnsi="Kalinga"/>
-          <w:b/>
-          <w:bCs/>
-          <w:color w:val="auto"/>
-          <w:sz w:val="20"/>
-          <w:szCs w:val="20"/>
-        </w:rPr>
-        <w:t xml:space="preserve">: Rp. {{usulan_plafon}},- </w:t>
-      </w:r>
-    </w:p>
-    <w:p>
-      <w:pPr>
-        <w:spacing w:after="0" w:line="240" w:lineRule="auto"/>
-        <w:ind w:left="0" w:leftChars="0" w:firstLine="0" w:firstLineChars="0"/>
-        <w:jc w:val="both"/>
-        <w:rPr>
-          <w:rFonts w:hint="default" w:ascii="Kalinga" w:hAnsi="Kalinga"/>
-          <w:b/>
-          <w:bCs/>
-          <w:color w:val="auto"/>
-          <w:sz w:val="20"/>
-          <w:szCs w:val="20"/>
-        </w:rPr>
-      </w:pPr>
-      <w:r>
-        <w:rPr>
-          <w:rFonts w:hint="default" w:ascii="Kalinga" w:hAnsi="Kalinga"/>
-          <w:b/>
-          <w:bCs/>
-          <w:color w:val="auto"/>
-          <w:sz w:val="20"/>
-          <w:szCs w:val="20"/>
-        </w:rPr>
-        <w:t xml:space="preserve">Jangka waktu Kredit  </w:t>
-      </w:r>
-      <w:r>
-        <w:rPr>
-          <w:rFonts w:hint="default" w:ascii="Kalinga" w:hAnsi="Kalinga"/>
-          <w:b/>
-          <w:bCs/>
-          <w:color w:val="auto"/>
-          <w:sz w:val="20"/>
-          <w:szCs w:val="20"/>
-          <w:lang w:val="en-US"/>
-        </w:rPr>
-        <w:tab/>
-      </w:r>
-      <w:r>
-        <w:rPr>
-          <w:rFonts w:hint="default" w:ascii="Kalinga" w:hAnsi="Kalinga"/>
-          <w:b/>
-          <w:bCs/>
-          <w:color w:val="auto"/>
-          <w:sz w:val="20"/>
-          <w:szCs w:val="20"/>
-          <w:lang w:val="en-US"/>
-        </w:rPr>
-        <w:tab/>
-      </w:r>
-      <w:r>
-        <w:rPr>
-          <w:rFonts w:hint="default" w:ascii="Kalinga" w:hAnsi="Kalinga"/>
-          <w:b/>
-          <w:bCs/>
-          <w:color w:val="auto"/>
-          <w:sz w:val="20"/>
-          <w:szCs w:val="20"/>
-        </w:rPr>
-        <w:t xml:space="preserve">: {{usulan_jangka_waktu}} Bulan </w:t>
-      </w:r>
-    </w:p>
-    <w:p>
-      <w:pPr>
-        <w:spacing w:after="0" w:line="240" w:lineRule="auto"/>
-        <w:ind w:left="0" w:leftChars="0" w:firstLine="0" w:firstLineChars="0"/>
-        <w:jc w:val="both"/>
-        <w:rPr>
-          <w:rFonts w:ascii="Kalinga" w:hAnsi="Kalinga" w:cs="Kalinga"/>
-          <w:b/>
-          <w:bCs/>
-          <w:color w:val="auto"/>
-          <w:sz w:val="20"/>
-          <w:szCs w:val="20"/>
-        </w:rPr>
-      </w:pPr>
-      <w:r>
-        <w:rPr>
-          <w:rFonts w:hint="default" w:ascii="Kalinga" w:hAnsi="Kalinga"/>
-          <w:b/>
-          <w:bCs/>
-          <w:color w:val="auto"/>
-          <w:sz w:val="20"/>
-          <w:szCs w:val="20"/>
-        </w:rPr>
-        <w:t xml:space="preserve">Bunga Kredit Sebesar  </w:t>
-      </w:r>
-      <w:r>
-        <w:rPr>
-          <w:rFonts w:hint="default" w:ascii="Kalinga" w:hAnsi="Kalinga"/>
-          <w:b/>
-          <w:bCs/>
-          <w:color w:val="auto"/>
-          <w:sz w:val="20"/>
-          <w:szCs w:val="20"/>
-          <w:lang w:val="en-US"/>
-        </w:rPr>
-        <w:tab/>
-      </w:r>
-      <w:r>
-        <w:rPr>
-          <w:rFonts w:hint="default" w:ascii="Kalinga" w:hAnsi="Kalinga"/>
-          <w:b/>
-          <w:bCs/>
-          <w:color w:val="auto"/>
-          <w:sz w:val="20"/>
-          <w:szCs w:val="20"/>
-          <w:lang w:val="en-US"/>
-        </w:rPr>
-        <w:tab/>
-      </w:r>
-      <w:r>
-        <w:rPr>
-          <w:rFonts w:hint="default" w:ascii="Kalinga" w:hAnsi="Kalinga"/>
-          <w:b/>
-          <w:bCs/>
-          <w:color w:val="auto"/>
-          <w:sz w:val="20"/>
-          <w:szCs w:val="20"/>
-        </w:rPr>
-        <w:t>: {{bunga_persen}}% p.a Efektif Anuitas</w:t>
-      </w:r>
-    </w:p>
-    <w:p>
-      <w:pPr>
-        <w:spacing w:after="0" w:line="240" w:lineRule="auto"/>
-        <w:ind w:left="0" w:leftChars="0" w:firstLine="0" w:firstLineChars="0"/>
-        <w:jc w:val="both"/>
-        <w:rPr>
-          <w:rFonts w:ascii="Kalinga" w:hAnsi="Kalinga" w:cs="Kalinga"/>
-          <w:b/>
-          <w:bCs/>
-          <w:color w:val="auto"/>
-          <w:sz w:val="20"/>
-          <w:szCs w:val="20"/>
-        </w:rPr>
-      </w:pPr>
-    </w:p>
-    <w:p>
-      <w:pPr>
-        <w:spacing w:after="0" w:line="240" w:lineRule="auto"/>
-        <w:ind w:left="0" w:leftChars="0" w:firstLine="0" w:firstLineChars="0"/>
-        <w:jc w:val="both"/>
-        <w:rPr>
-          <w:rFonts w:ascii="Kalinga" w:hAnsi="Kalinga" w:cs="Kalinga"/>
-          <w:color w:val="auto"/>
-          <w:sz w:val="20"/>
-          <w:szCs w:val="20"/>
-        </w:rPr>
-      </w:pPr>
-      <w:r>
-        <w:rPr>
-          <w:rFonts w:ascii="Kalinga" w:hAnsi="Kalinga" w:cs="Kalinga"/>
-          <w:b/>
-          <w:bCs/>
-          <w:color w:val="auto"/>
-          <w:sz w:val="20"/>
-          <w:szCs w:val="20"/>
-        </w:rPr>
-        <w:t>Syarat Penandatanganan :</w:t>
-      </w:r>
-    </w:p>
-    <w:p>
-      <w:pPr>
-        <w:pStyle w:val="6"/>
-        <w:numPr>
-          <w:ilvl w:val="0"/>
-          <w:numId w:val="1"/>
-        </w:numPr>
-        <w:spacing w:line="240" w:lineRule="auto"/>
-        <w:ind w:left="360" w:leftChars="0" w:right="160" w:rightChars="0" w:hanging="280" w:firstLineChars="0"/>
-        <w:jc w:val="both"/>
-        <w:rPr>
-          <w:rFonts w:hint="default" w:ascii="Kalinga" w:hAnsi="Kalinga"/>
-          <w:color w:val="auto"/>
-          <w:sz w:val="20"/>
-          <w:szCs w:val="20"/>
-        </w:rPr>
-      </w:pPr>
-      <w:r>
-        <w:rPr>
-          <w:rFonts w:hint="default" w:ascii="Kalinga" w:hAnsi="Kalinga"/>
-          <w:color w:val="auto"/>
-          <w:sz w:val="20"/>
-          <w:szCs w:val="20"/>
-          <w:lang w:val="en-US"/>
-        </w:rPr>
-        <w:t>Aplikasi permohonan kredit telah di tanda tangani oleh Pemohon.</w:t>
-      </w:r>
-    </w:p>
-    <w:p>
-      <w:pPr>
-        <w:pStyle w:val="6"/>
-        <w:numPr>
-          <w:ilvl w:val="0"/>
-          <w:numId w:val="1"/>
-        </w:numPr>
-        <w:spacing w:line="240" w:lineRule="auto"/>
-        <w:ind w:left="360" w:leftChars="0" w:right="160" w:rightChars="0" w:hanging="280" w:firstLineChars="0"/>
-        <w:jc w:val="both"/>
-        <w:rPr>
           <w:rFonts w:hint="default" w:ascii="Kalinga" w:hAnsi="Kalinga"/>
           <w:color w:val="auto"/>
           <w:sz w:val="20"/>
@@ -3465,8 +4286,8 @@
       </w:r>
       <w:bookmarkEnd w:id="4"/>
       <w:bookmarkEnd w:id="5"/>
-      <w:bookmarkStart w:id="14" w:name="OLE_LINK16"/>
-      <w:bookmarkStart w:id="15" w:name="OLE_LINK34"/>
+      <w:bookmarkStart w:id="14" w:name="OLE_LINK34"/>
+      <w:bookmarkStart w:id="15" w:name="OLE_LINK16"/>
       <w:r>
         <w:rPr>
           <w:rFonts w:hint="default" w:ascii="Kalinga" w:hAnsi="Kalinga"/>

--- a/frontend/templates/template_purna.docx
+++ b/frontend/templates/template_purna.docx
@@ -16,8 +16,8 @@
           <w:u w:val="single"/>
         </w:rPr>
       </w:pPr>
-      <w:bookmarkStart w:id="0" w:name="OLE_LINK30"/>
-      <w:bookmarkStart w:id="1" w:name="OLE_LINK2"/>
+      <w:bookmarkStart w:id="0" w:name="OLE_LINK2"/>
+      <w:bookmarkStart w:id="1" w:name="OLE_LINK30"/>
       <w:r>
         <w:rPr>
           <w:rFonts w:ascii="Kalinga" w:hAnsi="Kalinga" w:cs="Kalinga"/>
@@ -923,7 +923,30 @@
           <w:sz w:val="20"/>
           <w:szCs w:val="20"/>
         </w:rPr>
-        <w:t>-{{fasilitas_nihil}}{{/slik_nihil}}{{#slik_ada_fasilitas}}</w:t>
+        <w:t>-{{fasilitas_nihil</w:t>
+      </w:r>
+      <w:r>
+        <w:rPr>
+          <w:rFonts w:hint="default" w:ascii="Kalinga" w:hAnsi="Kalinga"/>
+          <w:b w:val="0"/>
+          <w:bCs w:val="0"/>
+          <w:color w:val="auto"/>
+          <w:sz w:val="20"/>
+          <w:szCs w:val="20"/>
+          <w:lang w:val="en-US"/>
+        </w:rPr>
+        <w:t>_text</w:t>
+      </w:r>
+      <w:r>
+        <w:rPr>
+          <w:rFonts w:hint="default" w:ascii="Kalinga" w:hAnsi="Kalinga"/>
+          <w:b w:val="0"/>
+          <w:bCs w:val="0"/>
+          <w:color w:val="auto"/>
+          <w:sz w:val="20"/>
+          <w:szCs w:val="20"/>
+        </w:rPr>
+        <w:t>}}{{/slik_nihil}}{{#slik_ada_fasilitas}}</w:t>
       </w:r>
     </w:p>
     <w:p>
@@ -1323,8 +1346,8 @@
         <w:jc w:val="both"/>
         <w:rPr>
           <w:rFonts w:ascii="Kalinga" w:hAnsi="Kalinga" w:cs="Kalinga"/>
-          <w:b/>
-          <w:bCs/>
+          <w:b w:val="0"/>
+          <w:bCs w:val="0"/>
           <w:color w:val="auto"/>
           <w:sz w:val="20"/>
           <w:szCs w:val="20"/>
@@ -1349,7 +1372,7 @@
           <w:bCs/>
           <w:i/>
           <w:iCs/>
-          <w:color w:val="FF0000"/>
+          <w:color w:val="0000FF"/>
           <w:sz w:val="20"/>
           <w:szCs w:val="20"/>
           <w:u w:val="single"/>
@@ -2775,34 +2798,8 @@
           <w:color w:val="auto"/>
           <w:sz w:val="20"/>
           <w:szCs w:val="20"/>
-          <w:u w:val="single"/>
-        </w:rPr>
-        <w:t>Angsuran Eksisting Pemohon Cfm SLIK tanggal {{tgl_slik}} dengan data sebagai berikut</w:t>
-      </w:r>
-      <w:r>
-        <w:rPr>
-          <w:rFonts w:hint="default" w:ascii="Kalinga" w:hAnsi="Kalinga"/>
-          <w:b/>
-          <w:bCs/>
-          <w:color w:val="auto"/>
-          <w:sz w:val="20"/>
-          <w:szCs w:val="20"/>
-          <w:u w:val="single"/>
-          <w:lang w:val="en-US"/>
-        </w:rPr>
-        <w:t xml:space="preserve"> </w:t>
-      </w:r>
-      <w:r>
-        <w:rPr>
-          <w:rFonts w:hint="default" w:ascii="Kalinga" w:hAnsi="Kalinga"/>
-          <w:b/>
-          <w:bCs/>
-          <w:color w:val="auto"/>
-          <w:sz w:val="20"/>
-          <w:szCs w:val="20"/>
-          <w:u w:val="single"/>
-        </w:rPr>
-        <w:t>:</w:t>
+        </w:rPr>
+        <w:t>Cfm. Info SLIK Ideb posisi terakhir Tanggal {{tgl_slik}} Pemohon memiliki Fasilitas Kredit sebagai berikut :</w:t>
       </w:r>
       <w:r>
         <w:rPr>
@@ -2839,7 +2836,30 @@
           <w:sz w:val="20"/>
           <w:szCs w:val="20"/>
         </w:rPr>
-        <w:t>-{{fasilitas_nihil}}{{/slik_nihil}}{{#slik_ada_fasilitas}}</w:t>
+        <w:t>-{{fasilitas_nihil</w:t>
+      </w:r>
+      <w:r>
+        <w:rPr>
+          <w:rFonts w:hint="default" w:ascii="Kalinga" w:hAnsi="Kalinga"/>
+          <w:b w:val="0"/>
+          <w:bCs w:val="0"/>
+          <w:color w:val="auto"/>
+          <w:sz w:val="20"/>
+          <w:szCs w:val="20"/>
+          <w:lang w:val="en-US"/>
+        </w:rPr>
+        <w:t>_text</w:t>
+      </w:r>
+      <w:r>
+        <w:rPr>
+          <w:rFonts w:hint="default" w:ascii="Kalinga" w:hAnsi="Kalinga"/>
+          <w:b w:val="0"/>
+          <w:bCs w:val="0"/>
+          <w:color w:val="auto"/>
+          <w:sz w:val="20"/>
+          <w:szCs w:val="20"/>
+        </w:rPr>
+        <w:t>}}{{/slik_nihil}}{{#slik_ada_fasilitas}}</w:t>
       </w:r>
     </w:p>
     <w:p>
@@ -3265,7 +3285,7 @@
           <w:bCs/>
           <w:i/>
           <w:iCs/>
-          <w:color w:val="FF0000"/>
+          <w:color w:val="0000FF"/>
           <w:sz w:val="20"/>
           <w:szCs w:val="20"/>
           <w:u w:val="single"/>
@@ -3298,8 +3318,6 @@
           <w:szCs w:val="20"/>
         </w:rPr>
       </w:pPr>
-      <w:bookmarkStart w:id="17" w:name="_GoBack"/>
-      <w:bookmarkEnd w:id="17"/>
     </w:p>
     <w:p>
       <w:pPr>
@@ -3882,13 +3900,13 @@
       <w:bookmarkStart w:id="4" w:name="OLE_LINK8"/>
       <w:bookmarkStart w:id="5" w:name="OLE_LINK17"/>
       <w:bookmarkStart w:id="6" w:name="OLE_LINK10"/>
-      <w:bookmarkStart w:id="7" w:name="OLE_LINK27"/>
-      <w:bookmarkStart w:id="8" w:name="OLE_LINK24"/>
-      <w:bookmarkStart w:id="9" w:name="OLE_LINK41"/>
-      <w:bookmarkStart w:id="10" w:name="OLE_LINK23"/>
-      <w:bookmarkStart w:id="11" w:name="OLE_LINK3"/>
-      <w:bookmarkStart w:id="12" w:name="OLE_LINK33"/>
-      <w:bookmarkStart w:id="13" w:name="OLE_LINK32"/>
+      <w:bookmarkStart w:id="7" w:name="OLE_LINK32"/>
+      <w:bookmarkStart w:id="8" w:name="OLE_LINK41"/>
+      <w:bookmarkStart w:id="9" w:name="OLE_LINK27"/>
+      <w:bookmarkStart w:id="10" w:name="OLE_LINK24"/>
+      <w:bookmarkStart w:id="11" w:name="OLE_LINK33"/>
+      <w:bookmarkStart w:id="12" w:name="OLE_LINK3"/>
+      <w:bookmarkStart w:id="13" w:name="OLE_LINK23"/>
       <w:r>
         <w:rPr>
           <w:rFonts w:ascii="Kalinga" w:hAnsi="Kalinga" w:cs="Kalinga"/>
@@ -3898,7 +3916,7 @@
           <w:sz w:val="20"/>
           <w:szCs w:val="20"/>
         </w:rPr>
-        <w:t>Repayment Capacity dapat mengcover angsuran yang akan diberikan, DSR sebesar :</w:t>
+        <w:t>Repayment Capacity dapat mengcover angsuran yang akan diberikan, DSR sebesar</w:t>
       </w:r>
       <w:r>
         <w:rPr>
@@ -3921,17 +3939,6 @@
           <w:sz w:val="20"/>
           <w:szCs w:val="20"/>
         </w:rPr>
-        <w:tab/>
-      </w:r>
-      <w:r>
-        <w:rPr>
-          <w:rFonts w:hint="default" w:ascii="Kalinga" w:hAnsi="Kalinga"/>
-          <w:b/>
-          <w:bCs/>
-          <w:color w:val="auto"/>
-          <w:sz w:val="20"/>
-          <w:szCs w:val="20"/>
-        </w:rPr>
         <w:t>{{rpc_dsr}}</w:t>
       </w:r>
       <w:r>
@@ -3943,7 +3950,32 @@
           <w:sz w:val="20"/>
           <w:szCs w:val="20"/>
         </w:rPr>
-        <w:t xml:space="preserve">% Penghasilan per bulan &gt; atau sama dengan Rp. 20 juta, Maksimal DSR = 90% (Cfm. Memo PDM/9.3/5176 Tanggal 01-10-2019). Hasil </w:t>
+        <w:t>%</w:t>
+      </w:r>
+      <w:r>
+        <w:rPr>
+          <w:rFonts w:hint="default" w:ascii="Kalinga" w:hAnsi="Kalinga" w:cs="Kalinga"/>
+          <w:b/>
+          <w:bCs/>
+          <w:color w:val="auto"/>
+          <w:sz w:val="20"/>
+          <w:szCs w:val="20"/>
+          <w:lang w:val="en-US"/>
+        </w:rPr>
+        <w:t xml:space="preserve"> </w:t>
+      </w:r>
+      <w:bookmarkStart w:id="17" w:name="_GoBack"/>
+      <w:bookmarkEnd w:id="17"/>
+      <w:r>
+        <w:rPr>
+          <w:rFonts w:ascii="Kalinga" w:hAnsi="Kalinga" w:cs="Kalinga"/>
+          <w:b/>
+          <w:bCs/>
+          <w:color w:val="auto"/>
+          <w:sz w:val="20"/>
+          <w:szCs w:val="20"/>
+        </w:rPr>
+        <w:t xml:space="preserve">Penghasilan per bulan &gt; atau sama dengan Rp. 20 juta, Maksimal DSR = 90% (Cfm. Memo PDM/9.3/5176 Tanggal 01-10-2019). Hasil </w:t>
       </w:r>
       <w:r>
         <w:rPr>

--- a/frontend/templates/template_purna.docx
+++ b/frontend/templates/template_purna.docx
@@ -810,7 +810,7 @@
           <w:szCs w:val="20"/>
           <w:lang w:val="en-US"/>
         </w:rPr>
-        <w:t xml:space="preserve"> </w:t>
+        <w:t xml:space="preserve"> {{jenis_pengajuan}} </w:t>
       </w:r>
       <w:r>
         <w:rPr>
@@ -3964,8 +3964,6 @@
         </w:rPr>
         <w:t xml:space="preserve"> </w:t>
       </w:r>
-      <w:bookmarkStart w:id="17" w:name="_GoBack"/>
-      <w:bookmarkEnd w:id="17"/>
       <w:r>
         <w:rPr>
           <w:rFonts w:ascii="Kalinga" w:hAnsi="Kalinga" w:cs="Kalinga"/>
@@ -4010,7 +4008,42 @@
           <w:sz w:val="20"/>
           <w:szCs w:val="20"/>
         </w:rPr>
-        <w:t xml:space="preserve">Program </w:t>
+        <w:t>Program</w:t>
+      </w:r>
+      <w:r>
+        <w:rPr>
+          <w:rFonts w:hint="default" w:ascii="Kalinga" w:hAnsi="Kalinga" w:eastAsia="SimSun" w:cs="Kalinga"/>
+          <w:b/>
+          <w:bCs/>
+          <w:color w:val="auto"/>
+          <w:sz w:val="20"/>
+          <w:szCs w:val="20"/>
+          <w:lang w:val="en-US"/>
+        </w:rPr>
+        <w:t xml:space="preserve"> </w:t>
+      </w:r>
+      <w:r>
+        <w:rPr>
+          <w:rFonts w:hint="default" w:ascii="Kalinga" w:hAnsi="Kalinga" w:eastAsia="SimSun"/>
+          <w:b/>
+          <w:bCs/>
+          <w:color w:val="auto"/>
+          <w:sz w:val="20"/>
+          <w:szCs w:val="20"/>
+          <w:lang w:val="en-US"/>
+        </w:rPr>
+        <w:t>{{kode_program}}</w:t>
+      </w:r>
+      <w:r>
+        <w:rPr>
+          <w:rFonts w:ascii="Kalinga" w:hAnsi="Kalinga" w:eastAsia="SimSun" w:cs="Kalinga"/>
+          <w:b/>
+          <w:bCs/>
+          <w:color w:val="auto"/>
+          <w:sz w:val="20"/>
+          <w:szCs w:val="20"/>
+        </w:rPr>
+        <w:t xml:space="preserve"> </w:t>
       </w:r>
       <w:r>
         <w:rPr>
@@ -4421,16 +4454,16 @@
           <w:szCs w:val="20"/>
           <w:lang w:val="en-US"/>
         </w:rPr>
-        <w:t>.</w:t>
-      </w:r>
-      <w:r>
-        <w:rPr>
-          <w:rFonts w:hint="default" w:ascii="Kalinga" w:hAnsi="Kalinga"/>
-          <w:color w:val="auto"/>
-          <w:sz w:val="20"/>
-          <w:szCs w:val="20"/>
-        </w:rPr>
-        <w:t xml:space="preserve"> (Cfm Surat No DNS/5.4/8023 Perihal Program Pricing BNI Fleksi (Aktif&amp;Pensiun) Semester II 2025 tanggal 01-09-2025.</w:t>
+        <w:t xml:space="preserve">. </w:t>
+      </w:r>
+      <w:r>
+        <w:rPr>
+          <w:rFonts w:hint="default" w:ascii="Kalinga" w:hAnsi="Kalinga"/>
+          <w:color w:val="auto"/>
+          <w:sz w:val="20"/>
+          <w:szCs w:val="20"/>
+        </w:rPr>
+        <w:t>{{catatan_program_pricing}}</w:t>
       </w:r>
     </w:p>
     <w:p>
@@ -4594,7 +4627,7 @@
           <w:sz w:val="20"/>
           <w:szCs w:val="20"/>
         </w:rPr>
-        <w:t>Kesanggupan Pembayaran Angsuran Kredit Perbulan Diatas 70% dari Uang Pensiun atau Manfaat Pensiun Bulanan Yang Diterima.</w:t>
+        <w:t>Kesanggupan Pembayaran Angsuran Kredit Perbulan Diatas 70% dari Uang Pensiun atau Manfaat Pensiun Bulanan Yang Diterima.{{#list_syarat_tambahan}}</w:t>
       </w:r>
     </w:p>
     <w:p>
@@ -4621,7 +4654,7 @@
           <w:sz w:val="20"/>
           <w:szCs w:val="20"/>
         </w:rPr>
-        <w:t>Menyerahkan Asli SK Pensiun atas nama Pemohon sebagai Jaminan Kredit BNI.</w:t>
+        <w:t>{{text}}{{/list_syarat_tambahan}}{{#list_syarat_penandatanganan}}</w:t>
       </w:r>
     </w:p>
     <w:p>
@@ -4648,7 +4681,7 @@
           <w:sz w:val="20"/>
           <w:szCs w:val="20"/>
         </w:rPr>
-        <w:t>Jaminan yang telah ada sebelumnya berupa Asli SK Pensiun atas nama Pemohon tetap dipertahankan sebagai Jaminan Kredit di BNI.</w:t>
+        <w:t>{{text}}{{/list_syarat_penandatanganan}}</w:t>
       </w:r>
     </w:p>
     <w:p>
@@ -4670,75 +4703,22 @@
       </w:pPr>
       <w:r>
         <w:rPr>
-          <w:rFonts w:hint="default" w:ascii="Kalinga" w:hAnsi="Kalinga" w:cs="Kalinga"/>
-          <w:sz w:val="20"/>
-          <w:szCs w:val="20"/>
-          <w:lang w:val="en-US"/>
-        </w:rPr>
-        <w:t xml:space="preserve">Fasilitas kredit ini saling mengkait dengan fasilitas kredit sebelumnya nomor rekening pinjaman </w:t>
-      </w:r>
-      <w:r>
-        <w:rPr>
-          <w:rFonts w:hint="default" w:ascii="Kalinga" w:hAnsi="Kalinga"/>
-          <w:sz w:val="20"/>
-          <w:szCs w:val="20"/>
-          <w:lang w:val="en-US"/>
-        </w:rPr>
-        <w:t xml:space="preserve">                                                                                                                                        </w:t>
-      </w:r>
-      <w:r>
-        <w:rPr>
-          <w:rFonts w:hint="default" w:ascii="Kalinga" w:hAnsi="Kalinga"/>
-          <w:sz w:val="20"/>
-          <w:szCs w:val="20"/>
-        </w:rPr>
-        <w:t xml:space="preserve">                                                                        atas nama </w:t>
-      </w:r>
-      <w:r>
-        <w:rPr>
-          <w:rFonts w:hint="default" w:ascii="Kalinga" w:hAnsi="Kalinga"/>
-          <w:color w:val="auto"/>
-          <w:sz w:val="20"/>
-          <w:szCs w:val="20"/>
-          <w:lang w:val="en-US"/>
-        </w:rPr>
-        <w:t>{{nama_pemohon}}</w:t>
-      </w:r>
-      <w:r>
-        <w:rPr>
-          <w:rFonts w:hint="default" w:ascii="Kalinga" w:hAnsi="Kalinga"/>
-          <w:sz w:val="20"/>
-          <w:szCs w:val="20"/>
-          <w:lang w:val="en-US"/>
-        </w:rPr>
-        <w:t xml:space="preserve">, No. PK </w:t>
-      </w:r>
-    </w:p>
-    <w:p>
-      <w:pPr>
-        <w:pStyle w:val="6"/>
-        <w:numPr>
-          <w:ilvl w:val="0"/>
-          <w:numId w:val="1"/>
-        </w:numPr>
-        <w:spacing w:line="240" w:lineRule="auto"/>
-        <w:ind w:left="360" w:leftChars="0" w:right="160" w:rightChars="0" w:hanging="280" w:firstLineChars="0"/>
-        <w:jc w:val="both"/>
-        <w:rPr>
-          <w:rFonts w:hint="default" w:ascii="Kalinga" w:hAnsi="Kalinga"/>
-          <w:color w:val="auto"/>
-          <w:sz w:val="20"/>
-          <w:szCs w:val="20"/>
-        </w:rPr>
-      </w:pPr>
-      <w:r>
-        <w:rPr>
-          <w:rFonts w:hint="default" w:ascii="Kalinga" w:hAnsi="Kalinga"/>
-          <w:color w:val="auto"/>
-          <w:sz w:val="20"/>
-          <w:szCs w:val="20"/>
-        </w:rPr>
-        <w:t>Download dan Aktivasi aplikasi WONDR, serta melakukan trial minimal 1 (satu) Transaksi berbayar. (Cfm Surat W11/3.5/2166 Penegasan Program WONDR).</w:t>
+          <w:rFonts w:hint="default" w:ascii="Kalinga" w:hAnsi="Kalinga"/>
+          <w:color w:val="auto"/>
+          <w:sz w:val="20"/>
+          <w:szCs w:val="20"/>
+          <w:lang w:val="en-US"/>
+        </w:rPr>
+        <w:t>S</w:t>
+      </w:r>
+      <w:r>
+        <w:rPr>
+          <w:rFonts w:hint="default" w:ascii="Kalinga" w:hAnsi="Kalinga"/>
+          <w:color w:val="auto"/>
+          <w:sz w:val="20"/>
+          <w:szCs w:val="20"/>
+        </w:rPr>
+        <w:t>erta melakukan trial minimal 1 (satu) Transaksi berbayar. (Cfm Surat W11/3.5/2166 Penegasan Program WONDR).</w:t>
       </w:r>
     </w:p>
     <w:p>
@@ -4994,7 +4974,7 @@
           <w:szCs w:val="20"/>
           <w:lang w:val="en-US"/>
         </w:rPr>
-        <w:t>.</w:t>
+        <w:t>.{{#list_syarat_pencairan_tambahan}}</w:t>
       </w:r>
     </w:p>
     <w:p>
@@ -5021,26 +5001,19 @@
           <w:sz w:val="20"/>
           <w:szCs w:val="20"/>
         </w:rPr>
-        <w:t xml:space="preserve">Rekening BNI Taplus nomor {{payroll_no_rek}} atas nama {{nama_pemohon}} yang </w:t>
-      </w:r>
-      <w:r>
-        <w:rPr>
-          <w:rFonts w:hint="default" w:ascii="Kalinga" w:hAnsi="Kalinga"/>
-          <w:color w:val="auto"/>
-          <w:sz w:val="20"/>
-          <w:szCs w:val="20"/>
-          <w:lang w:val="en-US"/>
-        </w:rPr>
-        <w:t xml:space="preserve">menjadi </w:t>
-      </w:r>
-      <w:r>
-        <w:rPr>
-          <w:rFonts w:hint="default" w:ascii="Kalinga" w:hAnsi="Kalinga"/>
-          <w:color w:val="auto"/>
-          <w:sz w:val="20"/>
-          <w:szCs w:val="20"/>
-        </w:rPr>
-        <w:t>Rekening Payroll Gaji Pensiun akan dijadikan sebagai Rekening Afiliasi Kredit dan diblokir sebesar  () kali angsuran (Pokok+ Bunga serta ditambah saldo minimum, dapat dibuka blokir saat kredit lunas). Dana ini dapat dipotong dari Pencairan Kredit.</w:t>
+        <w:t>{{text}}</w:t>
+      </w:r>
+      <w:bookmarkStart w:id="17" w:name="_GoBack"/>
+      <w:bookmarkEnd w:id="17"/>
+      <w:r>
+        <w:rPr>
+          <w:rFonts w:hint="default" w:ascii="Kalinga" w:hAnsi="Kalinga"/>
+          <w:color w:val="auto"/>
+          <w:sz w:val="20"/>
+          <w:szCs w:val="20"/>
+          <w:lang w:val="en-US"/>
+        </w:rPr>
+        <w:t>{{/list_syarat_pencairan_tambahan}}</w:t>
       </w:r>
     </w:p>
     <w:p>
@@ -5067,45 +5040,7 @@
           <w:sz w:val="20"/>
           <w:szCs w:val="20"/>
         </w:rPr>
-        <w:t xml:space="preserve">Rekening BNI Taplus atas nama Pemohon yang </w:t>
-      </w:r>
-      <w:r>
-        <w:rPr>
-          <w:rFonts w:hint="default" w:ascii="Kalinga" w:hAnsi="Kalinga"/>
-          <w:color w:val="auto"/>
-          <w:sz w:val="20"/>
-          <w:szCs w:val="20"/>
-          <w:lang w:val="en-US"/>
-        </w:rPr>
-        <w:t>menjadi</w:t>
-      </w:r>
-      <w:r>
-        <w:rPr>
-          <w:rFonts w:hint="default" w:ascii="Kalinga" w:hAnsi="Kalinga"/>
-          <w:color w:val="auto"/>
-          <w:sz w:val="20"/>
-          <w:szCs w:val="20"/>
-        </w:rPr>
-        <w:t xml:space="preserve"> Rekening Payroll Gaji Pensiun </w:t>
-      </w:r>
-      <w:r>
-        <w:rPr>
-          <w:rFonts w:hint="default" w:ascii="Kalinga" w:hAnsi="Kalinga"/>
-          <w:color w:val="auto"/>
-          <w:sz w:val="20"/>
-          <w:szCs w:val="20"/>
-          <w:lang w:val="en-US"/>
-        </w:rPr>
-        <w:t xml:space="preserve">akan </w:t>
-      </w:r>
-      <w:r>
-        <w:rPr>
-          <w:rFonts w:hint="default" w:ascii="Kalinga" w:hAnsi="Kalinga"/>
-          <w:color w:val="auto"/>
-          <w:sz w:val="20"/>
-          <w:szCs w:val="20"/>
-        </w:rPr>
-        <w:t>dijadikan sebagai Rekening Afiliasi Kredit dan diblokir sebesar () kali angsuran () kali angsuran Pindah Gaji (dapat dibuka setelah Gaji Pensiun telah tercermin di Rekening Afiliasi Kredit BNI) dan  () kali angsuran (Pokok+ Bunga serta ditambah saldo minimum, dapat dibuka blokir saat kredit lunas). Dana ini dapat dipotong dari Pencairan Kredit.</w:t>
+        <w:t>{{syarat_pencairan_kredit}}</w:t>
       </w:r>
     </w:p>
     <w:p>

--- a/frontend/templates/template_purna.docx
+++ b/frontend/templates/template_purna.docx
@@ -16,8 +16,8 @@
           <w:u w:val="single"/>
         </w:rPr>
       </w:pPr>
-      <w:bookmarkStart w:id="0" w:name="OLE_LINK2"/>
-      <w:bookmarkStart w:id="1" w:name="OLE_LINK30"/>
+      <w:bookmarkStart w:id="0" w:name="OLE_LINK30"/>
+      <w:bookmarkStart w:id="1" w:name="OLE_LINK2"/>
       <w:r>
         <w:rPr>
           <w:rFonts w:ascii="Kalinga" w:hAnsi="Kalinga" w:cs="Kalinga"/>
@@ -3897,16 +3897,16 @@
         </w:rPr>
       </w:pPr>
       <w:bookmarkStart w:id="3" w:name="OLE_LINK19"/>
-      <w:bookmarkStart w:id="4" w:name="OLE_LINK8"/>
-      <w:bookmarkStart w:id="5" w:name="OLE_LINK17"/>
-      <w:bookmarkStart w:id="6" w:name="OLE_LINK10"/>
-      <w:bookmarkStart w:id="7" w:name="OLE_LINK32"/>
-      <w:bookmarkStart w:id="8" w:name="OLE_LINK41"/>
-      <w:bookmarkStart w:id="9" w:name="OLE_LINK27"/>
-      <w:bookmarkStart w:id="10" w:name="OLE_LINK24"/>
-      <w:bookmarkStart w:id="11" w:name="OLE_LINK33"/>
-      <w:bookmarkStart w:id="12" w:name="OLE_LINK3"/>
-      <w:bookmarkStart w:id="13" w:name="OLE_LINK23"/>
+      <w:bookmarkStart w:id="4" w:name="OLE_LINK17"/>
+      <w:bookmarkStart w:id="5" w:name="OLE_LINK8"/>
+      <w:bookmarkStart w:id="6" w:name="OLE_LINK32"/>
+      <w:bookmarkStart w:id="7" w:name="OLE_LINK41"/>
+      <w:bookmarkStart w:id="8" w:name="OLE_LINK10"/>
+      <w:bookmarkStart w:id="9" w:name="OLE_LINK33"/>
+      <w:bookmarkStart w:id="10" w:name="OLE_LINK23"/>
+      <w:bookmarkStart w:id="11" w:name="OLE_LINK3"/>
+      <w:bookmarkStart w:id="12" w:name="OLE_LINK27"/>
+      <w:bookmarkStart w:id="13" w:name="OLE_LINK24"/>
       <w:r>
         <w:rPr>
           <w:rFonts w:ascii="Kalinga" w:hAnsi="Kalinga" w:cs="Kalinga"/>
@@ -4036,17 +4036,6 @@
       </w:r>
       <w:r>
         <w:rPr>
-          <w:rFonts w:ascii="Kalinga" w:hAnsi="Kalinga" w:eastAsia="SimSun" w:cs="Kalinga"/>
-          <w:b/>
-          <w:bCs/>
-          <w:color w:val="auto"/>
-          <w:sz w:val="20"/>
-          <w:szCs w:val="20"/>
-        </w:rPr>
-        <w:t xml:space="preserve"> </w:t>
-      </w:r>
-      <w:r>
-        <w:rPr>
           <w:rFonts w:ascii="Kalinga" w:hAnsi="Kalinga" w:cs="Kalinga"/>
           <w:b/>
           <w:bCs/>
@@ -4273,19 +4262,23 @@
     </w:p>
     <w:p>
       <w:pPr>
-        <w:spacing w:after="0" w:line="240" w:lineRule="auto"/>
-        <w:ind w:left="0" w:leftChars="0" w:firstLine="0" w:firstLineChars="0"/>
-        <w:jc w:val="both"/>
+        <w:pStyle w:val="6"/>
+        <w:numPr>
+          <w:numId w:val="0"/>
+        </w:numPr>
+        <w:spacing w:line="240" w:lineRule="auto"/>
+        <w:ind w:left="80" w:leftChars="0" w:right="160" w:rightChars="0"/>
+        <w:jc w:val="both"/>
+        <w:rPr>
+          <w:rFonts w:hint="default" w:ascii="Kalinga" w:hAnsi="Kalinga"/>
+          <w:color w:val="auto"/>
+          <w:sz w:val="20"/>
+          <w:szCs w:val="20"/>
+        </w:rPr>
+      </w:pPr>
+      <w:r>
         <w:rPr>
           <w:rFonts w:ascii="Kalinga" w:hAnsi="Kalinga" w:cs="Kalinga"/>
-          <w:color w:val="auto"/>
-          <w:sz w:val="20"/>
-          <w:szCs w:val="20"/>
-        </w:rPr>
-      </w:pPr>
-      <w:r>
-        <w:rPr>
-          <w:rFonts w:ascii="Kalinga" w:hAnsi="Kalinga" w:cs="Kalinga"/>
           <w:b/>
           <w:bCs/>
           <w:color w:val="auto"/>
@@ -4293,6 +4286,19 @@
           <w:szCs w:val="20"/>
         </w:rPr>
         <w:t>Syarat Penandatanganan :</w:t>
+      </w:r>
+      <w:bookmarkEnd w:id="4"/>
+      <w:bookmarkEnd w:id="5"/>
+      <w:bookmarkStart w:id="14" w:name="OLE_LINK34"/>
+      <w:bookmarkStart w:id="15" w:name="OLE_LINK16"/>
+      <w:r>
+        <w:rPr>
+          <w:rFonts w:hint="default" w:ascii="Kalinga" w:hAnsi="Kalinga"/>
+          <w:color w:val="auto"/>
+          <w:sz w:val="20"/>
+          <w:szCs w:val="20"/>
+        </w:rPr>
+        <w:t>{{#list_syarat_penandatanganan}}</w:t>
       </w:r>
     </w:p>
     <w:p>
@@ -4306,369 +4312,7 @@
         <w:ind w:left="360" w:leftChars="0" w:right="160" w:rightChars="0" w:hanging="280" w:firstLineChars="0"/>
         <w:jc w:val="both"/>
         <w:rPr>
-          <w:rFonts w:hint="default" w:ascii="Kalinga" w:hAnsi="Kalinga"/>
-          <w:color w:val="auto"/>
-          <w:sz w:val="20"/>
-          <w:szCs w:val="20"/>
-        </w:rPr>
-      </w:pPr>
-      <w:r>
-        <w:rPr>
-          <w:rFonts w:hint="default" w:ascii="Kalinga" w:hAnsi="Kalinga"/>
-          <w:color w:val="auto"/>
-          <w:sz w:val="20"/>
-          <w:szCs w:val="20"/>
-          <w:lang w:val="en-US"/>
-        </w:rPr>
-        <w:t>Aplikasi permohonan kredit telah di tanda tangani oleh Pemohon.</w:t>
-      </w:r>
-    </w:p>
-    <w:p>
-      <w:pPr>
-        <w:pStyle w:val="6"/>
-        <w:numPr>
-          <w:ilvl w:val="0"/>
-          <w:numId w:val="1"/>
-        </w:numPr>
-        <w:spacing w:line="240" w:lineRule="auto"/>
-        <w:ind w:left="360" w:leftChars="0" w:right="160" w:rightChars="0" w:hanging="280" w:firstLineChars="0"/>
-        <w:jc w:val="both"/>
-        <w:rPr>
-          <w:rFonts w:hint="default" w:ascii="Kalinga" w:hAnsi="Kalinga"/>
-          <w:color w:val="auto"/>
-          <w:sz w:val="20"/>
-          <w:szCs w:val="20"/>
-        </w:rPr>
-      </w:pPr>
-      <w:r>
-        <w:rPr>
-          <w:rFonts w:ascii="Kalinga" w:hAnsi="Kalinga" w:cs="Kalinga"/>
-          <w:color w:val="auto"/>
-          <w:sz w:val="20"/>
-          <w:szCs w:val="20"/>
-        </w:rPr>
-        <w:t>P</w:t>
-      </w:r>
-      <w:bookmarkEnd w:id="4"/>
-      <w:bookmarkEnd w:id="5"/>
-      <w:bookmarkStart w:id="14" w:name="OLE_LINK34"/>
-      <w:bookmarkStart w:id="15" w:name="OLE_LINK16"/>
-      <w:r>
-        <w:rPr>
-          <w:rFonts w:hint="default" w:ascii="Kalinga" w:hAnsi="Kalinga"/>
-          <w:color w:val="auto"/>
-          <w:sz w:val="20"/>
-          <w:szCs w:val="20"/>
-        </w:rPr>
-        <w:t>emohon Wajib ditutup Asuransi Jiwa selama Jangka Waktu Kredit.</w:t>
-      </w:r>
-    </w:p>
-    <w:p>
-      <w:pPr>
-        <w:pStyle w:val="6"/>
-        <w:numPr>
-          <w:ilvl w:val="0"/>
-          <w:numId w:val="1"/>
-        </w:numPr>
-        <w:spacing w:line="240" w:lineRule="auto"/>
-        <w:ind w:left="360" w:leftChars="0" w:right="160" w:rightChars="0" w:hanging="280" w:firstLineChars="0"/>
-        <w:jc w:val="both"/>
-        <w:rPr>
-          <w:rFonts w:hint="default" w:ascii="Kalinga" w:hAnsi="Kalinga"/>
-          <w:color w:val="auto"/>
-          <w:sz w:val="20"/>
-          <w:szCs w:val="20"/>
-        </w:rPr>
-      </w:pPr>
-      <w:r>
-        <w:rPr>
-          <w:rFonts w:hint="default" w:ascii="Kalinga" w:hAnsi="Kalinga"/>
-          <w:color w:val="auto"/>
-          <w:sz w:val="20"/>
-          <w:szCs w:val="20"/>
-        </w:rPr>
-        <w:t>Biaya Pro</w:t>
-      </w:r>
-      <w:r>
-        <w:rPr>
-          <w:rFonts w:hint="default" w:ascii="Kalinga" w:hAnsi="Kalinga"/>
-          <w:color w:val="auto"/>
-          <w:sz w:val="20"/>
-          <w:szCs w:val="20"/>
-          <w:lang w:val="en-US"/>
-        </w:rPr>
-        <w:t>v</w:t>
-      </w:r>
-      <w:r>
-        <w:rPr>
-          <w:rFonts w:hint="default" w:ascii="Kalinga" w:hAnsi="Kalinga"/>
-          <w:color w:val="auto"/>
-          <w:sz w:val="20"/>
-          <w:szCs w:val="20"/>
-        </w:rPr>
-        <w:t xml:space="preserve">isi </w:t>
-      </w:r>
-      <w:r>
-        <w:rPr>
-          <w:rFonts w:hint="default" w:ascii="Kalinga" w:hAnsi="Kalinga"/>
-          <w:color w:val="auto"/>
-          <w:sz w:val="20"/>
-          <w:szCs w:val="20"/>
-          <w:lang w:val="en-US"/>
-        </w:rPr>
-        <w:t>1</w:t>
-      </w:r>
-      <w:r>
-        <w:rPr>
-          <w:rFonts w:hint="default" w:ascii="Kalinga" w:hAnsi="Kalinga"/>
-          <w:color w:val="auto"/>
-          <w:sz w:val="20"/>
-          <w:szCs w:val="20"/>
-        </w:rPr>
-        <w:t xml:space="preserve">% dari Maksimum Kredit atau sebesar Rp. {{biaya_provisi}},- Biaya Tata Laksana </w:t>
-      </w:r>
-      <w:r>
-        <w:rPr>
-          <w:rFonts w:hint="default" w:ascii="Kalinga" w:hAnsi="Kalinga"/>
-          <w:color w:val="auto"/>
-          <w:sz w:val="20"/>
-          <w:szCs w:val="20"/>
-          <w:lang w:val="en-US"/>
-        </w:rPr>
-        <w:t>2</w:t>
-      </w:r>
-      <w:r>
-        <w:rPr>
-          <w:rFonts w:hint="default" w:ascii="Kalinga" w:hAnsi="Kalinga"/>
-          <w:color w:val="auto"/>
-          <w:sz w:val="20"/>
-          <w:szCs w:val="20"/>
-        </w:rPr>
-        <w:t>% dari maksimum kredit atau sebesar Rp. {{biaya_tatalaksana}} dan Bebas Biaya Administrasi</w:t>
-      </w:r>
-      <w:r>
-        <w:rPr>
-          <w:rFonts w:hint="default" w:ascii="Kalinga" w:hAnsi="Kalinga"/>
-          <w:color w:val="auto"/>
-          <w:sz w:val="20"/>
-          <w:szCs w:val="20"/>
-          <w:lang w:val="en-US"/>
-        </w:rPr>
-        <w:t xml:space="preserve">. </w:t>
-      </w:r>
-      <w:r>
-        <w:rPr>
-          <w:rFonts w:hint="default" w:ascii="Kalinga" w:hAnsi="Kalinga"/>
-          <w:color w:val="auto"/>
-          <w:sz w:val="20"/>
-          <w:szCs w:val="20"/>
-        </w:rPr>
-        <w:t>{{catatan_program_pricing}}</w:t>
-      </w:r>
-    </w:p>
-    <w:p>
-      <w:pPr>
-        <w:pStyle w:val="6"/>
-        <w:numPr>
-          <w:ilvl w:val="0"/>
-          <w:numId w:val="1"/>
-        </w:numPr>
-        <w:spacing w:line="240" w:lineRule="auto"/>
-        <w:ind w:left="360" w:leftChars="0" w:right="160" w:rightChars="0" w:hanging="280" w:firstLineChars="0"/>
-        <w:jc w:val="both"/>
-        <w:rPr>
-          <w:rFonts w:hint="default" w:ascii="Kalinga" w:hAnsi="Kalinga"/>
-          <w:color w:val="auto"/>
-          <w:sz w:val="20"/>
-          <w:szCs w:val="20"/>
-        </w:rPr>
-      </w:pPr>
-      <w:r>
-        <w:rPr>
-          <w:rFonts w:hint="default" w:ascii="Kalinga" w:hAnsi="Kalinga"/>
-          <w:color w:val="auto"/>
-          <w:sz w:val="20"/>
-          <w:szCs w:val="20"/>
-        </w:rPr>
-        <w:t>Rekening BNI Taplus nomor {{payroll_no_rek}} atas nama {{nama_pemohon}} yang menjadi Rekening Payroll Gaji Pensiun akan dijadikan sebagai Rekening Afiliasi Kredit.</w:t>
-      </w:r>
-    </w:p>
-    <w:p>
-      <w:pPr>
-        <w:pStyle w:val="6"/>
-        <w:numPr>
-          <w:ilvl w:val="0"/>
-          <w:numId w:val="1"/>
-        </w:numPr>
-        <w:spacing w:line="240" w:lineRule="auto"/>
-        <w:ind w:left="360" w:leftChars="0" w:right="160" w:rightChars="0" w:hanging="280" w:firstLineChars="0"/>
-        <w:jc w:val="both"/>
-        <w:rPr>
-          <w:rFonts w:hint="default" w:ascii="Kalinga" w:hAnsi="Kalinga"/>
-          <w:color w:val="auto"/>
-          <w:sz w:val="20"/>
-          <w:szCs w:val="20"/>
-        </w:rPr>
-      </w:pPr>
-      <w:r>
-        <w:rPr>
-          <w:rFonts w:hint="default" w:ascii="Kalinga" w:hAnsi="Kalinga"/>
-          <w:color w:val="auto"/>
-          <w:sz w:val="20"/>
-          <w:szCs w:val="20"/>
-        </w:rPr>
-        <w:t>Membuka Rekening BNI Taplus atas nama pemohon yang menjadi Rekening Payroll Gaji Pensiun dan dijadikan sebagai Rekening Afiliasi Kredit.</w:t>
-      </w:r>
-    </w:p>
-    <w:p>
-      <w:pPr>
-        <w:pStyle w:val="6"/>
-        <w:numPr>
-          <w:ilvl w:val="0"/>
-          <w:numId w:val="1"/>
-        </w:numPr>
-        <w:spacing w:line="240" w:lineRule="auto"/>
-        <w:ind w:left="360" w:leftChars="0" w:right="160" w:rightChars="0" w:hanging="280" w:firstLineChars="0"/>
-        <w:jc w:val="both"/>
-        <w:rPr>
-          <w:rFonts w:hint="default" w:ascii="Kalinga" w:hAnsi="Kalinga"/>
-          <w:color w:val="auto"/>
-          <w:sz w:val="20"/>
-          <w:szCs w:val="20"/>
-        </w:rPr>
-      </w:pPr>
-      <w:r>
-        <w:rPr>
-          <w:rFonts w:hint="default" w:ascii="Kalinga" w:hAnsi="Kalinga"/>
-          <w:color w:val="auto"/>
-          <w:sz w:val="20"/>
-          <w:szCs w:val="20"/>
-        </w:rPr>
-        <w:t>Menyerahkan Surat-Surat Pernyataan dan Surat Kuasa Debitur terkait pemberian Fasilitas Kredit Pensiun.</w:t>
-      </w:r>
-    </w:p>
-    <w:p>
-      <w:pPr>
-        <w:pStyle w:val="6"/>
-        <w:numPr>
-          <w:ilvl w:val="0"/>
-          <w:numId w:val="1"/>
-        </w:numPr>
-        <w:spacing w:line="240" w:lineRule="auto"/>
-        <w:ind w:left="360" w:leftChars="0" w:right="160" w:rightChars="0" w:hanging="280" w:firstLineChars="0"/>
-        <w:jc w:val="both"/>
-        <w:rPr>
-          <w:rFonts w:hint="default" w:ascii="Kalinga" w:hAnsi="Kalinga"/>
-          <w:color w:val="auto"/>
-          <w:sz w:val="20"/>
-          <w:szCs w:val="20"/>
-        </w:rPr>
-      </w:pPr>
-      <w:r>
-        <w:rPr>
-          <w:rFonts w:hint="default" w:ascii="Kalinga" w:hAnsi="Kalinga"/>
-          <w:color w:val="auto"/>
-          <w:sz w:val="20"/>
-          <w:szCs w:val="20"/>
-        </w:rPr>
-        <w:t>Menyerahkan Surat Pernyataan Siap Melakukan Pembayaran Apabila suatu saat Kehilangan Tunjangan</w:t>
-      </w:r>
-      <w:r>
-        <w:rPr>
-          <w:rFonts w:hint="default" w:ascii="Kalinga" w:hAnsi="Kalinga"/>
-          <w:color w:val="auto"/>
-          <w:sz w:val="20"/>
-          <w:szCs w:val="20"/>
-          <w:lang w:val="en-US"/>
-        </w:rPr>
-        <w:t>.</w:t>
-      </w:r>
-    </w:p>
-    <w:p>
-      <w:pPr>
-        <w:pStyle w:val="6"/>
-        <w:numPr>
-          <w:ilvl w:val="0"/>
-          <w:numId w:val="1"/>
-        </w:numPr>
-        <w:spacing w:line="240" w:lineRule="auto"/>
-        <w:ind w:left="360" w:leftChars="0" w:right="160" w:rightChars="0" w:hanging="280" w:firstLineChars="0"/>
-        <w:jc w:val="both"/>
-        <w:rPr>
-          <w:rFonts w:hint="default" w:ascii="Kalinga" w:hAnsi="Kalinga"/>
-          <w:color w:val="auto"/>
-          <w:sz w:val="20"/>
-          <w:szCs w:val="20"/>
-        </w:rPr>
-      </w:pPr>
-      <w:r>
-        <w:rPr>
-          <w:rFonts w:hint="default" w:ascii="Kalinga" w:hAnsi="Kalinga"/>
-          <w:color w:val="auto"/>
-          <w:sz w:val="20"/>
-          <w:szCs w:val="20"/>
-        </w:rPr>
-        <w:t xml:space="preserve">Menyerahkan Surat </w:t>
-      </w:r>
-      <w:r>
-        <w:rPr>
-          <w:rFonts w:hint="default" w:ascii="Kalinga" w:hAnsi="Kalinga"/>
-          <w:color w:val="auto"/>
-          <w:sz w:val="20"/>
-          <w:szCs w:val="20"/>
-          <w:lang w:val="en-US"/>
-        </w:rPr>
-        <w:t xml:space="preserve">Pernyataan </w:t>
-      </w:r>
-      <w:r>
-        <w:rPr>
-          <w:rFonts w:hint="default" w:ascii="Kalinga" w:hAnsi="Kalinga"/>
-          <w:color w:val="auto"/>
-          <w:sz w:val="20"/>
-          <w:szCs w:val="20"/>
-        </w:rPr>
-        <w:t>Kesanggupan Pembayaran Angsuran Kredit Perbulan Diatas 70% dari Uang Pensiun atau Manfaat Pensiun Bulanan Yang Diterima.{{#list_syarat_tambahan}}</w:t>
-      </w:r>
-    </w:p>
-    <w:p>
-      <w:pPr>
-        <w:pStyle w:val="6"/>
-        <w:numPr>
-          <w:ilvl w:val="0"/>
-          <w:numId w:val="1"/>
-        </w:numPr>
-        <w:spacing w:line="240" w:lineRule="auto"/>
-        <w:ind w:left="360" w:leftChars="0" w:right="160" w:rightChars="0" w:hanging="280" w:firstLineChars="0"/>
-        <w:jc w:val="both"/>
-        <w:rPr>
-          <w:rFonts w:hint="default" w:ascii="Kalinga" w:hAnsi="Kalinga"/>
-          <w:color w:val="auto"/>
-          <w:sz w:val="20"/>
-          <w:szCs w:val="20"/>
-        </w:rPr>
-      </w:pPr>
-      <w:r>
-        <w:rPr>
-          <w:rFonts w:hint="default" w:ascii="Kalinga" w:hAnsi="Kalinga"/>
-          <w:color w:val="auto"/>
-          <w:sz w:val="20"/>
-          <w:szCs w:val="20"/>
-        </w:rPr>
-        <w:t>{{text}}{{/list_syarat_tambahan}}{{#list_syarat_penandatanganan}}</w:t>
-      </w:r>
-    </w:p>
-    <w:p>
-      <w:pPr>
-        <w:pStyle w:val="6"/>
-        <w:numPr>
-          <w:ilvl w:val="0"/>
-          <w:numId w:val="1"/>
-        </w:numPr>
-        <w:spacing w:line="240" w:lineRule="auto"/>
-        <w:ind w:left="360" w:leftChars="0" w:right="160" w:rightChars="0" w:hanging="280" w:firstLineChars="0"/>
-        <w:jc w:val="both"/>
-        <w:rPr>
-          <w:rFonts w:hint="default" w:ascii="Kalinga" w:hAnsi="Kalinga"/>
+          <w:rFonts w:hint="default" w:ascii="Kalinga" w:hAnsi="Kalinga" w:cs="Kalinga"/>
           <w:color w:val="auto"/>
           <w:sz w:val="20"/>
           <w:szCs w:val="20"/>
@@ -4682,97 +4326,6 @@
           <w:szCs w:val="20"/>
         </w:rPr>
         <w:t>{{text}}{{/list_syarat_penandatanganan}}</w:t>
-      </w:r>
-    </w:p>
-    <w:p>
-      <w:pPr>
-        <w:pStyle w:val="6"/>
-        <w:numPr>
-          <w:ilvl w:val="0"/>
-          <w:numId w:val="1"/>
-        </w:numPr>
-        <w:spacing w:line="240" w:lineRule="auto"/>
-        <w:ind w:left="360" w:leftChars="0" w:right="160" w:rightChars="0" w:hanging="280" w:firstLineChars="0"/>
-        <w:jc w:val="both"/>
-        <w:rPr>
-          <w:rFonts w:hint="default" w:ascii="Kalinga" w:hAnsi="Kalinga"/>
-          <w:color w:val="auto"/>
-          <w:sz w:val="20"/>
-          <w:szCs w:val="20"/>
-        </w:rPr>
-      </w:pPr>
-      <w:r>
-        <w:rPr>
-          <w:rFonts w:hint="default" w:ascii="Kalinga" w:hAnsi="Kalinga"/>
-          <w:color w:val="auto"/>
-          <w:sz w:val="20"/>
-          <w:szCs w:val="20"/>
-          <w:lang w:val="en-US"/>
-        </w:rPr>
-        <w:t>S</w:t>
-      </w:r>
-      <w:r>
-        <w:rPr>
-          <w:rFonts w:hint="default" w:ascii="Kalinga" w:hAnsi="Kalinga"/>
-          <w:color w:val="auto"/>
-          <w:sz w:val="20"/>
-          <w:szCs w:val="20"/>
-        </w:rPr>
-        <w:t>erta melakukan trial minimal 1 (satu) Transaksi berbayar. (Cfm Surat W11/3.5/2166 Penegasan Program WONDR).</w:t>
-      </w:r>
-    </w:p>
-    <w:p>
-      <w:pPr>
-        <w:pStyle w:val="6"/>
-        <w:numPr>
-          <w:ilvl w:val="0"/>
-          <w:numId w:val="1"/>
-        </w:numPr>
-        <w:spacing w:line="240" w:lineRule="auto"/>
-        <w:ind w:left="360" w:leftChars="0" w:right="160" w:rightChars="0" w:hanging="280" w:firstLineChars="0"/>
-        <w:jc w:val="both"/>
-        <w:rPr>
-          <w:rFonts w:hint="default" w:ascii="Kalinga" w:hAnsi="Kalinga"/>
-          <w:color w:val="auto"/>
-          <w:sz w:val="20"/>
-          <w:szCs w:val="20"/>
-        </w:rPr>
-      </w:pPr>
-      <w:r>
-        <w:rPr>
-          <w:rFonts w:hint="default" w:ascii="Kalinga" w:hAnsi="Kalinga"/>
-          <w:color w:val="auto"/>
-          <w:sz w:val="20"/>
-          <w:szCs w:val="20"/>
-        </w:rPr>
-        <w:t>Biaya pelunasan sebelum jatuh tempo (PSJT ) sebesar {{biaya_psjt_persen | default('0', true)}}% dari outstanding  kredit.</w:t>
-      </w:r>
-    </w:p>
-    <w:p>
-      <w:pPr>
-        <w:pStyle w:val="6"/>
-        <w:numPr>
-          <w:ilvl w:val="0"/>
-          <w:numId w:val="1"/>
-        </w:numPr>
-        <w:spacing w:line="240" w:lineRule="auto"/>
-        <w:ind w:left="360" w:leftChars="0" w:right="160" w:rightChars="0" w:hanging="280" w:firstLineChars="0"/>
-        <w:jc w:val="both"/>
-        <w:rPr>
-          <w:rFonts w:ascii="Kalinga" w:hAnsi="Kalinga" w:cs="Kalinga"/>
-          <w:color w:val="auto"/>
-          <w:sz w:val="20"/>
-          <w:szCs w:val="20"/>
-        </w:rPr>
-      </w:pPr>
-      <w:r>
-        <w:rPr>
-          <w:rFonts w:hint="default" w:ascii="Kalinga" w:hAnsi="Kalinga"/>
-          <w:color w:val="auto"/>
-          <w:sz w:val="20"/>
-          <w:szCs w:val="20"/>
-        </w:rPr>
-        <w:t>Lainnya Cfm. Ketentuan BNI Fleksi Pensiun dan Ketentuan yang berlaku.</w:t>
       </w:r>
     </w:p>
     <w:p>
@@ -4827,24 +4380,42 @@
     </w:p>
     <w:p>
       <w:pPr>
-        <w:spacing w:after="0" w:line="240" w:lineRule="auto"/>
-        <w:ind w:left="0" w:leftChars="0" w:firstLine="0" w:firstLineChars="0"/>
-        <w:jc w:val="both"/>
+        <w:pStyle w:val="6"/>
+        <w:numPr>
+          <w:numId w:val="0"/>
+        </w:numPr>
+        <w:spacing w:line="240" w:lineRule="auto"/>
+        <w:ind w:left="80" w:leftChars="0" w:right="160" w:rightChars="0"/>
+        <w:jc w:val="both"/>
+        <w:rPr>
+          <w:rFonts w:hint="default" w:ascii="Kalinga" w:hAnsi="Kalinga"/>
+          <w:color w:val="auto"/>
+          <w:sz w:val="20"/>
+          <w:szCs w:val="20"/>
+          <w:lang w:val="en-US"/>
+        </w:rPr>
+      </w:pPr>
+      <w:bookmarkStart w:id="17" w:name="_GoBack"/>
+      <w:bookmarkEnd w:id="17"/>
+      <w:r>
         <w:rPr>
           <w:rFonts w:ascii="Kalinga" w:hAnsi="Kalinga" w:cs="Kalinga"/>
           <w:color w:val="auto"/>
-          <w:sz w:val="6"/>
-          <w:szCs w:val="6"/>
-        </w:rPr>
-      </w:pPr>
-      <w:r>
-        <w:rPr>
-          <w:rFonts w:ascii="Kalinga" w:hAnsi="Kalinga" w:cs="Kalinga"/>
-          <w:color w:val="auto"/>
           <w:sz w:val="20"/>
           <w:szCs w:val="20"/>
         </w:rPr>
         <w:t>Pencairan Kredit BNI Fleksi Pensiun akan dilakukan dengan tahap sebagai berikut :</w:t>
+      </w:r>
+      <w:bookmarkEnd w:id="16"/>
+      <w:r>
+        <w:rPr>
+          <w:rFonts w:hint="default" w:ascii="Kalinga" w:hAnsi="Kalinga"/>
+          <w:color w:val="auto"/>
+          <w:sz w:val="20"/>
+          <w:szCs w:val="20"/>
+          <w:lang w:val="en-US"/>
+        </w:rPr>
+        <w:t>{{#list_syarat_pencairan}}</w:t>
       </w:r>
     </w:p>
     <w:p>
@@ -4858,319 +4429,22 @@
         <w:ind w:left="360" w:leftChars="0" w:right="160" w:rightChars="0" w:hanging="280" w:firstLineChars="0"/>
         <w:jc w:val="both"/>
         <w:rPr>
-          <w:rFonts w:hint="default" w:ascii="Kalinga" w:hAnsi="Kalinga"/>
-          <w:color w:val="auto"/>
-          <w:sz w:val="20"/>
-          <w:szCs w:val="20"/>
-        </w:rPr>
-      </w:pPr>
-      <w:r>
-        <w:rPr>
-          <w:rFonts w:hint="default" w:ascii="Kalinga" w:hAnsi="Kalinga"/>
-          <w:color w:val="auto"/>
-          <w:sz w:val="20"/>
-          <w:szCs w:val="20"/>
-        </w:rPr>
-        <w:t>Perjanjian Kredit telah ditandatangani oleh Pemohon</w:t>
-      </w:r>
-      <w:r>
-        <w:rPr>
-          <w:rFonts w:hint="default" w:ascii="Kalinga" w:hAnsi="Kalinga"/>
-          <w:color w:val="auto"/>
-          <w:sz w:val="20"/>
-          <w:szCs w:val="20"/>
-          <w:lang w:val="en-US"/>
-        </w:rPr>
-        <w:t>.</w:t>
-      </w:r>
-    </w:p>
-    <w:p>
-      <w:pPr>
-        <w:pStyle w:val="6"/>
-        <w:numPr>
-          <w:ilvl w:val="0"/>
-          <w:numId w:val="1"/>
-        </w:numPr>
-        <w:spacing w:line="240" w:lineRule="auto"/>
-        <w:ind w:left="360" w:leftChars="0" w:right="160" w:rightChars="0" w:hanging="280" w:firstLineChars="0"/>
-        <w:jc w:val="both"/>
-        <w:rPr>
-          <w:rFonts w:hint="default" w:ascii="Kalinga" w:hAnsi="Kalinga"/>
-          <w:color w:val="auto"/>
-          <w:sz w:val="20"/>
-          <w:szCs w:val="20"/>
-        </w:rPr>
-      </w:pPr>
-      <w:r>
-        <w:rPr>
-          <w:rFonts w:hint="default" w:ascii="Kalinga" w:hAnsi="Kalinga"/>
-          <w:color w:val="auto"/>
-          <w:sz w:val="20"/>
-          <w:szCs w:val="20"/>
-        </w:rPr>
-        <w:t>Telah dilakukan Penutupan Asuransi Jiwa Kredit atas nama Pemohon dibuktikan dengan Covernote dari Asuransi Rekanan BNI</w:t>
-      </w:r>
-      <w:r>
-        <w:rPr>
-          <w:rFonts w:hint="default" w:ascii="Kalinga" w:hAnsi="Kalinga"/>
-          <w:color w:val="auto"/>
-          <w:sz w:val="20"/>
-          <w:szCs w:val="20"/>
-          <w:lang w:val="en-US"/>
-        </w:rPr>
-        <w:t>.</w:t>
-      </w:r>
-    </w:p>
-    <w:p>
-      <w:pPr>
-        <w:pStyle w:val="6"/>
-        <w:numPr>
-          <w:ilvl w:val="0"/>
-          <w:numId w:val="1"/>
-        </w:numPr>
-        <w:spacing w:line="240" w:lineRule="auto"/>
-        <w:ind w:left="360" w:leftChars="0" w:right="160" w:rightChars="0" w:hanging="280" w:firstLineChars="0"/>
-        <w:jc w:val="both"/>
-        <w:rPr>
-          <w:rFonts w:hint="default" w:ascii="Kalinga" w:hAnsi="Kalinga"/>
-          <w:color w:val="auto"/>
-          <w:sz w:val="20"/>
-          <w:szCs w:val="20"/>
-        </w:rPr>
-      </w:pPr>
-      <w:r>
-        <w:rPr>
-          <w:rFonts w:hint="default" w:ascii="Kalinga" w:hAnsi="Kalinga"/>
-          <w:color w:val="auto"/>
-          <w:sz w:val="20"/>
-          <w:szCs w:val="20"/>
-        </w:rPr>
-        <w:t>Biaya Pro</w:t>
-      </w:r>
-      <w:r>
-        <w:rPr>
-          <w:rFonts w:hint="default" w:ascii="Kalinga" w:hAnsi="Kalinga"/>
-          <w:color w:val="auto"/>
-          <w:sz w:val="20"/>
-          <w:szCs w:val="20"/>
-          <w:lang w:val="en-US"/>
-        </w:rPr>
-        <w:t>v</w:t>
-      </w:r>
-      <w:r>
-        <w:rPr>
-          <w:rFonts w:hint="default" w:ascii="Kalinga" w:hAnsi="Kalinga"/>
-          <w:color w:val="auto"/>
-          <w:sz w:val="20"/>
-          <w:szCs w:val="20"/>
-        </w:rPr>
-        <w:t>isi, Tata Laksana dan Biaya lainnya (apabila ada) agar didebet dari Rekening Afiliasi atas nama Pemohon</w:t>
-      </w:r>
-      <w:r>
-        <w:rPr>
-          <w:rFonts w:hint="default" w:ascii="Kalinga" w:hAnsi="Kalinga"/>
-          <w:color w:val="auto"/>
-          <w:sz w:val="20"/>
-          <w:szCs w:val="20"/>
-          <w:lang w:val="en-US"/>
-        </w:rPr>
-        <w:t>.{{#list_syarat_pencairan_tambahan}}</w:t>
-      </w:r>
-    </w:p>
-    <w:p>
-      <w:pPr>
-        <w:pStyle w:val="6"/>
-        <w:numPr>
-          <w:ilvl w:val="0"/>
-          <w:numId w:val="1"/>
-        </w:numPr>
-        <w:spacing w:line="240" w:lineRule="auto"/>
-        <w:ind w:left="360" w:leftChars="0" w:right="160" w:rightChars="0" w:hanging="280" w:firstLineChars="0"/>
-        <w:jc w:val="both"/>
-        <w:rPr>
-          <w:rFonts w:hint="default" w:ascii="Kalinga" w:hAnsi="Kalinga"/>
-          <w:color w:val="auto"/>
-          <w:sz w:val="20"/>
-          <w:szCs w:val="20"/>
-        </w:rPr>
-      </w:pPr>
-      <w:r>
-        <w:rPr>
-          <w:rFonts w:hint="default" w:ascii="Kalinga" w:hAnsi="Kalinga"/>
-          <w:color w:val="auto"/>
-          <w:sz w:val="20"/>
-          <w:szCs w:val="20"/>
-        </w:rPr>
-        <w:t>{{text}}</w:t>
-      </w:r>
-      <w:bookmarkStart w:id="17" w:name="_GoBack"/>
-      <w:bookmarkEnd w:id="17"/>
-      <w:r>
-        <w:rPr>
-          <w:rFonts w:hint="default" w:ascii="Kalinga" w:hAnsi="Kalinga"/>
-          <w:color w:val="auto"/>
-          <w:sz w:val="20"/>
-          <w:szCs w:val="20"/>
-          <w:lang w:val="en-US"/>
-        </w:rPr>
-        <w:t>{{/list_syarat_pencairan_tambahan}}</w:t>
-      </w:r>
-    </w:p>
-    <w:p>
-      <w:pPr>
-        <w:pStyle w:val="6"/>
-        <w:numPr>
-          <w:ilvl w:val="0"/>
-          <w:numId w:val="1"/>
-        </w:numPr>
-        <w:spacing w:line="240" w:lineRule="auto"/>
-        <w:ind w:left="360" w:leftChars="0" w:right="160" w:rightChars="0" w:hanging="280" w:firstLineChars="0"/>
-        <w:jc w:val="both"/>
-        <w:rPr>
-          <w:rFonts w:hint="default" w:ascii="Kalinga" w:hAnsi="Kalinga"/>
-          <w:color w:val="auto"/>
-          <w:sz w:val="20"/>
-          <w:szCs w:val="20"/>
-        </w:rPr>
-      </w:pPr>
-      <w:r>
-        <w:rPr>
-          <w:rFonts w:hint="default" w:ascii="Kalinga" w:hAnsi="Kalinga"/>
-          <w:color w:val="auto"/>
-          <w:sz w:val="20"/>
-          <w:szCs w:val="20"/>
-        </w:rPr>
-        <w:t>{{syarat_pencairan_kredit}}</w:t>
-      </w:r>
-    </w:p>
-    <w:p>
-      <w:pPr>
-        <w:pStyle w:val="6"/>
-        <w:numPr>
-          <w:ilvl w:val="0"/>
-          <w:numId w:val="1"/>
-        </w:numPr>
-        <w:spacing w:line="240" w:lineRule="auto"/>
-        <w:ind w:left="360" w:leftChars="0" w:right="160" w:rightChars="0" w:hanging="280" w:firstLineChars="0"/>
-        <w:jc w:val="both"/>
-        <w:rPr>
-          <w:rFonts w:hint="default" w:ascii="Kalinga" w:hAnsi="Kalinga"/>
-          <w:color w:val="auto"/>
-          <w:sz w:val="20"/>
-          <w:szCs w:val="20"/>
-        </w:rPr>
-      </w:pPr>
-      <w:r>
-        <w:rPr>
-          <w:rFonts w:ascii="Kalinga" w:hAnsi="Kalinga" w:cs="Kalinga"/>
-          <w:color w:val="auto"/>
-          <w:sz w:val="20"/>
-          <w:szCs w:val="20"/>
-        </w:rPr>
-        <w:t xml:space="preserve">Pencairan dengan Maksimum Kredit sebesar Rp. </w:t>
-      </w:r>
-      <w:r>
-        <w:rPr>
-          <w:rFonts w:hint="default" w:ascii="Kalinga" w:hAnsi="Kalinga"/>
-          <w:color w:val="auto"/>
-          <w:sz w:val="20"/>
-          <w:szCs w:val="20"/>
-          <w:lang w:val="en-US"/>
-        </w:rPr>
-        <w:t xml:space="preserve">{{usulan_plafon}},- </w:t>
-      </w:r>
-      <w:r>
-        <w:rPr>
-          <w:rFonts w:ascii="Kalinga" w:hAnsi="Kalinga" w:cs="Kalinga"/>
-          <w:color w:val="auto"/>
-          <w:sz w:val="20"/>
-          <w:szCs w:val="20"/>
-        </w:rPr>
-        <w:t xml:space="preserve"> akan dilakukan secara sekaligus ke Rekening atas nama Pemoho</w:t>
-      </w:r>
-      <w:r>
-        <w:rPr>
           <w:rFonts w:hint="default" w:ascii="Kalinga" w:hAnsi="Kalinga" w:cs="Kalinga"/>
           <w:color w:val="auto"/>
           <w:sz w:val="20"/>
           <w:szCs w:val="20"/>
           <w:lang w:val="en-US"/>
         </w:rPr>
-        <w:t>n.</w:t>
-      </w:r>
-    </w:p>
-    <w:p>
-      <w:pPr>
-        <w:pStyle w:val="6"/>
-        <w:numPr>
-          <w:ilvl w:val="0"/>
-          <w:numId w:val="1"/>
-        </w:numPr>
-        <w:spacing w:line="240" w:lineRule="auto"/>
-        <w:ind w:left="360" w:leftChars="0" w:right="160" w:rightChars="0" w:hanging="280" w:firstLineChars="0"/>
-        <w:jc w:val="both"/>
-        <w:rPr>
-          <w:rFonts w:ascii="Kalinga" w:hAnsi="Kalinga" w:cs="Kalinga"/>
-          <w:color w:val="auto"/>
-          <w:sz w:val="20"/>
-          <w:szCs w:val="20"/>
-        </w:rPr>
-      </w:pPr>
-      <w:r>
-        <w:rPr>
-          <w:rFonts w:hint="default" w:ascii="Kalinga" w:hAnsi="Kalinga"/>
-          <w:sz w:val="20"/>
-          <w:szCs w:val="20"/>
-          <w:lang w:val="en-US"/>
-        </w:rPr>
-        <w:t>Sisa Pencairan dapat dilakukan setelah Bukti Lunas / Surat Keterangan Lunas Fasilitas Kredit dari Bank  dan Asli SK Pensiun atas nama Pemohon telah diterima Pihak BNI dan Proses Flagging  di BNI atas nama Pemohon telah dijalankan serta setelah semua persyaratan kredit telah terpenuhi.</w:t>
-      </w:r>
-    </w:p>
-    <w:p>
-      <w:pPr>
-        <w:pStyle w:val="6"/>
-        <w:numPr>
-          <w:ilvl w:val="0"/>
-          <w:numId w:val="1"/>
-        </w:numPr>
-        <w:spacing w:line="240" w:lineRule="auto"/>
-        <w:ind w:left="360" w:leftChars="0" w:right="160" w:rightChars="0" w:hanging="280" w:firstLineChars="0"/>
-        <w:jc w:val="both"/>
-        <w:rPr>
-          <w:rFonts w:ascii="Kalinga" w:hAnsi="Kalinga" w:cs="Kalinga"/>
-          <w:color w:val="auto"/>
-          <w:sz w:val="20"/>
-          <w:szCs w:val="20"/>
-        </w:rPr>
-      </w:pPr>
-      <w:r>
-        <w:rPr>
-          <w:rFonts w:ascii="Kalinga" w:hAnsi="Kalinga" w:cs="Kalinga"/>
-          <w:color w:val="auto"/>
-          <w:sz w:val="20"/>
-          <w:szCs w:val="20"/>
-        </w:rPr>
-        <w:t>Lainnya Cfm. ketentuan BNI Fleksi Pensiun dan Ketentuan yang berlaku di BN</w:t>
-      </w:r>
-      <w:bookmarkEnd w:id="16"/>
-      <w:r>
-        <w:rPr>
-          <w:rFonts w:ascii="Kalinga" w:hAnsi="Kalinga" w:cs="Kalinga"/>
-          <w:color w:val="auto"/>
-          <w:sz w:val="20"/>
-          <w:szCs w:val="20"/>
-        </w:rPr>
-        <w:t>I</w:t>
-      </w:r>
-      <w:r>
-        <w:rPr>
-          <w:rFonts w:hint="default" w:ascii="Kalinga" w:hAnsi="Kalinga" w:cs="Kalinga"/>
-          <w:color w:val="auto"/>
-          <w:sz w:val="20"/>
-          <w:szCs w:val="20"/>
-          <w:lang w:val="en-US"/>
-        </w:rPr>
-        <w:t>.</w:t>
+      </w:pPr>
+      <w:r>
+        <w:rPr>
+          <w:rFonts w:hint="default" w:ascii="Kalinga" w:hAnsi="Kalinga"/>
+          <w:color w:val="auto"/>
+          <w:sz w:val="20"/>
+          <w:szCs w:val="20"/>
+          <w:lang w:val="en-US"/>
+        </w:rPr>
+        <w:t>{{text}}{{/list_syarat_pencairan}}</w:t>
       </w:r>
     </w:p>
     <w:sectPr>

--- a/frontend/templates/template_purna.docx
+++ b/frontend/templates/template_purna.docx
@@ -3899,14 +3899,14 @@
       <w:bookmarkStart w:id="3" w:name="OLE_LINK19"/>
       <w:bookmarkStart w:id="4" w:name="OLE_LINK17"/>
       <w:bookmarkStart w:id="5" w:name="OLE_LINK8"/>
-      <w:bookmarkStart w:id="6" w:name="OLE_LINK32"/>
-      <w:bookmarkStart w:id="7" w:name="OLE_LINK41"/>
+      <w:bookmarkStart w:id="6" w:name="OLE_LINK23"/>
+      <w:bookmarkStart w:id="7" w:name="OLE_LINK24"/>
       <w:bookmarkStart w:id="8" w:name="OLE_LINK10"/>
-      <w:bookmarkStart w:id="9" w:name="OLE_LINK33"/>
-      <w:bookmarkStart w:id="10" w:name="OLE_LINK23"/>
-      <w:bookmarkStart w:id="11" w:name="OLE_LINK3"/>
-      <w:bookmarkStart w:id="12" w:name="OLE_LINK27"/>
-      <w:bookmarkStart w:id="13" w:name="OLE_LINK24"/>
+      <w:bookmarkStart w:id="9" w:name="OLE_LINK32"/>
+      <w:bookmarkStart w:id="10" w:name="OLE_LINK27"/>
+      <w:bookmarkStart w:id="11" w:name="OLE_LINK33"/>
+      <w:bookmarkStart w:id="12" w:name="OLE_LINK3"/>
+      <w:bookmarkStart w:id="13" w:name="OLE_LINK41"/>
       <w:r>
         <w:rPr>
           <w:rFonts w:ascii="Kalinga" w:hAnsi="Kalinga" w:cs="Kalinga"/>
@@ -4135,6 +4135,7 @@
           <w:color w:val="auto"/>
           <w:sz w:val="20"/>
           <w:szCs w:val="20"/>
+          <w:lang w:val="en-US"/>
         </w:rPr>
       </w:pPr>
       <w:r>
@@ -4181,7 +4182,19 @@
           <w:sz w:val="20"/>
           <w:szCs w:val="20"/>
         </w:rPr>
-        <w:t xml:space="preserve">: {{usulan_jangka_waktu}} Bulan </w:t>
+        <w:t>: {{usulan_jangka_waktu}}</w:t>
+      </w:r>
+      <w:r>
+        <w:rPr>
+          <w:rFonts w:hint="default" w:ascii="Kalinga" w:hAnsi="Kalinga"/>
+          <w:b/>
+          <w:bCs/>
+          <w:color w:val="auto"/>
+          <w:sz w:val="20"/>
+          <w:szCs w:val="20"/>
+          <w:lang w:val="en-US"/>
+        </w:rPr>
+        <w:t>.</w:t>
       </w:r>
     </w:p>
     <w:p>
@@ -4242,8 +4255,10 @@
           <w:sz w:val="20"/>
           <w:szCs w:val="20"/>
         </w:rPr>
-        <w:t>: {{bunga_persen}}% p.a Efektif Anuitas</w:t>
-      </w:r>
+        <w:t>: {{bunga_persen}}</w:t>
+      </w:r>
+      <w:bookmarkStart w:id="17" w:name="_GoBack"/>
+      <w:bookmarkEnd w:id="17"/>
     </w:p>
     <w:p>
       <w:pPr>
@@ -4264,6 +4279,7 @@
       <w:pPr>
         <w:pStyle w:val="6"/>
         <w:numPr>
+          <w:ilvl w:val="0"/>
           <w:numId w:val="0"/>
         </w:numPr>
         <w:spacing w:line="240" w:lineRule="auto"/>
@@ -4382,6 +4398,7 @@
       <w:pPr>
         <w:pStyle w:val="6"/>
         <w:numPr>
+          <w:ilvl w:val="0"/>
           <w:numId w:val="0"/>
         </w:numPr>
         <w:spacing w:line="240" w:lineRule="auto"/>
@@ -4395,8 +4412,6 @@
           <w:lang w:val="en-US"/>
         </w:rPr>
       </w:pPr>
-      <w:bookmarkStart w:id="17" w:name="_GoBack"/>
-      <w:bookmarkEnd w:id="17"/>
       <w:r>
         <w:rPr>
           <w:rFonts w:ascii="Kalinga" w:hAnsi="Kalinga" w:cs="Kalinga"/>

--- a/frontend/templates/template_purna.docx
+++ b/frontend/templates/template_purna.docx
@@ -16,8 +16,8 @@
           <w:u w:val="single"/>
         </w:rPr>
       </w:pPr>
-      <w:bookmarkStart w:id="0" w:name="OLE_LINK30"/>
-      <w:bookmarkStart w:id="1" w:name="OLE_LINK2"/>
+      <w:bookmarkStart w:id="0" w:name="OLE_LINK2"/>
+      <w:bookmarkStart w:id="1" w:name="OLE_LINK30"/>
       <w:r>
         <w:rPr>
           <w:rFonts w:ascii="Kalinga" w:hAnsi="Kalinga" w:cs="Kalinga"/>
@@ -318,6 +318,407 @@
         <w:t>: Konfirmasi Data Pemohon</w:t>
       </w:r>
     </w:p>
+    <w:p>
+      <w:pPr>
+        <w:spacing w:after="0" w:line="240" w:lineRule="auto"/>
+        <w:jc w:val="both"/>
+        <w:rPr>
+          <w:rFonts w:hint="default" w:ascii="Kalinga" w:hAnsi="Kalinga"/>
+          <w:color w:val="auto"/>
+          <w:sz w:val="20"/>
+          <w:szCs w:val="20"/>
+        </w:rPr>
+      </w:pPr>
+      <w:r>
+        <w:rPr>
+          <w:rFonts w:hint="default" w:ascii="Kalinga" w:hAnsi="Kalinga"/>
+          <w:color w:val="auto"/>
+          <w:sz w:val="20"/>
+          <w:szCs w:val="20"/>
+        </w:rPr>
+        <w:t>{{#list_investigasi}}</w:t>
+      </w:r>
+    </w:p>
+    <w:p>
+      <w:pPr>
+        <w:spacing w:after="0" w:line="240" w:lineRule="auto"/>
+        <w:jc w:val="both"/>
+        <w:rPr>
+          <w:rFonts w:hint="default" w:ascii="Kalinga" w:hAnsi="Kalinga"/>
+          <w:color w:val="auto"/>
+          <w:sz w:val="20"/>
+          <w:szCs w:val="20"/>
+        </w:rPr>
+      </w:pPr>
+      <w:r>
+        <w:rPr>
+          <w:rFonts w:hint="default" w:ascii="Kalinga" w:hAnsi="Kalinga"/>
+          <w:color w:val="auto"/>
+          <w:sz w:val="20"/>
+          <w:szCs w:val="20"/>
+        </w:rPr>
+        <w:t>-{{text}}</w:t>
+      </w:r>
+    </w:p>
+    <w:p>
+      <w:pPr>
+        <w:spacing w:after="0" w:line="240" w:lineRule="auto"/>
+        <w:jc w:val="both"/>
+        <w:rPr>
+          <w:rFonts w:ascii="Kalinga" w:hAnsi="Kalinga" w:cs="Kalinga"/>
+          <w:color w:val="auto"/>
+          <w:sz w:val="20"/>
+          <w:szCs w:val="20"/>
+        </w:rPr>
+      </w:pPr>
+      <w:r>
+        <w:rPr>
+          <w:rFonts w:hint="default" w:ascii="Kalinga" w:hAnsi="Kalinga"/>
+          <w:color w:val="auto"/>
+          <w:sz w:val="20"/>
+          <w:szCs w:val="20"/>
+        </w:rPr>
+        <w:t>{{/list_investigasi}}</w:t>
+      </w:r>
+    </w:p>
+    <w:p>
+      <w:pPr>
+        <w:spacing w:after="0" w:line="240" w:lineRule="auto"/>
+        <w:ind w:left="0" w:leftChars="0" w:firstLine="0" w:firstLineChars="0"/>
+        <w:jc w:val="both"/>
+        <w:rPr>
+          <w:rFonts w:hint="default" w:ascii="Kalinga" w:hAnsi="Kalinga"/>
+          <w:b/>
+          <w:bCs/>
+          <w:color w:val="auto"/>
+          <w:sz w:val="20"/>
+          <w:szCs w:val="20"/>
+        </w:rPr>
+      </w:pPr>
+    </w:p>
+    <w:p>
+      <w:pPr>
+        <w:spacing w:after="0" w:line="240" w:lineRule="auto"/>
+        <w:ind w:left="0" w:leftChars="0" w:firstLine="0" w:firstLineChars="0"/>
+        <w:jc w:val="both"/>
+        <w:rPr>
+          <w:rFonts w:hint="default" w:ascii="Kalinga" w:hAnsi="Kalinga"/>
+          <w:b w:val="0"/>
+          <w:bCs w:val="0"/>
+          <w:color w:val="auto"/>
+          <w:sz w:val="20"/>
+          <w:szCs w:val="20"/>
+        </w:rPr>
+      </w:pPr>
+      <w:r>
+        <w:rPr>
+          <w:rFonts w:hint="default" w:ascii="Kalinga" w:hAnsi="Kalinga"/>
+          <w:b/>
+          <w:bCs/>
+          <w:color w:val="auto"/>
+          <w:sz w:val="20"/>
+          <w:szCs w:val="20"/>
+        </w:rPr>
+        <w:t>Cfm. Info SLIK Ideb posisi terakhir Tanggal {{tgl_slik}} Pemohon memiliki Fasilitas Kredit sebagai berikut :</w:t>
+      </w:r>
+    </w:p>
+    <w:p>
+      <w:pPr>
+        <w:spacing w:after="0" w:line="240" w:lineRule="auto"/>
+        <w:ind w:left="0" w:leftChars="0" w:firstLine="0" w:firstLineChars="0"/>
+        <w:jc w:val="both"/>
+        <w:rPr>
+          <w:rFonts w:hint="default" w:ascii="Kalinga" w:hAnsi="Kalinga"/>
+          <w:b w:val="0"/>
+          <w:bCs w:val="0"/>
+          <w:color w:val="auto"/>
+          <w:sz w:val="20"/>
+          <w:szCs w:val="20"/>
+        </w:rPr>
+      </w:pPr>
+      <w:r>
+        <w:rPr>
+          <w:rFonts w:hint="default" w:ascii="Kalinga" w:hAnsi="Kalinga"/>
+          <w:b w:val="0"/>
+          <w:bCs w:val="0"/>
+          <w:color w:val="auto"/>
+          <w:sz w:val="20"/>
+          <w:szCs w:val="20"/>
+        </w:rPr>
+        <w:t>{{#list_fasilitas_kredit}}</w:t>
+      </w:r>
+    </w:p>
+    <w:p>
+      <w:pPr>
+        <w:spacing w:after="0" w:line="240" w:lineRule="auto"/>
+        <w:ind w:left="0" w:leftChars="0" w:firstLine="0" w:firstLineChars="0"/>
+        <w:jc w:val="both"/>
+        <w:rPr>
+          <w:rFonts w:hint="default" w:ascii="Kalinga" w:hAnsi="Kalinga"/>
+          <w:b w:val="0"/>
+          <w:bCs w:val="0"/>
+          <w:color w:val="auto"/>
+          <w:sz w:val="20"/>
+          <w:szCs w:val="20"/>
+        </w:rPr>
+      </w:pPr>
+      <w:r>
+        <w:rPr>
+          <w:rFonts w:hint="default" w:ascii="Kalinga" w:hAnsi="Kalinga"/>
+          <w:b w:val="0"/>
+          <w:bCs w:val="0"/>
+          <w:color w:val="auto"/>
+          <w:sz w:val="20"/>
+          <w:szCs w:val="20"/>
+        </w:rPr>
+        <w:t>-Fasilitas Kredit {{jenis_kredit}} di {{nama_bank}} maks Rp. {{plafon_maks}} outs Rp. {{outstanding}} angsuran Rp. {{angsuran}} Coll {{kolektibilitas}}. {{alasan}}</w:t>
+      </w:r>
+    </w:p>
+    <w:p>
+      <w:pPr>
+        <w:spacing w:after="0" w:line="240" w:lineRule="auto"/>
+        <w:ind w:left="0" w:leftChars="0" w:firstLine="0" w:firstLineChars="0"/>
+        <w:jc w:val="both"/>
+        <w:rPr>
+          <w:rFonts w:hint="default" w:ascii="Kalinga" w:hAnsi="Kalinga"/>
+          <w:b w:val="0"/>
+          <w:bCs w:val="0"/>
+          <w:color w:val="auto"/>
+          <w:sz w:val="20"/>
+          <w:szCs w:val="20"/>
+        </w:rPr>
+      </w:pPr>
+      <w:r>
+        <w:rPr>
+          <w:rFonts w:hint="default" w:ascii="Kalinga" w:hAnsi="Kalinga"/>
+          <w:b w:val="0"/>
+          <w:bCs w:val="0"/>
+          <w:color w:val="auto"/>
+          <w:sz w:val="20"/>
+          <w:szCs w:val="20"/>
+        </w:rPr>
+        <w:t>{{/list_fasilitas_kredit}}</w:t>
+      </w:r>
+    </w:p>
+    <w:p>
+      <w:pPr>
+        <w:spacing w:after="0" w:line="240" w:lineRule="auto"/>
+        <w:ind w:left="0" w:leftChars="0" w:firstLine="0" w:firstLineChars="0"/>
+        <w:jc w:val="both"/>
+        <w:rPr>
+          <w:rFonts w:hint="default" w:ascii="Kalinga" w:hAnsi="Kalinga"/>
+          <w:b w:val="0"/>
+          <w:bCs w:val="0"/>
+          <w:color w:val="auto"/>
+          <w:sz w:val="20"/>
+          <w:szCs w:val="20"/>
+        </w:rPr>
+      </w:pPr>
+      <w:r>
+        <w:rPr>
+          <w:rFonts w:hint="default" w:ascii="Kalinga" w:hAnsi="Kalinga"/>
+          <w:b w:val="0"/>
+          <w:bCs w:val="0"/>
+          <w:color w:val="auto"/>
+          <w:sz w:val="20"/>
+          <w:szCs w:val="20"/>
+        </w:rPr>
+        <w:t>{{^list_fasilitas_kredit}}</w:t>
+      </w:r>
+    </w:p>
+    <w:p>
+      <w:pPr>
+        <w:spacing w:after="0" w:line="240" w:lineRule="auto"/>
+        <w:ind w:left="0" w:leftChars="0" w:firstLine="0" w:firstLineChars="0"/>
+        <w:jc w:val="both"/>
+        <w:rPr>
+          <w:rFonts w:hint="default" w:ascii="Kalinga" w:hAnsi="Kalinga"/>
+          <w:b w:val="0"/>
+          <w:bCs w:val="0"/>
+          <w:color w:val="auto"/>
+          <w:sz w:val="20"/>
+          <w:szCs w:val="20"/>
+        </w:rPr>
+      </w:pPr>
+      <w:r>
+        <w:rPr>
+          <w:rFonts w:hint="default" w:ascii="Kalinga" w:hAnsi="Kalinga"/>
+          <w:b w:val="0"/>
+          <w:bCs w:val="0"/>
+          <w:color w:val="auto"/>
+          <w:sz w:val="20"/>
+          <w:szCs w:val="20"/>
+        </w:rPr>
+        <w:t>-Nihil - Tidak ada fasilitas kredit</w:t>
+      </w:r>
+    </w:p>
+    <w:p>
+      <w:pPr>
+        <w:spacing w:after="0" w:line="240" w:lineRule="auto"/>
+        <w:ind w:left="0" w:leftChars="0" w:firstLine="0" w:firstLineChars="0"/>
+        <w:jc w:val="both"/>
+        <w:rPr>
+          <w:rFonts w:hint="default" w:ascii="Kalinga" w:hAnsi="Kalinga"/>
+          <w:b w:val="0"/>
+          <w:bCs w:val="0"/>
+          <w:color w:val="auto"/>
+          <w:sz w:val="20"/>
+          <w:szCs w:val="20"/>
+        </w:rPr>
+      </w:pPr>
+      <w:r>
+        <w:rPr>
+          <w:rFonts w:hint="default" w:ascii="Kalinga" w:hAnsi="Kalinga"/>
+          <w:b w:val="0"/>
+          <w:bCs w:val="0"/>
+          <w:color w:val="auto"/>
+          <w:sz w:val="20"/>
+          <w:szCs w:val="20"/>
+        </w:rPr>
+        <w:t>{{/list_fasilitas_kredit}}</w:t>
+      </w:r>
+    </w:p>
+    <w:p>
+      <w:pPr>
+        <w:spacing w:after="0" w:line="240" w:lineRule="auto"/>
+        <w:ind w:left="0" w:leftChars="0" w:firstLine="0" w:firstLineChars="0"/>
+        <w:jc w:val="both"/>
+        <w:rPr>
+          <w:rFonts w:ascii="Kalinga" w:hAnsi="Kalinga" w:cs="Kalinga"/>
+          <w:b/>
+          <w:bCs/>
+          <w:i/>
+          <w:iCs/>
+          <w:color w:val="0000FF"/>
+          <w:sz w:val="20"/>
+          <w:szCs w:val="20"/>
+          <w:u w:val="single"/>
+        </w:rPr>
+      </w:pPr>
+      <w:r>
+        <w:rPr>
+          <w:rFonts w:hint="default" w:ascii="Kalinga" w:hAnsi="Kalinga"/>
+          <w:b/>
+          <w:bCs/>
+          <w:i/>
+          <w:iCs/>
+          <w:color w:val="0000FF"/>
+          <w:sz w:val="20"/>
+          <w:szCs w:val="20"/>
+          <w:u w:val="single"/>
+        </w:rPr>
+        <w:t>{{slik_mitigasi_risiko}}</w:t>
+      </w:r>
+    </w:p>
+    <w:p>
+      <w:pPr>
+        <w:spacing w:after="0" w:line="240" w:lineRule="auto"/>
+        <w:ind w:left="0" w:leftChars="0" w:firstLine="0" w:firstLineChars="0"/>
+        <w:jc w:val="both"/>
+        <w:rPr>
+          <w:rFonts w:ascii="Kalinga" w:hAnsi="Kalinga" w:cs="Kalinga"/>
+          <w:b/>
+          <w:bCs/>
+          <w:color w:val="auto"/>
+          <w:sz w:val="20"/>
+          <w:szCs w:val="20"/>
+          <w:u w:val="single"/>
+        </w:rPr>
+      </w:pPr>
+    </w:p>
+    <w:p>
+      <w:pPr>
+        <w:spacing w:after="0" w:line="240" w:lineRule="auto"/>
+        <w:ind w:left="0" w:leftChars="0" w:firstLine="0" w:firstLineChars="0"/>
+        <w:jc w:val="both"/>
+        <w:rPr>
+          <w:rFonts w:ascii="Kalinga" w:hAnsi="Kalinga" w:cs="Kalinga"/>
+          <w:color w:val="auto"/>
+          <w:sz w:val="20"/>
+          <w:szCs w:val="20"/>
+        </w:rPr>
+      </w:pPr>
+      <w:r>
+        <w:rPr>
+          <w:rFonts w:ascii="Kalinga" w:hAnsi="Kalinga" w:cs="Kalinga"/>
+          <w:b/>
+          <w:bCs/>
+          <w:color w:val="auto"/>
+          <w:sz w:val="20"/>
+          <w:szCs w:val="20"/>
+          <w:u w:val="single"/>
+        </w:rPr>
+        <w:t>VERI</w:t>
+      </w:r>
+      <w:r>
+        <w:rPr>
+          <w:rFonts w:hint="default" w:ascii="Kalinga" w:hAnsi="Kalinga" w:cs="Kalinga"/>
+          <w:b/>
+          <w:bCs/>
+          <w:color w:val="auto"/>
+          <w:sz w:val="20"/>
+          <w:szCs w:val="20"/>
+          <w:u w:val="single"/>
+          <w:lang w:val="en-US"/>
+        </w:rPr>
+        <w:t>FI</w:t>
+      </w:r>
+      <w:r>
+        <w:rPr>
+          <w:rFonts w:ascii="Kalinga" w:hAnsi="Kalinga" w:cs="Kalinga"/>
+          <w:b/>
+          <w:bCs/>
+          <w:color w:val="auto"/>
+          <w:sz w:val="20"/>
+          <w:szCs w:val="20"/>
+          <w:u w:val="single"/>
+        </w:rPr>
+        <w:t xml:space="preserve">KASI PENGHASILAN PEMOHON </w:t>
+      </w:r>
+      <w:bookmarkStart w:id="2" w:name="OLE_LINK25"/>
+    </w:p>
+    <w:p>
+      <w:pPr>
+        <w:spacing w:after="0" w:line="240" w:lineRule="auto"/>
+        <w:ind w:left="0" w:leftChars="0" w:firstLine="0" w:firstLineChars="0"/>
+        <w:jc w:val="both"/>
+        <w:rPr>
+          <w:rFonts w:ascii="Kalinga" w:hAnsi="Kalinga" w:cs="Kalinga"/>
+          <w:color w:val="auto"/>
+          <w:sz w:val="6"/>
+          <w:szCs w:val="6"/>
+        </w:rPr>
+      </w:pPr>
+      <w:r>
+        <w:rPr>
+          <w:rFonts w:hint="default" w:ascii="Kalinga" w:hAnsi="Kalinga"/>
+          <w:color w:val="auto"/>
+          <w:sz w:val="20"/>
+          <w:szCs w:val="20"/>
+        </w:rPr>
+        <w:t xml:space="preserve">Penghasilan Pemohon Cfm. Rekening Koran Gaji Bank {{payroll_bank}} nomor {{payroll_no_rek}} atas nama </w:t>
+      </w:r>
+      <w:r>
+        <w:rPr>
+          <w:rFonts w:hint="default" w:ascii="Kalinga" w:hAnsi="Kalinga"/>
+          <w:color w:val="auto"/>
+          <w:sz w:val="20"/>
+          <w:szCs w:val="20"/>
+          <w:lang w:val="en-US"/>
+        </w:rPr>
+        <w:t>{{nama_pemohon}}</w:t>
+      </w:r>
+      <w:r>
+        <w:rPr>
+          <w:rFonts w:hint="default" w:ascii="Kalinga" w:hAnsi="Kalinga"/>
+          <w:color w:val="auto"/>
+          <w:sz w:val="20"/>
+          <w:szCs w:val="20"/>
+        </w:rPr>
+        <w:t xml:space="preserve"> dengan data sebagai berikut :</w:t>
+      </w:r>
+    </w:p>
+    <w:bookmarkEnd w:id="2"/>
     <w:p>
       <w:pPr>
         <w:pStyle w:val="6"/>
@@ -337,40 +738,49 @@
       </w:pPr>
       <w:r>
         <w:rPr>
-          <w:rFonts w:ascii="Kalinga" w:hAnsi="Kalinga" w:cs="Kalinga"/>
-          <w:color w:val="auto"/>
-          <w:sz w:val="20"/>
-          <w:szCs w:val="20"/>
-        </w:rPr>
-        <w:t>A</w:t>
-      </w:r>
-      <w:r>
-        <w:rPr>
-          <w:rFonts w:hint="default" w:ascii="Kalinga" w:hAnsi="Kalinga"/>
-          <w:color w:val="auto"/>
-          <w:sz w:val="20"/>
-          <w:szCs w:val="20"/>
-        </w:rPr>
-        <w:t xml:space="preserve">lamat Pemohon di KTP di </w:t>
-      </w:r>
-      <w:r>
-        <w:rPr>
-          <w:rFonts w:hint="default" w:ascii="Kalinga" w:hAnsi="Kalinga"/>
-          <w:color w:val="auto"/>
-          <w:sz w:val="20"/>
-          <w:szCs w:val="20"/>
-          <w:lang w:val="en-US"/>
-        </w:rPr>
-        <w:t>{{alamat_ktp}}</w:t>
-      </w:r>
-      <w:r>
-        <w:rPr>
-          <w:rFonts w:hint="default" w:ascii="Kalinga" w:hAnsi="Kalinga"/>
-          <w:color w:val="auto"/>
-          <w:sz w:val="20"/>
-          <w:szCs w:val="20"/>
-        </w:rPr>
-        <w:t>.{{#domisili_berbeda}}</w:t>
+          <w:rFonts w:hint="default" w:ascii="Kalinga" w:hAnsi="Kalinga"/>
+          <w:color w:val="auto"/>
+          <w:sz w:val="20"/>
+          <w:szCs w:val="20"/>
+        </w:rPr>
+        <w:t xml:space="preserve">Gaji Pensiun Bulan {{pensiun_bulan_1_nama}} </w:t>
+      </w:r>
+      <w:r>
+        <w:rPr>
+          <w:rFonts w:hint="default" w:ascii="Kalinga" w:hAnsi="Kalinga"/>
+          <w:color w:val="auto"/>
+          <w:sz w:val="20"/>
+          <w:szCs w:val="20"/>
+        </w:rPr>
+        <w:tab/>
+      </w:r>
+      <w:r>
+        <w:rPr>
+          <w:rFonts w:hint="default" w:ascii="Kalinga" w:hAnsi="Kalinga"/>
+          <w:color w:val="auto"/>
+          <w:sz w:val="20"/>
+          <w:szCs w:val="20"/>
+        </w:rPr>
+        <w:t>:</w:t>
+      </w:r>
+      <w:r>
+        <w:rPr>
+          <w:rFonts w:hint="default" w:ascii="Kalinga" w:hAnsi="Kalinga"/>
+          <w:color w:val="auto"/>
+          <w:sz w:val="20"/>
+          <w:szCs w:val="20"/>
+          <w:lang w:val="en-US"/>
+        </w:rPr>
+        <w:tab/>
+      </w:r>
+      <w:r>
+        <w:rPr>
+          <w:rFonts w:hint="default" w:ascii="Kalinga" w:hAnsi="Kalinga"/>
+          <w:color w:val="auto"/>
+          <w:sz w:val="20"/>
+          <w:szCs w:val="20"/>
+        </w:rPr>
+        <w:t>Rp. {{pensiun_bulan_1}},-</w:t>
       </w:r>
     </w:p>
     <w:p>
@@ -397,17 +807,82 @@
           <w:sz w:val="20"/>
           <w:szCs w:val="20"/>
         </w:rPr>
-        <w:t>Alamat Domisili di {{alamat_domisili}}</w:t>
-      </w:r>
-      <w:r>
-        <w:rPr>
-          <w:rFonts w:hint="default" w:ascii="Kalinga" w:hAnsi="Kalinga"/>
-          <w:color w:val="auto"/>
-          <w:sz w:val="20"/>
-          <w:szCs w:val="20"/>
-          <w:lang w:val="en-US"/>
-        </w:rPr>
-        <w:t>.{{/domisili_berbeda}}</w:t>
+        <w:t>Gaji Pensiun Bulan {{pensiun_bulan_</w:t>
+      </w:r>
+      <w:r>
+        <w:rPr>
+          <w:rFonts w:hint="default" w:ascii="Kalinga" w:hAnsi="Kalinga"/>
+          <w:color w:val="auto"/>
+          <w:sz w:val="20"/>
+          <w:szCs w:val="20"/>
+          <w:lang w:val="en-US"/>
+        </w:rPr>
+        <w:t>2</w:t>
+      </w:r>
+      <w:r>
+        <w:rPr>
+          <w:rFonts w:hint="default" w:ascii="Kalinga" w:hAnsi="Kalinga"/>
+          <w:color w:val="auto"/>
+          <w:sz w:val="20"/>
+          <w:szCs w:val="20"/>
+        </w:rPr>
+        <w:t xml:space="preserve">_nama}} </w:t>
+      </w:r>
+      <w:r>
+        <w:rPr>
+          <w:rFonts w:hint="default" w:ascii="Kalinga" w:hAnsi="Kalinga"/>
+          <w:color w:val="auto"/>
+          <w:sz w:val="20"/>
+          <w:szCs w:val="20"/>
+        </w:rPr>
+        <w:tab/>
+      </w:r>
+      <w:r>
+        <w:rPr>
+          <w:rFonts w:hint="default" w:ascii="Kalinga" w:hAnsi="Kalinga"/>
+          <w:color w:val="auto"/>
+          <w:sz w:val="20"/>
+          <w:szCs w:val="20"/>
+        </w:rPr>
+        <w:t>:</w:t>
+      </w:r>
+      <w:r>
+        <w:rPr>
+          <w:rFonts w:hint="default" w:ascii="Kalinga" w:hAnsi="Kalinga"/>
+          <w:color w:val="auto"/>
+          <w:sz w:val="20"/>
+          <w:szCs w:val="20"/>
+          <w:lang w:val="en-US"/>
+        </w:rPr>
+        <w:tab/>
+      </w:r>
+      <w:r>
+        <w:rPr>
+          <w:rFonts w:hint="default" w:ascii="Kalinga" w:hAnsi="Kalinga"/>
+          <w:color w:val="auto"/>
+          <w:sz w:val="20"/>
+          <w:szCs w:val="20"/>
+        </w:rPr>
+        <w:t>Rp. {{pensiun_bulan_</w:t>
+      </w:r>
+      <w:r>
+        <w:rPr>
+          <w:rFonts w:hint="default" w:ascii="Kalinga" w:hAnsi="Kalinga"/>
+          <w:color w:val="auto"/>
+          <w:sz w:val="20"/>
+          <w:szCs w:val="20"/>
+          <w:lang w:val="en-US"/>
+        </w:rPr>
+        <w:t>2</w:t>
+      </w:r>
+      <w:r>
+        <w:rPr>
+          <w:rFonts w:hint="default" w:ascii="Kalinga" w:hAnsi="Kalinga"/>
+          <w:color w:val="auto"/>
+          <w:sz w:val="20"/>
+          <w:szCs w:val="20"/>
+        </w:rPr>
+        <w:t>}},-</w:t>
       </w:r>
     </w:p>
     <w:p>
@@ -421,453 +896,442 @@
         <w:ind w:left="360" w:leftChars="0" w:right="160" w:rightChars="0" w:hanging="280" w:firstLineChars="0"/>
         <w:jc w:val="both"/>
         <w:rPr>
-          <w:rFonts w:hint="default" w:ascii="Kalinga" w:hAnsi="Kalinga"/>
-          <w:color w:val="auto"/>
-          <w:sz w:val="20"/>
-          <w:szCs w:val="20"/>
-        </w:rPr>
-      </w:pPr>
-      <w:r>
-        <w:rPr>
-          <w:rFonts w:hint="default" w:ascii="Kalinga" w:hAnsi="Kalinga"/>
-          <w:color w:val="auto"/>
-          <w:sz w:val="20"/>
-          <w:szCs w:val="20"/>
-        </w:rPr>
-        <w:t>Status Rumah saat ini adalah {{status_rumah}} dengan lama tinggal ± {{lama_tinggal}}.</w:t>
-      </w:r>
-    </w:p>
-    <w:p>
-      <w:pPr>
-        <w:pStyle w:val="6"/>
-        <w:numPr>
-          <w:ilvl w:val="0"/>
-          <w:numId w:val="1"/>
-        </w:numPr>
-        <w:spacing w:line="240" w:lineRule="auto"/>
-        <w:ind w:left="360" w:leftChars="0" w:right="160" w:rightChars="0" w:hanging="280" w:firstLineChars="0"/>
-        <w:jc w:val="both"/>
-        <w:rPr>
-          <w:rFonts w:hint="default" w:ascii="Kalinga" w:hAnsi="Kalinga"/>
-          <w:color w:val="auto"/>
-          <w:sz w:val="20"/>
-          <w:szCs w:val="20"/>
-        </w:rPr>
-      </w:pPr>
-      <w:r>
-        <w:rPr>
-          <w:rFonts w:hint="default" w:ascii="Kalinga" w:hAnsi="Kalinga"/>
-          <w:color w:val="auto"/>
-          <w:sz w:val="20"/>
-          <w:szCs w:val="20"/>
-        </w:rPr>
-        <w:t>Usia Pemohon</w:t>
-      </w:r>
-      <w:r>
-        <w:rPr>
-          <w:rFonts w:hint="default" w:ascii="Kalinga" w:hAnsi="Kalinga"/>
-          <w:color w:val="auto"/>
-          <w:sz w:val="20"/>
-          <w:szCs w:val="20"/>
-          <w:lang w:val="en-US"/>
-        </w:rPr>
-        <w:t xml:space="preserve"> </w:t>
-      </w:r>
-      <w:r>
-        <w:rPr>
-          <w:rFonts w:hint="default" w:ascii="Kalinga" w:hAnsi="Kalinga"/>
-          <w:color w:val="auto"/>
-          <w:sz w:val="20"/>
-          <w:szCs w:val="20"/>
-        </w:rPr>
-        <w:t>± {{usia_pemohon}} Tahun ({{tgl_lahir}}) Cfm. KTP Nomor {{no_ktp}} tanggal</w:t>
-      </w:r>
-      <w:r>
-        <w:rPr>
-          <w:rFonts w:hint="default" w:ascii="Kalinga" w:hAnsi="Kalinga"/>
-          <w:color w:val="auto"/>
-          <w:sz w:val="20"/>
-          <w:szCs w:val="20"/>
-          <w:lang w:val="en-US"/>
-        </w:rPr>
-        <w:t xml:space="preserve"> {{tgl_terbit_ktp}}.</w:t>
-      </w:r>
-    </w:p>
-    <w:p>
-      <w:pPr>
-        <w:pStyle w:val="6"/>
-        <w:numPr>
-          <w:ilvl w:val="0"/>
-          <w:numId w:val="1"/>
-        </w:numPr>
-        <w:spacing w:line="240" w:lineRule="auto"/>
-        <w:ind w:left="360" w:leftChars="0" w:right="160" w:rightChars="0" w:hanging="280" w:firstLineChars="0"/>
-        <w:jc w:val="both"/>
-        <w:rPr>
-          <w:rFonts w:hint="default" w:ascii="Kalinga" w:hAnsi="Kalinga"/>
-          <w:color w:val="auto"/>
-          <w:sz w:val="20"/>
-          <w:szCs w:val="20"/>
-          <w:lang w:val="en-US"/>
-        </w:rPr>
-      </w:pPr>
-      <w:r>
-        <w:rPr>
-          <w:rFonts w:hint="default" w:ascii="Kalinga" w:hAnsi="Kalinga"/>
-          <w:color w:val="auto"/>
-          <w:sz w:val="20"/>
-          <w:szCs w:val="20"/>
-        </w:rPr>
-        <w:t>Status Pemohon {{status_perkawinan}}</w:t>
-      </w:r>
-      <w:r>
-        <w:rPr>
-          <w:rFonts w:hint="default" w:ascii="Kalinga" w:hAnsi="Kalinga"/>
-          <w:color w:val="auto"/>
-          <w:sz w:val="20"/>
-          <w:szCs w:val="20"/>
-          <w:lang w:val="en-US"/>
-        </w:rPr>
-        <w:t>.</w:t>
-      </w:r>
-      <w:r>
-        <w:rPr>
-          <w:rFonts w:hint="default" w:ascii="Kalinga" w:hAnsi="Kalinga"/>
-          <w:color w:val="auto"/>
-          <w:sz w:val="20"/>
-          <w:szCs w:val="20"/>
-        </w:rPr>
-        <w:t>{{#is_menikah}}</w:t>
-      </w:r>
-      <w:r>
-        <w:rPr>
-          <w:rFonts w:hint="default" w:ascii="Kalinga" w:hAnsi="Kalinga"/>
-          <w:color w:val="auto"/>
-          <w:sz w:val="20"/>
-          <w:szCs w:val="20"/>
-          <w:lang w:val="en-US"/>
-        </w:rPr>
-        <w:t xml:space="preserve"> </w:t>
-      </w:r>
-      <w:r>
-        <w:rPr>
-          <w:rFonts w:hint="default" w:ascii="Kalinga" w:hAnsi="Kalinga"/>
-          <w:color w:val="auto"/>
-          <w:sz w:val="20"/>
-          <w:szCs w:val="20"/>
-        </w:rPr>
-        <w:t>Cfm. Kutipan Akta Menikah terlampir.{{/is_menikah}}{{#is_belum_menikah}}</w:t>
-      </w:r>
-      <w:r>
-        <w:rPr>
-          <w:rFonts w:hint="default" w:ascii="Kalinga" w:hAnsi="Kalinga"/>
-          <w:color w:val="auto"/>
-          <w:sz w:val="20"/>
-          <w:szCs w:val="20"/>
-          <w:lang w:val="en-US"/>
-        </w:rPr>
-        <w:t xml:space="preserve"> </w:t>
-      </w:r>
-      <w:r>
-        <w:rPr>
-          <w:rFonts w:hint="default" w:ascii="Kalinga" w:hAnsi="Kalinga"/>
-          <w:color w:val="auto"/>
-          <w:sz w:val="20"/>
-          <w:szCs w:val="20"/>
-        </w:rPr>
-        <w:t>Cfm. Surat Keterangan Belum Menikah terlampir</w:t>
-      </w:r>
-      <w:r>
-        <w:rPr>
-          <w:rFonts w:hint="default" w:ascii="Kalinga" w:hAnsi="Kalinga"/>
-          <w:color w:val="auto"/>
-          <w:sz w:val="20"/>
-          <w:szCs w:val="20"/>
-          <w:lang w:val="en-US"/>
-        </w:rPr>
-        <w:t>.</w:t>
-      </w:r>
-      <w:r>
-        <w:rPr>
-          <w:rFonts w:hint="default" w:ascii="Kalinga" w:hAnsi="Kalinga"/>
-          <w:color w:val="auto"/>
-          <w:sz w:val="20"/>
-          <w:szCs w:val="20"/>
-        </w:rPr>
-        <w:t>{{/is_belum_menikah}}{{#is_cerai_hidup}}</w:t>
-      </w:r>
-      <w:r>
-        <w:rPr>
-          <w:rFonts w:hint="default" w:ascii="Kalinga" w:hAnsi="Kalinga"/>
-          <w:color w:val="auto"/>
-          <w:sz w:val="20"/>
-          <w:szCs w:val="20"/>
-          <w:lang w:val="en-US"/>
-        </w:rPr>
-        <w:t xml:space="preserve"> </w:t>
-      </w:r>
-      <w:r>
-        <w:rPr>
-          <w:rFonts w:hint="default" w:ascii="Kalinga" w:hAnsi="Kalinga"/>
-          <w:color w:val="auto"/>
-          <w:sz w:val="20"/>
-          <w:szCs w:val="20"/>
-        </w:rPr>
-        <w:t>Cfm. Kutipan Akta Cerai terlampir</w:t>
-      </w:r>
-      <w:r>
-        <w:rPr>
-          <w:rFonts w:hint="default" w:ascii="Kalinga" w:hAnsi="Kalinga"/>
-          <w:color w:val="auto"/>
-          <w:sz w:val="20"/>
-          <w:szCs w:val="20"/>
-          <w:lang w:val="en-US"/>
-        </w:rPr>
-        <w:t>.</w:t>
-      </w:r>
-      <w:r>
-        <w:rPr>
-          <w:rFonts w:hint="default" w:ascii="Kalinga" w:hAnsi="Kalinga"/>
-          <w:color w:val="auto"/>
-          <w:sz w:val="20"/>
-          <w:szCs w:val="20"/>
-        </w:rPr>
-        <w:t>{{/is_cerai_hidup}}{{#is_cerai_mati}}</w:t>
-      </w:r>
-      <w:r>
-        <w:rPr>
-          <w:rFonts w:hint="default" w:ascii="Kalinga" w:hAnsi="Kalinga"/>
-          <w:color w:val="auto"/>
-          <w:sz w:val="20"/>
-          <w:szCs w:val="20"/>
-          <w:lang w:val="en-US"/>
-        </w:rPr>
-        <w:t xml:space="preserve"> </w:t>
-      </w:r>
-      <w:r>
-        <w:rPr>
-          <w:rFonts w:hint="default" w:ascii="Kalinga" w:hAnsi="Kalinga"/>
-          <w:color w:val="auto"/>
-          <w:sz w:val="20"/>
-          <w:szCs w:val="20"/>
-        </w:rPr>
-        <w:t>Cfm. Akta Kematian Pasangan terlampir</w:t>
-      </w:r>
-      <w:r>
-        <w:rPr>
-          <w:rFonts w:hint="default" w:ascii="Kalinga" w:hAnsi="Kalinga"/>
-          <w:color w:val="auto"/>
-          <w:sz w:val="20"/>
-          <w:szCs w:val="20"/>
-          <w:lang w:val="en-US"/>
-        </w:rPr>
-        <w:t>.</w:t>
-      </w:r>
-      <w:r>
-        <w:rPr>
-          <w:rFonts w:hint="default" w:ascii="Kalinga" w:hAnsi="Kalinga"/>
-          <w:color w:val="auto"/>
-          <w:sz w:val="20"/>
-          <w:szCs w:val="20"/>
-        </w:rPr>
-        <w:t>{{/is_cerai_mati}}</w:t>
-      </w:r>
-    </w:p>
-    <w:p>
-      <w:pPr>
-        <w:pStyle w:val="6"/>
-        <w:numPr>
-          <w:ilvl w:val="0"/>
-          <w:numId w:val="1"/>
-        </w:numPr>
-        <w:spacing w:line="240" w:lineRule="auto"/>
-        <w:ind w:left="360" w:leftChars="0" w:right="160" w:rightChars="0" w:hanging="280" w:firstLineChars="0"/>
-        <w:jc w:val="both"/>
-        <w:rPr>
-          <w:rFonts w:hint="default" w:ascii="Kalinga" w:hAnsi="Kalinga"/>
-          <w:color w:val="auto"/>
-          <w:sz w:val="20"/>
-          <w:szCs w:val="20"/>
-        </w:rPr>
-      </w:pPr>
-      <w:r>
-        <w:rPr>
-          <w:rFonts w:hint="default" w:ascii="Kalinga" w:hAnsi="Kalinga"/>
-          <w:color w:val="auto"/>
-          <w:sz w:val="20"/>
-          <w:szCs w:val="20"/>
-        </w:rPr>
-        <w:t>Pemohon merupakan</w:t>
-      </w:r>
-      <w:r>
-        <w:rPr>
-          <w:rFonts w:hint="default" w:ascii="Kalinga" w:hAnsi="Kalinga"/>
-          <w:color w:val="auto"/>
-          <w:sz w:val="20"/>
-          <w:szCs w:val="20"/>
-          <w:lang w:val="en-US"/>
-        </w:rPr>
-        <w:t xml:space="preserve"> Pensiunan {{pensiunan}} di {{instansi}}. </w:t>
-      </w:r>
-      <w:r>
-        <w:rPr>
-          <w:rFonts w:hint="default" w:ascii="Kalinga" w:hAnsi="Kalinga"/>
-          <w:color w:val="auto"/>
-          <w:sz w:val="20"/>
-          <w:szCs w:val="20"/>
-        </w:rPr>
-        <w:t>Cfm</w:t>
-      </w:r>
-      <w:r>
-        <w:rPr>
-          <w:rFonts w:hint="default" w:ascii="Kalinga" w:hAnsi="Kalinga"/>
-          <w:color w:val="auto"/>
-          <w:sz w:val="20"/>
-          <w:szCs w:val="20"/>
-          <w:lang w:val="en-US"/>
-        </w:rPr>
-        <w:t xml:space="preserve"> </w:t>
-      </w:r>
-      <w:r>
-        <w:rPr>
-          <w:rFonts w:hint="default" w:ascii="Kalinga" w:hAnsi="Kalinga"/>
-          <w:color w:val="auto"/>
-          <w:sz w:val="20"/>
-          <w:szCs w:val="20"/>
-        </w:rPr>
-        <w:t>{{no_sk_pensiun}} tanggal {{tgl_sk_pensiun}}.</w:t>
-      </w:r>
-    </w:p>
-    <w:p>
-      <w:pPr>
-        <w:pStyle w:val="6"/>
-        <w:numPr>
-          <w:ilvl w:val="0"/>
-          <w:numId w:val="1"/>
-        </w:numPr>
-        <w:spacing w:line="240" w:lineRule="auto"/>
-        <w:ind w:left="360" w:leftChars="0" w:right="160" w:rightChars="0" w:hanging="280" w:firstLineChars="0"/>
-        <w:jc w:val="both"/>
-        <w:rPr>
-          <w:rFonts w:hint="default" w:ascii="Kalinga" w:hAnsi="Kalinga"/>
-          <w:color w:val="auto"/>
-          <w:sz w:val="20"/>
-          <w:szCs w:val="20"/>
-        </w:rPr>
-      </w:pPr>
-      <w:r>
-        <w:rPr>
-          <w:rFonts w:hint="default" w:ascii="Kalinga" w:hAnsi="Kalinga"/>
-          <w:color w:val="auto"/>
-          <w:sz w:val="20"/>
-          <w:szCs w:val="20"/>
-        </w:rPr>
-        <w:t xml:space="preserve">Maksud </w:t>
-      </w:r>
-      <w:r>
-        <w:rPr>
-          <w:rFonts w:hint="default" w:ascii="Kalinga" w:hAnsi="Kalinga"/>
-          <w:color w:val="auto"/>
-          <w:sz w:val="20"/>
-          <w:szCs w:val="20"/>
-          <w:lang w:val="en-US"/>
-        </w:rPr>
-        <w:t>m</w:t>
-      </w:r>
-      <w:r>
-        <w:rPr>
-          <w:rFonts w:hint="default" w:ascii="Kalinga" w:hAnsi="Kalinga"/>
-          <w:color w:val="auto"/>
-          <w:sz w:val="20"/>
-          <w:szCs w:val="20"/>
-        </w:rPr>
-        <w:t xml:space="preserve">engajukan </w:t>
-      </w:r>
-      <w:r>
-        <w:rPr>
-          <w:rFonts w:hint="default" w:ascii="Kalinga" w:hAnsi="Kalinga"/>
-          <w:color w:val="auto"/>
-          <w:sz w:val="20"/>
-          <w:szCs w:val="20"/>
-          <w:lang w:val="en-US"/>
-        </w:rPr>
-        <w:t>fasilitas k</w:t>
-      </w:r>
-      <w:r>
-        <w:rPr>
-          <w:rFonts w:hint="default" w:ascii="Kalinga" w:hAnsi="Kalinga"/>
-          <w:color w:val="auto"/>
-          <w:sz w:val="20"/>
-          <w:szCs w:val="20"/>
-        </w:rPr>
-        <w:t>redit BNI Fleksi Pensiun</w:t>
-      </w:r>
-      <w:r>
-        <w:rPr>
-          <w:rFonts w:hint="default" w:ascii="Kalinga" w:hAnsi="Kalinga"/>
-          <w:color w:val="auto"/>
-          <w:sz w:val="20"/>
-          <w:szCs w:val="20"/>
-          <w:lang w:val="en-US"/>
-        </w:rPr>
-        <w:t xml:space="preserve"> {{jenis_pengajuan}} </w:t>
-      </w:r>
-      <w:r>
-        <w:rPr>
-          <w:rFonts w:hint="default" w:ascii="Kalinga" w:hAnsi="Kalinga"/>
-          <w:color w:val="auto"/>
-          <w:sz w:val="20"/>
-          <w:szCs w:val="20"/>
-        </w:rPr>
-        <w:t>sebesar Rp. {{plafon}} Jangka Waktu {{tenor}} Bulan.</w:t>
-      </w:r>
-    </w:p>
-    <w:p>
-      <w:pPr>
-        <w:pStyle w:val="6"/>
-        <w:numPr>
-          <w:ilvl w:val="0"/>
-          <w:numId w:val="1"/>
-        </w:numPr>
-        <w:spacing w:line="240" w:lineRule="auto"/>
-        <w:ind w:left="360" w:leftChars="0" w:right="160" w:rightChars="0" w:hanging="280" w:firstLineChars="0"/>
-        <w:jc w:val="both"/>
-        <w:rPr>
-          <w:rFonts w:hint="default" w:ascii="Kalinga" w:hAnsi="Kalinga" w:cs="Kalinga"/>
-          <w:color w:val="auto"/>
-          <w:sz w:val="20"/>
-          <w:szCs w:val="20"/>
-          <w:lang w:val="en-US"/>
-        </w:rPr>
-      </w:pPr>
-      <w:r>
-        <w:rPr>
-          <w:rFonts w:hint="default" w:ascii="Kalinga" w:hAnsi="Kalinga"/>
-          <w:color w:val="auto"/>
-          <w:sz w:val="20"/>
-          <w:szCs w:val="20"/>
-        </w:rPr>
-        <w:t>Tujuan Penggunaan Kredit untuk {{tujuan_kredit}}</w:t>
-      </w:r>
-    </w:p>
-    <w:p>
-      <w:pPr>
-        <w:spacing w:after="0" w:line="240" w:lineRule="auto"/>
-        <w:ind w:left="440"/>
-        <w:jc w:val="both"/>
-        <w:rPr>
           <w:rFonts w:ascii="Kalinga" w:hAnsi="Kalinga" w:cs="Kalinga"/>
-          <w:color w:val="auto"/>
-          <w:sz w:val="20"/>
-          <w:szCs w:val="20"/>
-        </w:rPr>
-      </w:pPr>
+          <w:b/>
+          <w:bCs/>
+          <w:color w:val="auto"/>
+          <w:sz w:val="20"/>
+          <w:szCs w:val="20"/>
+        </w:rPr>
+      </w:pPr>
+      <w:r>
+        <w:rPr>
+          <w:rFonts w:hint="default" w:ascii="Kalinga" w:hAnsi="Kalinga"/>
+          <w:color w:val="auto"/>
+          <w:sz w:val="20"/>
+          <w:szCs w:val="20"/>
+        </w:rPr>
+        <w:t>Gaji Pensiun Bulan {{pensiun_bulan_</w:t>
+      </w:r>
+      <w:r>
+        <w:rPr>
+          <w:rFonts w:hint="default" w:ascii="Kalinga" w:hAnsi="Kalinga"/>
+          <w:color w:val="auto"/>
+          <w:sz w:val="20"/>
+          <w:szCs w:val="20"/>
+          <w:lang w:val="en-US"/>
+        </w:rPr>
+        <w:t>3</w:t>
+      </w:r>
+      <w:r>
+        <w:rPr>
+          <w:rFonts w:hint="default" w:ascii="Kalinga" w:hAnsi="Kalinga"/>
+          <w:color w:val="auto"/>
+          <w:sz w:val="20"/>
+          <w:szCs w:val="20"/>
+        </w:rPr>
+        <w:t xml:space="preserve">_nama}} </w:t>
+      </w:r>
+      <w:r>
+        <w:rPr>
+          <w:rFonts w:hint="default" w:ascii="Kalinga" w:hAnsi="Kalinga"/>
+          <w:color w:val="auto"/>
+          <w:sz w:val="20"/>
+          <w:szCs w:val="20"/>
+        </w:rPr>
+        <w:tab/>
+      </w:r>
+      <w:r>
+        <w:rPr>
+          <w:rFonts w:hint="default" w:ascii="Kalinga" w:hAnsi="Kalinga"/>
+          <w:color w:val="auto"/>
+          <w:sz w:val="20"/>
+          <w:szCs w:val="20"/>
+        </w:rPr>
+        <w:t>:</w:t>
+      </w:r>
+      <w:r>
+        <w:rPr>
+          <w:rFonts w:hint="default" w:ascii="Kalinga" w:hAnsi="Kalinga"/>
+          <w:color w:val="auto"/>
+          <w:sz w:val="20"/>
+          <w:szCs w:val="20"/>
+          <w:lang w:val="en-US"/>
+        </w:rPr>
+        <w:tab/>
+      </w:r>
+      <w:r>
+        <w:rPr>
+          <w:rFonts w:hint="default" w:ascii="Kalinga" w:hAnsi="Kalinga"/>
+          <w:color w:val="auto"/>
+          <w:sz w:val="20"/>
+          <w:szCs w:val="20"/>
+        </w:rPr>
+        <w:t>Rp. {{pensiun_bulan_</w:t>
+      </w:r>
+      <w:r>
+        <w:rPr>
+          <w:rFonts w:hint="default" w:ascii="Kalinga" w:hAnsi="Kalinga"/>
+          <w:color w:val="auto"/>
+          <w:sz w:val="20"/>
+          <w:szCs w:val="20"/>
+          <w:lang w:val="en-US"/>
+        </w:rPr>
+        <w:t>3</w:t>
+      </w:r>
+      <w:r>
+        <w:rPr>
+          <w:rFonts w:hint="default" w:ascii="Kalinga" w:hAnsi="Kalinga"/>
+          <w:color w:val="auto"/>
+          <w:sz w:val="20"/>
+          <w:szCs w:val="20"/>
+        </w:rPr>
+        <w:t>}},-</w:t>
+      </w:r>
     </w:p>
     <w:p>
       <w:pPr>
         <w:spacing w:after="0" w:line="240" w:lineRule="auto"/>
         <w:ind w:left="0" w:leftChars="0" w:firstLine="0" w:firstLineChars="0"/>
-        <w:jc w:val="both"/>
+        <w:rPr>
+          <w:rFonts w:ascii="Kalinga" w:hAnsi="Kalinga" w:cs="Kalinga"/>
+          <w:b/>
+          <w:bCs/>
+          <w:color w:val="auto"/>
+          <w:sz w:val="20"/>
+          <w:szCs w:val="20"/>
+          <w:u w:val="single"/>
+        </w:rPr>
+      </w:pPr>
+    </w:p>
+    <w:p>
+      <w:pPr>
+        <w:spacing w:after="0" w:line="240" w:lineRule="auto"/>
+        <w:ind w:left="0" w:leftChars="0" w:firstLine="0" w:firstLineChars="0"/>
+        <w:rPr>
+          <w:rFonts w:ascii="Kalinga" w:hAnsi="Kalinga" w:cs="Kalinga"/>
+          <w:b/>
+          <w:bCs/>
+          <w:color w:val="auto"/>
+          <w:sz w:val="20"/>
+          <w:szCs w:val="20"/>
+        </w:rPr>
+      </w:pPr>
+      <w:r>
+        <w:rPr>
+          <w:rFonts w:ascii="Kalinga" w:hAnsi="Kalinga" w:cs="Kalinga"/>
+          <w:b/>
+          <w:bCs/>
+          <w:color w:val="auto"/>
+          <w:sz w:val="20"/>
+          <w:szCs w:val="20"/>
+          <w:u w:val="single"/>
+        </w:rPr>
+        <w:t>CALL MEMO</w:t>
+      </w:r>
+    </w:p>
+    <w:p>
+      <w:pPr>
+        <w:spacing w:after="0" w:line="240" w:lineRule="auto"/>
+        <w:ind w:left="0" w:leftChars="0" w:firstLine="0" w:firstLineChars="0"/>
+        <w:rPr>
+          <w:rFonts w:hint="default" w:ascii="Kalinga" w:hAnsi="Kalinga"/>
+          <w:b/>
+          <w:bCs/>
+          <w:color w:val="auto"/>
+          <w:sz w:val="20"/>
+          <w:szCs w:val="20"/>
+          <w:lang w:val="en-US"/>
+        </w:rPr>
+      </w:pPr>
+      <w:r>
+        <w:rPr>
+          <w:rFonts w:hint="default" w:ascii="Kalinga" w:hAnsi="Kalinga"/>
+          <w:b/>
+          <w:bCs/>
+          <w:color w:val="auto"/>
+          <w:sz w:val="20"/>
+          <w:szCs w:val="20"/>
+        </w:rPr>
+        <w:t xml:space="preserve">Tgl. Call Memo   </w:t>
+      </w:r>
+      <w:r>
+        <w:rPr>
+          <w:rFonts w:hint="default" w:ascii="Kalinga" w:hAnsi="Kalinga"/>
+          <w:b/>
+          <w:bCs/>
+          <w:color w:val="auto"/>
+          <w:sz w:val="20"/>
+          <w:szCs w:val="20"/>
+          <w:lang w:val="en-US"/>
+        </w:rPr>
+        <w:tab/>
+      </w:r>
+      <w:r>
+        <w:rPr>
+          <w:rFonts w:hint="default" w:ascii="Kalinga" w:hAnsi="Kalinga"/>
+          <w:b/>
+          <w:bCs/>
+          <w:color w:val="auto"/>
+          <w:sz w:val="20"/>
+          <w:szCs w:val="20"/>
+        </w:rPr>
+        <w:t xml:space="preserve">: </w:t>
+      </w:r>
+      <w:r>
+        <w:rPr>
+          <w:rFonts w:hint="default" w:ascii="Kalinga" w:hAnsi="Kalinga"/>
+          <w:b/>
+          <w:bCs/>
+          <w:color w:val="auto"/>
+          <w:sz w:val="20"/>
+          <w:szCs w:val="20"/>
+          <w:lang w:val="en-US"/>
+        </w:rPr>
+        <w:t>{{tgl_call_memo}}</w:t>
+      </w:r>
+    </w:p>
+    <w:p>
+      <w:pPr>
+        <w:spacing w:after="0" w:line="240" w:lineRule="auto"/>
+        <w:ind w:left="0" w:leftChars="0" w:firstLine="0" w:firstLineChars="0"/>
+        <w:rPr>
+          <w:rFonts w:hint="default" w:ascii="Kalinga" w:hAnsi="Kalinga"/>
+          <w:b/>
+          <w:bCs/>
+          <w:color w:val="auto"/>
+          <w:sz w:val="20"/>
+          <w:szCs w:val="20"/>
+        </w:rPr>
+      </w:pPr>
+      <w:r>
+        <w:rPr>
+          <w:rFonts w:hint="default" w:ascii="Kalinga" w:hAnsi="Kalinga"/>
+          <w:b/>
+          <w:bCs/>
+          <w:color w:val="auto"/>
+          <w:sz w:val="20"/>
+          <w:szCs w:val="20"/>
+        </w:rPr>
+        <w:t xml:space="preserve">Yang diverifikasi   </w:t>
+      </w:r>
+      <w:r>
+        <w:rPr>
+          <w:rFonts w:hint="default" w:ascii="Kalinga" w:hAnsi="Kalinga"/>
+          <w:b/>
+          <w:bCs/>
+          <w:color w:val="auto"/>
+          <w:sz w:val="20"/>
+          <w:szCs w:val="20"/>
+          <w:lang w:val="en-US"/>
+        </w:rPr>
+        <w:tab/>
+      </w:r>
+      <w:r>
+        <w:rPr>
+          <w:rFonts w:hint="default" w:ascii="Kalinga" w:hAnsi="Kalinga"/>
+          <w:b/>
+          <w:bCs/>
+          <w:color w:val="auto"/>
+          <w:sz w:val="20"/>
+          <w:szCs w:val="20"/>
+        </w:rPr>
+        <w:t>: {{nama_kerabat}} ({{hubungan_kerabat}})</w:t>
+      </w:r>
+    </w:p>
+    <w:p>
+      <w:pPr>
+        <w:spacing w:after="0" w:line="240" w:lineRule="auto"/>
+        <w:ind w:left="0" w:leftChars="0" w:firstLine="0" w:firstLineChars="0"/>
+        <w:rPr>
+          <w:rFonts w:hint="default" w:ascii="Kalinga" w:hAnsi="Kalinga"/>
+          <w:b/>
+          <w:bCs/>
+          <w:color w:val="auto"/>
+          <w:sz w:val="20"/>
+          <w:szCs w:val="20"/>
+        </w:rPr>
+      </w:pPr>
+      <w:r>
+        <w:rPr>
+          <w:rFonts w:hint="default" w:ascii="Kalinga" w:hAnsi="Kalinga"/>
+          <w:b/>
+          <w:bCs/>
+          <w:color w:val="auto"/>
+          <w:sz w:val="20"/>
+          <w:szCs w:val="20"/>
+        </w:rPr>
+        <w:t xml:space="preserve">Bentuk Call   </w:t>
+      </w:r>
+      <w:r>
+        <w:rPr>
+          <w:rFonts w:hint="default" w:ascii="Kalinga" w:hAnsi="Kalinga"/>
+          <w:b/>
+          <w:bCs/>
+          <w:color w:val="auto"/>
+          <w:sz w:val="20"/>
+          <w:szCs w:val="20"/>
+          <w:lang w:val="en-US"/>
+        </w:rPr>
+        <w:tab/>
+      </w:r>
+      <w:r>
+        <w:rPr>
+          <w:rFonts w:hint="default" w:ascii="Kalinga" w:hAnsi="Kalinga"/>
+          <w:b/>
+          <w:bCs/>
+          <w:color w:val="auto"/>
+          <w:sz w:val="20"/>
+          <w:szCs w:val="20"/>
+          <w:lang w:val="en-US"/>
+        </w:rPr>
+        <w:tab/>
+      </w:r>
+      <w:r>
+        <w:rPr>
+          <w:rFonts w:hint="default" w:ascii="Kalinga" w:hAnsi="Kalinga"/>
+          <w:b/>
+          <w:bCs/>
+          <w:color w:val="auto"/>
+          <w:sz w:val="20"/>
+          <w:szCs w:val="20"/>
+        </w:rPr>
+        <w:t>: Wawancara via Telepon ({{no_telepon_kerabat}}</w:t>
+      </w:r>
+      <w:r>
+        <w:rPr>
+          <w:rFonts w:hint="default" w:ascii="Kalinga" w:hAnsi="Kalinga"/>
+          <w:b/>
+          <w:bCs/>
+          <w:color w:val="auto"/>
+          <w:sz w:val="20"/>
+          <w:szCs w:val="20"/>
+          <w:lang w:val="en-US"/>
+        </w:rPr>
+        <w:tab/>
+      </w:r>
+      <w:r>
+        <w:rPr>
+          <w:rFonts w:hint="default" w:ascii="Kalinga" w:hAnsi="Kalinga"/>
+          <w:b/>
+          <w:bCs/>
+          <w:color w:val="auto"/>
+          <w:sz w:val="20"/>
+          <w:szCs w:val="20"/>
+        </w:rPr>
+        <w:t>)</w:t>
+      </w:r>
+    </w:p>
+    <w:p>
+      <w:pPr>
+        <w:spacing w:after="0" w:line="240" w:lineRule="auto"/>
+        <w:ind w:left="0" w:leftChars="0" w:firstLine="0" w:firstLineChars="0"/>
+        <w:rPr>
+          <w:rFonts w:hint="default" w:ascii="Kalinga" w:hAnsi="Kalinga"/>
+          <w:b/>
+          <w:bCs/>
+          <w:color w:val="auto"/>
+          <w:sz w:val="20"/>
+          <w:szCs w:val="20"/>
+        </w:rPr>
+      </w:pPr>
+      <w:r>
+        <w:rPr>
+          <w:rFonts w:hint="default" w:ascii="Kalinga" w:hAnsi="Kalinga"/>
+          <w:b/>
+          <w:bCs/>
+          <w:color w:val="auto"/>
+          <w:sz w:val="20"/>
+          <w:szCs w:val="20"/>
+        </w:rPr>
+        <w:t xml:space="preserve">Tujuan Call   </w:t>
+      </w:r>
+      <w:r>
+        <w:rPr>
+          <w:rFonts w:hint="default" w:ascii="Kalinga" w:hAnsi="Kalinga"/>
+          <w:b/>
+          <w:bCs/>
+          <w:color w:val="auto"/>
+          <w:sz w:val="20"/>
+          <w:szCs w:val="20"/>
+          <w:lang w:val="en-US"/>
+        </w:rPr>
+        <w:tab/>
+      </w:r>
+      <w:r>
+        <w:rPr>
+          <w:rFonts w:hint="default" w:ascii="Kalinga" w:hAnsi="Kalinga"/>
+          <w:b/>
+          <w:bCs/>
+          <w:color w:val="auto"/>
+          <w:sz w:val="20"/>
+          <w:szCs w:val="20"/>
+          <w:lang w:val="en-US"/>
+        </w:rPr>
+        <w:tab/>
+      </w:r>
+      <w:r>
+        <w:rPr>
+          <w:rFonts w:hint="default" w:ascii="Kalinga" w:hAnsi="Kalinga"/>
+          <w:b/>
+          <w:bCs/>
+          <w:color w:val="auto"/>
+          <w:sz w:val="20"/>
+          <w:szCs w:val="20"/>
+        </w:rPr>
+        <w:t>: Konfirmasi Kerabat</w:t>
+      </w:r>
+    </w:p>
+    <w:p>
+      <w:pPr>
+        <w:spacing w:after="0" w:line="240" w:lineRule="auto"/>
+        <w:ind w:left="0" w:leftChars="0" w:firstLine="0" w:firstLineChars="0"/>
+        <w:rPr>
+          <w:rFonts w:ascii="Kalinga" w:hAnsi="Kalinga" w:cs="Kalinga"/>
+          <w:b/>
+          <w:bCs/>
+          <w:color w:val="auto"/>
+          <w:sz w:val="20"/>
+          <w:szCs w:val="20"/>
+        </w:rPr>
+      </w:pPr>
+      <w:r>
+        <w:rPr>
+          <w:rFonts w:ascii="Kalinga" w:hAnsi="Kalinga" w:cs="Kalinga"/>
+          <w:b/>
+          <w:bCs/>
+          <w:color w:val="auto"/>
+          <w:sz w:val="20"/>
+          <w:szCs w:val="20"/>
+        </w:rPr>
+        <w:t xml:space="preserve">Informasi didapat </w:t>
+      </w:r>
+      <w:r>
+        <w:rPr>
+          <w:rFonts w:ascii="Kalinga" w:hAnsi="Kalinga" w:cs="Kalinga"/>
+          <w:b/>
+          <w:bCs/>
+          <w:color w:val="auto"/>
+          <w:sz w:val="20"/>
+          <w:szCs w:val="20"/>
+        </w:rPr>
+        <w:tab/>
+      </w:r>
+      <w:r>
+        <w:rPr>
+          <w:rFonts w:ascii="Kalinga" w:hAnsi="Kalinga" w:cs="Kalinga"/>
+          <w:b/>
+          <w:bCs/>
+          <w:color w:val="auto"/>
+          <w:sz w:val="20"/>
+          <w:szCs w:val="20"/>
+        </w:rPr>
+        <w:t>:</w:t>
+      </w:r>
+    </w:p>
+    <w:p>
+      <w:pPr>
+        <w:spacing w:after="0" w:line="240" w:lineRule="auto"/>
         <w:rPr>
           <w:rFonts w:hint="default" w:ascii="Kalinga" w:hAnsi="Kalinga"/>
           <w:b w:val="0"/>
@@ -880,31 +1344,18 @@
       <w:r>
         <w:rPr>
           <w:rFonts w:hint="default" w:ascii="Kalinga" w:hAnsi="Kalinga"/>
-          <w:b/>
-          <w:bCs/>
-          <w:color w:val="auto"/>
-          <w:sz w:val="20"/>
-          <w:szCs w:val="20"/>
-        </w:rPr>
-        <w:t>Cfm. Info SLIK Ideb posisi terakhir Tanggal {{tgl_slik}} Pemohon memiliki Fasilitas Kredit sebagai berikut :</w:t>
-      </w:r>
-      <w:r>
-        <w:rPr>
-          <w:rFonts w:hint="default" w:ascii="Kalinga" w:hAnsi="Kalinga"/>
           <w:b w:val="0"/>
           <w:bCs w:val="0"/>
           <w:color w:val="auto"/>
           <w:sz w:val="20"/>
           <w:szCs w:val="20"/>
         </w:rPr>
-        <w:t>{{#slik_nihil}}</w:t>
-      </w:r>
-    </w:p>
-    <w:p>
-      <w:pPr>
-        <w:spacing w:after="0" w:line="240" w:lineRule="auto"/>
-        <w:ind w:left="0" w:leftChars="0" w:firstLine="0" w:firstLineChars="0"/>
-        <w:jc w:val="both"/>
+        <w:t>{{#list_call_memo}}</w:t>
+      </w:r>
+    </w:p>
+    <w:p>
+      <w:pPr>
+        <w:spacing w:after="0" w:line="240" w:lineRule="auto"/>
         <w:rPr>
           <w:rFonts w:hint="default" w:ascii="Kalinga" w:hAnsi="Kalinga"/>
           <w:b w:val="0"/>
@@ -923,8 +1374,21 @@
           <w:sz w:val="20"/>
           <w:szCs w:val="20"/>
         </w:rPr>
-        <w:t>-{{fasilitas_nihil</w:t>
-      </w:r>
+        <w:t>-{{text}}</w:t>
+      </w:r>
+    </w:p>
+    <w:p>
+      <w:pPr>
+        <w:spacing w:after="0" w:line="240" w:lineRule="auto"/>
+        <w:rPr>
+          <w:rFonts w:hint="default" w:ascii="Kalinga" w:hAnsi="Kalinga"/>
+          <w:b/>
+          <w:bCs/>
+          <w:color w:val="auto"/>
+          <w:sz w:val="20"/>
+          <w:szCs w:val="20"/>
+        </w:rPr>
+      </w:pPr>
       <w:r>
         <w:rPr>
           <w:rFonts w:hint="default" w:ascii="Kalinga" w:hAnsi="Kalinga"/>
@@ -933,1368 +1397,35 @@
           <w:color w:val="auto"/>
           <w:sz w:val="20"/>
           <w:szCs w:val="20"/>
-          <w:lang w:val="en-US"/>
-        </w:rPr>
-        <w:t>_text</w:t>
-      </w:r>
-      <w:r>
-        <w:rPr>
-          <w:rFonts w:hint="default" w:ascii="Kalinga" w:hAnsi="Kalinga"/>
-          <w:b w:val="0"/>
-          <w:bCs w:val="0"/>
-          <w:color w:val="auto"/>
-          <w:sz w:val="20"/>
-          <w:szCs w:val="20"/>
-        </w:rPr>
-        <w:t>}}{{/slik_nihil}}{{#slik_ada_fasilitas}}</w:t>
-      </w:r>
-    </w:p>
-    <w:p>
-      <w:pPr>
-        <w:spacing w:after="0" w:line="240" w:lineRule="auto"/>
-        <w:ind w:left="0" w:leftChars="0" w:firstLine="0" w:firstLineChars="0"/>
-        <w:jc w:val="both"/>
-        <w:rPr>
-          <w:rFonts w:hint="default" w:ascii="Kalinga" w:hAnsi="Kalinga"/>
-          <w:b w:val="0"/>
-          <w:bCs w:val="0"/>
-          <w:color w:val="auto"/>
-          <w:sz w:val="20"/>
-          <w:szCs w:val="20"/>
-        </w:rPr>
-      </w:pPr>
-      <w:r>
-        <w:rPr>
-          <w:rFonts w:hint="default" w:ascii="Kalinga" w:hAnsi="Kalinga"/>
-          <w:b w:val="0"/>
-          <w:bCs w:val="0"/>
-          <w:color w:val="auto"/>
-          <w:sz w:val="20"/>
-          <w:szCs w:val="20"/>
-        </w:rPr>
-        <w:t>{{#slik_bank_1_ada}}-Fasilitas Kredit {{slik_bank_1_jenis}} di {{slik_bank_1_nama}} maks Rp. {{slik_bank_1_maks}} outs Rp. {{slik_bank_1_outs}} angsuran Rp. {{slik_bank_1_angsuran}} Coll {{slik_bank_1_coll}}. {{slik_bank_1_alasan}}</w:t>
-      </w:r>
-    </w:p>
-    <w:p>
-      <w:pPr>
-        <w:spacing w:after="0" w:line="240" w:lineRule="auto"/>
-        <w:ind w:left="0" w:leftChars="0" w:firstLine="0" w:firstLineChars="0"/>
-        <w:jc w:val="both"/>
-        <w:rPr>
-          <w:rFonts w:hint="default" w:ascii="Kalinga" w:hAnsi="Kalinga"/>
-          <w:b w:val="0"/>
-          <w:bCs w:val="0"/>
-          <w:color w:val="auto"/>
-          <w:sz w:val="20"/>
-          <w:szCs w:val="20"/>
-        </w:rPr>
-      </w:pPr>
-      <w:r>
-        <w:rPr>
-          <w:rFonts w:hint="default" w:ascii="Kalinga" w:hAnsi="Kalinga"/>
-          <w:b w:val="0"/>
-          <w:bCs w:val="0"/>
-          <w:color w:val="auto"/>
-          <w:sz w:val="20"/>
-          <w:szCs w:val="20"/>
-        </w:rPr>
-        <w:t>{{/slik_bank_1_ada}}{{#slik_bank_2_ada}}-Fasilitas Kredit {{slik_bank_2_jenis}} di {{slik_bank_2_nama}} maks Rp. {{slik_bank_2_maks}} outs Rp. {{slik_bank_2_outs}} angsuran Rp. {{slik_bank_2_angsuran}} Coll {{slik_bank_2_coll}}. {{slik_bank_2_alasan}}</w:t>
-      </w:r>
-    </w:p>
-    <w:p>
-      <w:pPr>
-        <w:spacing w:after="0" w:line="240" w:lineRule="auto"/>
-        <w:ind w:left="0" w:leftChars="0" w:firstLine="0" w:firstLineChars="0"/>
-        <w:jc w:val="both"/>
-        <w:rPr>
-          <w:rFonts w:hint="default" w:ascii="Kalinga" w:hAnsi="Kalinga"/>
-          <w:b w:val="0"/>
-          <w:bCs w:val="0"/>
-          <w:color w:val="auto"/>
-          <w:sz w:val="20"/>
-          <w:szCs w:val="20"/>
-        </w:rPr>
-      </w:pPr>
-      <w:r>
-        <w:rPr>
-          <w:rFonts w:hint="default" w:ascii="Kalinga" w:hAnsi="Kalinga"/>
-          <w:b w:val="0"/>
-          <w:bCs w:val="0"/>
-          <w:color w:val="auto"/>
-          <w:sz w:val="20"/>
-          <w:szCs w:val="20"/>
-        </w:rPr>
-        <w:t>{{/slik_bank_2_ada}}{{#slik_bank_3_ada}}-Fasilitas Kredit {{slik_bank_3_jenis}} di {{slik_bank_3_nama}} maks Rp. {{slik_bank_3_maks}} outs Rp. {{slik_bank_3_outs}} angsuran Rp. {{slik_bank_3_angsuran}} Coll {{slik_bank_3_coll}}. {{slik_bank_3_alasan}}</w:t>
-      </w:r>
-    </w:p>
-    <w:p>
-      <w:pPr>
-        <w:spacing w:after="0" w:line="240" w:lineRule="auto"/>
-        <w:ind w:left="0" w:leftChars="0" w:firstLine="0" w:firstLineChars="0"/>
-        <w:jc w:val="both"/>
-        <w:rPr>
-          <w:rFonts w:hint="default" w:ascii="Kalinga" w:hAnsi="Kalinga"/>
-          <w:b w:val="0"/>
-          <w:bCs w:val="0"/>
-          <w:color w:val="auto"/>
-          <w:sz w:val="20"/>
-          <w:szCs w:val="20"/>
-        </w:rPr>
-      </w:pPr>
-      <w:r>
-        <w:rPr>
-          <w:rFonts w:hint="default" w:ascii="Kalinga" w:hAnsi="Kalinga"/>
-          <w:b w:val="0"/>
-          <w:bCs w:val="0"/>
-          <w:color w:val="auto"/>
-          <w:sz w:val="20"/>
-          <w:szCs w:val="20"/>
-        </w:rPr>
-        <w:t>{{/slik_bank_3_ada}}{{#slik_bank_4_ada}}-Fasilitas Kredit {{slik_bank_4_jenis}} di {{slik_bank_4_nama}} maks Rp. {{slik_bank_4_maks}} outs Rp. {{slik_bank_4_outs}} angsuran Rp. {{slik_bank_4_angsuran}} Coll {{slik_bank_4_coll}}. {{slik_bank_4_alasan}}</w:t>
-      </w:r>
-    </w:p>
-    <w:p>
-      <w:pPr>
-        <w:spacing w:after="0" w:line="240" w:lineRule="auto"/>
-        <w:ind w:left="0" w:leftChars="0" w:firstLine="0" w:firstLineChars="0"/>
-        <w:jc w:val="both"/>
-        <w:rPr>
-          <w:rFonts w:hint="default" w:ascii="Kalinga" w:hAnsi="Kalinga"/>
-          <w:b w:val="0"/>
-          <w:bCs w:val="0"/>
-          <w:color w:val="auto"/>
-          <w:sz w:val="20"/>
-          <w:szCs w:val="20"/>
-        </w:rPr>
-      </w:pPr>
-      <w:r>
-        <w:rPr>
-          <w:rFonts w:hint="default" w:ascii="Kalinga" w:hAnsi="Kalinga"/>
-          <w:b w:val="0"/>
-          <w:bCs w:val="0"/>
-          <w:color w:val="auto"/>
-          <w:sz w:val="20"/>
-          <w:szCs w:val="20"/>
-        </w:rPr>
-        <w:t>{{/slik_bank_4_ada}}{{#slik_bank_5_ada}}-Fasilitas Kredit {{slik_bank_5_jenis}} di {{slik_bank_5_nama}} maks Rp. {{slik_bank_5_maks}} outs Rp. {{slik_bank_5_outs}} angsuran Rp. {{slik_bank_5_angsuran}} Coll {{slik_bank_5_coll}}. {{slik_bank_5_alasan}}</w:t>
-      </w:r>
-    </w:p>
-    <w:p>
-      <w:pPr>
-        <w:spacing w:after="0" w:line="240" w:lineRule="auto"/>
-        <w:ind w:left="0" w:leftChars="0" w:firstLine="0" w:firstLineChars="0"/>
-        <w:jc w:val="both"/>
-        <w:rPr>
-          <w:rFonts w:hint="default" w:ascii="Kalinga" w:hAnsi="Kalinga"/>
-          <w:b w:val="0"/>
-          <w:bCs w:val="0"/>
-          <w:color w:val="auto"/>
-          <w:sz w:val="20"/>
-          <w:szCs w:val="20"/>
-        </w:rPr>
-      </w:pPr>
-      <w:r>
-        <w:rPr>
-          <w:rFonts w:hint="default" w:ascii="Kalinga" w:hAnsi="Kalinga"/>
-          <w:b w:val="0"/>
-          <w:bCs w:val="0"/>
-          <w:color w:val="auto"/>
-          <w:sz w:val="20"/>
-          <w:szCs w:val="20"/>
-        </w:rPr>
-        <w:t>{{/slik_bank_5_ada}}{{#slik_bank_6_ada}}-Fasilitas Kredit {{slik_bank_6_jenis}} di {{slik_bank_6_nama}} maks Rp. {{slik_bank_6_maks}} outs Rp. {{slik_bank_6_outs}} angsuran Rp. {{slik_bank_6_angsuran}} Coll {{slik_bank_6_coll}}. {{slik_bank_6_alasan}}</w:t>
-      </w:r>
-    </w:p>
-    <w:p>
-      <w:pPr>
-        <w:spacing w:after="0" w:line="240" w:lineRule="auto"/>
-        <w:ind w:left="0" w:leftChars="0" w:firstLine="0" w:firstLineChars="0"/>
-        <w:jc w:val="both"/>
-        <w:rPr>
-          <w:rFonts w:hint="default" w:ascii="Kalinga" w:hAnsi="Kalinga"/>
-          <w:b w:val="0"/>
-          <w:bCs w:val="0"/>
-          <w:color w:val="auto"/>
-          <w:sz w:val="20"/>
-          <w:szCs w:val="20"/>
-        </w:rPr>
-      </w:pPr>
-      <w:r>
-        <w:rPr>
-          <w:rFonts w:hint="default" w:ascii="Kalinga" w:hAnsi="Kalinga"/>
-          <w:b w:val="0"/>
-          <w:bCs w:val="0"/>
-          <w:color w:val="auto"/>
-          <w:sz w:val="20"/>
-          <w:szCs w:val="20"/>
-        </w:rPr>
-        <w:t>{{/slik_bank_6_ada}}{{#slik_bank_7_ada}}-Fasilitas Kredit {{slik_bank_7_jenis}} di {{slik_bank_7_nama}} maks Rp. {{slik_bank_7_maks}} outs Rp. {{slik_bank_7_outs}} angsuran Rp. {{slik_bank_7_angsuran}} Coll {{slik_bank_7_coll}}. {{slik_bank_7_alasan}}</w:t>
-      </w:r>
-    </w:p>
-    <w:p>
-      <w:pPr>
-        <w:spacing w:after="0" w:line="240" w:lineRule="auto"/>
-        <w:ind w:left="0" w:leftChars="0" w:firstLine="0" w:firstLineChars="0"/>
-        <w:jc w:val="both"/>
-        <w:rPr>
-          <w:rFonts w:hint="default" w:ascii="Kalinga" w:hAnsi="Kalinga"/>
-          <w:b w:val="0"/>
-          <w:bCs w:val="0"/>
-          <w:color w:val="auto"/>
-          <w:sz w:val="20"/>
-          <w:szCs w:val="20"/>
-        </w:rPr>
-      </w:pPr>
-      <w:r>
-        <w:rPr>
-          <w:rFonts w:hint="default" w:ascii="Kalinga" w:hAnsi="Kalinga"/>
-          <w:b w:val="0"/>
-          <w:bCs w:val="0"/>
-          <w:color w:val="auto"/>
-          <w:sz w:val="20"/>
-          <w:szCs w:val="20"/>
-        </w:rPr>
-        <w:t>{{/slik_bank_7_ada}}{{#slik_bank_8_ada}}-Fasilitas Kredit {{slik_bank_8_jenis}} di {{slik_bank_8_nama}} maks Rp. {{slik_bank_8_maks}} outs Rp. {{slik_bank_8_outs}} angsuran Rp. {{slik_bank_8_angsuran}} Coll {{slik_bank_8_coll}}. {{slik_bank_8_alasan}}</w:t>
-      </w:r>
-    </w:p>
-    <w:p>
-      <w:pPr>
-        <w:spacing w:after="0" w:line="240" w:lineRule="auto"/>
-        <w:ind w:left="0" w:leftChars="0" w:firstLine="0" w:firstLineChars="0"/>
-        <w:jc w:val="both"/>
-        <w:rPr>
-          <w:rFonts w:hint="default" w:ascii="Kalinga" w:hAnsi="Kalinga"/>
-          <w:b w:val="0"/>
-          <w:bCs w:val="0"/>
-          <w:color w:val="auto"/>
-          <w:sz w:val="20"/>
-          <w:szCs w:val="20"/>
-        </w:rPr>
-      </w:pPr>
-      <w:r>
-        <w:rPr>
-          <w:rFonts w:hint="default" w:ascii="Kalinga" w:hAnsi="Kalinga"/>
-          <w:b w:val="0"/>
-          <w:bCs w:val="0"/>
-          <w:color w:val="auto"/>
-          <w:sz w:val="20"/>
-          <w:szCs w:val="20"/>
-        </w:rPr>
-        <w:t>{{/slik_bank_8_ada}}{{#slik_bank_9_ada}}-Fasilitas Kredit {{slik_bank_9_jenis}} di {{slik_bank_9_nama}} maks Rp. {{slik_bank_9_maks}} outs Rp. {{slik_bank_9_outs}} angsuran Rp. {{slik_bank_9_angsuran}} Coll {{slik_bank_9_coll}}. {{slik_bank_9_alasan}}</w:t>
-      </w:r>
-    </w:p>
-    <w:p>
-      <w:pPr>
-        <w:spacing w:after="0" w:line="240" w:lineRule="auto"/>
-        <w:ind w:left="0" w:leftChars="0" w:firstLine="0" w:firstLineChars="0"/>
-        <w:jc w:val="both"/>
-        <w:rPr>
-          <w:rFonts w:hint="default" w:ascii="Kalinga" w:hAnsi="Kalinga"/>
-          <w:b w:val="0"/>
-          <w:bCs w:val="0"/>
-          <w:color w:val="auto"/>
-          <w:sz w:val="20"/>
-          <w:szCs w:val="20"/>
-        </w:rPr>
-      </w:pPr>
-      <w:r>
-        <w:rPr>
-          <w:rFonts w:hint="default" w:ascii="Kalinga" w:hAnsi="Kalinga"/>
-          <w:b w:val="0"/>
-          <w:bCs w:val="0"/>
-          <w:color w:val="auto"/>
-          <w:sz w:val="20"/>
-          <w:szCs w:val="20"/>
-        </w:rPr>
-        <w:t>{{/slik_bank_9_ada}}{{#slik_bank_10_ada}}-Fasilitas Kredit {{slik_bank_10_jenis}} di {{slik_bank_10_nama}} maks Rp. {{slik_bank_10_maks}} outs Rp. {{slik_bank_10_outs}} angsuran Rp. {{slik_bank_10_angsuran}} Coll {{slik_bank_10_coll}}. {{slik_bank_10_alasan}}</w:t>
-      </w:r>
-    </w:p>
-    <w:p>
-      <w:pPr>
-        <w:spacing w:after="0" w:line="240" w:lineRule="auto"/>
-        <w:ind w:left="0" w:leftChars="0" w:firstLine="0" w:firstLineChars="0"/>
-        <w:jc w:val="both"/>
-        <w:rPr>
-          <w:rFonts w:hint="default" w:ascii="Kalinga" w:hAnsi="Kalinga"/>
-          <w:b w:val="0"/>
-          <w:bCs w:val="0"/>
-          <w:color w:val="auto"/>
-          <w:sz w:val="20"/>
-          <w:szCs w:val="20"/>
-        </w:rPr>
-      </w:pPr>
-      <w:r>
-        <w:rPr>
-          <w:rFonts w:hint="default" w:ascii="Kalinga" w:hAnsi="Kalinga"/>
-          <w:b w:val="0"/>
-          <w:bCs w:val="0"/>
-          <w:color w:val="auto"/>
-          <w:sz w:val="20"/>
-          <w:szCs w:val="20"/>
-        </w:rPr>
-        <w:t>{{/slik_bank_10_ada}}{{#slik_bank_11_ada}}-Fasilitas Kredit {{slik_bank_11_jenis}} di {{slik_bank_11_nama}} maks Rp. {{slik_bank_11_maks}} outs Rp. {{slik_bank_11_outs}} angsuran Rp. {{slik_bank_11_angsuran}} Coll {{slik_bank_11_coll}}. {{slik_bank_11_alasan}}</w:t>
-      </w:r>
-    </w:p>
-    <w:p>
-      <w:pPr>
-        <w:spacing w:after="0" w:line="240" w:lineRule="auto"/>
-        <w:ind w:left="0" w:leftChars="0" w:firstLine="0" w:firstLineChars="0"/>
-        <w:jc w:val="both"/>
-        <w:rPr>
-          <w:rFonts w:hint="default" w:ascii="Kalinga" w:hAnsi="Kalinga"/>
-          <w:b w:val="0"/>
-          <w:bCs w:val="0"/>
-          <w:color w:val="auto"/>
-          <w:sz w:val="20"/>
-          <w:szCs w:val="20"/>
-        </w:rPr>
-      </w:pPr>
-      <w:r>
-        <w:rPr>
-          <w:rFonts w:hint="default" w:ascii="Kalinga" w:hAnsi="Kalinga"/>
-          <w:b w:val="0"/>
-          <w:bCs w:val="0"/>
-          <w:color w:val="auto"/>
-          <w:sz w:val="20"/>
-          <w:szCs w:val="20"/>
-        </w:rPr>
-        <w:t>{{/slik_bank_11_ada}}{{#slik_bank_12_ada}}-Fasilitas Kredit {{slik_bank_12_jenis}} di {{slik_bank_12_nama}} maks Rp. {{slik_bank_12_maks}} outs Rp. {{slik_bank_12_outs}} angsuran Rp. {{slik_bank_12_angsuran}} Coll {{slik_bank_12_coll}}. {{slik_bank_12_alasan}}</w:t>
-      </w:r>
-    </w:p>
-    <w:p>
-      <w:pPr>
-        <w:spacing w:after="0" w:line="240" w:lineRule="auto"/>
-        <w:ind w:left="0" w:leftChars="0" w:firstLine="0" w:firstLineChars="0"/>
-        <w:jc w:val="both"/>
-        <w:rPr>
-          <w:rFonts w:hint="default" w:ascii="Kalinga" w:hAnsi="Kalinga"/>
-          <w:b w:val="0"/>
-          <w:bCs w:val="0"/>
-          <w:color w:val="auto"/>
-          <w:sz w:val="20"/>
-          <w:szCs w:val="20"/>
-        </w:rPr>
-      </w:pPr>
-      <w:r>
-        <w:rPr>
-          <w:rFonts w:hint="default" w:ascii="Kalinga" w:hAnsi="Kalinga"/>
-          <w:b w:val="0"/>
-          <w:bCs w:val="0"/>
-          <w:color w:val="auto"/>
-          <w:sz w:val="20"/>
-          <w:szCs w:val="20"/>
-        </w:rPr>
-        <w:t>{{/slik_bank_12_ada}}{{#slik_bank_13_ada}}-Fasilitas Kredit {{slik_bank_13_jenis}} di {{slik_bank_13_nama}} maks Rp. {{slik_bank_13_maks}} outs Rp. {{slik_bank_13_outs}} angsuran Rp. {{slik_bank_13_angsuran}} Coll {{slik_bank_13_coll}}. {{slik_bank_13_alasan}}</w:t>
-      </w:r>
-    </w:p>
-    <w:p>
-      <w:pPr>
-        <w:spacing w:after="0" w:line="240" w:lineRule="auto"/>
-        <w:ind w:left="0" w:leftChars="0" w:firstLine="0" w:firstLineChars="0"/>
-        <w:jc w:val="both"/>
-        <w:rPr>
-          <w:rFonts w:hint="default" w:ascii="Kalinga" w:hAnsi="Kalinga"/>
-          <w:b w:val="0"/>
-          <w:bCs w:val="0"/>
-          <w:color w:val="auto"/>
-          <w:sz w:val="20"/>
-          <w:szCs w:val="20"/>
-        </w:rPr>
-      </w:pPr>
-      <w:r>
-        <w:rPr>
-          <w:rFonts w:hint="default" w:ascii="Kalinga" w:hAnsi="Kalinga"/>
-          <w:b w:val="0"/>
-          <w:bCs w:val="0"/>
-          <w:color w:val="auto"/>
-          <w:sz w:val="20"/>
-          <w:szCs w:val="20"/>
-        </w:rPr>
-        <w:t>{{/slik_bank_13_ada}}{{#slik_bank_14_ada}}-Fasilitas Kredit {{slik_bank_14_jenis}} di {{slik_bank_14_nama}} maks Rp. {{slik_bank_14_maks}} outs Rp. {{slik_bank_14_outs}} angsuran Rp. {{slik_bank_14_angsuran}} Coll {{slik_bank_14_coll}}. {{slik_bank_14_alasan}}</w:t>
-      </w:r>
-    </w:p>
-    <w:p>
-      <w:pPr>
-        <w:spacing w:after="0" w:line="240" w:lineRule="auto"/>
-        <w:ind w:left="0" w:leftChars="0" w:firstLine="0" w:firstLineChars="0"/>
-        <w:jc w:val="both"/>
-        <w:rPr>
-          <w:rFonts w:hint="default" w:ascii="Kalinga" w:hAnsi="Kalinga"/>
-          <w:b w:val="0"/>
-          <w:bCs w:val="0"/>
-          <w:color w:val="auto"/>
-          <w:sz w:val="20"/>
-          <w:szCs w:val="20"/>
-        </w:rPr>
-      </w:pPr>
-      <w:r>
-        <w:rPr>
-          <w:rFonts w:hint="default" w:ascii="Kalinga" w:hAnsi="Kalinga"/>
-          <w:b w:val="0"/>
-          <w:bCs w:val="0"/>
-          <w:color w:val="auto"/>
-          <w:sz w:val="20"/>
-          <w:szCs w:val="20"/>
-        </w:rPr>
-        <w:t>{{/slik_bank_14_ada}}{{#slik_bank_15_ada}}-Fasilitas Kredit {{slik_bank_15_jenis}} di {{slik_bank_15_nama}} maks Rp. {{slik_bank_15_maks}} outs Rp. {{slik_bank_15_outs}} angsuran Rp. {{slik_bank_15_angsuran}} Coll {{slik_bank_15_coll}}. {{slik_bank_15_alasan}}</w:t>
-      </w:r>
-    </w:p>
-    <w:p>
-      <w:pPr>
-        <w:spacing w:after="0" w:line="240" w:lineRule="auto"/>
-        <w:ind w:left="0" w:leftChars="0" w:firstLine="0" w:firstLineChars="0"/>
-        <w:jc w:val="both"/>
-        <w:rPr>
-          <w:rFonts w:ascii="Kalinga" w:hAnsi="Kalinga" w:cs="Kalinga"/>
-          <w:b w:val="0"/>
-          <w:bCs w:val="0"/>
-          <w:color w:val="auto"/>
-          <w:sz w:val="20"/>
-          <w:szCs w:val="20"/>
-          <w:u w:val="single"/>
-        </w:rPr>
-      </w:pPr>
-      <w:r>
-        <w:rPr>
-          <w:rFonts w:hint="default" w:ascii="Kalinga" w:hAnsi="Kalinga"/>
-          <w:b w:val="0"/>
-          <w:bCs w:val="0"/>
-          <w:color w:val="auto"/>
-          <w:sz w:val="20"/>
-          <w:szCs w:val="20"/>
-        </w:rPr>
-        <w:t>{{/slik_bank_15_ada}}</w:t>
-      </w:r>
-      <w:r>
-        <w:rPr>
-          <w:rFonts w:hint="default" w:ascii="Kalinga" w:hAnsi="Kalinga"/>
-          <w:b/>
-          <w:bCs/>
-          <w:i/>
-          <w:iCs/>
-          <w:color w:val="0000FF"/>
-          <w:sz w:val="20"/>
-          <w:szCs w:val="20"/>
-          <w:u w:val="single"/>
-        </w:rPr>
-        <w:t>{{slik_mitigasi_risiko}}</w:t>
-      </w:r>
-      <w:r>
-        <w:rPr>
-          <w:rFonts w:hint="default" w:ascii="Kalinga" w:hAnsi="Kalinga"/>
-          <w:b w:val="0"/>
-          <w:bCs w:val="0"/>
-          <w:color w:val="auto"/>
-          <w:sz w:val="20"/>
-          <w:szCs w:val="20"/>
-        </w:rPr>
-        <w:t>{{/slik_ada_fasilitas}}</w:t>
-      </w:r>
-    </w:p>
-    <w:p>
-      <w:pPr>
-        <w:spacing w:after="0" w:line="240" w:lineRule="auto"/>
-        <w:ind w:left="0" w:leftChars="0" w:firstLine="0" w:firstLineChars="0"/>
-        <w:jc w:val="both"/>
-        <w:rPr>
-          <w:rFonts w:ascii="Kalinga" w:hAnsi="Kalinga" w:cs="Kalinga"/>
-          <w:b/>
-          <w:bCs/>
-          <w:color w:val="auto"/>
-          <w:sz w:val="20"/>
-          <w:szCs w:val="20"/>
-          <w:u w:val="single"/>
-        </w:rPr>
-      </w:pPr>
-    </w:p>
-    <w:p>
-      <w:pPr>
-        <w:spacing w:after="0" w:line="240" w:lineRule="auto"/>
-        <w:ind w:left="0" w:leftChars="0" w:firstLine="0" w:firstLineChars="0"/>
-        <w:jc w:val="both"/>
-        <w:rPr>
-          <w:rFonts w:ascii="Kalinga" w:hAnsi="Kalinga" w:cs="Kalinga"/>
-          <w:color w:val="auto"/>
-          <w:sz w:val="20"/>
-          <w:szCs w:val="20"/>
-        </w:rPr>
-      </w:pPr>
-      <w:r>
-        <w:rPr>
-          <w:rFonts w:ascii="Kalinga" w:hAnsi="Kalinga" w:cs="Kalinga"/>
-          <w:b/>
-          <w:bCs/>
-          <w:color w:val="auto"/>
-          <w:sz w:val="20"/>
-          <w:szCs w:val="20"/>
-          <w:u w:val="single"/>
-        </w:rPr>
-        <w:t>VERI</w:t>
-      </w:r>
-      <w:r>
-        <w:rPr>
-          <w:rFonts w:hint="default" w:ascii="Kalinga" w:hAnsi="Kalinga" w:cs="Kalinga"/>
-          <w:b/>
-          <w:bCs/>
-          <w:color w:val="auto"/>
-          <w:sz w:val="20"/>
-          <w:szCs w:val="20"/>
-          <w:u w:val="single"/>
-          <w:lang w:val="en-US"/>
-        </w:rPr>
-        <w:t>FI</w:t>
-      </w:r>
-      <w:r>
-        <w:rPr>
-          <w:rFonts w:ascii="Kalinga" w:hAnsi="Kalinga" w:cs="Kalinga"/>
-          <w:b/>
-          <w:bCs/>
-          <w:color w:val="auto"/>
-          <w:sz w:val="20"/>
-          <w:szCs w:val="20"/>
-          <w:u w:val="single"/>
-        </w:rPr>
-        <w:t xml:space="preserve">KASI PENGHASILAN PEMOHON </w:t>
-      </w:r>
-      <w:bookmarkStart w:id="2" w:name="OLE_LINK25"/>
-    </w:p>
-    <w:p>
-      <w:pPr>
-        <w:spacing w:after="0" w:line="240" w:lineRule="auto"/>
-        <w:ind w:left="0" w:leftChars="0" w:firstLine="0" w:firstLineChars="0"/>
-        <w:jc w:val="both"/>
-        <w:rPr>
-          <w:rFonts w:ascii="Kalinga" w:hAnsi="Kalinga" w:cs="Kalinga"/>
-          <w:color w:val="auto"/>
-          <w:sz w:val="6"/>
-          <w:szCs w:val="6"/>
-        </w:rPr>
-      </w:pPr>
-      <w:r>
-        <w:rPr>
-          <w:rFonts w:hint="default" w:ascii="Kalinga" w:hAnsi="Kalinga"/>
-          <w:color w:val="auto"/>
-          <w:sz w:val="20"/>
-          <w:szCs w:val="20"/>
-        </w:rPr>
-        <w:t xml:space="preserve">Penghasilan Pemohon Cfm. Rekening Koran Gaji Bank {{payroll_bank}} nomor {{payroll_no_rek}} atas nama </w:t>
-      </w:r>
-      <w:r>
-        <w:rPr>
-          <w:rFonts w:hint="default" w:ascii="Kalinga" w:hAnsi="Kalinga"/>
-          <w:color w:val="auto"/>
-          <w:sz w:val="20"/>
-          <w:szCs w:val="20"/>
-          <w:lang w:val="en-US"/>
-        </w:rPr>
-        <w:t>{{nama_pemohon}}</w:t>
-      </w:r>
-      <w:r>
-        <w:rPr>
-          <w:rFonts w:hint="default" w:ascii="Kalinga" w:hAnsi="Kalinga"/>
-          <w:color w:val="auto"/>
-          <w:sz w:val="20"/>
-          <w:szCs w:val="20"/>
-        </w:rPr>
-        <w:t xml:space="preserve"> dengan data sebagai berikut :</w:t>
-      </w:r>
-    </w:p>
-    <w:bookmarkEnd w:id="2"/>
-    <w:p>
-      <w:pPr>
-        <w:pStyle w:val="6"/>
-        <w:numPr>
-          <w:ilvl w:val="0"/>
-          <w:numId w:val="1"/>
-        </w:numPr>
-        <w:spacing w:line="240" w:lineRule="auto"/>
-        <w:ind w:left="360" w:leftChars="0" w:right="160" w:rightChars="0" w:hanging="280" w:firstLineChars="0"/>
-        <w:jc w:val="both"/>
-        <w:rPr>
-          <w:rFonts w:hint="default" w:ascii="Kalinga" w:hAnsi="Kalinga"/>
-          <w:color w:val="auto"/>
-          <w:sz w:val="20"/>
-          <w:szCs w:val="20"/>
-        </w:rPr>
-      </w:pPr>
-      <w:r>
-        <w:rPr>
-          <w:rFonts w:hint="default" w:ascii="Kalinga" w:hAnsi="Kalinga"/>
-          <w:color w:val="auto"/>
-          <w:sz w:val="20"/>
-          <w:szCs w:val="20"/>
-        </w:rPr>
-        <w:t xml:space="preserve">Gaji Pensiun Bulan {{pensiun_bulan_1_nama}} </w:t>
-      </w:r>
-      <w:r>
-        <w:rPr>
-          <w:rFonts w:hint="default" w:ascii="Kalinga" w:hAnsi="Kalinga"/>
-          <w:color w:val="auto"/>
-          <w:sz w:val="20"/>
-          <w:szCs w:val="20"/>
-        </w:rPr>
-        <w:tab/>
-      </w:r>
-      <w:r>
-        <w:rPr>
-          <w:rFonts w:hint="default" w:ascii="Kalinga" w:hAnsi="Kalinga"/>
-          <w:color w:val="auto"/>
-          <w:sz w:val="20"/>
-          <w:szCs w:val="20"/>
-        </w:rPr>
-        <w:t>:</w:t>
-      </w:r>
-      <w:r>
-        <w:rPr>
-          <w:rFonts w:hint="default" w:ascii="Kalinga" w:hAnsi="Kalinga"/>
-          <w:color w:val="auto"/>
-          <w:sz w:val="20"/>
-          <w:szCs w:val="20"/>
-          <w:lang w:val="en-US"/>
-        </w:rPr>
-        <w:tab/>
-      </w:r>
-      <w:r>
-        <w:rPr>
-          <w:rFonts w:hint="default" w:ascii="Kalinga" w:hAnsi="Kalinga"/>
-          <w:color w:val="auto"/>
-          <w:sz w:val="20"/>
-          <w:szCs w:val="20"/>
-        </w:rPr>
-        <w:t>Rp. {{pensiun_bulan_1}},-</w:t>
-      </w:r>
-    </w:p>
-    <w:p>
-      <w:pPr>
-        <w:pStyle w:val="6"/>
-        <w:numPr>
-          <w:ilvl w:val="0"/>
-          <w:numId w:val="1"/>
-        </w:numPr>
-        <w:spacing w:line="240" w:lineRule="auto"/>
-        <w:ind w:left="360" w:leftChars="0" w:right="160" w:rightChars="0" w:hanging="280" w:firstLineChars="0"/>
-        <w:jc w:val="both"/>
-        <w:rPr>
-          <w:rFonts w:hint="default" w:ascii="Kalinga" w:hAnsi="Kalinga"/>
-          <w:color w:val="auto"/>
-          <w:sz w:val="20"/>
-          <w:szCs w:val="20"/>
-        </w:rPr>
-      </w:pPr>
-      <w:r>
-        <w:rPr>
-          <w:rFonts w:hint="default" w:ascii="Kalinga" w:hAnsi="Kalinga"/>
-          <w:color w:val="auto"/>
-          <w:sz w:val="20"/>
-          <w:szCs w:val="20"/>
-        </w:rPr>
-        <w:t>Gaji Pensiun Bulan {{pensiun_bulan_</w:t>
-      </w:r>
-      <w:r>
-        <w:rPr>
-          <w:rFonts w:hint="default" w:ascii="Kalinga" w:hAnsi="Kalinga"/>
-          <w:color w:val="auto"/>
-          <w:sz w:val="20"/>
-          <w:szCs w:val="20"/>
-          <w:lang w:val="en-US"/>
-        </w:rPr>
-        <w:t>2</w:t>
-      </w:r>
-      <w:r>
-        <w:rPr>
-          <w:rFonts w:hint="default" w:ascii="Kalinga" w:hAnsi="Kalinga"/>
-          <w:color w:val="auto"/>
-          <w:sz w:val="20"/>
-          <w:szCs w:val="20"/>
-        </w:rPr>
-        <w:t xml:space="preserve">_nama}} </w:t>
-      </w:r>
-      <w:r>
-        <w:rPr>
-          <w:rFonts w:hint="default" w:ascii="Kalinga" w:hAnsi="Kalinga"/>
-          <w:color w:val="auto"/>
-          <w:sz w:val="20"/>
-          <w:szCs w:val="20"/>
-        </w:rPr>
-        <w:tab/>
-      </w:r>
-      <w:r>
-        <w:rPr>
-          <w:rFonts w:hint="default" w:ascii="Kalinga" w:hAnsi="Kalinga"/>
-          <w:color w:val="auto"/>
-          <w:sz w:val="20"/>
-          <w:szCs w:val="20"/>
-        </w:rPr>
-        <w:t>:</w:t>
-      </w:r>
-      <w:r>
-        <w:rPr>
-          <w:rFonts w:hint="default" w:ascii="Kalinga" w:hAnsi="Kalinga"/>
-          <w:color w:val="auto"/>
-          <w:sz w:val="20"/>
-          <w:szCs w:val="20"/>
-          <w:lang w:val="en-US"/>
-        </w:rPr>
-        <w:tab/>
-      </w:r>
-      <w:r>
-        <w:rPr>
-          <w:rFonts w:hint="default" w:ascii="Kalinga" w:hAnsi="Kalinga"/>
-          <w:color w:val="auto"/>
-          <w:sz w:val="20"/>
-          <w:szCs w:val="20"/>
-        </w:rPr>
-        <w:t>Rp. {{pensiun_bulan_</w:t>
-      </w:r>
-      <w:r>
-        <w:rPr>
-          <w:rFonts w:hint="default" w:ascii="Kalinga" w:hAnsi="Kalinga"/>
-          <w:color w:val="auto"/>
-          <w:sz w:val="20"/>
-          <w:szCs w:val="20"/>
-          <w:lang w:val="en-US"/>
-        </w:rPr>
-        <w:t>2</w:t>
-      </w:r>
-      <w:r>
-        <w:rPr>
-          <w:rFonts w:hint="default" w:ascii="Kalinga" w:hAnsi="Kalinga"/>
-          <w:color w:val="auto"/>
-          <w:sz w:val="20"/>
-          <w:szCs w:val="20"/>
-        </w:rPr>
-        <w:t>}},-</w:t>
-      </w:r>
-    </w:p>
-    <w:p>
-      <w:pPr>
-        <w:pStyle w:val="6"/>
-        <w:numPr>
-          <w:ilvl w:val="0"/>
-          <w:numId w:val="1"/>
-        </w:numPr>
-        <w:spacing w:line="240" w:lineRule="auto"/>
-        <w:ind w:left="360" w:leftChars="0" w:right="160" w:rightChars="0" w:hanging="280" w:firstLineChars="0"/>
-        <w:jc w:val="both"/>
-        <w:rPr>
-          <w:rFonts w:ascii="Kalinga" w:hAnsi="Kalinga" w:cs="Kalinga"/>
-          <w:b/>
-          <w:bCs/>
-          <w:color w:val="auto"/>
-          <w:sz w:val="20"/>
-          <w:szCs w:val="20"/>
-        </w:rPr>
-      </w:pPr>
-      <w:r>
-        <w:rPr>
-          <w:rFonts w:hint="default" w:ascii="Kalinga" w:hAnsi="Kalinga"/>
-          <w:color w:val="auto"/>
-          <w:sz w:val="20"/>
-          <w:szCs w:val="20"/>
-        </w:rPr>
-        <w:t>Gaji Pensiun Bulan {{pensiun_bulan_</w:t>
-      </w:r>
-      <w:r>
-        <w:rPr>
-          <w:rFonts w:hint="default" w:ascii="Kalinga" w:hAnsi="Kalinga"/>
-          <w:color w:val="auto"/>
-          <w:sz w:val="20"/>
-          <w:szCs w:val="20"/>
-          <w:lang w:val="en-US"/>
-        </w:rPr>
-        <w:t>3</w:t>
-      </w:r>
-      <w:r>
-        <w:rPr>
-          <w:rFonts w:hint="default" w:ascii="Kalinga" w:hAnsi="Kalinga"/>
-          <w:color w:val="auto"/>
-          <w:sz w:val="20"/>
-          <w:szCs w:val="20"/>
-        </w:rPr>
-        <w:t xml:space="preserve">_nama}} </w:t>
-      </w:r>
-      <w:r>
-        <w:rPr>
-          <w:rFonts w:hint="default" w:ascii="Kalinga" w:hAnsi="Kalinga"/>
-          <w:color w:val="auto"/>
-          <w:sz w:val="20"/>
-          <w:szCs w:val="20"/>
-        </w:rPr>
-        <w:tab/>
-      </w:r>
-      <w:r>
-        <w:rPr>
-          <w:rFonts w:hint="default" w:ascii="Kalinga" w:hAnsi="Kalinga"/>
-          <w:color w:val="auto"/>
-          <w:sz w:val="20"/>
-          <w:szCs w:val="20"/>
-        </w:rPr>
-        <w:t>:</w:t>
-      </w:r>
-      <w:r>
-        <w:rPr>
-          <w:rFonts w:hint="default" w:ascii="Kalinga" w:hAnsi="Kalinga"/>
-          <w:color w:val="auto"/>
-          <w:sz w:val="20"/>
-          <w:szCs w:val="20"/>
-          <w:lang w:val="en-US"/>
-        </w:rPr>
-        <w:tab/>
-      </w:r>
-      <w:r>
-        <w:rPr>
-          <w:rFonts w:hint="default" w:ascii="Kalinga" w:hAnsi="Kalinga"/>
-          <w:color w:val="auto"/>
-          <w:sz w:val="20"/>
-          <w:szCs w:val="20"/>
-        </w:rPr>
-        <w:t>Rp. {{pensiun_bulan_</w:t>
-      </w:r>
-      <w:r>
-        <w:rPr>
-          <w:rFonts w:hint="default" w:ascii="Kalinga" w:hAnsi="Kalinga"/>
-          <w:color w:val="auto"/>
-          <w:sz w:val="20"/>
-          <w:szCs w:val="20"/>
-          <w:lang w:val="en-US"/>
-        </w:rPr>
-        <w:t>3</w:t>
-      </w:r>
-      <w:r>
-        <w:rPr>
-          <w:rFonts w:hint="default" w:ascii="Kalinga" w:hAnsi="Kalinga"/>
-          <w:color w:val="auto"/>
-          <w:sz w:val="20"/>
-          <w:szCs w:val="20"/>
-        </w:rPr>
-        <w:t>}},-</w:t>
-      </w:r>
-    </w:p>
-    <w:p>
-      <w:pPr>
-        <w:spacing w:after="0" w:line="240" w:lineRule="auto"/>
-        <w:ind w:left="0" w:leftChars="0" w:firstLine="0" w:firstLineChars="0"/>
-        <w:rPr>
-          <w:rFonts w:ascii="Kalinga" w:hAnsi="Kalinga" w:cs="Kalinga"/>
-          <w:b/>
-          <w:bCs/>
-          <w:color w:val="auto"/>
-          <w:sz w:val="20"/>
-          <w:szCs w:val="20"/>
-          <w:u w:val="single"/>
-        </w:rPr>
-      </w:pPr>
-    </w:p>
-    <w:p>
-      <w:pPr>
-        <w:spacing w:after="0" w:line="240" w:lineRule="auto"/>
-        <w:ind w:left="0" w:leftChars="0" w:firstLine="0" w:firstLineChars="0"/>
-        <w:rPr>
-          <w:rFonts w:ascii="Kalinga" w:hAnsi="Kalinga" w:cs="Kalinga"/>
-          <w:b/>
-          <w:bCs/>
-          <w:color w:val="auto"/>
-          <w:sz w:val="20"/>
-          <w:szCs w:val="20"/>
-        </w:rPr>
-      </w:pPr>
-      <w:r>
-        <w:rPr>
-          <w:rFonts w:ascii="Kalinga" w:hAnsi="Kalinga" w:cs="Kalinga"/>
-          <w:b/>
-          <w:bCs/>
-          <w:color w:val="auto"/>
-          <w:sz w:val="20"/>
-          <w:szCs w:val="20"/>
-          <w:u w:val="single"/>
-        </w:rPr>
-        <w:t>CALL MEMO</w:t>
-      </w:r>
-    </w:p>
-    <w:p>
-      <w:pPr>
-        <w:spacing w:after="0" w:line="240" w:lineRule="auto"/>
-        <w:ind w:left="0" w:leftChars="0" w:firstLine="0" w:firstLineChars="0"/>
-        <w:rPr>
-          <w:rFonts w:hint="default" w:ascii="Kalinga" w:hAnsi="Kalinga"/>
-          <w:b/>
-          <w:bCs/>
-          <w:color w:val="auto"/>
-          <w:sz w:val="20"/>
-          <w:szCs w:val="20"/>
-          <w:lang w:val="en-US"/>
-        </w:rPr>
-      </w:pPr>
-      <w:r>
-        <w:rPr>
-          <w:rFonts w:hint="default" w:ascii="Kalinga" w:hAnsi="Kalinga"/>
-          <w:b/>
-          <w:bCs/>
-          <w:color w:val="auto"/>
-          <w:sz w:val="20"/>
-          <w:szCs w:val="20"/>
-        </w:rPr>
-        <w:t xml:space="preserve">Tgl. Call Memo   </w:t>
-      </w:r>
-      <w:r>
-        <w:rPr>
-          <w:rFonts w:hint="default" w:ascii="Kalinga" w:hAnsi="Kalinga"/>
-          <w:b/>
-          <w:bCs/>
-          <w:color w:val="auto"/>
-          <w:sz w:val="20"/>
-          <w:szCs w:val="20"/>
-          <w:lang w:val="en-US"/>
-        </w:rPr>
-        <w:tab/>
-      </w:r>
-      <w:r>
-        <w:rPr>
-          <w:rFonts w:hint="default" w:ascii="Kalinga" w:hAnsi="Kalinga"/>
-          <w:b/>
-          <w:bCs/>
-          <w:color w:val="auto"/>
-          <w:sz w:val="20"/>
-          <w:szCs w:val="20"/>
-        </w:rPr>
-        <w:t xml:space="preserve">: </w:t>
-      </w:r>
-      <w:r>
-        <w:rPr>
-          <w:rFonts w:hint="default" w:ascii="Kalinga" w:hAnsi="Kalinga"/>
-          <w:b/>
-          <w:bCs/>
-          <w:color w:val="auto"/>
-          <w:sz w:val="20"/>
-          <w:szCs w:val="20"/>
-          <w:lang w:val="en-US"/>
-        </w:rPr>
-        <w:t>{{tgl_call_memo}}</w:t>
-      </w:r>
-    </w:p>
-    <w:p>
-      <w:pPr>
-        <w:spacing w:after="0" w:line="240" w:lineRule="auto"/>
-        <w:ind w:left="0" w:leftChars="0" w:firstLine="0" w:firstLineChars="0"/>
-        <w:rPr>
-          <w:rFonts w:hint="default" w:ascii="Kalinga" w:hAnsi="Kalinga"/>
-          <w:b/>
-          <w:bCs/>
-          <w:color w:val="auto"/>
-          <w:sz w:val="20"/>
-          <w:szCs w:val="20"/>
-        </w:rPr>
-      </w:pPr>
-      <w:r>
-        <w:rPr>
-          <w:rFonts w:hint="default" w:ascii="Kalinga" w:hAnsi="Kalinga"/>
-          <w:b/>
-          <w:bCs/>
-          <w:color w:val="auto"/>
-          <w:sz w:val="20"/>
-          <w:szCs w:val="20"/>
-        </w:rPr>
-        <w:t xml:space="preserve">Yang diverifikasi   </w:t>
-      </w:r>
-      <w:r>
-        <w:rPr>
-          <w:rFonts w:hint="default" w:ascii="Kalinga" w:hAnsi="Kalinga"/>
-          <w:b/>
-          <w:bCs/>
-          <w:color w:val="auto"/>
-          <w:sz w:val="20"/>
-          <w:szCs w:val="20"/>
-          <w:lang w:val="en-US"/>
-        </w:rPr>
-        <w:tab/>
-      </w:r>
-      <w:r>
-        <w:rPr>
-          <w:rFonts w:hint="default" w:ascii="Kalinga" w:hAnsi="Kalinga"/>
-          <w:b/>
-          <w:bCs/>
-          <w:color w:val="auto"/>
-          <w:sz w:val="20"/>
-          <w:szCs w:val="20"/>
-        </w:rPr>
-        <w:t>: {{nama_kerabat}} ({{hubungan_kerabat}})</w:t>
-      </w:r>
-    </w:p>
-    <w:p>
-      <w:pPr>
-        <w:spacing w:after="0" w:line="240" w:lineRule="auto"/>
-        <w:ind w:left="0" w:leftChars="0" w:firstLine="0" w:firstLineChars="0"/>
-        <w:rPr>
-          <w:rFonts w:hint="default" w:ascii="Kalinga" w:hAnsi="Kalinga"/>
-          <w:b/>
-          <w:bCs/>
-          <w:color w:val="auto"/>
-          <w:sz w:val="20"/>
-          <w:szCs w:val="20"/>
-        </w:rPr>
-      </w:pPr>
-      <w:r>
-        <w:rPr>
-          <w:rFonts w:hint="default" w:ascii="Kalinga" w:hAnsi="Kalinga"/>
-          <w:b/>
-          <w:bCs/>
-          <w:color w:val="auto"/>
-          <w:sz w:val="20"/>
-          <w:szCs w:val="20"/>
-        </w:rPr>
-        <w:t xml:space="preserve">Bentuk Call   </w:t>
-      </w:r>
-      <w:r>
-        <w:rPr>
-          <w:rFonts w:hint="default" w:ascii="Kalinga" w:hAnsi="Kalinga"/>
-          <w:b/>
-          <w:bCs/>
-          <w:color w:val="auto"/>
-          <w:sz w:val="20"/>
-          <w:szCs w:val="20"/>
-          <w:lang w:val="en-US"/>
-        </w:rPr>
-        <w:tab/>
-      </w:r>
-      <w:r>
-        <w:rPr>
-          <w:rFonts w:hint="default" w:ascii="Kalinga" w:hAnsi="Kalinga"/>
-          <w:b/>
-          <w:bCs/>
-          <w:color w:val="auto"/>
-          <w:sz w:val="20"/>
-          <w:szCs w:val="20"/>
-          <w:lang w:val="en-US"/>
-        </w:rPr>
-        <w:tab/>
-      </w:r>
-      <w:r>
-        <w:rPr>
-          <w:rFonts w:hint="default" w:ascii="Kalinga" w:hAnsi="Kalinga"/>
-          <w:b/>
-          <w:bCs/>
-          <w:color w:val="auto"/>
-          <w:sz w:val="20"/>
-          <w:szCs w:val="20"/>
-        </w:rPr>
-        <w:t>: Wawancara via Telepon ({{no_telepon_kerabat}}</w:t>
-      </w:r>
-      <w:r>
-        <w:rPr>
-          <w:rFonts w:hint="default" w:ascii="Kalinga" w:hAnsi="Kalinga"/>
-          <w:b/>
-          <w:bCs/>
-          <w:color w:val="auto"/>
-          <w:sz w:val="20"/>
-          <w:szCs w:val="20"/>
-          <w:lang w:val="en-US"/>
-        </w:rPr>
-        <w:tab/>
-      </w:r>
-      <w:r>
-        <w:rPr>
-          <w:rFonts w:hint="default" w:ascii="Kalinga" w:hAnsi="Kalinga"/>
-          <w:b/>
-          <w:bCs/>
-          <w:color w:val="auto"/>
-          <w:sz w:val="20"/>
-          <w:szCs w:val="20"/>
-        </w:rPr>
-        <w:t>)</w:t>
-      </w:r>
-    </w:p>
-    <w:p>
-      <w:pPr>
-        <w:spacing w:after="0" w:line="240" w:lineRule="auto"/>
-        <w:ind w:left="0" w:leftChars="0" w:firstLine="0" w:firstLineChars="0"/>
-        <w:rPr>
-          <w:rFonts w:hint="default" w:ascii="Kalinga" w:hAnsi="Kalinga"/>
-          <w:b/>
-          <w:bCs/>
-          <w:color w:val="auto"/>
-          <w:sz w:val="20"/>
-          <w:szCs w:val="20"/>
-        </w:rPr>
-      </w:pPr>
-      <w:r>
-        <w:rPr>
-          <w:rFonts w:hint="default" w:ascii="Kalinga" w:hAnsi="Kalinga"/>
-          <w:b/>
-          <w:bCs/>
-          <w:color w:val="auto"/>
-          <w:sz w:val="20"/>
-          <w:szCs w:val="20"/>
-        </w:rPr>
-        <w:t xml:space="preserve">Tujuan Call   </w:t>
-      </w:r>
-      <w:r>
-        <w:rPr>
-          <w:rFonts w:hint="default" w:ascii="Kalinga" w:hAnsi="Kalinga"/>
-          <w:b/>
-          <w:bCs/>
-          <w:color w:val="auto"/>
-          <w:sz w:val="20"/>
-          <w:szCs w:val="20"/>
-          <w:lang w:val="en-US"/>
-        </w:rPr>
-        <w:tab/>
-      </w:r>
-      <w:r>
-        <w:rPr>
-          <w:rFonts w:hint="default" w:ascii="Kalinga" w:hAnsi="Kalinga"/>
-          <w:b/>
-          <w:bCs/>
-          <w:color w:val="auto"/>
-          <w:sz w:val="20"/>
-          <w:szCs w:val="20"/>
-          <w:lang w:val="en-US"/>
-        </w:rPr>
-        <w:tab/>
-      </w:r>
-      <w:r>
-        <w:rPr>
-          <w:rFonts w:hint="default" w:ascii="Kalinga" w:hAnsi="Kalinga"/>
-          <w:b/>
-          <w:bCs/>
-          <w:color w:val="auto"/>
-          <w:sz w:val="20"/>
-          <w:szCs w:val="20"/>
-        </w:rPr>
-        <w:t>: Konfirmasi Kerabat</w:t>
-      </w:r>
-    </w:p>
-    <w:p>
-      <w:pPr>
-        <w:spacing w:after="0" w:line="240" w:lineRule="auto"/>
-        <w:ind w:left="0" w:leftChars="0" w:firstLine="0" w:firstLineChars="0"/>
-        <w:rPr>
-          <w:rFonts w:ascii="Kalinga" w:hAnsi="Kalinga" w:cs="Kalinga"/>
-          <w:b/>
-          <w:bCs/>
-          <w:color w:val="auto"/>
-          <w:sz w:val="20"/>
-          <w:szCs w:val="20"/>
-        </w:rPr>
-      </w:pPr>
-      <w:r>
-        <w:rPr>
-          <w:rFonts w:ascii="Kalinga" w:hAnsi="Kalinga" w:cs="Kalinga"/>
-          <w:b/>
-          <w:bCs/>
-          <w:color w:val="auto"/>
-          <w:sz w:val="20"/>
-          <w:szCs w:val="20"/>
-        </w:rPr>
-        <w:t xml:space="preserve">Informasi didapat </w:t>
-      </w:r>
-      <w:r>
-        <w:rPr>
-          <w:rFonts w:ascii="Kalinga" w:hAnsi="Kalinga" w:cs="Kalinga"/>
-          <w:b/>
-          <w:bCs/>
-          <w:color w:val="auto"/>
-          <w:sz w:val="20"/>
-          <w:szCs w:val="20"/>
-        </w:rPr>
-        <w:tab/>
-      </w:r>
-      <w:r>
-        <w:rPr>
-          <w:rFonts w:ascii="Kalinga" w:hAnsi="Kalinga" w:cs="Kalinga"/>
-          <w:b/>
-          <w:bCs/>
-          <w:color w:val="auto"/>
-          <w:sz w:val="20"/>
-          <w:szCs w:val="20"/>
-        </w:rPr>
-        <w:t>:</w:t>
-      </w:r>
-    </w:p>
-    <w:p>
-      <w:pPr>
-        <w:pStyle w:val="6"/>
-        <w:numPr>
-          <w:ilvl w:val="0"/>
-          <w:numId w:val="1"/>
-        </w:numPr>
-        <w:spacing w:line="240" w:lineRule="auto"/>
-        <w:ind w:left="360" w:leftChars="0" w:right="160" w:rightChars="0" w:hanging="280" w:firstLineChars="0"/>
-        <w:jc w:val="both"/>
-        <w:rPr>
-          <w:rFonts w:hint="default" w:ascii="Kalinga" w:hAnsi="Kalinga"/>
-          <w:color w:val="auto"/>
-          <w:sz w:val="20"/>
-          <w:szCs w:val="20"/>
-        </w:rPr>
-      </w:pPr>
-      <w:r>
-        <w:rPr>
-          <w:rFonts w:hint="default" w:ascii="Kalinga" w:hAnsi="Kalinga"/>
-          <w:color w:val="auto"/>
-          <w:sz w:val="20"/>
-          <w:szCs w:val="20"/>
-        </w:rPr>
-        <w:t>Memang benar Pemohon merupakan</w:t>
-      </w:r>
-      <w:r>
-        <w:rPr>
-          <w:rFonts w:hint="default" w:ascii="Kalinga" w:hAnsi="Kalinga"/>
-          <w:color w:val="auto"/>
-          <w:sz w:val="20"/>
-          <w:szCs w:val="20"/>
-          <w:lang w:val="en-US"/>
-        </w:rPr>
-        <w:t xml:space="preserve"> Pensiun {{pensiunan}}</w:t>
-      </w:r>
-      <w:r>
-        <w:rPr>
-          <w:rFonts w:hint="default" w:ascii="Kalinga" w:hAnsi="Kalinga"/>
-          <w:color w:val="auto"/>
-          <w:sz w:val="20"/>
-          <w:szCs w:val="20"/>
-        </w:rPr>
-        <w:t xml:space="preserve"> di {{instansi}}</w:t>
-      </w:r>
-      <w:r>
-        <w:rPr>
-          <w:rFonts w:hint="default" w:ascii="Kalinga" w:hAnsi="Kalinga"/>
-          <w:color w:val="auto"/>
-          <w:sz w:val="20"/>
-          <w:szCs w:val="20"/>
-          <w:lang w:val="en-US"/>
-        </w:rPr>
-        <w:t>.</w:t>
-      </w:r>
-    </w:p>
-    <w:p>
-      <w:pPr>
-        <w:pStyle w:val="6"/>
-        <w:numPr>
-          <w:ilvl w:val="0"/>
-          <w:numId w:val="1"/>
-        </w:numPr>
-        <w:spacing w:line="240" w:lineRule="auto"/>
-        <w:ind w:left="360" w:leftChars="0" w:right="160" w:rightChars="0" w:hanging="280" w:firstLineChars="0"/>
-        <w:jc w:val="both"/>
-        <w:rPr>
-          <w:rFonts w:hint="default" w:ascii="Kalinga" w:hAnsi="Kalinga"/>
-          <w:color w:val="auto"/>
-          <w:sz w:val="20"/>
-          <w:szCs w:val="20"/>
-        </w:rPr>
-      </w:pPr>
-      <w:r>
-        <w:rPr>
-          <w:rFonts w:ascii="Kalinga" w:hAnsi="Kalinga" w:cs="Kalinga"/>
-          <w:color w:val="auto"/>
-          <w:sz w:val="20"/>
-          <w:szCs w:val="20"/>
-        </w:rPr>
-        <w:t>M</w:t>
-      </w:r>
-      <w:r>
-        <w:rPr>
-          <w:rFonts w:hint="default" w:ascii="Kalinga" w:hAnsi="Kalinga"/>
-          <w:color w:val="auto"/>
-          <w:sz w:val="20"/>
-          <w:szCs w:val="20"/>
-        </w:rPr>
-        <w:t>enurut Ybs. rumah yang di tempati Pemohon saat ini adalah rumah {{status_rumah}}.</w:t>
-      </w:r>
-    </w:p>
-    <w:p>
-      <w:pPr>
-        <w:pStyle w:val="6"/>
-        <w:numPr>
-          <w:ilvl w:val="0"/>
-          <w:numId w:val="1"/>
-        </w:numPr>
-        <w:spacing w:line="240" w:lineRule="auto"/>
-        <w:ind w:left="360" w:leftChars="0" w:right="160" w:rightChars="0" w:hanging="280" w:firstLineChars="0"/>
-        <w:jc w:val="both"/>
-        <w:rPr>
-          <w:rFonts w:hint="default" w:ascii="Kalinga" w:hAnsi="Kalinga"/>
-          <w:color w:val="auto"/>
-          <w:sz w:val="20"/>
-          <w:szCs w:val="20"/>
-        </w:rPr>
-      </w:pPr>
-      <w:r>
-        <w:rPr>
-          <w:rFonts w:hint="default" w:ascii="Kalinga" w:hAnsi="Kalinga"/>
-          <w:color w:val="auto"/>
-          <w:sz w:val="20"/>
-          <w:szCs w:val="20"/>
-        </w:rPr>
-        <w:t xml:space="preserve">Ybs. menyampaikan bahwa Pemohon memiliki kemampuan untuk menyetor angsuran atas kredit yang  dimohon, dan </w:t>
-      </w:r>
-    </w:p>
-    <w:p>
-      <w:pPr>
-        <w:pStyle w:val="6"/>
-        <w:numPr>
-          <w:ilvl w:val="0"/>
-          <w:numId w:val="1"/>
-        </w:numPr>
-        <w:spacing w:line="240" w:lineRule="auto"/>
-        <w:ind w:left="360" w:leftChars="0" w:right="160" w:rightChars="0" w:hanging="280" w:firstLineChars="0"/>
-        <w:jc w:val="both"/>
-        <w:rPr>
-          <w:rFonts w:hint="default" w:ascii="Kalinga" w:hAnsi="Kalinga"/>
-          <w:color w:val="auto"/>
-          <w:sz w:val="20"/>
-          <w:szCs w:val="20"/>
-        </w:rPr>
-      </w:pPr>
-      <w:r>
-        <w:rPr>
-          <w:rFonts w:hint="default" w:ascii="Kalinga" w:hAnsi="Kalinga"/>
-          <w:color w:val="auto"/>
-          <w:sz w:val="20"/>
-          <w:szCs w:val="20"/>
-        </w:rPr>
-        <w:t>Ybs. bersedia untuk mengingatkan Pemohon untuk kewajiban angsuran perbulan.</w:t>
-      </w:r>
-    </w:p>
-    <w:p>
-      <w:pPr>
-        <w:pStyle w:val="6"/>
-        <w:numPr>
-          <w:ilvl w:val="0"/>
-          <w:numId w:val="1"/>
-        </w:numPr>
-        <w:spacing w:line="240" w:lineRule="auto"/>
-        <w:ind w:left="360" w:leftChars="0" w:right="160" w:rightChars="0" w:hanging="280" w:firstLineChars="0"/>
-        <w:jc w:val="both"/>
-        <w:rPr>
-          <w:rFonts w:ascii="Kalinga" w:hAnsi="Kalinga" w:cs="Kalinga"/>
-          <w:color w:val="auto"/>
-          <w:sz w:val="20"/>
-          <w:szCs w:val="20"/>
-        </w:rPr>
-      </w:pPr>
-      <w:r>
-        <w:rPr>
-          <w:rFonts w:hint="default" w:ascii="Kalinga" w:hAnsi="Kalinga"/>
-          <w:color w:val="auto"/>
-          <w:sz w:val="20"/>
-          <w:szCs w:val="20"/>
-        </w:rPr>
-        <w:t>Pemohon dikenal baik dan bertanggung jawab.</w:t>
-      </w:r>
-    </w:p>
-    <w:p>
-      <w:pPr>
-        <w:spacing w:after="0" w:line="240" w:lineRule="auto"/>
-        <w:rPr>
-          <w:rFonts w:ascii="Kalinga" w:hAnsi="Kalinga" w:cs="Kalinga"/>
-          <w:b/>
-          <w:bCs/>
-          <w:color w:val="auto"/>
-          <w:sz w:val="20"/>
-          <w:szCs w:val="20"/>
-        </w:rPr>
-      </w:pPr>
+        </w:rPr>
+        <w:t>{{/list_call_memo}}</w:t>
+      </w:r>
+      <w:r>
+        <w:rPr>
+          <w:rFonts w:hint="default" w:ascii="Kalinga" w:hAnsi="Kalinga"/>
+          <w:b/>
+          <w:bCs/>
+          <w:color w:val="auto"/>
+          <w:sz w:val="20"/>
+          <w:szCs w:val="20"/>
+        </w:rPr>
+        <w:br w:type="textWrapping"/>
+      </w:r>
+    </w:p>
+    <w:p>
+      <w:pPr>
+        <w:spacing w:after="0" w:line="240" w:lineRule="auto"/>
+        <w:rPr>
+          <w:rFonts w:hint="default" w:ascii="Kalinga" w:hAnsi="Kalinga"/>
+          <w:b/>
+          <w:bCs/>
+          <w:color w:val="auto"/>
+          <w:sz w:val="20"/>
+          <w:szCs w:val="20"/>
+        </w:rPr>
+      </w:pPr>
+      <w:bookmarkStart w:id="17" w:name="_GoBack"/>
+      <w:bookmarkEnd w:id="17"/>
     </w:p>
     <w:p>
       <w:pPr>
@@ -2804,13 +1935,24 @@
       <w:r>
         <w:rPr>
           <w:rFonts w:hint="default" w:ascii="Kalinga" w:hAnsi="Kalinga"/>
+          <w:b/>
+          <w:bCs/>
+          <w:color w:val="auto"/>
+          <w:sz w:val="20"/>
+          <w:szCs w:val="20"/>
+        </w:rPr>
+        <w:br w:type="textWrapping"/>
+      </w:r>
+      <w:r>
+        <w:rPr>
+          <w:rFonts w:hint="default" w:ascii="Kalinga" w:hAnsi="Kalinga"/>
           <w:b w:val="0"/>
           <w:bCs w:val="0"/>
           <w:color w:val="auto"/>
           <w:sz w:val="20"/>
           <w:szCs w:val="20"/>
         </w:rPr>
-        <w:t>{{#slik_nihil}}</w:t>
+        <w:t>{{#list_fasilitas_kredit}}</w:t>
       </w:r>
     </w:p>
     <w:p>
@@ -2836,9 +1978,14 @@
           <w:sz w:val="20"/>
           <w:szCs w:val="20"/>
         </w:rPr>
-        <w:t>-{{fasilitas_nihil</w:t>
-      </w:r>
-      <w:r>
+        <w:t>-Fasilitas Kredit {{jenis_kredit}} di {{nama_bank}} maks Rp. {{plafon_maks}} outs Rp. {{outstanding}} angsuran Rp. {{angsuran}} Coll {{kolektibilitas}}. {{alasan}}</w:t>
+      </w:r>
+    </w:p>
+    <w:p>
+      <w:pPr>
+        <w:spacing w:after="0" w:line="240" w:lineRule="auto"/>
+        <w:ind w:left="0" w:leftChars="0" w:firstLine="0" w:firstLineChars="0"/>
+        <w:jc w:val="both"/>
         <w:rPr>
           <w:rFonts w:hint="default" w:ascii="Kalinga" w:hAnsi="Kalinga"/>
           <w:b w:val="0"/>
@@ -2846,10 +1993,8 @@
           <w:color w:val="auto"/>
           <w:sz w:val="20"/>
           <w:szCs w:val="20"/>
-          <w:lang w:val="en-US"/>
-        </w:rPr>
-        <w:t>_text</w:t>
-      </w:r>
+        </w:rPr>
+      </w:pPr>
       <w:r>
         <w:rPr>
           <w:rFonts w:hint="default" w:ascii="Kalinga" w:hAnsi="Kalinga"/>
@@ -2859,7 +2004,7 @@
           <w:sz w:val="20"/>
           <w:szCs w:val="20"/>
         </w:rPr>
-        <w:t>}}{{/slik_nihil}}{{#slik_ada_fasilitas}}</w:t>
+        <w:t>{{/list_fasilitas_kredit}}</w:t>
       </w:r>
     </w:p>
     <w:p>
@@ -2885,7 +2030,7 @@
           <w:sz w:val="20"/>
           <w:szCs w:val="20"/>
         </w:rPr>
-        <w:t>{{#slik_bank_1_ada}}-Fasilitas Kredit {{slik_bank_1_jenis}} di {{slik_bank_1_nama}} maks Rp. {{slik_bank_1_maks}} outs Rp. {{slik_bank_1_outs}} angsuran Rp. {{slik_bank_1_angsuran}} Coll {{slik_bank_1_coll}}. {{slik_bank_1_alasan}}</w:t>
+        <w:t>{{^list_fasilitas_kredit}}</w:t>
       </w:r>
     </w:p>
     <w:p>
@@ -2911,7 +2056,7 @@
           <w:sz w:val="20"/>
           <w:szCs w:val="20"/>
         </w:rPr>
-        <w:t>{{/slik_bank_1_ada}}{{#slik_bank_2_ada}}-Fasilitas Kredit {{slik_bank_2_jenis}} di {{slik_bank_2_nama}} maks Rp. {{slik_bank_2_maks}} outs Rp. {{slik_bank_2_outs}} angsuran Rp. {{slik_bank_2_angsuran}} Coll {{slik_bank_2_coll}}. {{slik_bank_2_alasan}}</w:t>
+        <w:t>-Nihil - Tidak ada fasilitas kredit</w:t>
       </w:r>
     </w:p>
     <w:p>
@@ -2937,7 +2082,7 @@
           <w:sz w:val="20"/>
           <w:szCs w:val="20"/>
         </w:rPr>
-        <w:t>{{/slik_bank_2_ada}}{{#slik_bank_3_ada}}-Fasilitas Kredit {{slik_bank_3_jenis}} di {{slik_bank_3_nama}} maks Rp. {{slik_bank_3_maks}} outs Rp. {{slik_bank_3_outs}} angsuran Rp. {{slik_bank_3_angsuran}} Coll {{slik_bank_3_coll}}. {{slik_bank_3_alasan}}</w:t>
+        <w:t>{{/list_fasilitas_kredit}}</w:t>
       </w:r>
     </w:p>
     <w:p>
@@ -2946,341 +2091,7 @@
         <w:ind w:left="0" w:leftChars="0" w:firstLine="0" w:firstLineChars="0"/>
         <w:jc w:val="both"/>
         <w:rPr>
-          <w:rFonts w:hint="default" w:ascii="Kalinga" w:hAnsi="Kalinga"/>
-          <w:b w:val="0"/>
-          <w:bCs w:val="0"/>
-          <w:color w:val="auto"/>
-          <w:sz w:val="20"/>
-          <w:szCs w:val="20"/>
-        </w:rPr>
-      </w:pPr>
-      <w:r>
-        <w:rPr>
-          <w:rFonts w:hint="default" w:ascii="Kalinga" w:hAnsi="Kalinga"/>
-          <w:b w:val="0"/>
-          <w:bCs w:val="0"/>
-          <w:color w:val="auto"/>
-          <w:sz w:val="20"/>
-          <w:szCs w:val="20"/>
-        </w:rPr>
-        <w:t>{{/slik_bank_3_ada}}{{#slik_bank_4_ada}}-Fasilitas Kredit {{slik_bank_4_jenis}} di {{slik_bank_4_nama}} maks Rp. {{slik_bank_4_maks}} outs Rp. {{slik_bank_4_outs}} angsuran Rp. {{slik_bank_4_angsuran}} Coll {{slik_bank_4_coll}}. {{slik_bank_4_alasan}}</w:t>
-      </w:r>
-    </w:p>
-    <w:p>
-      <w:pPr>
-        <w:spacing w:after="0" w:line="240" w:lineRule="auto"/>
-        <w:ind w:left="0" w:leftChars="0" w:firstLine="0" w:firstLineChars="0"/>
-        <w:jc w:val="both"/>
-        <w:rPr>
-          <w:rFonts w:hint="default" w:ascii="Kalinga" w:hAnsi="Kalinga"/>
-          <w:b w:val="0"/>
-          <w:bCs w:val="0"/>
-          <w:color w:val="auto"/>
-          <w:sz w:val="20"/>
-          <w:szCs w:val="20"/>
-        </w:rPr>
-      </w:pPr>
-      <w:r>
-        <w:rPr>
-          <w:rFonts w:hint="default" w:ascii="Kalinga" w:hAnsi="Kalinga"/>
-          <w:b w:val="0"/>
-          <w:bCs w:val="0"/>
-          <w:color w:val="auto"/>
-          <w:sz w:val="20"/>
-          <w:szCs w:val="20"/>
-        </w:rPr>
-        <w:t>{{/slik_bank_4_ada}}{{#slik_bank_5_ada}}-Fasilitas Kredit {{slik_bank_5_jenis}} di {{slik_bank_5_nama}} maks Rp. {{slik_bank_5_maks}} outs Rp. {{slik_bank_5_outs}} angsuran Rp. {{slik_bank_5_angsuran}} Coll {{slik_bank_5_coll}}. {{slik_bank_5_alasan}}</w:t>
-      </w:r>
-    </w:p>
-    <w:p>
-      <w:pPr>
-        <w:spacing w:after="0" w:line="240" w:lineRule="auto"/>
-        <w:ind w:left="0" w:leftChars="0" w:firstLine="0" w:firstLineChars="0"/>
-        <w:jc w:val="both"/>
-        <w:rPr>
-          <w:rFonts w:hint="default" w:ascii="Kalinga" w:hAnsi="Kalinga"/>
-          <w:b w:val="0"/>
-          <w:bCs w:val="0"/>
-          <w:color w:val="auto"/>
-          <w:sz w:val="20"/>
-          <w:szCs w:val="20"/>
-        </w:rPr>
-      </w:pPr>
-      <w:r>
-        <w:rPr>
-          <w:rFonts w:hint="default" w:ascii="Kalinga" w:hAnsi="Kalinga"/>
-          <w:b w:val="0"/>
-          <w:bCs w:val="0"/>
-          <w:color w:val="auto"/>
-          <w:sz w:val="20"/>
-          <w:szCs w:val="20"/>
-        </w:rPr>
-        <w:t>{{/slik_bank_5_ada}}{{#slik_bank_6_ada}}-Fasilitas Kredit {{slik_bank_6_jenis}} di {{slik_bank_6_nama}} maks Rp. {{slik_bank_6_maks}} outs Rp. {{slik_bank_6_outs}} angsuran Rp. {{slik_bank_6_angsuran}} Coll {{slik_bank_6_coll}}. {{slik_bank_6_alasan}}</w:t>
-      </w:r>
-    </w:p>
-    <w:p>
-      <w:pPr>
-        <w:spacing w:after="0" w:line="240" w:lineRule="auto"/>
-        <w:ind w:left="0" w:leftChars="0" w:firstLine="0" w:firstLineChars="0"/>
-        <w:jc w:val="both"/>
-        <w:rPr>
-          <w:rFonts w:hint="default" w:ascii="Kalinga" w:hAnsi="Kalinga"/>
-          <w:b w:val="0"/>
-          <w:bCs w:val="0"/>
-          <w:color w:val="auto"/>
-          <w:sz w:val="20"/>
-          <w:szCs w:val="20"/>
-        </w:rPr>
-      </w:pPr>
-      <w:r>
-        <w:rPr>
-          <w:rFonts w:hint="default" w:ascii="Kalinga" w:hAnsi="Kalinga"/>
-          <w:b w:val="0"/>
-          <w:bCs w:val="0"/>
-          <w:color w:val="auto"/>
-          <w:sz w:val="20"/>
-          <w:szCs w:val="20"/>
-        </w:rPr>
-        <w:t>{{/slik_bank_6_ada}}{{#slik_bank_7_ada}}-Fasilitas Kredit {{slik_bank_7_jenis}} di {{slik_bank_7_nama}} maks Rp. {{slik_bank_7_maks}} outs Rp. {{slik_bank_7_outs}} angsuran Rp. {{slik_bank_7_angsuran}} Coll {{slik_bank_7_coll}}. {{slik_bank_7_alasan}}</w:t>
-      </w:r>
-    </w:p>
-    <w:p>
-      <w:pPr>
-        <w:spacing w:after="0" w:line="240" w:lineRule="auto"/>
-        <w:ind w:left="0" w:leftChars="0" w:firstLine="0" w:firstLineChars="0"/>
-        <w:jc w:val="both"/>
-        <w:rPr>
-          <w:rFonts w:hint="default" w:ascii="Kalinga" w:hAnsi="Kalinga"/>
-          <w:b w:val="0"/>
-          <w:bCs w:val="0"/>
-          <w:color w:val="auto"/>
-          <w:sz w:val="20"/>
-          <w:szCs w:val="20"/>
-        </w:rPr>
-      </w:pPr>
-      <w:r>
-        <w:rPr>
-          <w:rFonts w:hint="default" w:ascii="Kalinga" w:hAnsi="Kalinga"/>
-          <w:b w:val="0"/>
-          <w:bCs w:val="0"/>
-          <w:color w:val="auto"/>
-          <w:sz w:val="20"/>
-          <w:szCs w:val="20"/>
-        </w:rPr>
-        <w:t>{{/slik_bank_7_ada}}{{#slik_bank_8_ada}}-Fasilitas Kredit {{slik_bank_8_jenis}} di {{slik_bank_8_nama}} maks Rp. {{slik_bank_8_maks}} outs Rp. {{slik_bank_8_outs}} angsuran Rp. {{slik_bank_8_angsuran}} Coll {{slik_bank_8_coll}}. {{slik_bank_8_alasan}}</w:t>
-      </w:r>
-    </w:p>
-    <w:p>
-      <w:pPr>
-        <w:spacing w:after="0" w:line="240" w:lineRule="auto"/>
-        <w:ind w:left="0" w:leftChars="0" w:firstLine="0" w:firstLineChars="0"/>
-        <w:jc w:val="both"/>
-        <w:rPr>
-          <w:rFonts w:hint="default" w:ascii="Kalinga" w:hAnsi="Kalinga"/>
-          <w:b w:val="0"/>
-          <w:bCs w:val="0"/>
-          <w:color w:val="auto"/>
-          <w:sz w:val="20"/>
-          <w:szCs w:val="20"/>
-        </w:rPr>
-      </w:pPr>
-      <w:r>
-        <w:rPr>
-          <w:rFonts w:hint="default" w:ascii="Kalinga" w:hAnsi="Kalinga"/>
-          <w:b w:val="0"/>
-          <w:bCs w:val="0"/>
-          <w:color w:val="auto"/>
-          <w:sz w:val="20"/>
-          <w:szCs w:val="20"/>
-        </w:rPr>
-        <w:t>{{/slik_bank_8_ada}}{{#slik_bank_9_ada}}-Fasilitas Kredit {{slik_bank_9_jenis}} di {{slik_bank_9_nama}} maks Rp. {{slik_bank_9_maks}} outs Rp. {{slik_bank_9_outs}} angsuran Rp. {{slik_bank_9_angsuran}} Coll {{slik_bank_9_coll}}. {{slik_bank_9_alasan}}</w:t>
-      </w:r>
-    </w:p>
-    <w:p>
-      <w:pPr>
-        <w:spacing w:after="0" w:line="240" w:lineRule="auto"/>
-        <w:ind w:left="0" w:leftChars="0" w:firstLine="0" w:firstLineChars="0"/>
-        <w:jc w:val="both"/>
-        <w:rPr>
-          <w:rFonts w:hint="default" w:ascii="Kalinga" w:hAnsi="Kalinga"/>
-          <w:b w:val="0"/>
-          <w:bCs w:val="0"/>
-          <w:color w:val="auto"/>
-          <w:sz w:val="20"/>
-          <w:szCs w:val="20"/>
-        </w:rPr>
-      </w:pPr>
-      <w:r>
-        <w:rPr>
-          <w:rFonts w:hint="default" w:ascii="Kalinga" w:hAnsi="Kalinga"/>
-          <w:b w:val="0"/>
-          <w:bCs w:val="0"/>
-          <w:color w:val="auto"/>
-          <w:sz w:val="20"/>
-          <w:szCs w:val="20"/>
-        </w:rPr>
-        <w:t>{{/slik_bank_9_ada}}{{#slik_bank_10_ada}}-Fasilitas Kredit {{slik_bank_10_jenis}} di {{slik_bank_10_nama}} maks Rp. {{slik_bank_10_maks}} outs Rp. {{slik_bank_10_outs}} angsuran Rp. {{slik_bank_10_angsuran}} Coll {{slik_bank_10_coll}}. {{slik_bank_10_alasan}}</w:t>
-      </w:r>
-    </w:p>
-    <w:p>
-      <w:pPr>
-        <w:spacing w:after="0" w:line="240" w:lineRule="auto"/>
-        <w:ind w:left="0" w:leftChars="0" w:firstLine="0" w:firstLineChars="0"/>
-        <w:jc w:val="both"/>
-        <w:rPr>
-          <w:rFonts w:hint="default" w:ascii="Kalinga" w:hAnsi="Kalinga"/>
-          <w:b w:val="0"/>
-          <w:bCs w:val="0"/>
-          <w:color w:val="auto"/>
-          <w:sz w:val="20"/>
-          <w:szCs w:val="20"/>
-        </w:rPr>
-      </w:pPr>
-      <w:r>
-        <w:rPr>
-          <w:rFonts w:hint="default" w:ascii="Kalinga" w:hAnsi="Kalinga"/>
-          <w:b w:val="0"/>
-          <w:bCs w:val="0"/>
-          <w:color w:val="auto"/>
-          <w:sz w:val="20"/>
-          <w:szCs w:val="20"/>
-        </w:rPr>
-        <w:t>{{/slik_bank_10_ada}}{{#slik_bank_11_ada}}-Fasilitas Kredit {{slik_bank_11_jenis}} di {{slik_bank_11_nama}} maks Rp. {{slik_bank_11_maks}} outs Rp. {{slik_bank_11_outs}} angsuran Rp. {{slik_bank_11_angsuran}} Coll {{slik_bank_11_coll}}. {{slik_bank_11_alasan}}</w:t>
-      </w:r>
-    </w:p>
-    <w:p>
-      <w:pPr>
-        <w:spacing w:after="0" w:line="240" w:lineRule="auto"/>
-        <w:ind w:left="0" w:leftChars="0" w:firstLine="0" w:firstLineChars="0"/>
-        <w:jc w:val="both"/>
-        <w:rPr>
-          <w:rFonts w:hint="default" w:ascii="Kalinga" w:hAnsi="Kalinga"/>
-          <w:b w:val="0"/>
-          <w:bCs w:val="0"/>
-          <w:color w:val="auto"/>
-          <w:sz w:val="20"/>
-          <w:szCs w:val="20"/>
-        </w:rPr>
-      </w:pPr>
-      <w:r>
-        <w:rPr>
-          <w:rFonts w:hint="default" w:ascii="Kalinga" w:hAnsi="Kalinga"/>
-          <w:b w:val="0"/>
-          <w:bCs w:val="0"/>
-          <w:color w:val="auto"/>
-          <w:sz w:val="20"/>
-          <w:szCs w:val="20"/>
-        </w:rPr>
-        <w:t>{{/slik_bank_11_ada}}{{#slik_bank_12_ada}}-Fasilitas Kredit {{slik_bank_12_jenis}} di {{slik_bank_12_nama}} maks Rp. {{slik_bank_12_maks}} outs Rp. {{slik_bank_12_outs}} angsuran Rp. {{slik_bank_12_angsuran}} Coll {{slik_bank_12_coll}}. {{slik_bank_12_alasan}}</w:t>
-      </w:r>
-    </w:p>
-    <w:p>
-      <w:pPr>
-        <w:spacing w:after="0" w:line="240" w:lineRule="auto"/>
-        <w:ind w:left="0" w:leftChars="0" w:firstLine="0" w:firstLineChars="0"/>
-        <w:jc w:val="both"/>
-        <w:rPr>
-          <w:rFonts w:hint="default" w:ascii="Kalinga" w:hAnsi="Kalinga"/>
-          <w:b w:val="0"/>
-          <w:bCs w:val="0"/>
-          <w:color w:val="auto"/>
-          <w:sz w:val="20"/>
-          <w:szCs w:val="20"/>
-        </w:rPr>
-      </w:pPr>
-      <w:r>
-        <w:rPr>
-          <w:rFonts w:hint="default" w:ascii="Kalinga" w:hAnsi="Kalinga"/>
-          <w:b w:val="0"/>
-          <w:bCs w:val="0"/>
-          <w:color w:val="auto"/>
-          <w:sz w:val="20"/>
-          <w:szCs w:val="20"/>
-        </w:rPr>
-        <w:t>{{/slik_bank_12_ada}}{{#slik_bank_13_ada}}-Fasilitas Kredit {{slik_bank_13_jenis}} di {{slik_bank_13_nama}} maks Rp. {{slik_bank_13_maks}} outs Rp. {{slik_bank_13_outs}} angsuran Rp. {{slik_bank_13_angsuran}} Coll {{slik_bank_13_coll}}. {{slik_bank_13_alasan}}</w:t>
-      </w:r>
-    </w:p>
-    <w:p>
-      <w:pPr>
-        <w:spacing w:after="0" w:line="240" w:lineRule="auto"/>
-        <w:ind w:left="0" w:leftChars="0" w:firstLine="0" w:firstLineChars="0"/>
-        <w:jc w:val="both"/>
-        <w:rPr>
-          <w:rFonts w:hint="default" w:ascii="Kalinga" w:hAnsi="Kalinga"/>
-          <w:b w:val="0"/>
-          <w:bCs w:val="0"/>
-          <w:color w:val="auto"/>
-          <w:sz w:val="20"/>
-          <w:szCs w:val="20"/>
-        </w:rPr>
-      </w:pPr>
-      <w:r>
-        <w:rPr>
-          <w:rFonts w:hint="default" w:ascii="Kalinga" w:hAnsi="Kalinga"/>
-          <w:b w:val="0"/>
-          <w:bCs w:val="0"/>
-          <w:color w:val="auto"/>
-          <w:sz w:val="20"/>
-          <w:szCs w:val="20"/>
-        </w:rPr>
-        <w:t>{{/slik_bank_13_ada}}{{#slik_bank_14_ada}}-Fasilitas Kredit {{slik_bank_14_jenis}} di {{slik_bank_14_nama}} maks Rp. {{slik_bank_14_maks}} outs Rp. {{slik_bank_14_outs}} angsuran Rp. {{slik_bank_14_angsuran}} Coll {{slik_bank_14_coll}}. {{slik_bank_14_alasan}}</w:t>
-      </w:r>
-    </w:p>
-    <w:p>
-      <w:pPr>
-        <w:spacing w:after="0" w:line="240" w:lineRule="auto"/>
-        <w:ind w:left="0" w:leftChars="0" w:firstLine="0" w:firstLineChars="0"/>
-        <w:jc w:val="both"/>
-        <w:rPr>
-          <w:rFonts w:hint="default" w:ascii="Kalinga" w:hAnsi="Kalinga"/>
-          <w:b w:val="0"/>
-          <w:bCs w:val="0"/>
-          <w:color w:val="auto"/>
-          <w:sz w:val="20"/>
-          <w:szCs w:val="20"/>
-        </w:rPr>
-      </w:pPr>
-      <w:r>
-        <w:rPr>
-          <w:rFonts w:hint="default" w:ascii="Kalinga" w:hAnsi="Kalinga"/>
-          <w:b w:val="0"/>
-          <w:bCs w:val="0"/>
-          <w:color w:val="auto"/>
-          <w:sz w:val="20"/>
-          <w:szCs w:val="20"/>
-        </w:rPr>
-        <w:t>{{/slik_bank_14_ada}}{{#slik_bank_15_ada}}-Fasilitas Kredit {{slik_bank_15_jenis}} di {{slik_bank_15_nama}} maks Rp. {{slik_bank_15_maks}} outs Rp. {{slik_bank_15_outs}} angsuran Rp. {{slik_bank_15_angsuran}} Coll {{slik_bank_15_coll}}. {{slik_bank_15_alasan}}</w:t>
-      </w:r>
-    </w:p>
-    <w:p>
-      <w:pPr>
-        <w:spacing w:after="0" w:line="240" w:lineRule="auto"/>
-        <w:ind w:left="0" w:leftChars="0" w:firstLine="0" w:firstLineChars="0"/>
-        <w:jc w:val="both"/>
-        <w:rPr>
           <w:rFonts w:ascii="Kalinga" w:hAnsi="Kalinga" w:cs="Kalinga"/>
-          <w:b/>
-          <w:bCs/>
-          <w:color w:val="auto"/>
-          <w:sz w:val="20"/>
-          <w:szCs w:val="20"/>
-          <w:u w:val="single"/>
-        </w:rPr>
-      </w:pPr>
-      <w:r>
-        <w:rPr>
-          <w:rFonts w:hint="default" w:ascii="Kalinga" w:hAnsi="Kalinga"/>
-          <w:b w:val="0"/>
-          <w:bCs w:val="0"/>
-          <w:color w:val="auto"/>
-          <w:sz w:val="20"/>
-          <w:szCs w:val="20"/>
-        </w:rPr>
-        <w:t>{{/slik_bank_15_ada}}</w:t>
-      </w:r>
-      <w:r>
-        <w:rPr>
-          <w:rFonts w:hint="default" w:ascii="Kalinga" w:hAnsi="Kalinga"/>
           <w:b/>
           <w:bCs/>
           <w:i/>
@@ -3290,18 +2101,20 @@
           <w:szCs w:val="20"/>
           <w:u w:val="single"/>
         </w:rPr>
+      </w:pPr>
+      <w:r>
+        <w:rPr>
+          <w:rFonts w:hint="default" w:ascii="Kalinga" w:hAnsi="Kalinga"/>
+          <w:b/>
+          <w:bCs/>
+          <w:i/>
+          <w:iCs/>
+          <w:color w:val="0000FF"/>
+          <w:sz w:val="20"/>
+          <w:szCs w:val="20"/>
+          <w:u w:val="single"/>
+        </w:rPr>
         <w:t>{{slik_mitigasi_risiko}}</w:t>
-      </w:r>
-      <w:r>
-        <w:rPr>
-          <w:rFonts w:hint="default" w:ascii="Kalinga" w:hAnsi="Kalinga"/>
-          <w:b w:val="0"/>
-          <w:bCs w:val="0"/>
-          <w:color w:val="auto"/>
-          <w:sz w:val="20"/>
-          <w:szCs w:val="20"/>
-        </w:rPr>
-        <w:t>{{/slik_ada_fasilitas}}</w:t>
       </w:r>
     </w:p>
     <w:p>
@@ -3899,13 +2712,13 @@
       <w:bookmarkStart w:id="3" w:name="OLE_LINK19"/>
       <w:bookmarkStart w:id="4" w:name="OLE_LINK17"/>
       <w:bookmarkStart w:id="5" w:name="OLE_LINK8"/>
-      <w:bookmarkStart w:id="6" w:name="OLE_LINK23"/>
-      <w:bookmarkStart w:id="7" w:name="OLE_LINK24"/>
-      <w:bookmarkStart w:id="8" w:name="OLE_LINK10"/>
-      <w:bookmarkStart w:id="9" w:name="OLE_LINK32"/>
-      <w:bookmarkStart w:id="10" w:name="OLE_LINK27"/>
-      <w:bookmarkStart w:id="11" w:name="OLE_LINK33"/>
-      <w:bookmarkStart w:id="12" w:name="OLE_LINK3"/>
+      <w:bookmarkStart w:id="6" w:name="OLE_LINK27"/>
+      <w:bookmarkStart w:id="7" w:name="OLE_LINK3"/>
+      <w:bookmarkStart w:id="8" w:name="OLE_LINK32"/>
+      <w:bookmarkStart w:id="9" w:name="OLE_LINK23"/>
+      <w:bookmarkStart w:id="10" w:name="OLE_LINK24"/>
+      <w:bookmarkStart w:id="11" w:name="OLE_LINK10"/>
+      <w:bookmarkStart w:id="12" w:name="OLE_LINK33"/>
       <w:bookmarkStart w:id="13" w:name="OLE_LINK41"/>
       <w:r>
         <w:rPr>
@@ -4257,8 +3070,6 @@
         </w:rPr>
         <w:t>: {{bunga_persen}}</w:t>
       </w:r>
-      <w:bookmarkStart w:id="17" w:name="_GoBack"/>
-      <w:bookmarkEnd w:id="17"/>
     </w:p>
     <w:p>
       <w:pPr>

--- a/frontend/templates/template_purna.docx
+++ b/frontend/templates/template_purna.docx
@@ -16,8 +16,8 @@
           <w:u w:val="single"/>
         </w:rPr>
       </w:pPr>
-      <w:bookmarkStart w:id="0" w:name="OLE_LINK2"/>
-      <w:bookmarkStart w:id="1" w:name="OLE_LINK30"/>
+      <w:bookmarkStart w:id="0" w:name="OLE_LINK30"/>
+      <w:bookmarkStart w:id="1" w:name="OLE_LINK2"/>
       <w:r>
         <w:rPr>
           <w:rFonts w:ascii="Kalinga" w:hAnsi="Kalinga" w:cs="Kalinga"/>
@@ -341,572 +341,513 @@
     </w:p>
     <w:p>
       <w:pPr>
-        <w:spacing w:after="0" w:line="240" w:lineRule="auto"/>
-        <w:jc w:val="both"/>
-        <w:rPr>
-          <w:rFonts w:hint="default" w:ascii="Kalinga" w:hAnsi="Kalinga"/>
-          <w:color w:val="auto"/>
-          <w:sz w:val="20"/>
-          <w:szCs w:val="20"/>
-        </w:rPr>
-      </w:pPr>
-      <w:r>
-        <w:rPr>
-          <w:rFonts w:hint="default" w:ascii="Kalinga" w:hAnsi="Kalinga"/>
-          <w:color w:val="auto"/>
-          <w:sz w:val="20"/>
-          <w:szCs w:val="20"/>
-        </w:rPr>
-        <w:t>-{{text}}</w:t>
-      </w:r>
-    </w:p>
-    <w:p>
-      <w:pPr>
-        <w:spacing w:after="0" w:line="240" w:lineRule="auto"/>
-        <w:jc w:val="both"/>
-        <w:rPr>
-          <w:rFonts w:ascii="Kalinga" w:hAnsi="Kalinga" w:cs="Kalinga"/>
-          <w:color w:val="auto"/>
-          <w:sz w:val="20"/>
-          <w:szCs w:val="20"/>
-        </w:rPr>
-      </w:pPr>
-      <w:r>
-        <w:rPr>
-          <w:rFonts w:hint="default" w:ascii="Kalinga" w:hAnsi="Kalinga"/>
-          <w:color w:val="auto"/>
-          <w:sz w:val="20"/>
-          <w:szCs w:val="20"/>
-        </w:rPr>
-        <w:t>{{/list_investigasi}}</w:t>
-      </w:r>
-    </w:p>
-    <w:p>
-      <w:pPr>
-        <w:spacing w:after="0" w:line="240" w:lineRule="auto"/>
-        <w:ind w:left="0" w:leftChars="0" w:firstLine="0" w:firstLineChars="0"/>
-        <w:jc w:val="both"/>
-        <w:rPr>
-          <w:rFonts w:hint="default" w:ascii="Kalinga" w:hAnsi="Kalinga"/>
-          <w:b/>
-          <w:bCs/>
-          <w:color w:val="auto"/>
-          <w:sz w:val="20"/>
-          <w:szCs w:val="20"/>
-        </w:rPr>
-      </w:pPr>
-    </w:p>
-    <w:p>
-      <w:pPr>
-        <w:spacing w:after="0" w:line="240" w:lineRule="auto"/>
-        <w:ind w:left="0" w:leftChars="0" w:firstLine="0" w:firstLineChars="0"/>
-        <w:jc w:val="both"/>
-        <w:rPr>
-          <w:rFonts w:hint="default" w:ascii="Kalinga" w:hAnsi="Kalinga"/>
-          <w:b w:val="0"/>
-          <w:bCs w:val="0"/>
-          <w:color w:val="auto"/>
-          <w:sz w:val="20"/>
-          <w:szCs w:val="20"/>
-        </w:rPr>
-      </w:pPr>
-      <w:r>
-        <w:rPr>
-          <w:rFonts w:hint="default" w:ascii="Kalinga" w:hAnsi="Kalinga"/>
-          <w:b/>
-          <w:bCs/>
-          <w:color w:val="auto"/>
-          <w:sz w:val="20"/>
-          <w:szCs w:val="20"/>
-        </w:rPr>
-        <w:t>Cfm. Info SLIK Ideb posisi terakhir Tanggal {{tgl_slik}} Pemohon memiliki Fasilitas Kredit sebagai berikut :</w:t>
-      </w:r>
-    </w:p>
-    <w:p>
-      <w:pPr>
-        <w:spacing w:after="0" w:line="240" w:lineRule="auto"/>
-        <w:ind w:left="0" w:leftChars="0" w:firstLine="0" w:firstLineChars="0"/>
-        <w:jc w:val="both"/>
-        <w:rPr>
-          <w:rFonts w:hint="default" w:ascii="Kalinga" w:hAnsi="Kalinga"/>
-          <w:b w:val="0"/>
-          <w:bCs w:val="0"/>
-          <w:color w:val="auto"/>
-          <w:sz w:val="20"/>
-          <w:szCs w:val="20"/>
-        </w:rPr>
-      </w:pPr>
-      <w:r>
-        <w:rPr>
-          <w:rFonts w:hint="default" w:ascii="Kalinga" w:hAnsi="Kalinga"/>
-          <w:b w:val="0"/>
-          <w:bCs w:val="0"/>
-          <w:color w:val="auto"/>
-          <w:sz w:val="20"/>
-          <w:szCs w:val="20"/>
-        </w:rPr>
-        <w:t>{{#list_fasilitas_kredit}}</w:t>
-      </w:r>
-    </w:p>
-    <w:p>
-      <w:pPr>
-        <w:spacing w:after="0" w:line="240" w:lineRule="auto"/>
-        <w:ind w:left="0" w:leftChars="0" w:firstLine="0" w:firstLineChars="0"/>
-        <w:jc w:val="both"/>
-        <w:rPr>
-          <w:rFonts w:hint="default" w:ascii="Kalinga" w:hAnsi="Kalinga"/>
-          <w:b w:val="0"/>
-          <w:bCs w:val="0"/>
-          <w:color w:val="auto"/>
-          <w:sz w:val="20"/>
-          <w:szCs w:val="20"/>
-        </w:rPr>
-      </w:pPr>
-      <w:r>
-        <w:rPr>
-          <w:rFonts w:hint="default" w:ascii="Kalinga" w:hAnsi="Kalinga"/>
-          <w:b w:val="0"/>
-          <w:bCs w:val="0"/>
-          <w:color w:val="auto"/>
-          <w:sz w:val="20"/>
-          <w:szCs w:val="20"/>
-        </w:rPr>
-        <w:t>-Fasilitas Kredit {{jenis_kredit}} di {{nama_bank}} maks Rp. {{plafon_maks}} outs Rp. {{outstanding}} angsuran Rp. {{angsuran}} Coll {{kolektibilitas}}. {{alasan}}</w:t>
-      </w:r>
-    </w:p>
-    <w:p>
-      <w:pPr>
-        <w:spacing w:after="0" w:line="240" w:lineRule="auto"/>
-        <w:ind w:left="0" w:leftChars="0" w:firstLine="0" w:firstLineChars="0"/>
-        <w:jc w:val="both"/>
-        <w:rPr>
-          <w:rFonts w:hint="default" w:ascii="Kalinga" w:hAnsi="Kalinga"/>
-          <w:b w:val="0"/>
-          <w:bCs w:val="0"/>
-          <w:color w:val="auto"/>
-          <w:sz w:val="20"/>
-          <w:szCs w:val="20"/>
-        </w:rPr>
-      </w:pPr>
-      <w:r>
-        <w:rPr>
-          <w:rFonts w:hint="default" w:ascii="Kalinga" w:hAnsi="Kalinga"/>
-          <w:b w:val="0"/>
-          <w:bCs w:val="0"/>
-          <w:color w:val="auto"/>
-          <w:sz w:val="20"/>
-          <w:szCs w:val="20"/>
-        </w:rPr>
-        <w:t>{{/list_fasilitas_kredit}}</w:t>
-      </w:r>
-    </w:p>
-    <w:p>
-      <w:pPr>
-        <w:spacing w:after="0" w:line="240" w:lineRule="auto"/>
-        <w:ind w:left="0" w:leftChars="0" w:firstLine="0" w:firstLineChars="0"/>
-        <w:jc w:val="both"/>
-        <w:rPr>
-          <w:rFonts w:hint="default" w:ascii="Kalinga" w:hAnsi="Kalinga"/>
-          <w:b w:val="0"/>
-          <w:bCs w:val="0"/>
-          <w:color w:val="auto"/>
-          <w:sz w:val="20"/>
-          <w:szCs w:val="20"/>
-        </w:rPr>
-      </w:pPr>
-      <w:r>
-        <w:rPr>
-          <w:rFonts w:hint="default" w:ascii="Kalinga" w:hAnsi="Kalinga"/>
-          <w:b w:val="0"/>
-          <w:bCs w:val="0"/>
-          <w:color w:val="auto"/>
-          <w:sz w:val="20"/>
-          <w:szCs w:val="20"/>
-        </w:rPr>
-        <w:t>{{^list_fasilitas_kredit}}</w:t>
-      </w:r>
-    </w:p>
-    <w:p>
-      <w:pPr>
-        <w:spacing w:after="0" w:line="240" w:lineRule="auto"/>
-        <w:ind w:left="0" w:leftChars="0" w:firstLine="0" w:firstLineChars="0"/>
-        <w:jc w:val="both"/>
-        <w:rPr>
-          <w:rFonts w:hint="default" w:ascii="Kalinga" w:hAnsi="Kalinga"/>
-          <w:b w:val="0"/>
-          <w:bCs w:val="0"/>
-          <w:color w:val="auto"/>
-          <w:sz w:val="20"/>
-          <w:szCs w:val="20"/>
-        </w:rPr>
-      </w:pPr>
-      <w:r>
-        <w:rPr>
-          <w:rFonts w:hint="default" w:ascii="Kalinga" w:hAnsi="Kalinga"/>
-          <w:b w:val="0"/>
-          <w:bCs w:val="0"/>
-          <w:color w:val="auto"/>
-          <w:sz w:val="20"/>
-          <w:szCs w:val="20"/>
-        </w:rPr>
-        <w:t>-Nihil - Tidak ada fasilitas kredit</w:t>
-      </w:r>
-    </w:p>
-    <w:p>
-      <w:pPr>
-        <w:spacing w:after="0" w:line="240" w:lineRule="auto"/>
-        <w:ind w:left="0" w:leftChars="0" w:firstLine="0" w:firstLineChars="0"/>
-        <w:jc w:val="both"/>
-        <w:rPr>
-          <w:rFonts w:hint="default" w:ascii="Kalinga" w:hAnsi="Kalinga"/>
-          <w:b w:val="0"/>
-          <w:bCs w:val="0"/>
-          <w:color w:val="auto"/>
-          <w:sz w:val="20"/>
-          <w:szCs w:val="20"/>
-        </w:rPr>
-      </w:pPr>
-      <w:r>
-        <w:rPr>
-          <w:rFonts w:hint="default" w:ascii="Kalinga" w:hAnsi="Kalinga"/>
-          <w:b w:val="0"/>
-          <w:bCs w:val="0"/>
-          <w:color w:val="auto"/>
-          <w:sz w:val="20"/>
-          <w:szCs w:val="20"/>
-        </w:rPr>
-        <w:t>{{/list_fasilitas_kredit}}</w:t>
-      </w:r>
-    </w:p>
-    <w:p>
-      <w:pPr>
-        <w:spacing w:after="0" w:line="240" w:lineRule="auto"/>
-        <w:ind w:left="0" w:leftChars="0" w:firstLine="0" w:firstLineChars="0"/>
-        <w:jc w:val="both"/>
-        <w:rPr>
-          <w:rFonts w:ascii="Kalinga" w:hAnsi="Kalinga" w:cs="Kalinga"/>
-          <w:b/>
-          <w:bCs/>
-          <w:i/>
-          <w:iCs/>
-          <w:color w:val="0000FF"/>
-          <w:sz w:val="20"/>
-          <w:szCs w:val="20"/>
-          <w:u w:val="single"/>
-        </w:rPr>
-      </w:pPr>
-      <w:r>
-        <w:rPr>
-          <w:rFonts w:hint="default" w:ascii="Kalinga" w:hAnsi="Kalinga"/>
-          <w:b/>
-          <w:bCs/>
-          <w:i/>
-          <w:iCs/>
-          <w:color w:val="0000FF"/>
-          <w:sz w:val="20"/>
-          <w:szCs w:val="20"/>
-          <w:u w:val="single"/>
-        </w:rPr>
-        <w:t>{{slik_mitigasi_risiko}}</w:t>
-      </w:r>
-    </w:p>
-    <w:p>
-      <w:pPr>
-        <w:spacing w:after="0" w:line="240" w:lineRule="auto"/>
-        <w:ind w:left="0" w:leftChars="0" w:firstLine="0" w:firstLineChars="0"/>
-        <w:jc w:val="both"/>
-        <w:rPr>
-          <w:rFonts w:ascii="Kalinga" w:hAnsi="Kalinga" w:cs="Kalinga"/>
-          <w:b/>
-          <w:bCs/>
-          <w:color w:val="auto"/>
-          <w:sz w:val="20"/>
-          <w:szCs w:val="20"/>
-          <w:u w:val="single"/>
-        </w:rPr>
-      </w:pPr>
-    </w:p>
-    <w:p>
-      <w:pPr>
-        <w:spacing w:after="0" w:line="240" w:lineRule="auto"/>
-        <w:ind w:left="0" w:leftChars="0" w:firstLine="0" w:firstLineChars="0"/>
-        <w:jc w:val="both"/>
-        <w:rPr>
-          <w:rFonts w:ascii="Kalinga" w:hAnsi="Kalinga" w:cs="Kalinga"/>
-          <w:color w:val="auto"/>
-          <w:sz w:val="20"/>
-          <w:szCs w:val="20"/>
-        </w:rPr>
-      </w:pPr>
-      <w:r>
-        <w:rPr>
-          <w:rFonts w:ascii="Kalinga" w:hAnsi="Kalinga" w:cs="Kalinga"/>
-          <w:b/>
-          <w:bCs/>
-          <w:color w:val="auto"/>
-          <w:sz w:val="20"/>
-          <w:szCs w:val="20"/>
-          <w:u w:val="single"/>
-        </w:rPr>
-        <w:t>VERI</w:t>
-      </w:r>
-      <w:r>
-        <w:rPr>
-          <w:rFonts w:hint="default" w:ascii="Kalinga" w:hAnsi="Kalinga" w:cs="Kalinga"/>
-          <w:b/>
-          <w:bCs/>
-          <w:color w:val="auto"/>
-          <w:sz w:val="20"/>
-          <w:szCs w:val="20"/>
-          <w:u w:val="single"/>
-          <w:lang w:val="en-US"/>
-        </w:rPr>
-        <w:t>FI</w:t>
-      </w:r>
-      <w:r>
-        <w:rPr>
-          <w:rFonts w:ascii="Kalinga" w:hAnsi="Kalinga" w:cs="Kalinga"/>
-          <w:b/>
-          <w:bCs/>
-          <w:color w:val="auto"/>
-          <w:sz w:val="20"/>
-          <w:szCs w:val="20"/>
-          <w:u w:val="single"/>
-        </w:rPr>
-        <w:t xml:space="preserve">KASI PENGHASILAN PEMOHON </w:t>
-      </w:r>
-      <w:bookmarkStart w:id="2" w:name="OLE_LINK25"/>
-    </w:p>
-    <w:p>
-      <w:pPr>
-        <w:spacing w:after="0" w:line="240" w:lineRule="auto"/>
-        <w:ind w:left="0" w:leftChars="0" w:firstLine="0" w:firstLineChars="0"/>
-        <w:jc w:val="both"/>
-        <w:rPr>
-          <w:rFonts w:ascii="Kalinga" w:hAnsi="Kalinga" w:cs="Kalinga"/>
-          <w:color w:val="auto"/>
-          <w:sz w:val="6"/>
-          <w:szCs w:val="6"/>
-        </w:rPr>
-      </w:pPr>
-      <w:r>
-        <w:rPr>
-          <w:rFonts w:hint="default" w:ascii="Kalinga" w:hAnsi="Kalinga"/>
-          <w:color w:val="auto"/>
-          <w:sz w:val="20"/>
-          <w:szCs w:val="20"/>
-        </w:rPr>
-        <w:t xml:space="preserve">Penghasilan Pemohon Cfm. Rekening Koran Gaji Bank {{payroll_bank}} nomor {{payroll_no_rek}} atas nama </w:t>
-      </w:r>
-      <w:r>
-        <w:rPr>
-          <w:rFonts w:hint="default" w:ascii="Kalinga" w:hAnsi="Kalinga"/>
-          <w:color w:val="auto"/>
-          <w:sz w:val="20"/>
-          <w:szCs w:val="20"/>
-          <w:lang w:val="en-US"/>
-        </w:rPr>
-        <w:t>{{nama_pemohon}}</w:t>
-      </w:r>
-      <w:r>
-        <w:rPr>
-          <w:rFonts w:hint="default" w:ascii="Kalinga" w:hAnsi="Kalinga"/>
-          <w:color w:val="auto"/>
-          <w:sz w:val="20"/>
-          <w:szCs w:val="20"/>
-        </w:rPr>
-        <w:t xml:space="preserve"> dengan data sebagai berikut :</w:t>
-      </w:r>
-    </w:p>
-    <w:bookmarkEnd w:id="2"/>
-    <w:p>
-      <w:pPr>
-        <w:pStyle w:val="6"/>
         <w:numPr>
           <w:ilvl w:val="0"/>
           <w:numId w:val="1"/>
         </w:numPr>
-        <w:spacing w:line="240" w:lineRule="auto"/>
-        <w:ind w:left="360" w:leftChars="0" w:right="160" w:rightChars="0" w:hanging="280" w:firstLineChars="0"/>
-        <w:jc w:val="both"/>
-        <w:rPr>
-          <w:rFonts w:hint="default" w:ascii="Kalinga" w:hAnsi="Kalinga"/>
-          <w:color w:val="auto"/>
-          <w:sz w:val="20"/>
-          <w:szCs w:val="20"/>
-        </w:rPr>
-      </w:pPr>
-      <w:r>
-        <w:rPr>
-          <w:rFonts w:hint="default" w:ascii="Kalinga" w:hAnsi="Kalinga"/>
-          <w:color w:val="auto"/>
-          <w:sz w:val="20"/>
-          <w:szCs w:val="20"/>
-        </w:rPr>
-        <w:t xml:space="preserve">Gaji Pensiun Bulan {{pensiun_bulan_1_nama}} </w:t>
-      </w:r>
-      <w:r>
-        <w:rPr>
-          <w:rFonts w:hint="default" w:ascii="Kalinga" w:hAnsi="Kalinga"/>
-          <w:color w:val="auto"/>
-          <w:sz w:val="20"/>
-          <w:szCs w:val="20"/>
-        </w:rPr>
-        <w:tab/>
-      </w:r>
-      <w:r>
-        <w:rPr>
-          <w:rFonts w:hint="default" w:ascii="Kalinga" w:hAnsi="Kalinga"/>
-          <w:color w:val="auto"/>
-          <w:sz w:val="20"/>
-          <w:szCs w:val="20"/>
-        </w:rPr>
-        <w:t>:</w:t>
-      </w:r>
-      <w:r>
-        <w:rPr>
-          <w:rFonts w:hint="default" w:ascii="Kalinga" w:hAnsi="Kalinga"/>
-          <w:color w:val="auto"/>
-          <w:sz w:val="20"/>
-          <w:szCs w:val="20"/>
-          <w:lang w:val="en-US"/>
-        </w:rPr>
-        <w:tab/>
-      </w:r>
-      <w:r>
-        <w:rPr>
-          <w:rFonts w:hint="default" w:ascii="Kalinga" w:hAnsi="Kalinga"/>
-          <w:color w:val="auto"/>
-          <w:sz w:val="20"/>
-          <w:szCs w:val="20"/>
-        </w:rPr>
-        <w:t>Rp. {{pensiun_bulan_1}},-</w:t>
-      </w:r>
-    </w:p>
-    <w:p>
-      <w:pPr>
-        <w:pStyle w:val="6"/>
+        <w:spacing w:after="0" w:line="240" w:lineRule="auto"/>
+        <w:ind w:left="440" w:leftChars="0" w:hanging="360" w:firstLineChars="0"/>
+        <w:jc w:val="both"/>
+        <w:rPr>
+          <w:rFonts w:hint="default" w:ascii="Kalinga" w:hAnsi="Kalinga"/>
+          <w:color w:val="auto"/>
+          <w:sz w:val="20"/>
+          <w:szCs w:val="20"/>
+        </w:rPr>
+      </w:pPr>
+      <w:r>
+        <w:rPr>
+          <w:rFonts w:hint="default" w:ascii="Kalinga" w:hAnsi="Kalinga"/>
+          <w:color w:val="auto"/>
+          <w:sz w:val="20"/>
+          <w:szCs w:val="20"/>
+        </w:rPr>
+        <w:t>{{text}}</w:t>
+      </w:r>
+    </w:p>
+    <w:p>
+      <w:pPr>
+        <w:spacing w:after="0" w:line="240" w:lineRule="auto"/>
+        <w:jc w:val="both"/>
+        <w:rPr>
+          <w:rFonts w:ascii="Kalinga" w:hAnsi="Kalinga" w:cs="Kalinga"/>
+          <w:color w:val="auto"/>
+          <w:sz w:val="20"/>
+          <w:szCs w:val="20"/>
+        </w:rPr>
+      </w:pPr>
+      <w:r>
+        <w:rPr>
+          <w:rFonts w:hint="default" w:ascii="Kalinga" w:hAnsi="Kalinga"/>
+          <w:color w:val="auto"/>
+          <w:sz w:val="20"/>
+          <w:szCs w:val="20"/>
+        </w:rPr>
+        <w:t>{{/list_investigasi}}</w:t>
+      </w:r>
+    </w:p>
+    <w:p>
+      <w:pPr>
+        <w:spacing w:after="0" w:line="240" w:lineRule="auto"/>
+        <w:ind w:left="0" w:leftChars="0" w:firstLine="0" w:firstLineChars="0"/>
+        <w:jc w:val="both"/>
+        <w:rPr>
+          <w:rFonts w:hint="default" w:ascii="Kalinga" w:hAnsi="Kalinga"/>
+          <w:b/>
+          <w:bCs/>
+          <w:color w:val="auto"/>
+          <w:sz w:val="20"/>
+          <w:szCs w:val="20"/>
+        </w:rPr>
+      </w:pPr>
+    </w:p>
+    <w:p>
+      <w:pPr>
+        <w:spacing w:after="0" w:line="240" w:lineRule="auto"/>
+        <w:ind w:left="0" w:leftChars="0" w:firstLine="0" w:firstLineChars="0"/>
+        <w:jc w:val="both"/>
+        <w:rPr>
+          <w:rFonts w:hint="default" w:ascii="Kalinga" w:hAnsi="Kalinga"/>
+          <w:b w:val="0"/>
+          <w:bCs w:val="0"/>
+          <w:color w:val="auto"/>
+          <w:sz w:val="20"/>
+          <w:szCs w:val="20"/>
+        </w:rPr>
+      </w:pPr>
+      <w:r>
+        <w:rPr>
+          <w:rFonts w:hint="default" w:ascii="Kalinga" w:hAnsi="Kalinga"/>
+          <w:b/>
+          <w:bCs/>
+          <w:color w:val="auto"/>
+          <w:sz w:val="20"/>
+          <w:szCs w:val="20"/>
+        </w:rPr>
+        <w:t>Cfm. Info SLIK Ideb posisi terakhir Tanggal {{tgl_slik}} Pemohon memiliki Fasilitas Kredit sebagai berikut :</w:t>
+      </w:r>
+    </w:p>
+    <w:p>
+      <w:pPr>
+        <w:spacing w:after="0" w:line="240" w:lineRule="auto"/>
+        <w:ind w:left="0" w:leftChars="0" w:firstLine="0" w:firstLineChars="0"/>
+        <w:jc w:val="both"/>
+        <w:rPr>
+          <w:rFonts w:hint="default" w:ascii="Kalinga" w:hAnsi="Kalinga"/>
+          <w:b w:val="0"/>
+          <w:bCs w:val="0"/>
+          <w:color w:val="auto"/>
+          <w:sz w:val="20"/>
+          <w:szCs w:val="20"/>
+        </w:rPr>
+      </w:pPr>
+      <w:r>
+        <w:rPr>
+          <w:rFonts w:hint="default" w:ascii="Kalinga" w:hAnsi="Kalinga"/>
+          <w:b w:val="0"/>
+          <w:bCs w:val="0"/>
+          <w:color w:val="auto"/>
+          <w:sz w:val="20"/>
+          <w:szCs w:val="20"/>
+        </w:rPr>
+        <w:t>{{#list_fasilitas_kredit}}</w:t>
+      </w:r>
+    </w:p>
+    <w:p>
+      <w:pPr>
         <w:numPr>
           <w:ilvl w:val="0"/>
           <w:numId w:val="1"/>
         </w:numPr>
-        <w:spacing w:line="240" w:lineRule="auto"/>
-        <w:ind w:left="360" w:leftChars="0" w:right="160" w:rightChars="0" w:hanging="280" w:firstLineChars="0"/>
-        <w:jc w:val="both"/>
-        <w:rPr>
-          <w:rFonts w:hint="default" w:ascii="Kalinga" w:hAnsi="Kalinga"/>
-          <w:color w:val="auto"/>
-          <w:sz w:val="20"/>
-          <w:szCs w:val="20"/>
-        </w:rPr>
-      </w:pPr>
-      <w:r>
-        <w:rPr>
-          <w:rFonts w:hint="default" w:ascii="Kalinga" w:hAnsi="Kalinga"/>
-          <w:color w:val="auto"/>
-          <w:sz w:val="20"/>
-          <w:szCs w:val="20"/>
-        </w:rPr>
-        <w:t>Gaji Pensiun Bulan {{pensiun_bulan_</w:t>
-      </w:r>
-      <w:r>
-        <w:rPr>
-          <w:rFonts w:hint="default" w:ascii="Kalinga" w:hAnsi="Kalinga"/>
-          <w:color w:val="auto"/>
-          <w:sz w:val="20"/>
-          <w:szCs w:val="20"/>
-          <w:lang w:val="en-US"/>
-        </w:rPr>
-        <w:t>2</w:t>
-      </w:r>
-      <w:r>
-        <w:rPr>
-          <w:rFonts w:hint="default" w:ascii="Kalinga" w:hAnsi="Kalinga"/>
-          <w:color w:val="auto"/>
-          <w:sz w:val="20"/>
-          <w:szCs w:val="20"/>
-        </w:rPr>
-        <w:t xml:space="preserve">_nama}} </w:t>
-      </w:r>
-      <w:r>
-        <w:rPr>
-          <w:rFonts w:hint="default" w:ascii="Kalinga" w:hAnsi="Kalinga"/>
-          <w:color w:val="auto"/>
-          <w:sz w:val="20"/>
-          <w:szCs w:val="20"/>
-        </w:rPr>
-        <w:tab/>
-      </w:r>
-      <w:r>
-        <w:rPr>
-          <w:rFonts w:hint="default" w:ascii="Kalinga" w:hAnsi="Kalinga"/>
-          <w:color w:val="auto"/>
-          <w:sz w:val="20"/>
-          <w:szCs w:val="20"/>
-        </w:rPr>
-        <w:t>:</w:t>
-      </w:r>
-      <w:r>
-        <w:rPr>
-          <w:rFonts w:hint="default" w:ascii="Kalinga" w:hAnsi="Kalinga"/>
-          <w:color w:val="auto"/>
-          <w:sz w:val="20"/>
-          <w:szCs w:val="20"/>
-          <w:lang w:val="en-US"/>
-        </w:rPr>
-        <w:tab/>
-      </w:r>
-      <w:r>
-        <w:rPr>
-          <w:rFonts w:hint="default" w:ascii="Kalinga" w:hAnsi="Kalinga"/>
-          <w:color w:val="auto"/>
-          <w:sz w:val="20"/>
-          <w:szCs w:val="20"/>
-        </w:rPr>
-        <w:t>Rp. {{pensiun_bulan_</w:t>
-      </w:r>
-      <w:r>
-        <w:rPr>
-          <w:rFonts w:hint="default" w:ascii="Kalinga" w:hAnsi="Kalinga"/>
-          <w:color w:val="auto"/>
-          <w:sz w:val="20"/>
-          <w:szCs w:val="20"/>
-          <w:lang w:val="en-US"/>
-        </w:rPr>
-        <w:t>2</w:t>
-      </w:r>
-      <w:r>
-        <w:rPr>
-          <w:rFonts w:hint="default" w:ascii="Kalinga" w:hAnsi="Kalinga"/>
-          <w:color w:val="auto"/>
-          <w:sz w:val="20"/>
-          <w:szCs w:val="20"/>
-        </w:rPr>
-        <w:t>}},-</w:t>
-      </w:r>
-    </w:p>
-    <w:p>
-      <w:pPr>
-        <w:pStyle w:val="6"/>
+        <w:spacing w:after="0" w:line="240" w:lineRule="auto"/>
+        <w:ind w:left="440" w:leftChars="0" w:hanging="360" w:firstLineChars="0"/>
+        <w:jc w:val="both"/>
+        <w:rPr>
+          <w:rFonts w:hint="default" w:ascii="Kalinga" w:hAnsi="Kalinga"/>
+          <w:b w:val="0"/>
+          <w:bCs w:val="0"/>
+          <w:color w:val="auto"/>
+          <w:sz w:val="20"/>
+          <w:szCs w:val="20"/>
+        </w:rPr>
+      </w:pPr>
+      <w:r>
+        <w:rPr>
+          <w:rFonts w:hint="default" w:ascii="Kalinga" w:hAnsi="Kalinga"/>
+          <w:color w:val="auto"/>
+          <w:sz w:val="20"/>
+          <w:szCs w:val="20"/>
+        </w:rPr>
+        <w:t xml:space="preserve">Fasilitas </w:t>
+      </w:r>
+      <w:r>
+        <w:rPr>
+          <w:rFonts w:hint="default" w:ascii="Kalinga" w:hAnsi="Kalinga"/>
+          <w:b w:val="0"/>
+          <w:bCs w:val="0"/>
+          <w:color w:val="auto"/>
+          <w:sz w:val="20"/>
+          <w:szCs w:val="20"/>
+        </w:rPr>
+        <w:t>Kredit {{jenis_kredit}} di {{nama_bank}} maks Rp. {{plafon_maks}} outs Rp. {{outstanding}} angsuran Rp. {{angsuran}} Coll {{kolektibilitas}}. {{alasan}}</w:t>
+      </w:r>
+    </w:p>
+    <w:p>
+      <w:pPr>
+        <w:spacing w:after="0" w:line="240" w:lineRule="auto"/>
+        <w:ind w:left="0" w:leftChars="0" w:firstLine="0" w:firstLineChars="0"/>
+        <w:jc w:val="both"/>
+        <w:rPr>
+          <w:rFonts w:hint="default" w:ascii="Kalinga" w:hAnsi="Kalinga"/>
+          <w:b w:val="0"/>
+          <w:bCs w:val="0"/>
+          <w:color w:val="auto"/>
+          <w:sz w:val="20"/>
+          <w:szCs w:val="20"/>
+        </w:rPr>
+      </w:pPr>
+      <w:r>
+        <w:rPr>
+          <w:rFonts w:hint="default" w:ascii="Kalinga" w:hAnsi="Kalinga"/>
+          <w:b w:val="0"/>
+          <w:bCs w:val="0"/>
+          <w:color w:val="auto"/>
+          <w:sz w:val="20"/>
+          <w:szCs w:val="20"/>
+        </w:rPr>
+        <w:t>{{/list_fasilitas_kredit}}</w:t>
+      </w:r>
+    </w:p>
+    <w:p>
+      <w:pPr>
+        <w:spacing w:after="0" w:line="240" w:lineRule="auto"/>
+        <w:ind w:left="0" w:leftChars="0" w:firstLine="0" w:firstLineChars="0"/>
+        <w:jc w:val="both"/>
+        <w:rPr>
+          <w:rFonts w:hint="default" w:ascii="Kalinga" w:hAnsi="Kalinga"/>
+          <w:b w:val="0"/>
+          <w:bCs w:val="0"/>
+          <w:color w:val="auto"/>
+          <w:sz w:val="20"/>
+          <w:szCs w:val="20"/>
+        </w:rPr>
+      </w:pPr>
+      <w:r>
+        <w:rPr>
+          <w:rFonts w:hint="default" w:ascii="Kalinga" w:hAnsi="Kalinga"/>
+          <w:b w:val="0"/>
+          <w:bCs w:val="0"/>
+          <w:color w:val="auto"/>
+          <w:sz w:val="20"/>
+          <w:szCs w:val="20"/>
+        </w:rPr>
+        <w:t>{{^list_fasilitas_kredit}}</w:t>
+      </w:r>
+    </w:p>
+    <w:p>
+      <w:pPr>
         <w:numPr>
           <w:ilvl w:val="0"/>
           <w:numId w:val="1"/>
         </w:numPr>
-        <w:spacing w:line="240" w:lineRule="auto"/>
-        <w:ind w:left="360" w:leftChars="0" w:right="160" w:rightChars="0" w:hanging="280" w:firstLineChars="0"/>
+        <w:spacing w:after="0" w:line="240" w:lineRule="auto"/>
+        <w:ind w:left="440" w:leftChars="0" w:hanging="360" w:firstLineChars="0"/>
+        <w:jc w:val="both"/>
+        <w:rPr>
+          <w:rFonts w:hint="default" w:ascii="Kalinga" w:hAnsi="Kalinga"/>
+          <w:b w:val="0"/>
+          <w:bCs w:val="0"/>
+          <w:color w:val="auto"/>
+          <w:sz w:val="20"/>
+          <w:szCs w:val="20"/>
+        </w:rPr>
+      </w:pPr>
+      <w:r>
+        <w:rPr>
+          <w:rFonts w:hint="default" w:ascii="Kalinga" w:hAnsi="Kalinga"/>
+          <w:b w:val="0"/>
+          <w:bCs w:val="0"/>
+          <w:color w:val="auto"/>
+          <w:sz w:val="20"/>
+          <w:szCs w:val="20"/>
+        </w:rPr>
+        <w:t>Nihil - Tidak ada fasilitas kredit</w:t>
+      </w:r>
+    </w:p>
+    <w:p>
+      <w:pPr>
+        <w:spacing w:after="0" w:line="240" w:lineRule="auto"/>
+        <w:ind w:left="0" w:leftChars="0" w:firstLine="0" w:firstLineChars="0"/>
+        <w:jc w:val="both"/>
+        <w:rPr>
+          <w:rFonts w:hint="default" w:ascii="Kalinga" w:hAnsi="Kalinga"/>
+          <w:b w:val="0"/>
+          <w:bCs w:val="0"/>
+          <w:color w:val="auto"/>
+          <w:sz w:val="20"/>
+          <w:szCs w:val="20"/>
+        </w:rPr>
+      </w:pPr>
+      <w:r>
+        <w:rPr>
+          <w:rFonts w:hint="default" w:ascii="Kalinga" w:hAnsi="Kalinga"/>
+          <w:b w:val="0"/>
+          <w:bCs w:val="0"/>
+          <w:color w:val="auto"/>
+          <w:sz w:val="20"/>
+          <w:szCs w:val="20"/>
+        </w:rPr>
+        <w:t>{{/list_fasilitas_kredit}}</w:t>
+      </w:r>
+    </w:p>
+    <w:p>
+      <w:pPr>
+        <w:spacing w:after="0" w:line="240" w:lineRule="auto"/>
+        <w:ind w:left="0" w:leftChars="0" w:firstLine="0" w:firstLineChars="0"/>
         <w:jc w:val="both"/>
         <w:rPr>
           <w:rFonts w:ascii="Kalinga" w:hAnsi="Kalinga" w:cs="Kalinga"/>
           <w:b/>
           <w:bCs/>
-          <w:color w:val="auto"/>
-          <w:sz w:val="20"/>
-          <w:szCs w:val="20"/>
-        </w:rPr>
-      </w:pPr>
-      <w:r>
-        <w:rPr>
-          <w:rFonts w:hint="default" w:ascii="Kalinga" w:hAnsi="Kalinga"/>
+          <w:i/>
+          <w:iCs/>
+          <w:color w:val="0000FF"/>
+          <w:sz w:val="20"/>
+          <w:szCs w:val="20"/>
+          <w:u w:val="single"/>
+        </w:rPr>
+      </w:pPr>
+      <w:r>
+        <w:rPr>
+          <w:rFonts w:hint="default" w:ascii="Kalinga" w:hAnsi="Kalinga"/>
+          <w:b/>
+          <w:bCs/>
+          <w:i/>
+          <w:iCs/>
+          <w:color w:val="0000FF"/>
+          <w:sz w:val="20"/>
+          <w:szCs w:val="20"/>
+          <w:u w:val="single"/>
+        </w:rPr>
+        <w:t>{{slik_mitigasi_risiko}}</w:t>
+      </w:r>
+    </w:p>
+    <w:p>
+      <w:pPr>
+        <w:spacing w:after="0" w:line="240" w:lineRule="auto"/>
+        <w:ind w:left="0" w:leftChars="0" w:firstLine="0" w:firstLineChars="0"/>
+        <w:jc w:val="both"/>
+        <w:rPr>
+          <w:rFonts w:ascii="Kalinga" w:hAnsi="Kalinga" w:cs="Kalinga"/>
+          <w:b/>
+          <w:bCs/>
+          <w:color w:val="auto"/>
+          <w:sz w:val="20"/>
+          <w:szCs w:val="20"/>
+          <w:u w:val="single"/>
+        </w:rPr>
+      </w:pPr>
+    </w:p>
+    <w:p>
+      <w:pPr>
+        <w:spacing w:after="0" w:line="240" w:lineRule="auto"/>
+        <w:ind w:left="0" w:leftChars="0" w:firstLine="0" w:firstLineChars="0"/>
+        <w:jc w:val="both"/>
+        <w:rPr>
+          <w:rFonts w:ascii="Kalinga" w:hAnsi="Kalinga" w:cs="Kalinga"/>
+          <w:color w:val="auto"/>
+          <w:sz w:val="20"/>
+          <w:szCs w:val="20"/>
+        </w:rPr>
+      </w:pPr>
+      <w:r>
+        <w:rPr>
+          <w:rFonts w:ascii="Kalinga" w:hAnsi="Kalinga" w:cs="Kalinga"/>
+          <w:b/>
+          <w:bCs/>
+          <w:color w:val="auto"/>
+          <w:sz w:val="20"/>
+          <w:szCs w:val="20"/>
+          <w:u w:val="single"/>
+        </w:rPr>
+        <w:t>VERI</w:t>
+      </w:r>
+      <w:r>
+        <w:rPr>
+          <w:rFonts w:hint="default" w:ascii="Kalinga" w:hAnsi="Kalinga" w:cs="Kalinga"/>
+          <w:b/>
+          <w:bCs/>
+          <w:color w:val="auto"/>
+          <w:sz w:val="20"/>
+          <w:szCs w:val="20"/>
+          <w:u w:val="single"/>
+          <w:lang w:val="en-US"/>
+        </w:rPr>
+        <w:t>FI</w:t>
+      </w:r>
+      <w:r>
+        <w:rPr>
+          <w:rFonts w:ascii="Kalinga" w:hAnsi="Kalinga" w:cs="Kalinga"/>
+          <w:b/>
+          <w:bCs/>
+          <w:color w:val="auto"/>
+          <w:sz w:val="20"/>
+          <w:szCs w:val="20"/>
+          <w:u w:val="single"/>
+        </w:rPr>
+        <w:t xml:space="preserve">KASI PENGHASILAN PEMOHON </w:t>
+      </w:r>
+      <w:bookmarkStart w:id="2" w:name="OLE_LINK25"/>
+    </w:p>
+    <w:p>
+      <w:pPr>
+        <w:spacing w:after="0" w:line="240" w:lineRule="auto"/>
+        <w:ind w:left="0" w:leftChars="0" w:firstLine="0" w:firstLineChars="0"/>
+        <w:jc w:val="both"/>
+        <w:rPr>
+          <w:rFonts w:ascii="Kalinga" w:hAnsi="Kalinga" w:cs="Kalinga"/>
+          <w:color w:val="auto"/>
+          <w:sz w:val="6"/>
+          <w:szCs w:val="6"/>
+        </w:rPr>
+      </w:pPr>
+      <w:r>
+        <w:rPr>
+          <w:rFonts w:hint="default" w:ascii="Kalinga" w:hAnsi="Kalinga"/>
+          <w:color w:val="auto"/>
+          <w:sz w:val="20"/>
+          <w:szCs w:val="20"/>
+        </w:rPr>
+        <w:t xml:space="preserve">Penghasilan Pemohon Cfm. Rekening Koran Gaji Bank {{payroll_bank}} nomor {{payroll_no_rek}} atas nama </w:t>
+      </w:r>
+      <w:r>
+        <w:rPr>
+          <w:rFonts w:hint="default" w:ascii="Kalinga" w:hAnsi="Kalinga"/>
+          <w:color w:val="auto"/>
+          <w:sz w:val="20"/>
+          <w:szCs w:val="20"/>
+          <w:lang w:val="en-US"/>
+        </w:rPr>
+        <w:t>{{nama_pemohon}}</w:t>
+      </w:r>
+      <w:r>
+        <w:rPr>
+          <w:rFonts w:hint="default" w:ascii="Kalinga" w:hAnsi="Kalinga"/>
+          <w:color w:val="auto"/>
+          <w:sz w:val="20"/>
+          <w:szCs w:val="20"/>
+        </w:rPr>
+        <w:t xml:space="preserve"> dengan data sebagai berikut :</w:t>
+      </w:r>
+    </w:p>
+    <w:bookmarkEnd w:id="2"/>
+    <w:p>
+      <w:pPr>
+        <w:numPr>
+          <w:ilvl w:val="0"/>
+          <w:numId w:val="1"/>
+        </w:numPr>
+        <w:spacing w:after="0" w:line="240" w:lineRule="auto"/>
+        <w:ind w:left="440" w:leftChars="0" w:hanging="360" w:firstLineChars="0"/>
+        <w:jc w:val="both"/>
+        <w:rPr>
+          <w:rFonts w:hint="default" w:ascii="Kalinga" w:hAnsi="Kalinga"/>
+          <w:b w:val="0"/>
+          <w:bCs w:val="0"/>
+          <w:color w:val="auto"/>
+          <w:sz w:val="20"/>
+          <w:szCs w:val="20"/>
+        </w:rPr>
+      </w:pPr>
+      <w:r>
+        <w:rPr>
+          <w:rFonts w:hint="default" w:ascii="Kalinga" w:hAnsi="Kalinga"/>
+          <w:color w:val="auto"/>
+          <w:sz w:val="20"/>
+          <w:szCs w:val="20"/>
+        </w:rPr>
+        <w:t>G</w:t>
+      </w:r>
+      <w:r>
+        <w:rPr>
+          <w:rFonts w:hint="default" w:ascii="Kalinga" w:hAnsi="Kalinga"/>
+          <w:b w:val="0"/>
+          <w:bCs w:val="0"/>
+          <w:color w:val="auto"/>
+          <w:sz w:val="20"/>
+          <w:szCs w:val="20"/>
+        </w:rPr>
+        <w:t xml:space="preserve">aji Pensiun Bulan {{pensiun_bulan_1_nama}} </w:t>
+      </w:r>
+      <w:r>
+        <w:rPr>
+          <w:rFonts w:hint="default" w:ascii="Kalinga" w:hAnsi="Kalinga"/>
+          <w:b w:val="0"/>
+          <w:bCs w:val="0"/>
+          <w:color w:val="auto"/>
+          <w:sz w:val="20"/>
+          <w:szCs w:val="20"/>
+        </w:rPr>
+        <w:tab/>
+      </w:r>
+      <w:r>
+        <w:rPr>
+          <w:rFonts w:hint="default" w:ascii="Kalinga" w:hAnsi="Kalinga"/>
+          <w:b w:val="0"/>
+          <w:bCs w:val="0"/>
+          <w:color w:val="auto"/>
+          <w:sz w:val="20"/>
+          <w:szCs w:val="20"/>
+        </w:rPr>
+        <w:t>:</w:t>
+      </w:r>
+      <w:r>
+        <w:rPr>
+          <w:rFonts w:hint="default" w:ascii="Kalinga" w:hAnsi="Kalinga"/>
+          <w:b w:val="0"/>
+          <w:bCs w:val="0"/>
+          <w:color w:val="auto"/>
+          <w:sz w:val="20"/>
+          <w:szCs w:val="20"/>
+          <w:lang w:val="en-US"/>
+        </w:rPr>
+        <w:tab/>
+      </w:r>
+      <w:r>
+        <w:rPr>
+          <w:rFonts w:hint="default" w:ascii="Kalinga" w:hAnsi="Kalinga"/>
+          <w:b w:val="0"/>
+          <w:bCs w:val="0"/>
+          <w:color w:val="auto"/>
+          <w:sz w:val="20"/>
+          <w:szCs w:val="20"/>
+        </w:rPr>
+        <w:t>Rp. {{pensiun_bulan_1}},-</w:t>
+      </w:r>
+    </w:p>
+    <w:p>
+      <w:pPr>
+        <w:numPr>
+          <w:ilvl w:val="0"/>
+          <w:numId w:val="1"/>
+        </w:numPr>
+        <w:spacing w:after="0" w:line="240" w:lineRule="auto"/>
+        <w:ind w:left="440" w:leftChars="0" w:hanging="360" w:firstLineChars="0"/>
+        <w:jc w:val="both"/>
+        <w:rPr>
+          <w:rFonts w:hint="default" w:ascii="Kalinga" w:hAnsi="Kalinga"/>
+          <w:b w:val="0"/>
+          <w:bCs w:val="0"/>
+          <w:color w:val="auto"/>
+          <w:sz w:val="20"/>
+          <w:szCs w:val="20"/>
+        </w:rPr>
+      </w:pPr>
+      <w:r>
+        <w:rPr>
+          <w:rFonts w:hint="default" w:ascii="Kalinga" w:hAnsi="Kalinga"/>
+          <w:b w:val="0"/>
+          <w:bCs w:val="0"/>
           <w:color w:val="auto"/>
           <w:sz w:val="20"/>
           <w:szCs w:val="20"/>
@@ -916,6 +857,136 @@
       <w:r>
         <w:rPr>
           <w:rFonts w:hint="default" w:ascii="Kalinga" w:hAnsi="Kalinga"/>
+          <w:b w:val="0"/>
+          <w:bCs w:val="0"/>
+          <w:color w:val="auto"/>
+          <w:sz w:val="20"/>
+          <w:szCs w:val="20"/>
+          <w:lang w:val="en-US"/>
+        </w:rPr>
+        <w:t>2</w:t>
+      </w:r>
+      <w:r>
+        <w:rPr>
+          <w:rFonts w:hint="default" w:ascii="Kalinga" w:hAnsi="Kalinga"/>
+          <w:b w:val="0"/>
+          <w:bCs w:val="0"/>
+          <w:color w:val="auto"/>
+          <w:sz w:val="20"/>
+          <w:szCs w:val="20"/>
+        </w:rPr>
+        <w:t xml:space="preserve">_nama}} </w:t>
+      </w:r>
+      <w:r>
+        <w:rPr>
+          <w:rFonts w:hint="default" w:ascii="Kalinga" w:hAnsi="Kalinga"/>
+          <w:b w:val="0"/>
+          <w:bCs w:val="0"/>
+          <w:color w:val="auto"/>
+          <w:sz w:val="20"/>
+          <w:szCs w:val="20"/>
+        </w:rPr>
+        <w:tab/>
+      </w:r>
+      <w:r>
+        <w:rPr>
+          <w:rFonts w:hint="default" w:ascii="Kalinga" w:hAnsi="Kalinga"/>
+          <w:b w:val="0"/>
+          <w:bCs w:val="0"/>
+          <w:color w:val="auto"/>
+          <w:sz w:val="20"/>
+          <w:szCs w:val="20"/>
+        </w:rPr>
+        <w:t>:</w:t>
+      </w:r>
+      <w:r>
+        <w:rPr>
+          <w:rFonts w:hint="default" w:ascii="Kalinga" w:hAnsi="Kalinga"/>
+          <w:b w:val="0"/>
+          <w:bCs w:val="0"/>
+          <w:color w:val="auto"/>
+          <w:sz w:val="20"/>
+          <w:szCs w:val="20"/>
+          <w:lang w:val="en-US"/>
+        </w:rPr>
+        <w:tab/>
+      </w:r>
+      <w:r>
+        <w:rPr>
+          <w:rFonts w:hint="default" w:ascii="Kalinga" w:hAnsi="Kalinga"/>
+          <w:b w:val="0"/>
+          <w:bCs w:val="0"/>
+          <w:color w:val="auto"/>
+          <w:sz w:val="20"/>
+          <w:szCs w:val="20"/>
+        </w:rPr>
+        <w:t>Rp. {{pensiun_bulan_</w:t>
+      </w:r>
+      <w:r>
+        <w:rPr>
+          <w:rFonts w:hint="default" w:ascii="Kalinga" w:hAnsi="Kalinga"/>
+          <w:b w:val="0"/>
+          <w:bCs w:val="0"/>
+          <w:color w:val="auto"/>
+          <w:sz w:val="20"/>
+          <w:szCs w:val="20"/>
+          <w:lang w:val="en-US"/>
+        </w:rPr>
+        <w:t>2</w:t>
+      </w:r>
+      <w:r>
+        <w:rPr>
+          <w:rFonts w:hint="default" w:ascii="Kalinga" w:hAnsi="Kalinga"/>
+          <w:b w:val="0"/>
+          <w:bCs w:val="0"/>
+          <w:color w:val="auto"/>
+          <w:sz w:val="20"/>
+          <w:szCs w:val="20"/>
+        </w:rPr>
+        <w:t>}},-</w:t>
+      </w:r>
+    </w:p>
+    <w:p>
+      <w:pPr>
+        <w:numPr>
+          <w:ilvl w:val="0"/>
+          <w:numId w:val="1"/>
+        </w:numPr>
+        <w:spacing w:after="0" w:line="240" w:lineRule="auto"/>
+        <w:ind w:left="440" w:leftChars="0" w:hanging="360" w:firstLineChars="0"/>
+        <w:jc w:val="both"/>
+        <w:rPr>
+          <w:rFonts w:ascii="Kalinga" w:hAnsi="Kalinga" w:cs="Kalinga"/>
+          <w:b/>
+          <w:bCs/>
+          <w:color w:val="auto"/>
+          <w:sz w:val="20"/>
+          <w:szCs w:val="20"/>
+        </w:rPr>
+      </w:pPr>
+      <w:r>
+        <w:rPr>
+          <w:rFonts w:hint="default" w:ascii="Kalinga" w:hAnsi="Kalinga"/>
+          <w:b w:val="0"/>
+          <w:bCs w:val="0"/>
+          <w:color w:val="auto"/>
+          <w:sz w:val="20"/>
+          <w:szCs w:val="20"/>
+        </w:rPr>
+        <w:t>Ga</w:t>
+      </w:r>
+      <w:r>
+        <w:rPr>
+          <w:rFonts w:hint="default" w:ascii="Kalinga" w:hAnsi="Kalinga"/>
+          <w:color w:val="auto"/>
+          <w:sz w:val="20"/>
+          <w:szCs w:val="20"/>
+        </w:rPr>
+        <w:t>ji Pensiun Bulan {{pensiun_bulan_</w:t>
+      </w:r>
+      <w:r>
+        <w:rPr>
+          <w:rFonts w:hint="default" w:ascii="Kalinga" w:hAnsi="Kalinga"/>
           <w:color w:val="auto"/>
           <w:sz w:val="20"/>
           <w:szCs w:val="20"/>
@@ -1355,26 +1426,32 @@
     </w:p>
     <w:p>
       <w:pPr>
-        <w:spacing w:after="0" w:line="240" w:lineRule="auto"/>
-        <w:rPr>
-          <w:rFonts w:hint="default" w:ascii="Kalinga" w:hAnsi="Kalinga"/>
-          <w:b w:val="0"/>
-          <w:bCs w:val="0"/>
-          <w:color w:val="auto"/>
-          <w:sz w:val="20"/>
-          <w:szCs w:val="20"/>
-        </w:rPr>
-      </w:pPr>
-      <w:r>
-        <w:rPr>
-          <w:rFonts w:hint="default" w:ascii="Kalinga" w:hAnsi="Kalinga"/>
-          <w:b w:val="0"/>
-          <w:bCs w:val="0"/>
-          <w:color w:val="auto"/>
-          <w:sz w:val="20"/>
-          <w:szCs w:val="20"/>
-        </w:rPr>
-        <w:t>-{{text}}</w:t>
+        <w:numPr>
+          <w:ilvl w:val="0"/>
+          <w:numId w:val="1"/>
+        </w:numPr>
+        <w:spacing w:after="0" w:line="240" w:lineRule="auto"/>
+        <w:ind w:left="440" w:leftChars="0" w:hanging="360" w:firstLineChars="0"/>
+        <w:jc w:val="both"/>
+        <w:rPr>
+          <w:rFonts w:hint="default" w:ascii="Kalinga" w:hAnsi="Kalinga"/>
+          <w:b w:val="0"/>
+          <w:bCs w:val="0"/>
+          <w:color w:val="auto"/>
+          <w:sz w:val="20"/>
+          <w:szCs w:val="20"/>
+        </w:rPr>
+      </w:pPr>
+      <w:r>
+        <w:rPr>
+          <w:rFonts w:hint="default" w:ascii="Kalinga" w:hAnsi="Kalinga"/>
+          <w:b w:val="0"/>
+          <w:bCs w:val="0"/>
+          <w:color w:val="auto"/>
+          <w:sz w:val="20"/>
+          <w:szCs w:val="20"/>
+        </w:rPr>
+        <w:t>{{text}}</w:t>
       </w:r>
     </w:p>
     <w:p>
@@ -1424,8 +1501,6 @@
           <w:szCs w:val="20"/>
         </w:rPr>
       </w:pPr>
-      <w:bookmarkStart w:id="17" w:name="_GoBack"/>
-      <w:bookmarkEnd w:id="17"/>
     </w:p>
     <w:p>
       <w:pPr>
@@ -1957,6 +2032,36 @@
     </w:p>
     <w:p>
       <w:pPr>
+        <w:numPr>
+          <w:ilvl w:val="0"/>
+          <w:numId w:val="1"/>
+        </w:numPr>
+        <w:spacing w:after="0" w:line="240" w:lineRule="auto"/>
+        <w:ind w:left="440" w:leftChars="0" w:hanging="360" w:firstLineChars="0"/>
+        <w:jc w:val="both"/>
+        <w:rPr>
+          <w:rFonts w:hint="default" w:ascii="Kalinga" w:hAnsi="Kalinga"/>
+          <w:b w:val="0"/>
+          <w:bCs w:val="0"/>
+          <w:color w:val="auto"/>
+          <w:sz w:val="20"/>
+          <w:szCs w:val="20"/>
+        </w:rPr>
+      </w:pPr>
+      <w:r>
+        <w:rPr>
+          <w:rFonts w:hint="default" w:ascii="Kalinga" w:hAnsi="Kalinga"/>
+          <w:b w:val="0"/>
+          <w:bCs w:val="0"/>
+          <w:color w:val="auto"/>
+          <w:sz w:val="20"/>
+          <w:szCs w:val="20"/>
+        </w:rPr>
+        <w:t>Fasilitas Kredit {{jenis_kredit}} di {{nama_bank}} maks Rp. {{plafon_maks}} outs Rp. {{outstanding}} angsuran Rp. {{angsuran}} Coll {{kolektibilitas}}. {{alasan}}</w:t>
+      </w:r>
+    </w:p>
+    <w:p>
+      <w:pPr>
         <w:spacing w:after="0" w:line="240" w:lineRule="auto"/>
         <w:ind w:left="0" w:leftChars="0" w:firstLine="0" w:firstLineChars="0"/>
         <w:jc w:val="both"/>
@@ -1978,7 +2083,7 @@
           <w:sz w:val="20"/>
           <w:szCs w:val="20"/>
         </w:rPr>
-        <w:t>-Fasilitas Kredit {{jenis_kredit}} di {{nama_bank}} maks Rp. {{plafon_maks}} outs Rp. {{outstanding}} angsuran Rp. {{angsuran}} Coll {{kolektibilitas}}. {{alasan}}</w:t>
+        <w:t>{{/list_fasilitas_kredit}}</w:t>
       </w:r>
     </w:p>
     <w:p>
@@ -2004,59 +2109,37 @@
           <w:sz w:val="20"/>
           <w:szCs w:val="20"/>
         </w:rPr>
-        <w:t>{{/list_fasilitas_kredit}}</w:t>
-      </w:r>
-    </w:p>
-    <w:p>
-      <w:pPr>
-        <w:spacing w:after="0" w:line="240" w:lineRule="auto"/>
-        <w:ind w:left="0" w:leftChars="0" w:firstLine="0" w:firstLineChars="0"/>
-        <w:jc w:val="both"/>
-        <w:rPr>
-          <w:rFonts w:hint="default" w:ascii="Kalinga" w:hAnsi="Kalinga"/>
-          <w:b w:val="0"/>
-          <w:bCs w:val="0"/>
-          <w:color w:val="auto"/>
-          <w:sz w:val="20"/>
-          <w:szCs w:val="20"/>
-        </w:rPr>
-      </w:pPr>
-      <w:r>
-        <w:rPr>
-          <w:rFonts w:hint="default" w:ascii="Kalinga" w:hAnsi="Kalinga"/>
-          <w:b w:val="0"/>
-          <w:bCs w:val="0"/>
-          <w:color w:val="auto"/>
-          <w:sz w:val="20"/>
-          <w:szCs w:val="20"/>
-        </w:rPr>
         <w:t>{{^list_fasilitas_kredit}}</w:t>
       </w:r>
     </w:p>
     <w:p>
       <w:pPr>
-        <w:spacing w:after="0" w:line="240" w:lineRule="auto"/>
-        <w:ind w:left="0" w:leftChars="0" w:firstLine="0" w:firstLineChars="0"/>
-        <w:jc w:val="both"/>
-        <w:rPr>
-          <w:rFonts w:hint="default" w:ascii="Kalinga" w:hAnsi="Kalinga"/>
-          <w:b w:val="0"/>
-          <w:bCs w:val="0"/>
-          <w:color w:val="auto"/>
-          <w:sz w:val="20"/>
-          <w:szCs w:val="20"/>
-        </w:rPr>
-      </w:pPr>
-      <w:r>
-        <w:rPr>
-          <w:rFonts w:hint="default" w:ascii="Kalinga" w:hAnsi="Kalinga"/>
-          <w:b w:val="0"/>
-          <w:bCs w:val="0"/>
-          <w:color w:val="auto"/>
-          <w:sz w:val="20"/>
-          <w:szCs w:val="20"/>
-        </w:rPr>
-        <w:t>-Nihil - Tidak ada fasilitas kredit</w:t>
+        <w:numPr>
+          <w:ilvl w:val="0"/>
+          <w:numId w:val="1"/>
+        </w:numPr>
+        <w:spacing w:after="0" w:line="240" w:lineRule="auto"/>
+        <w:ind w:left="440" w:leftChars="0" w:hanging="360" w:firstLineChars="0"/>
+        <w:jc w:val="both"/>
+        <w:rPr>
+          <w:rFonts w:hint="default" w:ascii="Kalinga" w:hAnsi="Kalinga"/>
+          <w:b w:val="0"/>
+          <w:bCs w:val="0"/>
+          <w:color w:val="auto"/>
+          <w:sz w:val="20"/>
+          <w:szCs w:val="20"/>
+        </w:rPr>
+      </w:pPr>
+      <w:r>
+        <w:rPr>
+          <w:rFonts w:hint="default" w:ascii="Kalinga" w:hAnsi="Kalinga"/>
+          <w:b w:val="0"/>
+          <w:bCs w:val="0"/>
+          <w:color w:val="auto"/>
+          <w:sz w:val="20"/>
+          <w:szCs w:val="20"/>
+        </w:rPr>
+        <w:t>Nihil - Tidak ada fasilitas kredit</w:t>
       </w:r>
     </w:p>
     <w:p>
@@ -2710,16 +2793,16 @@
         </w:rPr>
       </w:pPr>
       <w:bookmarkStart w:id="3" w:name="OLE_LINK19"/>
-      <w:bookmarkStart w:id="4" w:name="OLE_LINK17"/>
-      <w:bookmarkStart w:id="5" w:name="OLE_LINK8"/>
-      <w:bookmarkStart w:id="6" w:name="OLE_LINK27"/>
-      <w:bookmarkStart w:id="7" w:name="OLE_LINK3"/>
-      <w:bookmarkStart w:id="8" w:name="OLE_LINK32"/>
-      <w:bookmarkStart w:id="9" w:name="OLE_LINK23"/>
-      <w:bookmarkStart w:id="10" w:name="OLE_LINK24"/>
-      <w:bookmarkStart w:id="11" w:name="OLE_LINK10"/>
-      <w:bookmarkStart w:id="12" w:name="OLE_LINK33"/>
-      <w:bookmarkStart w:id="13" w:name="OLE_LINK41"/>
+      <w:bookmarkStart w:id="4" w:name="OLE_LINK8"/>
+      <w:bookmarkStart w:id="5" w:name="OLE_LINK17"/>
+      <w:bookmarkStart w:id="6" w:name="OLE_LINK41"/>
+      <w:bookmarkStart w:id="7" w:name="OLE_LINK27"/>
+      <w:bookmarkStart w:id="8" w:name="OLE_LINK3"/>
+      <w:bookmarkStart w:id="9" w:name="OLE_LINK32"/>
+      <w:bookmarkStart w:id="10" w:name="OLE_LINK23"/>
+      <w:bookmarkStart w:id="11" w:name="OLE_LINK24"/>
+      <w:bookmarkStart w:id="12" w:name="OLE_LINK10"/>
+      <w:bookmarkStart w:id="13" w:name="OLE_LINK33"/>
       <w:r>
         <w:rPr>
           <w:rFonts w:ascii="Kalinga" w:hAnsi="Kalinga" w:cs="Kalinga"/>
@@ -3130,13 +3213,12 @@
     </w:p>
     <w:p>
       <w:pPr>
-        <w:pStyle w:val="6"/>
         <w:numPr>
           <w:ilvl w:val="0"/>
           <w:numId w:val="1"/>
         </w:numPr>
-        <w:spacing w:line="240" w:lineRule="auto"/>
-        <w:ind w:left="360" w:leftChars="0" w:right="160" w:rightChars="0" w:hanging="280" w:firstLineChars="0"/>
+        <w:spacing w:after="0" w:line="240" w:lineRule="auto"/>
+        <w:ind w:left="440" w:leftChars="0" w:hanging="360" w:firstLineChars="0"/>
         <w:jc w:val="both"/>
         <w:rPr>
           <w:rFonts w:hint="default" w:ascii="Kalinga" w:hAnsi="Kalinga" w:cs="Kalinga"/>
@@ -3246,13 +3328,12 @@
     </w:p>
     <w:p>
       <w:pPr>
-        <w:pStyle w:val="6"/>
         <w:numPr>
           <w:ilvl w:val="0"/>
           <w:numId w:val="1"/>
         </w:numPr>
-        <w:spacing w:line="240" w:lineRule="auto"/>
-        <w:ind w:left="360" w:leftChars="0" w:right="160" w:rightChars="0" w:hanging="280" w:firstLineChars="0"/>
+        <w:spacing w:after="0" w:line="240" w:lineRule="auto"/>
+        <w:ind w:left="440" w:leftChars="0" w:hanging="360" w:firstLineChars="0"/>
         <w:jc w:val="both"/>
         <w:rPr>
           <w:rFonts w:hint="default" w:ascii="Kalinga" w:hAnsi="Kalinga" w:cs="Kalinga"/>
@@ -3262,6 +3343,8 @@
           <w:lang w:val="en-US"/>
         </w:rPr>
       </w:pPr>
+      <w:bookmarkStart w:id="17" w:name="_GoBack"/>
+      <w:bookmarkEnd w:id="17"/>
       <w:r>
         <w:rPr>
           <w:rFonts w:hint="default" w:ascii="Kalinga" w:hAnsi="Kalinga"/>
@@ -3336,9 +3419,9 @@
 <file path=word/numbering.xml><?xml version="1.0" encoding="utf-8"?>
 <w:numbering xmlns:wpc="http://schemas.microsoft.com/office/word/2010/wordprocessingCanvas" xmlns:mc="http://schemas.openxmlformats.org/markup-compatibility/2006" xmlns:o="urn:schemas-microsoft-com:office:office" xmlns:r="http://schemas.openxmlformats.org/officeDocument/2006/relationships" xmlns:m="http://schemas.openxmlformats.org/officeDocument/2006/math" xmlns:v="urn:schemas-microsoft-com:vml" xmlns:wp14="http://schemas.microsoft.com/office/word/2010/wordprocessingDrawing" xmlns:wp="http://schemas.openxmlformats.org/drawingml/2006/wordprocessingDrawing" xmlns:w10="urn:schemas-microsoft-com:office:word" xmlns:w="http://schemas.openxmlformats.org/wordprocessingml/2006/main" xmlns:w14="http://schemas.microsoft.com/office/word/2010/wordml" xmlns:wpg="http://schemas.microsoft.com/office/word/2010/wordprocessingGroup" xmlns:wpi="http://schemas.microsoft.com/office/word/2010/wordprocessingInk" xmlns:wne="http://schemas.microsoft.com/office/word/2006/wordml" xmlns:wps="http://schemas.microsoft.com/office/word/2010/wordprocessingShape" xmlns:wpsCustomData="http://www.wps.cn/officeDocument/2013/wpsCustomData" mc:Ignorable="w14 wp14">
   <w:abstractNum w:abstractNumId="0">
-    <w:nsid w:val="7E9B36FC"/>
+    <w:nsid w:val="EBD8491B"/>
     <w:multiLevelType w:val="multilevel"/>
-    <w:tmpl w:val="7E9B36FC"/>
+    <w:tmpl w:val="EBD8491B"/>
     <w:lvl w:ilvl="0" w:tentative="0">
       <w:start w:val="1"/>
       <w:numFmt w:val="bullet"/>
